--- a/docs/projeraporu_231401028_Mete_Kilic.docx
+++ b/docs/projeraporu_231401028_Mete_Kilic.docx
@@ -34,6 +34,7 @@
             <w:r>
               <w:rPr>
                 <w:b/>
+                <w:noProof/>
               </w:rPr>
               <w:drawing>
                 <wp:inline distT="0" distB="0" distL="0" distR="0" wp14:anchorId="4847ECF7" wp14:editId="11613106">
@@ -259,29 +260,7 @@
           <w:sz w:val="26"/>
           <w:szCs w:val="26"/>
         </w:rPr>
-        <w:t xml:space="preserve">Film Oyuncu </w:t>
-      </w:r>
-      <w:proofErr w:type="gramStart"/>
-      <w:r>
-        <w:rPr>
-          <w:b/>
-          <w:bCs/>
-          <w:color w:val="156082" w:themeColor="accent1"/>
-          <w:sz w:val="26"/>
-          <w:szCs w:val="26"/>
-        </w:rPr>
-        <w:t>İşbirliği</w:t>
-      </w:r>
-      <w:proofErr w:type="gramEnd"/>
-      <w:r>
-        <w:rPr>
-          <w:b/>
-          <w:bCs/>
-          <w:color w:val="156082" w:themeColor="accent1"/>
-          <w:sz w:val="26"/>
-          <w:szCs w:val="26"/>
-        </w:rPr>
-        <w:t xml:space="preserve"> Ağının Graf Teorisi ile Analizi</w:t>
+        <w:t>Film Oyuncu İşbirliği Ağının Graf Teorisi ile Analizi</w:t>
       </w:r>
     </w:p>
     <w:p>
@@ -307,7 +286,6 @@
     <w:p>
       <w:pPr>
         <w:spacing w:after="200"/>
-        <w:jc w:val="center"/>
         <w:rPr>
           <w:b/>
           <w:bCs/>
@@ -317,32 +295,12 @@
     <w:p>
       <w:pPr>
         <w:spacing w:after="200"/>
-        <w:jc w:val="center"/>
-        <w:rPr>
-          <w:b/>
-          <w:bCs/>
-        </w:rPr>
-      </w:pPr>
-    </w:p>
-    <w:p>
-      <w:pPr>
-        <w:spacing w:after="200"/>
-        <w:rPr>
-          <w:b/>
-          <w:bCs/>
-        </w:rPr>
       </w:pPr>
       <w:r>
         <w:rPr>
           <w:color w:val="156082" w:themeColor="accent1"/>
         </w:rPr>
-        <w:t>Kaynak Kod</w:t>
-      </w:r>
-      <w:r>
-        <w:rPr>
-          <w:color w:val="156082" w:themeColor="accent1"/>
-        </w:rPr>
-        <w:t xml:space="preserve">/ </w:t>
+        <w:t xml:space="preserve">Kaynak Kod/ </w:t>
       </w:r>
       <w:proofErr w:type="spellStart"/>
       <w:r>
@@ -356,13 +314,7 @@
         <w:rPr>
           <w:color w:val="156082" w:themeColor="accent1"/>
         </w:rPr>
-        <w:t xml:space="preserve"> linki</w:t>
-      </w:r>
-      <w:r>
-        <w:rPr>
-          <w:color w:val="156082" w:themeColor="accent1"/>
-        </w:rPr>
-        <w:t>:</w:t>
+        <w:t xml:space="preserve"> linki:</w:t>
       </w:r>
       <w:r>
         <w:t xml:space="preserve"> </w:t>
@@ -375,6 +327,36 @@
           <w:t>https://github.com/Metekilic0/bil403-graph-teory</w:t>
         </w:r>
       </w:hyperlink>
+    </w:p>
+    <w:p>
+      <w:pPr>
+        <w:spacing w:after="200"/>
+        <w:rPr>
+          <w:b/>
+          <w:bCs/>
+          <w:color w:val="156082" w:themeColor="accent1"/>
+        </w:rPr>
+      </w:pPr>
+      <w:r>
+        <w:rPr>
+          <w:color w:val="156082" w:themeColor="accent1"/>
+        </w:rPr>
+        <w:t xml:space="preserve">Video Sunumu / Demo linki: </w:t>
+      </w:r>
+      <w:hyperlink r:id="rId9" w:history="1">
+        <w:r>
+          <w:rPr>
+            <w:rStyle w:val="Kpr"/>
+          </w:rPr>
+          <w:t>https://youtu.be/1BS9KUG5KsA</w:t>
+        </w:r>
+      </w:hyperlink>
+      <w:r>
+        <w:rPr>
+          <w:color w:val="156082" w:themeColor="accent1"/>
+        </w:rPr>
+        <w:t xml:space="preserve"> </w:t>
+      </w:r>
     </w:p>
     <w:p>
       <w:pPr>
@@ -705,15 +687,13 @@
     <w:p/>
     <w:sdt>
       <w:sdtPr>
-        <w:alias w:val="İçindekiler"/>
-        <w:id w:val="1730421503"/>
-      </w:sdtPr>
-      <w:sdtEndPr>
         <w:rPr>
           <w:noProof w:val="0"/>
           <w:color w:val="auto"/>
         </w:rPr>
-      </w:sdtEndPr>
+        <w:alias w:val="İçindekiler"/>
+        <w:id w:val="1730421503"/>
+      </w:sdtPr>
       <w:sdtContent>
         <w:p>
           <w:pPr>
@@ -1845,15 +1825,7 @@
       </w:r>
       <w:proofErr w:type="spellEnd"/>
       <w:r>
-        <w:t xml:space="preserve">) filmi oyuncu </w:t>
-      </w:r>
-      <w:proofErr w:type="gramStart"/>
-      <w:r>
-        <w:t>işbirliği</w:t>
-      </w:r>
-      <w:proofErr w:type="gramEnd"/>
-      <w:r>
-        <w:t xml:space="preserve"> ağı kurulmuş ve bu ağ üzerinde çeşitli graf teorisi ve sosyal ağ analizi yöntemleri uygulanmıştır. Ağ, oyuncu-film iki parçalı (</w:t>
+        <w:t>) filmi oyuncu işbirliği ağı kurulmuş ve bu ağ üzerinde çeşitli graf teorisi ve sosyal ağ analizi yöntemleri uygulanmıştır. Ağ, oyuncu-film iki parçalı (</w:t>
       </w:r>
       <w:proofErr w:type="spellStart"/>
       <w:r>
@@ -1968,15 +1940,7 @@
       </w:r>
       <w:proofErr w:type="spellEnd"/>
       <w:r>
-        <w:t xml:space="preserve">) birlikte rol almış oyuncular arasındaki </w:t>
-      </w:r>
-      <w:proofErr w:type="gramStart"/>
-      <w:r>
-        <w:t>işbirliği</w:t>
-      </w:r>
-      <w:proofErr w:type="gramEnd"/>
-      <w:r>
-        <w:t xml:space="preserve"> ilişkileri bir graf üzerinde modellenmiş ve bu graf üzerinde çeşitli sosyal ağ analizi ve graf teorisi yöntemleri uygulanmıştır. Konunun seçilme amacı, hem ders kapsamında öğrenilen kavramların (merkezilik, topluluk tespiti, küçük-dünya olgusu, ağ dayanıklılığı vb.) somut ve anlaşılır bir veri kümesi üzerinde uygulanabilmesini sağlamak hem de halk arasında bilinen "Kevin Bacon'ın altı derecesi" gibi popüler kültür fenomenlerinin arkasındaki matematiksel yapının incelenmesidir.</w:t>
+        <w:t>) birlikte rol almış oyuncular arasındaki işbirliği ilişkileri bir graf üzerinde modellenmiş ve bu graf üzerinde çeşitli sosyal ağ analizi ve graf teorisi yöntemleri uygulanmıştır. Konunun seçilme amacı, hem ders kapsamında öğrenilen kavramların (merkezilik, topluluk tespiti, küçük-dünya olgusu, ağ dayanıklılığı vb.) somut ve anlaşılır bir veri kümesi üzerinde uygulanabilmesini sağlamak hem de halk arasında bilinen "Kevin Bacon'ın altı derecesi" gibi popüler kültür fenomenlerinin arkasındaki matematiksel yapının incelenmesidir.</w:t>
       </w:r>
     </w:p>
     <w:p>
@@ -2028,42 +1992,34 @@
         <w:t xml:space="preserve"> kendisi ve platforma katkı sağlayan geniş bir kullanıcı topluluğu tarafından sürekli güncellenmektedir. Projede dört ayrı tablo kullanılmıştır: </w:t>
       </w:r>
       <w:proofErr w:type="spellStart"/>
-      <w:proofErr w:type="gramStart"/>
       <w:r>
         <w:t>title.basics</w:t>
       </w:r>
       <w:proofErr w:type="spellEnd"/>
-      <w:proofErr w:type="gramEnd"/>
       <w:r>
         <w:t xml:space="preserve"> (film kimliği, türü, adı, yapım yılı ve tür etiketleri), </w:t>
       </w:r>
       <w:proofErr w:type="spellStart"/>
-      <w:proofErr w:type="gramStart"/>
       <w:r>
         <w:t>title.principals</w:t>
       </w:r>
       <w:proofErr w:type="spellEnd"/>
-      <w:proofErr w:type="gramEnd"/>
       <w:r>
         <w:t xml:space="preserve"> (bir filmde rol alan oyuncuların kimlikleri ve rolleri), </w:t>
       </w:r>
       <w:proofErr w:type="spellStart"/>
-      <w:proofErr w:type="gramStart"/>
       <w:r>
         <w:t>name.basics</w:t>
       </w:r>
       <w:proofErr w:type="spellEnd"/>
-      <w:proofErr w:type="gramEnd"/>
       <w:r>
         <w:t xml:space="preserve"> (oyuncu kimliklerinin gerçek isimlerle eşleştirilmesi) ve </w:t>
       </w:r>
       <w:proofErr w:type="spellStart"/>
-      <w:proofErr w:type="gramStart"/>
       <w:r>
         <w:t>title.ratings</w:t>
       </w:r>
       <w:proofErr w:type="spellEnd"/>
-      <w:proofErr w:type="gramEnd"/>
       <w:r>
         <w:t xml:space="preserve"> (bir filmin aldığı toplam oy sayısı, popülerlik göstergesi olarak). Bu dört tablo birleştirilerek önce bir oyuncu-film iki parçalı (</w:t>
       </w:r>
@@ -2086,15 +2042,7 @@
       </w:r>
       <w:r>
         <w:lastRenderedPageBreak/>
-        <w:t xml:space="preserve">Ancak sonuçları incelediğimizde ağın 259 ayrı bağlantılı bileşene bölündüğünü ve en büyük bileşenin yalnızca 52 oyuncudan oluştuğunu gördük. İlk anda bunu bir kod hatası zannettik, fakat veriyi tekrar kontrol ettiğimizde sorunun kodda değil örneklemin doğasında olduğunu fark ettik: "gerilim" etiketi dünya genelinde birbirinden çok farklı ulusal sinema endüstrilerini (örneğin Hint alt kıtasının çeşitli dil sinemalarını, Hollywood yapımlarını, Avrupa yapımlarını) bir araya getirdiği için, bu endüstriler arasında ortak oyuncu neredeyse hiç bulunmuyordu. Bunun üzerine örneklem büyüklüğünü 800 filme çıkardık; bu değişiklikle birlikte toplam oyuncu sayısı 6.482'ye, en büyük bağlantılı bileşenin boyutu ise 226 oyuncuya yükseldi. Oranın kendisi (%3,5) çok değişmese </w:t>
-      </w:r>
-      <w:proofErr w:type="gramStart"/>
-      <w:r>
-        <w:t>de,</w:t>
-      </w:r>
-      <w:proofErr w:type="gramEnd"/>
-      <w:r>
-        <w:t xml:space="preserve"> mutlak büyüklük anlamlı analizler yapabilmek için yeterli hale geldi.</w:t>
+        <w:t>Ancak sonuçları incelediğimizde ağın 259 ayrı bağlantılı bileşene bölündüğünü ve en büyük bileşenin yalnızca 52 oyuncudan oluştuğunu gördük. İlk anda bunu bir kod hatası zannettik, fakat veriyi tekrar kontrol ettiğimizde sorunun kodda değil örneklemin doğasında olduğunu fark ettik: "gerilim" etiketi dünya genelinde birbirinden çok farklı ulusal sinema endüstrilerini (örneğin Hint alt kıtasının çeşitli dil sinemalarını, Hollywood yapımlarını, Avrupa yapımlarını) bir araya getirdiği için, bu endüstriler arasında ortak oyuncu neredeyse hiç bulunmuyordu. Bunun üzerine örneklem büyüklüğünü 800 filme çıkardık; bu değişiklikle birlikte toplam oyuncu sayısı 6.482'ye, en büyük bağlantılı bileşenin boyutu ise 226 oyuncuya yükseldi. Oranın kendisi (%3,5) çok değişmese de, mutlak büyüklük anlamlı analizler yapabilmek için yeterli hale geldi.</w:t>
       </w:r>
     </w:p>
     <w:p>
@@ -2103,15 +2051,7 @@
         <w:jc w:val="both"/>
       </w:pPr>
       <w:r>
-        <w:t xml:space="preserve">Bu tür oyuncu </w:t>
-      </w:r>
-      <w:proofErr w:type="gramStart"/>
-      <w:r>
-        <w:t>işbirliği</w:t>
-      </w:r>
-      <w:proofErr w:type="gramEnd"/>
-      <w:r>
-        <w:t xml:space="preserve"> ağları, sosyal ağ bilimi literatüründe oldukça köklü bir geçmişe sahiptir. </w:t>
+        <w:t xml:space="preserve">Bu tür oyuncu işbirliği ağları, sosyal ağ bilimi literatüründe oldukça köklü bir geçmişe sahiptir. </w:t>
       </w:r>
       <w:proofErr w:type="spellStart"/>
       <w:r>
@@ -2135,15 +2075,7 @@
       </w:r>
       <w:proofErr w:type="spellEnd"/>
       <w:r>
-        <w:t xml:space="preserve">) ağların tanımlanmasında tam olarak bir film-oyuncu </w:t>
-      </w:r>
-      <w:proofErr w:type="gramStart"/>
-      <w:r>
-        <w:t>işbirliği</w:t>
-      </w:r>
-      <w:proofErr w:type="gramEnd"/>
-      <w:r>
-        <w:t xml:space="preserve"> ağını, güç şebekesi ve C. </w:t>
+        <w:t xml:space="preserve">) ağların tanımlanmasında tam olarak bir film-oyuncu işbirliği ağını, güç şebekesi ve C. </w:t>
       </w:r>
       <w:proofErr w:type="spellStart"/>
       <w:r>
@@ -2353,15 +2285,7 @@
         <w:jc w:val="both"/>
       </w:pPr>
       <w:r>
-        <w:t xml:space="preserve">Ağın genel yapısını karakterize etmek için kümelenme katsayısı (bir oyuncunun film arkadaşlarının birbirini tanıma olasılığı), çap ve ortalama en kısa yol </w:t>
-      </w:r>
-      <w:proofErr w:type="gramStart"/>
-      <w:r>
-        <w:t>uzunluğu,</w:t>
-      </w:r>
-      <w:proofErr w:type="gramEnd"/>
-      <w:r>
-        <w:t xml:space="preserve"> ve derece </w:t>
+        <w:t xml:space="preserve">Ağın genel yapısını karakterize etmek için kümelenme katsayısı (bir oyuncunun film arkadaşlarının birbirini tanıma olasılığı), çap ve ortalama en kısa yol uzunluğu, ve derece </w:t>
       </w:r>
       <w:proofErr w:type="spellStart"/>
       <w:r>
@@ -2388,22 +2312,12 @@
         <w:t xml:space="preserve"> modeli, G(</w:t>
       </w:r>
       <w:proofErr w:type="spellStart"/>
-      <w:proofErr w:type="gramStart"/>
       <w:r>
         <w:t>n,m</w:t>
       </w:r>
       <w:proofErr w:type="spellEnd"/>
-      <w:proofErr w:type="gramEnd"/>
-      <w:r>
-        <w:t xml:space="preserve">)) üretilmiş, bu rastgele grafların ortalama kümelenme ve yol uzunluğu değerleriyle gerçek ağınki karşılaştırılarak sigma (σ) istatistiği hesaplanmıştır. </w:t>
-      </w:r>
-      <w:proofErr w:type="gramStart"/>
-      <w:r>
-        <w:t>σ</w:t>
-      </w:r>
-      <w:proofErr w:type="gramEnd"/>
-      <w:r>
-        <w:t>&gt;1 olması, ağın rastgele bir ağa kıyasla hem daha kümelenmiş hem de yeterince kısa yollara sahip olduğu, yani küçük-dünya özelliği taşıdığı anlamına gelir.</w:t>
+      <w:r>
+        <w:t>)) üretilmiş, bu rastgele grafların ortalama kümelenme ve yol uzunluğu değerleriyle gerçek ağınki karşılaştırılarak sigma (σ) istatistiği hesaplanmıştır. σ&gt;1 olması, ağın rastgele bir ağa kıyasla hem daha kümelenmiş hem de yeterince kısa yollara sahip olduğu, yani küçük-dünya özelliği taşıdığı anlamına gelir.</w:t>
       </w:r>
     </w:p>
     <w:p>
@@ -2538,15 +2452,7 @@
       </w:r>
       <w:proofErr w:type="spellEnd"/>
       <w:r>
-        <w:t xml:space="preserve">) tabanlı yöntemler kadar güçlü tahminler </w:t>
-      </w:r>
-      <w:proofErr w:type="gramStart"/>
-      <w:r>
-        <w:t>üretmemesidir -</w:t>
-      </w:r>
-      <w:proofErr w:type="gramEnd"/>
-      <w:r>
-        <w:t xml:space="preserve"> ancak ders kapsamının gerektirdiği düzeyde bir gösterim için yeterli görülmüştür. Son olarak, aynı boru hattı (</w:t>
+        <w:t>) tabanlı yöntemler kadar güçlü tahminler üretmemesidir - ancak ders kapsamının gerektirdiği düzeyde bir gösterim için yeterli görülmüştür. Son olarak, aynı boru hattı (</w:t>
       </w:r>
       <w:proofErr w:type="spellStart"/>
       <w:r>
@@ -2616,15 +2522,7 @@
         <w:jc w:val="both"/>
       </w:pPr>
       <w:r>
-        <w:t xml:space="preserve">Ağın en temel yapısal göstergelerinden biri olan derece dağılımı Şekil 1'de gösterilmiştir. Dağılım, çoğu sosyal ve gerçek dünya ağında görülen tipik örüntüyü sergilemektedir: oyuncuların büyük çoğunluğu görece düşük dereceye (yaklaşık 8-9 farklı oyuncuyla bağlantılı) sahipken, çok az sayıda oyuncu 20'nin üzerinde bağlantıya ulaşmaktadır. Histogramdaki en yüksek çubuk (derece ≈9 civarında), örneklemdeki tipik bir film kadrosunun boyutuna karşılık </w:t>
-      </w:r>
-      <w:proofErr w:type="gramStart"/>
-      <w:r>
-        <w:t>gelmektedir -</w:t>
-      </w:r>
-      <w:proofErr w:type="gramEnd"/>
-      <w:r>
-        <w:t xml:space="preserve"> zira bir filmde oynayan her oyuncu, o filmin diğer tüm kadro üyeleriyle otomatik olarak bağlantı kurmaktadır. Bu sağa çarpık (</w:t>
+        <w:t>Ağın en temel yapısal göstergelerinden biri olan derece dağılımı Şekil 1'de gösterilmiştir. Dağılım, çoğu sosyal ve gerçek dünya ağında görülen tipik örüntüyü sergilemektedir: oyuncuların büyük çoğunluğu görece düşük dereceye (yaklaşık 8-9 farklı oyuncuyla bağlantılı) sahipken, çok az sayıda oyuncu 20'nin üzerinde bağlantıya ulaşmaktadır. Histogramdaki en yüksek çubuk (derece ≈9 civarında), örneklemdeki tipik bir film kadrosunun boyutuna karşılık gelmektedir - zira bir filmde oynayan her oyuncu, o filmin diğer tüm kadro üyeleriyle otomatik olarak bağlantı kurmaktadır. Bu sağa çarpık (</w:t>
       </w:r>
       <w:proofErr w:type="spellStart"/>
       <w:r>
@@ -2671,7 +2569,7 @@
                     </pic:cNvPicPr>
                   </pic:nvPicPr>
                   <pic:blipFill>
-                    <a:blip r:embed="rId9"/>
+                    <a:blip r:embed="rId10"/>
                     <a:srcRect/>
                     <a:stretch>
                       <a:fillRect/>
@@ -2800,12 +2698,6 @@
         <w:gridCol w:w="1800"/>
       </w:tblGrid>
       <w:tr>
-        <w:tblPrEx>
-          <w:tblCellMar>
-            <w:top w:w="0" w:type="dxa"/>
-            <w:bottom w:w="0" w:type="dxa"/>
-          </w:tblCellMar>
-        </w:tblPrEx>
         <w:tc>
           <w:tcPr>
             <w:tcW w:w="2400" w:type="dxa"/>
@@ -2912,12 +2804,6 @@
         </w:tc>
       </w:tr>
       <w:tr>
-        <w:tblPrEx>
-          <w:tblCellMar>
-            <w:top w:w="0" w:type="dxa"/>
-            <w:bottom w:w="0" w:type="dxa"/>
-          </w:tblCellMar>
-        </w:tblPrEx>
         <w:tc>
           <w:tcPr>
             <w:tcW w:w="2400" w:type="dxa"/>
@@ -3014,12 +2900,6 @@
         </w:tc>
       </w:tr>
       <w:tr>
-        <w:tblPrEx>
-          <w:tblCellMar>
-            <w:top w:w="0" w:type="dxa"/>
-            <w:bottom w:w="0" w:type="dxa"/>
-          </w:tblCellMar>
-        </w:tblPrEx>
         <w:tc>
           <w:tcPr>
             <w:tcW w:w="2400" w:type="dxa"/>
@@ -3116,12 +2996,6 @@
         </w:tc>
       </w:tr>
       <w:tr>
-        <w:tblPrEx>
-          <w:tblCellMar>
-            <w:top w:w="0" w:type="dxa"/>
-            <w:bottom w:w="0" w:type="dxa"/>
-          </w:tblCellMar>
-        </w:tblPrEx>
         <w:tc>
           <w:tcPr>
             <w:tcW w:w="2400" w:type="dxa"/>
@@ -3227,12 +3101,6 @@
         </w:tc>
       </w:tr>
       <w:tr>
-        <w:tblPrEx>
-          <w:tblCellMar>
-            <w:top w:w="0" w:type="dxa"/>
-            <w:bottom w:w="0" w:type="dxa"/>
-          </w:tblCellMar>
-        </w:tblPrEx>
         <w:tc>
           <w:tcPr>
             <w:tcW w:w="2400" w:type="dxa"/>
@@ -3338,12 +3206,6 @@
         </w:tc>
       </w:tr>
       <w:tr>
-        <w:tblPrEx>
-          <w:tblCellMar>
-            <w:top w:w="0" w:type="dxa"/>
-            <w:bottom w:w="0" w:type="dxa"/>
-          </w:tblCellMar>
-        </w:tblPrEx>
         <w:tc>
           <w:tcPr>
             <w:tcW w:w="2400" w:type="dxa"/>
@@ -3598,15 +3460,7 @@
       </w:r>
       <w:proofErr w:type="spellEnd"/>
       <w:r>
-        <w:t xml:space="preserve"> skoru 0,797 olarak </w:t>
-      </w:r>
-      <w:proofErr w:type="gramStart"/>
-      <w:r>
-        <w:t>hesaplanmıştır -</w:t>
-      </w:r>
-      <w:proofErr w:type="gramEnd"/>
-      <w:r>
-        <w:t xml:space="preserve"> literatürde 0,3 üzeri genellikle "anlamlı" topluluk yapısı olarak kabul edildiğinden, bu oldukça güçlü ve net ayrışmış bir topluluk yapısına işaret etmektedir (Şekil 2). Topluluklar arasındaki sınırların, farklı film yapımlarının (ya da aynı ekiple tekrar çekilen yapımların) kadrolarıyla büyük ölçüde örtüştüğü gözlemlenmiştir; en büyük topluluk 35 kişiden oluşmaktadır.</w:t>
+        <w:t xml:space="preserve"> skoru 0,797 olarak hesaplanmıştır - literatürde 0,3 üzeri genellikle "anlamlı" topluluk yapısı olarak kabul edildiğinden, bu oldukça güçlü ve net ayrışmış bir topluluk yapısına işaret etmektedir (Şekil 2). Topluluklar arasındaki sınırların, farklı film yapımlarının (ya da aynı ekiple tekrar çekilen yapımların) kadrolarıyla büyük ölçüde örtüştüğü gözlemlenmiştir; en büyük topluluk 35 kişiden oluşmaktadır.</w:t>
       </w:r>
     </w:p>
     <w:p>
@@ -3637,7 +3491,7 @@
                     </pic:cNvPicPr>
                   </pic:nvPicPr>
                   <pic:blipFill>
-                    <a:blip r:embed="rId10"/>
+                    <a:blip r:embed="rId11"/>
                     <a:srcRect/>
                     <a:stretch>
                       <a:fillRect/>
@@ -3721,17 +3575,12 @@
         <w:t xml:space="preserve">) ise 0,757 olarak hesaplanmıştır; bu yüksek değer, bir filmin tüm kadrosunun otomatik olarak birbirine bağlanmasının (klik oluşturmasının) beklenen bir sonucudur. Çap 11 adım, ortalama en kısa yol uzunluğu ise 4,93 adım olarak bulunmuştur. Derece </w:t>
       </w:r>
       <w:proofErr w:type="spellStart"/>
-      <w:proofErr w:type="gramStart"/>
       <w:r>
         <w:t>asortativitesi</w:t>
       </w:r>
       <w:proofErr w:type="spellEnd"/>
       <w:r>
-        <w:t xml:space="preserve"> -</w:t>
-      </w:r>
-      <w:proofErr w:type="gramEnd"/>
-      <w:r>
-        <w:t>0,022 ile sıfıra oldukça yakın çıkmış, hafif negatif eğilim yüksek dereceli oyuncuların nispeten daha az bağlantılı oyuncularla da çalıştığına işaret etmektedir. Ağda 13 kesme noktası tespit edilmiş olup bunların önemli bir kısmı (</w:t>
+        <w:t xml:space="preserve"> -0,022 ile sıfıra oldukça yakın çıkmış, hafif negatif eğilim yüksek dereceli oyuncuların nispeten daha az bağlantılı oyuncularla da çalıştığına işaret etmektedir. Ağda 13 kesme noktası tespit edilmiş olup bunların önemli bir kısmı (</w:t>
       </w:r>
       <w:proofErr w:type="spellStart"/>
       <w:r>
@@ -3763,15 +3612,7 @@
       </w:r>
       <w:proofErr w:type="spellEnd"/>
       <w:r>
-        <w:t xml:space="preserve"> gibi isimler) aynı zamanda merkezilik sıralamasında da üst sıralarda yer </w:t>
-      </w:r>
-      <w:proofErr w:type="gramStart"/>
-      <w:r>
-        <w:t>almaktadır -</w:t>
-      </w:r>
-      <w:proofErr w:type="gramEnd"/>
-      <w:r>
-        <w:t xml:space="preserve"> bu örtüşme, ağın en "görünür" isimlerinin aynı zamanda yapısal olarak en "kritik" isimler olduğunu doğrulamaktadır.</w:t>
+        <w:t xml:space="preserve"> gibi isimler) aynı zamanda merkezilik sıralamasında da üst sıralarda yer almaktadır - bu örtüşme, ağın en "görünür" isimlerinin aynı zamanda yapısal olarak en "kritik" isimler olduğunu doğrulamaktadır.</w:t>
       </w:r>
     </w:p>
     <w:p>
@@ -3819,7 +3660,7 @@
                     </pic:cNvPicPr>
                   </pic:nvPicPr>
                   <pic:blipFill>
-                    <a:blip r:embed="rId11"/>
+                    <a:blip r:embed="rId12"/>
                     <a:srcRect/>
                     <a:stretch>
                       <a:fillRect/>
@@ -3896,15 +3737,7 @@
       </w:r>
       <w:proofErr w:type="spellEnd"/>
       <w:r>
-        <w:t xml:space="preserve"> (1998) orijinal çalışmasında tam olarak aynı tür bir ağ (film-oyuncu </w:t>
-      </w:r>
-      <w:proofErr w:type="gramStart"/>
-      <w:r>
-        <w:t>işbirliği</w:t>
-      </w:r>
-      <w:proofErr w:type="gramEnd"/>
-      <w:r>
-        <w:t xml:space="preserve"> ağı) için bulduğu örüntüyle doğrudan örtüşmektedir.</w:t>
+        <w:t xml:space="preserve"> (1998) orijinal çalışmasında tam olarak aynı tür bir ağ (film-oyuncu işbirliği ağı) için bulduğu örüntüyle doğrudan örtüşmektedir.</w:t>
       </w:r>
     </w:p>
     <w:p>
@@ -3929,15 +3762,7 @@
       </w:r>
       <w:proofErr w:type="spellEnd"/>
       <w:r>
-        <w:t xml:space="preserve"> değeri 9 olarak bulunmuş ve ana çekirdek 190 oyuncudan </w:t>
-      </w:r>
-      <w:proofErr w:type="gramStart"/>
-      <w:r>
-        <w:t>oluşmuştur -</w:t>
-      </w:r>
-      <w:proofErr w:type="gramEnd"/>
-      <w:r>
-        <w:t xml:space="preserve"> yani en büyük bileşendeki oyuncuların yaklaşık %84'ü, birbirine yoğun şekilde bağlı bu çekirdek yapının bir parçasıdır (Şekil 4).</w:t>
+        <w:t xml:space="preserve"> değeri 9 olarak bulunmuş ve ana çekirdek 190 oyuncudan oluşmuştur - yani en büyük bileşendeki oyuncuların yaklaşık %84'ü, birbirine yoğun şekilde bağlı bu çekirdek yapının bir parçasıdır (Şekil 4).</w:t>
       </w:r>
     </w:p>
     <w:p>
@@ -3968,7 +3793,7 @@
                     </pic:cNvPicPr>
                   </pic:nvPicPr>
                   <pic:blipFill>
-                    <a:blip r:embed="rId12"/>
+                    <a:blip r:embed="rId13"/>
                     <a:srcRect/>
                     <a:stretch>
                       <a:fillRect/>
@@ -4182,15 +4007,7 @@
       </w:r>
       <w:proofErr w:type="spellEnd"/>
       <w:r>
-        <w:t xml:space="preserve"> (0,972) ağlarına kıyasla belirgin şekilde daha düşük bir kümelenmeye sahiptir. Bunun olası bir açıklaması, komedi yapımlarında oyuncuların farklı projelerde birbirinden bağımsız ve daha dağınık kadrolarla çalışması, buna karşın gerilim ve korku türlerinde aynı ekiplerin (özellikle seri filmlerde veya belirli yönetmenlerle tekrarlanan </w:t>
-      </w:r>
-      <w:proofErr w:type="gramStart"/>
-      <w:r>
-        <w:t>işbirliklerinde</w:t>
-      </w:r>
-      <w:proofErr w:type="gramEnd"/>
-      <w:r>
-        <w:t xml:space="preserve">) daha sık tekrar bir araya gelmesidir. İlginç biçimde </w:t>
+        <w:t xml:space="preserve"> (0,972) ağlarına kıyasla belirgin şekilde daha düşük bir kümelenmeye sahiptir. Bunun olası bir açıklaması, komedi yapımlarında oyuncuların farklı projelerde birbirinden bağımsız ve daha dağınık kadrolarla çalışması, buna karşın gerilim ve korku türlerinde aynı ekiplerin (özellikle seri filmlerde veya belirli yönetmenlerle tekrarlanan işbirliklerinde) daha sık tekrar bir araya gelmesidir. İlginç biçimde </w:t>
       </w:r>
       <w:proofErr w:type="spellStart"/>
       <w:r>
@@ -4227,12 +4044,6 @@
         <w:gridCol w:w="1450"/>
       </w:tblGrid>
       <w:tr>
-        <w:tblPrEx>
-          <w:tblCellMar>
-            <w:top w:w="0" w:type="dxa"/>
-            <w:bottom w:w="0" w:type="dxa"/>
-          </w:tblCellMar>
-        </w:tblPrEx>
         <w:tc>
           <w:tcPr>
             <w:tcW w:w="1600" w:type="dxa"/>
@@ -4355,12 +4166,6 @@
         </w:tc>
       </w:tr>
       <w:tr>
-        <w:tblPrEx>
-          <w:tblCellMar>
-            <w:top w:w="0" w:type="dxa"/>
-            <w:bottom w:w="0" w:type="dxa"/>
-          </w:tblCellMar>
-        </w:tblPrEx>
         <w:tc>
           <w:tcPr>
             <w:tcW w:w="1600" w:type="dxa"/>
@@ -4467,12 +4272,6 @@
         </w:tc>
       </w:tr>
       <w:tr>
-        <w:tblPrEx>
-          <w:tblCellMar>
-            <w:top w:w="0" w:type="dxa"/>
-            <w:bottom w:w="0" w:type="dxa"/>
-          </w:tblCellMar>
-        </w:tblPrEx>
         <w:tc>
           <w:tcPr>
             <w:tcW w:w="1600" w:type="dxa"/>
@@ -4579,12 +4378,6 @@
         </w:tc>
       </w:tr>
       <w:tr>
-        <w:tblPrEx>
-          <w:tblCellMar>
-            <w:top w:w="0" w:type="dxa"/>
-            <w:bottom w:w="0" w:type="dxa"/>
-          </w:tblCellMar>
-        </w:tblPrEx>
         <w:tc>
           <w:tcPr>
             <w:tcW w:w="1600" w:type="dxa"/>
@@ -4734,7 +4527,7 @@
                     </pic:cNvPicPr>
                   </pic:nvPicPr>
                   <pic:blipFill>
-                    <a:blip r:embed="rId13"/>
+                    <a:blip r:embed="rId14"/>
                     <a:srcRect/>
                     <a:stretch>
                       <a:fillRect/>
@@ -4787,15 +4580,7 @@
         <w:jc w:val="both"/>
       </w:pPr>
       <w:r>
-        <w:t xml:space="preserve">Bu projede kurulan gerilim türü oyuncu </w:t>
-      </w:r>
-      <w:proofErr w:type="gramStart"/>
-      <w:r>
-        <w:t>işbirliği</w:t>
-      </w:r>
-      <w:proofErr w:type="gramEnd"/>
-      <w:r>
-        <w:t xml:space="preserve"> ağı, klasik küçük-dünya ağlarının temel özelliklerini net biçimde sergilemektedir: yüksek kümelenme katsayısı, kısa ortalama yol uzunluğu ve σ=9,74 gibi güçlü bir küçük-dünya istatistiği. Ağdaki merkezi konumdaki az sayıda oyuncu (örneğin </w:t>
+        <w:t xml:space="preserve">Bu projede kurulan gerilim türü oyuncu işbirliği ağı, klasik küçük-dünya ağlarının temel özelliklerini net biçimde sergilemektedir: yüksek kümelenme katsayısı, kısa ortalama yol uzunluğu ve σ=9,74 gibi güçlü bir küçük-dünya istatistiği. Ağdaki merkezi konumdaki az sayıda oyuncu (örneğin </w:t>
       </w:r>
       <w:proofErr w:type="spellStart"/>
       <w:r>
@@ -4844,15 +4629,7 @@
       </w:r>
       <w:proofErr w:type="spellEnd"/>
       <w:r>
-        <w:t xml:space="preserve"> (0,797) ve kliklerin büyük çoğunluğunun tek bir film kadrosu boyutunda (10 kişi) çıkması, ağın yapısının büyük ölçüde bireysel yapımların kadrolarından türediğini göstermektedir. Son olarak, tür karşılaştırması, film türünün yalnızca içerik değil aynı zamanda oyuncuların </w:t>
-      </w:r>
-      <w:proofErr w:type="gramStart"/>
-      <w:r>
-        <w:t>işbirliği</w:t>
-      </w:r>
-      <w:proofErr w:type="gramEnd"/>
-      <w:r>
-        <w:t xml:space="preserve"> örüntülerini de şekillendirdiğini; komedi yapımlarının daha gevşek, tür sinemasının (gerilim, korku) ise daha sıkı bağlı kadrolarla çalıştığını ortaya koymuştur.</w:t>
+        <w:t xml:space="preserve"> (0,797) ve kliklerin büyük çoğunluğunun tek bir film kadrosu boyutunda (10 kişi) çıkması, ağın yapısının büyük ölçüde bireysel yapımların kadrolarından türediğini göstermektedir. Son olarak, tür karşılaştırması, film türünün yalnızca içerik değil aynı zamanda oyuncuların işbirliği örüntülerini de şekillendirdiğini; komedi yapımlarının daha gevşek, tür sinemasının (gerilim, korku) ise daha sıkı bağlı kadrolarla çalıştığını ortaya koymuştur.</w:t>
       </w:r>
     </w:p>
     <w:p>
@@ -4908,31 +4685,7 @@
       </w:r>
       <w:proofErr w:type="spellEnd"/>
       <w:r>
-        <w:t xml:space="preserve"> popülerlik verisi (oy sayısı) kullanılarak yapılacak bir örnekleme, muhtemelen daha </w:t>
-      </w:r>
-      <w:proofErr w:type="gramStart"/>
-      <w:r>
-        <w:t>bağlantılı -</w:t>
-      </w:r>
-      <w:proofErr w:type="gramEnd"/>
-      <w:r>
-        <w:t xml:space="preserve"> çünkü daha tanınmış oyunculardan </w:t>
-      </w:r>
-      <w:proofErr w:type="gramStart"/>
-      <w:r>
-        <w:t>oluşan -</w:t>
-      </w:r>
-      <w:proofErr w:type="gramEnd"/>
-      <w:r>
-        <w:t xml:space="preserve"> bir ağ üretecektir; bu, zaman kısıtı nedeniyle bu çalışmada tam olarak uygulanamamış, ileriki bir adım olarak bırakılmıştır. İkinci bir kısıt, analizin tek bir zaman kesitine (statik bir ağa) dayanmasıdır; ağın yıllar içinde nasıl büyüdüğü veya hangi </w:t>
-      </w:r>
-      <w:proofErr w:type="gramStart"/>
-      <w:r>
-        <w:t>işbirliklerinin</w:t>
-      </w:r>
-      <w:proofErr w:type="gramEnd"/>
-      <w:r>
-        <w:t xml:space="preserve"> diğerlerinden önce geldiği bu çalışmada incelenmemiştir. Üçüncü olarak, </w:t>
+        <w:t xml:space="preserve"> popülerlik verisi (oy sayısı) kullanılarak yapılacak bir örnekleme, muhtemelen daha bağlantılı - çünkü daha tanınmış oyunculardan oluşan - bir ağ üretecektir; bu, zaman kısıtı nedeniyle bu çalışmada tam olarak uygulanamamış, ileriki bir adım olarak bırakılmıştır. İkinci bir kısıt, analizin tek bir zaman kesitine (statik bir ağa) dayanmasıdır; ağın yıllar içinde nasıl büyüdüğü veya hangi işbirliklerinin diğerlerinden önce geldiği bu çalışmada incelenmemiştir. Üçüncü olarak, </w:t>
       </w:r>
       <w:proofErr w:type="spellStart"/>
       <w:r>
@@ -5065,13 +4818,8 @@
         <w:spacing w:after="200" w:line="360" w:lineRule="auto"/>
       </w:pPr>
       <w:proofErr w:type="spellStart"/>
-      <w:proofErr w:type="gramStart"/>
-      <w:r>
-        <w:t>python</w:t>
-      </w:r>
-      <w:proofErr w:type="gramEnd"/>
-      <w:r>
-        <w:t>-louvain</w:t>
+      <w:r>
+        <w:t>python-louvain</w:t>
       </w:r>
       <w:proofErr w:type="spellEnd"/>
       <w:r>
@@ -5292,15 +5040,7 @@
       </w:r>
       <w:proofErr w:type="spellEnd"/>
       <w:r>
-        <w:t xml:space="preserve"> verisine ihtiyaç duymadan çalışan 45 adet birim ve entegrasyon testi bulunmaktadır. Aşağıda kod tabanından üç temsili fonksiyon, ekran görüntüsü olarak ve altlarında kısa açıklamalarla sunulmuştur; tam kod ve çalıştırılmış çıktılarıyla birlikte notebook (BIL403_donem_</w:t>
-      </w:r>
-      <w:proofErr w:type="gramStart"/>
-      <w:r>
-        <w:t>projesi.ipynb</w:t>
-      </w:r>
-      <w:proofErr w:type="gramEnd"/>
-      <w:r>
-        <w:t>) yukarıdaki depoda ve ekli dosyalarda mevcuttur.</w:t>
+        <w:t xml:space="preserve"> verisine ihtiyaç duymadan çalışan 45 adet birim ve entegrasyon testi bulunmaktadır. Aşağıda kod tabanından üç temsili fonksiyon, ekran görüntüsü olarak ve altlarında kısa açıklamalarla sunulmuştur; tam kod ve çalıştırılmış çıktılarıyla birlikte notebook (BIL403_donem_projesi.ipynb) yukarıdaki depoda ve ekli dosyalarda mevcuttur.</w:t>
       </w:r>
     </w:p>
     <w:p>
@@ -5328,7 +5068,7 @@
                     <pic:cNvPicPr/>
                   </pic:nvPicPr>
                   <pic:blipFill>
-                    <a:blip r:embed="rId14"/>
+                    <a:blip r:embed="rId15"/>
                     <a:stretch>
                       <a:fillRect/>
                     </a:stretch>
@@ -5399,27 +5139,7 @@
           <w:sz w:val="20"/>
           <w:szCs w:val="20"/>
         </w:rPr>
-        <w:t xml:space="preserve"> </w:t>
-      </w:r>
-      <w:proofErr w:type="gramStart"/>
-      <w:r>
-        <w:rPr>
-          <w:i/>
-          <w:iCs/>
-          <w:sz w:val="20"/>
-          <w:szCs w:val="20"/>
-        </w:rPr>
-        <w:t>fonksiyonu -</w:t>
-      </w:r>
-      <w:proofErr w:type="gramEnd"/>
-      <w:r>
-        <w:rPr>
-          <w:i/>
-          <w:iCs/>
-          <w:sz w:val="20"/>
-          <w:szCs w:val="20"/>
-        </w:rPr>
-        <w:t xml:space="preserve"> oyuncu-oyuncu ağının kurulması.</w:t>
+        <w:t xml:space="preserve"> fonksiyonu - oyuncu-oyuncu ağının kurulması.</w:t>
       </w:r>
     </w:p>
     <w:p>
@@ -5479,7 +5199,7 @@
                     <pic:cNvPicPr/>
                   </pic:nvPicPr>
                   <pic:blipFill>
-                    <a:blip r:embed="rId15"/>
+                    <a:blip r:embed="rId16"/>
                     <a:stretch>
                       <a:fillRect/>
                     </a:stretch>
@@ -5532,27 +5252,7 @@
           <w:sz w:val="20"/>
           <w:szCs w:val="20"/>
         </w:rPr>
-        <w:t xml:space="preserve"> </w:t>
-      </w:r>
-      <w:proofErr w:type="gramStart"/>
-      <w:r>
-        <w:rPr>
-          <w:i/>
-          <w:iCs/>
-          <w:sz w:val="20"/>
-          <w:szCs w:val="20"/>
-        </w:rPr>
-        <w:t>fonksiyonu -</w:t>
-      </w:r>
-      <w:proofErr w:type="gramEnd"/>
-      <w:r>
-        <w:rPr>
-          <w:i/>
-          <w:iCs/>
-          <w:sz w:val="20"/>
-          <w:szCs w:val="20"/>
-        </w:rPr>
-        <w:t xml:space="preserve"> küçük-dünya (sigma) testi.</w:t>
+        <w:t xml:space="preserve"> fonksiyonu - küçük-dünya (sigma) testi.</w:t>
       </w:r>
     </w:p>
     <w:p>
@@ -5580,12 +5280,10 @@
         <w:t>, G(</w:t>
       </w:r>
       <w:proofErr w:type="spellStart"/>
-      <w:proofErr w:type="gramStart"/>
       <w:r>
         <w:t>n,m</w:t>
       </w:r>
       <w:proofErr w:type="spellEnd"/>
-      <w:proofErr w:type="gramEnd"/>
       <w:r>
         <w:t>)) üretilip bağlantılı çıkanların kümelenme katsayısı ve ortalama yol uzunluğu ortalaması alınır; bu ortalamalar gerçek ağın karşılık gelen değerleriyle oranlanarak sigma hesaplanır.</w:t>
       </w:r>
@@ -5622,7 +5320,7 @@
                     <pic:cNvPicPr/>
                   </pic:nvPicPr>
                   <pic:blipFill>
-                    <a:blip r:embed="rId16"/>
+                    <a:blip r:embed="rId17"/>
                     <a:stretch>
                       <a:fillRect/>
                     </a:stretch>
@@ -5675,27 +5373,7 @@
           <w:sz w:val="20"/>
           <w:szCs w:val="20"/>
         </w:rPr>
-        <w:t xml:space="preserve"> </w:t>
-      </w:r>
-      <w:proofErr w:type="gramStart"/>
-      <w:r>
-        <w:rPr>
-          <w:i/>
-          <w:iCs/>
-          <w:sz w:val="20"/>
-          <w:szCs w:val="20"/>
-        </w:rPr>
-        <w:t>fonksiyonu -</w:t>
-      </w:r>
-      <w:proofErr w:type="gramEnd"/>
-      <w:r>
-        <w:rPr>
-          <w:i/>
-          <w:iCs/>
-          <w:sz w:val="20"/>
-          <w:szCs w:val="20"/>
-        </w:rPr>
-        <w:t xml:space="preserve"> hedefli saldırı simülasyonu.</w:t>
+        <w:t xml:space="preserve"> fonksiyonu - hedefli saldırı simülasyonu.</w:t>
       </w:r>
     </w:p>
     <w:p>
@@ -5735,24 +5413,12 @@
       <w:r>
         <w:t xml:space="preserve"> linki: </w:t>
       </w:r>
-      <w:hyperlink r:id="rId17" w:history="1">
+      <w:hyperlink r:id="rId18" w:history="1">
         <w:r>
           <w:rPr>
             <w:rStyle w:val="Kpr"/>
           </w:rPr>
-          <w:t>https://github.com/Metekilic0/bil403-graph</w:t>
-        </w:r>
-        <w:r>
-          <w:rPr>
-            <w:rStyle w:val="Kpr"/>
-          </w:rPr>
-          <w:t>-</w:t>
-        </w:r>
-        <w:r>
-          <w:rPr>
-            <w:rStyle w:val="Kpr"/>
-          </w:rPr>
-          <w:t>teory</w:t>
+          <w:t>https://github.com/Metekilic0/bil403-graph-teory</w:t>
         </w:r>
       </w:hyperlink>
     </w:p>
@@ -5763,7 +5429,7 @@
       </w:pPr>
     </w:p>
     <w:sectPr>
-      <w:footerReference w:type="default" r:id="rId18"/>
+      <w:footerReference w:type="default" r:id="rId19"/>
       <w:pgSz w:w="11906" w:h="16838"/>
       <w:pgMar w:top="1134" w:right="1134" w:bottom="1134" w:left="1134" w:header="708" w:footer="708" w:gutter="0"/>
       <w:cols w:space="708"/>
@@ -6435,6 +6101,7 @@
   <w:style w:type="character" w:default="1" w:styleId="VarsaylanParagrafYazTipi">
     <w:name w:val="Default Paragraph Font"/>
     <w:uiPriority w:val="1"/>
+    <w:semiHidden/>
     <w:unhideWhenUsed/>
   </w:style>
   <w:style w:type="table" w:default="1" w:styleId="NormalTablo">

--- a/docs/projeraporu_231401028_Mete_Kilic.docx
+++ b/docs/projeraporu_231401028_Mete_Kilic.docx
@@ -260,7 +260,29 @@
           <w:sz w:val="26"/>
           <w:szCs w:val="26"/>
         </w:rPr>
-        <w:t>Film Oyuncu İşbirliği Ağının Graf Teorisi ile Analizi</w:t>
+        <w:t xml:space="preserve">Film Oyuncu </w:t>
+      </w:r>
+      <w:proofErr w:type="gramStart"/>
+      <w:r>
+        <w:rPr>
+          <w:b/>
+          <w:bCs/>
+          <w:color w:val="156082" w:themeColor="accent1"/>
+          <w:sz w:val="26"/>
+          <w:szCs w:val="26"/>
+        </w:rPr>
+        <w:t>İşbirliği</w:t>
+      </w:r>
+      <w:proofErr w:type="gramEnd"/>
+      <w:r>
+        <w:rPr>
+          <w:b/>
+          <w:bCs/>
+          <w:color w:val="156082" w:themeColor="accent1"/>
+          <w:sz w:val="26"/>
+          <w:szCs w:val="26"/>
+        </w:rPr>
+        <w:t xml:space="preserve"> Ağının Graf Teorisi ile Analizi</w:t>
       </w:r>
     </w:p>
     <w:p>
@@ -1825,7 +1847,15 @@
       </w:r>
       <w:proofErr w:type="spellEnd"/>
       <w:r>
-        <w:t>) filmi oyuncu işbirliği ağı kurulmuş ve bu ağ üzerinde çeşitli graf teorisi ve sosyal ağ analizi yöntemleri uygulanmıştır. Ağ, oyuncu-film iki parçalı (</w:t>
+        <w:t xml:space="preserve">) filmi oyuncu </w:t>
+      </w:r>
+      <w:proofErr w:type="gramStart"/>
+      <w:r>
+        <w:t>işbirliği</w:t>
+      </w:r>
+      <w:proofErr w:type="gramEnd"/>
+      <w:r>
+        <w:t xml:space="preserve"> ağı kurulmuş ve bu ağ üzerinde çeşitli graf teorisi ve sosyal ağ analizi yöntemleri uygulanmıştır. Ağ, oyuncu-film iki parçalı (</w:t>
       </w:r>
       <w:proofErr w:type="spellStart"/>
       <w:r>
@@ -1914,6 +1944,36 @@
       <w:proofErr w:type="spellEnd"/>
       <w:r>
         <w:t xml:space="preserve"> değerine (0,80) sahip olduğunu; az sayıda merkezi oyuncunun aynı zamanda ağın kesme noktaları olduğunu ve hedefli saldırılara karşı belirgin biçimde kırılgan olduğunu göstermiştir.</w:t>
+      </w:r>
+      <w:r>
+        <w:t xml:space="preserve"> </w:t>
+      </w:r>
+      <w:r>
+        <w:t xml:space="preserve">Ayrıca oyuncu-film iki parçalı grafının projeksiyonu, doğrudan yöntemle üretilen ağla birebir tutarlı bulunarak yöntemin doğruluğu ayrıca sınanmıştır. Tür karşılaştırmasında ise </w:t>
+      </w:r>
+      <w:proofErr w:type="spellStart"/>
+      <w:r>
+        <w:t>Comedy</w:t>
+      </w:r>
+      <w:proofErr w:type="spellEnd"/>
+      <w:r>
+        <w:t xml:space="preserve"> filmlerinin oyuncu ağının </w:t>
+      </w:r>
+      <w:proofErr w:type="spellStart"/>
+      <w:r>
+        <w:t>Thriller</w:t>
+      </w:r>
+      <w:proofErr w:type="spellEnd"/>
+      <w:r>
+        <w:t xml:space="preserve"> ve </w:t>
+      </w:r>
+      <w:proofErr w:type="spellStart"/>
+      <w:r>
+        <w:t>Horror</w:t>
+      </w:r>
+      <w:proofErr w:type="spellEnd"/>
+      <w:r>
+        <w:t xml:space="preserve"> türlerine kıyasla belirgin şekilde daha düşük bir kümelenme katsayısına sahip olduğu gözlemlenmiştir.</w:t>
       </w:r>
     </w:p>
     <w:p>
@@ -1940,7 +2000,15 @@
       </w:r>
       <w:proofErr w:type="spellEnd"/>
       <w:r>
-        <w:t>) birlikte rol almış oyuncular arasındaki işbirliği ilişkileri bir graf üzerinde modellenmiş ve bu graf üzerinde çeşitli sosyal ağ analizi ve graf teorisi yöntemleri uygulanmıştır. Konunun seçilme amacı, hem ders kapsamında öğrenilen kavramların (merkezilik, topluluk tespiti, küçük-dünya olgusu, ağ dayanıklılığı vb.) somut ve anlaşılır bir veri kümesi üzerinde uygulanabilmesini sağlamak hem de halk arasında bilinen "Kevin Bacon'ın altı derecesi" gibi popüler kültür fenomenlerinin arkasındaki matematiksel yapının incelenmesidir.</w:t>
+        <w:t xml:space="preserve">) birlikte rol almış oyuncular arasındaki </w:t>
+      </w:r>
+      <w:proofErr w:type="gramStart"/>
+      <w:r>
+        <w:t>işbirliği</w:t>
+      </w:r>
+      <w:proofErr w:type="gramEnd"/>
+      <w:r>
+        <w:t xml:space="preserve"> ilişkileri bir graf üzerinde modellenmiş ve bu graf üzerinde çeşitli sosyal ağ analizi ve graf teorisi yöntemleri uygulanmıştır. Konunun seçilme amacı, hem ders kapsamında öğrenilen kavramların (merkezilik, topluluk tespiti, küçük-dünya olgusu, ağ dayanıklılığı vb.) somut ve anlaşılır bir veri kümesi üzerinde uygulanabilmesini sağlamak hem de halk arasında bilinen "Kevin Bacon'ın altı derecesi" gibi popüler kültür fenomenlerinin arkasındaki matematiksel yapının incelenmesidir.</w:t>
       </w:r>
     </w:p>
     <w:p>
@@ -1992,34 +2060,42 @@
         <w:t xml:space="preserve"> kendisi ve platforma katkı sağlayan geniş bir kullanıcı topluluğu tarafından sürekli güncellenmektedir. Projede dört ayrı tablo kullanılmıştır: </w:t>
       </w:r>
       <w:proofErr w:type="spellStart"/>
+      <w:proofErr w:type="gramStart"/>
       <w:r>
         <w:t>title.basics</w:t>
       </w:r>
       <w:proofErr w:type="spellEnd"/>
+      <w:proofErr w:type="gramEnd"/>
       <w:r>
         <w:t xml:space="preserve"> (film kimliği, türü, adı, yapım yılı ve tür etiketleri), </w:t>
       </w:r>
       <w:proofErr w:type="spellStart"/>
+      <w:proofErr w:type="gramStart"/>
       <w:r>
         <w:t>title.principals</w:t>
       </w:r>
       <w:proofErr w:type="spellEnd"/>
+      <w:proofErr w:type="gramEnd"/>
       <w:r>
         <w:t xml:space="preserve"> (bir filmde rol alan oyuncuların kimlikleri ve rolleri), </w:t>
       </w:r>
       <w:proofErr w:type="spellStart"/>
+      <w:proofErr w:type="gramStart"/>
       <w:r>
         <w:t>name.basics</w:t>
       </w:r>
       <w:proofErr w:type="spellEnd"/>
+      <w:proofErr w:type="gramEnd"/>
       <w:r>
         <w:t xml:space="preserve"> (oyuncu kimliklerinin gerçek isimlerle eşleştirilmesi) ve </w:t>
       </w:r>
       <w:proofErr w:type="spellStart"/>
+      <w:proofErr w:type="gramStart"/>
       <w:r>
         <w:t>title.ratings</w:t>
       </w:r>
       <w:proofErr w:type="spellEnd"/>
+      <w:proofErr w:type="gramEnd"/>
       <w:r>
         <w:t xml:space="preserve"> (bir filmin aldığı toplam oy sayısı, popülerlik göstergesi olarak). Bu dört tablo birleştirilerek önce bir oyuncu-film iki parçalı (</w:t>
       </w:r>
@@ -2029,7 +2105,11 @@
       </w:r>
       <w:proofErr w:type="spellEnd"/>
       <w:r>
-        <w:t>) graf, ardından bu grafın oyuncu-oyuncu ağına projeksiyonu elde edilmiştir: iki oyuncu aynı filmde rol almışsa aralarında bir kenar oluşturulmuş, kenar ağırlığı olarak da birlikte oynadıkları film sayısı kullanılmıştır.</w:t>
+        <w:t xml:space="preserve">) graf, ardından bu grafın oyuncu-oyuncu ağına projeksiyonu elde edilmiştir: iki oyuncu aynı </w:t>
+      </w:r>
+      <w:r>
+        <w:lastRenderedPageBreak/>
+        <w:t>filmde rol almışsa aralarında bir kenar oluşturulmuş, kenar ağırlığı olarak da birlikte oynadıkları film sayısı kullanılmıştır.</w:t>
       </w:r>
     </w:p>
     <w:p>
@@ -2038,11 +2118,7 @@
         <w:jc w:val="both"/>
       </w:pPr>
       <w:r>
-        <w:t xml:space="preserve">Örneklem sürecinde birkaç aşamadan geçtik. İlk denememizde 2005-2024 yılları arasındaki gerilim filmlerinden rastgele 300 tanesi seçilmiş ve bu filmlerdeki oyuncular arasında bir ağ kurulmuştu. </w:t>
-      </w:r>
-      <w:r>
-        <w:lastRenderedPageBreak/>
-        <w:t>Ancak sonuçları incelediğimizde ağın 259 ayrı bağlantılı bileşene bölündüğünü ve en büyük bileşenin yalnızca 52 oyuncudan oluştuğunu gördük. İlk anda bunu bir kod hatası zannettik, fakat veriyi tekrar kontrol ettiğimizde sorunun kodda değil örneklemin doğasında olduğunu fark ettik: "gerilim" etiketi dünya genelinde birbirinden çok farklı ulusal sinema endüstrilerini (örneğin Hint alt kıtasının çeşitli dil sinemalarını, Hollywood yapımlarını, Avrupa yapımlarını) bir araya getirdiği için, bu endüstriler arasında ortak oyuncu neredeyse hiç bulunmuyordu. Bunun üzerine örneklem büyüklüğünü 800 filme çıkardık; bu değişiklikle birlikte toplam oyuncu sayısı 6.482'ye, en büyük bağlantılı bileşenin boyutu ise 226 oyuncuya yükseldi. Oranın kendisi (%3,5) çok değişmese de, mutlak büyüklük anlamlı analizler yapabilmek için yeterli hale geldi.</w:t>
+        <w:t>Örneklem sürecinde birkaç aşamadan geçtik. İlk denememizde 2005-2024 yılları arasındaki gerilim filmlerinden rastgele 300 tanesi seçilmiş ve bu filmlerdeki oyuncular arasında bir ağ kurulmuştu. Ancak sonuçları incelediğimizde ağın 259 ayrı bağlantılı bileşene bölündüğünü ve en büyük bileşenin yalnızca 52 oyuncudan oluştuğunu gördük. İlk anda bunu bir kod hatası zannettik, fakat veriyi tekrar kontrol ettiğimizde sorunun kodda değil örneklemin doğasında olduğunu fark ettik: "gerilim" etiketi dünya genelinde birbirinden çok farklı ulusal sinema endüstrilerini (örneğin Hint alt kıtasının çeşitli dil sinemalarını, Hollywood yapımlarını, Avrupa yapımlarını) bir araya getirdiği için, bu endüstriler arasında ortak oyuncu neredeyse hiç bulunmuyordu. Bunun üzerine örneklem büyüklüğünü 800 filme çıkardık; bu değişiklikle birlikte toplam oyuncu sayısı 6.482'ye, en büyük bağlantılı bileşenin boyutu ise 226 oyuncuya yükseldi. Oranın kendisi (%3,5) çok değişmese de mutlak büyüklük anlamlı analizler yapabilmek için yeterli hale geldi.</w:t>
       </w:r>
     </w:p>
     <w:p>
@@ -2051,7 +2127,15 @@
         <w:jc w:val="both"/>
       </w:pPr>
       <w:r>
-        <w:t xml:space="preserve">Bu tür oyuncu işbirliği ağları, sosyal ağ bilimi literatüründe oldukça köklü bir geçmişe sahiptir. </w:t>
+        <w:t xml:space="preserve">Bu tür oyuncu </w:t>
+      </w:r>
+      <w:proofErr w:type="gramStart"/>
+      <w:r>
+        <w:t>işbirliği</w:t>
+      </w:r>
+      <w:proofErr w:type="gramEnd"/>
+      <w:r>
+        <w:t xml:space="preserve"> ağları, sosyal ağ bilimi literatüründe oldukça köklü bir geçmişe sahiptir. </w:t>
       </w:r>
       <w:proofErr w:type="spellStart"/>
       <w:r>
@@ -2075,7 +2159,15 @@
       </w:r>
       <w:proofErr w:type="spellEnd"/>
       <w:r>
-        <w:t xml:space="preserve">) ağların tanımlanmasında tam olarak bir film-oyuncu işbirliği ağını, güç şebekesi ve C. </w:t>
+        <w:t xml:space="preserve">) ağların tanımlanmasında tam olarak bir film-oyuncu </w:t>
+      </w:r>
+      <w:proofErr w:type="gramStart"/>
+      <w:r>
+        <w:t>işbirliği</w:t>
+      </w:r>
+      <w:proofErr w:type="gramEnd"/>
+      <w:r>
+        <w:t xml:space="preserve"> ağını, güç şebekesi ve C. </w:t>
       </w:r>
       <w:proofErr w:type="spellStart"/>
       <w:r>
@@ -2163,6 +2255,7 @@
         <w:jc w:val="both"/>
       </w:pPr>
       <w:r>
+        <w:lastRenderedPageBreak/>
         <w:t xml:space="preserve">Ağdaki "önemli" düğümleri belirlemek için beş farklı merkezilik ölçütü hesaplanmıştır: derece merkeziliği (doğrudan bağlantı sayısı; basit ve hızlı ancak yalnızca yerel bilgi taşır), </w:t>
       </w:r>
       <w:proofErr w:type="spellStart"/>
@@ -2171,11 +2264,7 @@
       </w:r>
       <w:proofErr w:type="spellEnd"/>
       <w:r>
-        <w:t xml:space="preserve"> merkeziliği (bir düğümün kaç en kısa yol üzerinde "köprü" görevi gördüğü; ağdaki kritik/bağlayıcı aktörleri ortaya çıkarır ancak büyük ağlarda hesaplama maliyeti yüksektir), özvektör merkeziliği (yalnızca kaç bağlantı değil, bu bağlantıların ne kadar "önemli" olduğunu da dikkate alır, fakat yıldız-</w:t>
-      </w:r>
-      <w:r>
-        <w:lastRenderedPageBreak/>
-        <w:t xml:space="preserve">tipi yapılarda kararsız sonuçlar verebilir), yakınlık merkeziliği (bir düğümün ağın geri kalanına ortalama uzaklığı) ve </w:t>
+        <w:t xml:space="preserve"> merkeziliği (bir düğümün kaç en kısa yol üzerinde "köprü" görevi gördüğü; ağdaki kritik/bağlayıcı aktörleri ortaya çıkarır ancak büyük ağlarda hesaplama maliyeti yüksektir), özvektör merkeziliği (yalnızca kaç bağlantı değil, bu bağlantıların ne kadar "önemli" olduğunu da dikkate alır, fakat yıldız-tipi yapılarda kararsız sonuçlar verebilir), yakınlık merkeziliği (bir düğümün ağın geri kalanına ortalama uzaklığı) ve </w:t>
       </w:r>
       <w:proofErr w:type="spellStart"/>
       <w:r>
@@ -2285,7 +2374,15 @@
         <w:jc w:val="both"/>
       </w:pPr>
       <w:r>
-        <w:t xml:space="preserve">Ağın genel yapısını karakterize etmek için kümelenme katsayısı (bir oyuncunun film arkadaşlarının birbirini tanıma olasılığı), çap ve ortalama en kısa yol uzunluğu, ve derece </w:t>
+        <w:t xml:space="preserve">Ağın genel yapısını karakterize etmek için kümelenme katsayısı (bir oyuncunun film arkadaşlarının birbirini tanıma olasılığı), çap ve ortalama en kısa yol </w:t>
+      </w:r>
+      <w:proofErr w:type="gramStart"/>
+      <w:r>
+        <w:t>uzunluğu,</w:t>
+      </w:r>
+      <w:proofErr w:type="gramEnd"/>
+      <w:r>
+        <w:t xml:space="preserve"> ve derece </w:t>
       </w:r>
       <w:proofErr w:type="spellStart"/>
       <w:r>
@@ -2312,12 +2409,22 @@
         <w:t xml:space="preserve"> modeli, G(</w:t>
       </w:r>
       <w:proofErr w:type="spellStart"/>
+      <w:proofErr w:type="gramStart"/>
       <w:r>
         <w:t>n,m</w:t>
       </w:r>
       <w:proofErr w:type="spellEnd"/>
-      <w:r>
-        <w:t>)) üretilmiş, bu rastgele grafların ortalama kümelenme ve yol uzunluğu değerleriyle gerçek ağınki karşılaştırılarak sigma (σ) istatistiği hesaplanmıştır. σ&gt;1 olması, ağın rastgele bir ağa kıyasla hem daha kümelenmiş hem de yeterince kısa yollara sahip olduğu, yani küçük-dünya özelliği taşıdığı anlamına gelir.</w:t>
+      <w:proofErr w:type="gramEnd"/>
+      <w:r>
+        <w:t xml:space="preserve">)) üretilmiş, bu rastgele grafların ortalama kümelenme ve yol uzunluğu değerleriyle gerçek ağınki karşılaştırılarak sigma (σ) istatistiği hesaplanmıştır. </w:t>
+      </w:r>
+      <w:proofErr w:type="gramStart"/>
+      <w:r>
+        <w:t>σ</w:t>
+      </w:r>
+      <w:proofErr w:type="gramEnd"/>
+      <w:r>
+        <w:t>&gt;1 olması, ağın rastgele bir ağa kıyasla hem daha kümelenmiş hem de yeterince kısa yollara sahip olduğu, yani küçük-dünya özelliği taşıdığı anlamına gelir.</w:t>
       </w:r>
     </w:p>
     <w:p>
@@ -2368,7 +2475,11 @@
       </w:r>
       <w:proofErr w:type="spellEnd"/>
       <w:r>
-        <w:t>; çıkarıldığında ağı parçalayan düğümler) belirlenmiş, maksimal klikler (herkesin herkesle bağlı olduğu alt gruplar) bulunmuş ve k-</w:t>
+        <w:t xml:space="preserve">; çıkarıldığında ağı </w:t>
+      </w:r>
+      <w:r>
+        <w:lastRenderedPageBreak/>
+        <w:t>parçalayan düğümler) belirlenmiş, maksimal klikler (herkesin herkesle bağlı olduğu alt gruplar) bulunmuş ve k-</w:t>
       </w:r>
       <w:proofErr w:type="spellStart"/>
       <w:r>
@@ -2411,7 +2522,6 @@
         <w:jc w:val="both"/>
       </w:pPr>
       <w:r>
-        <w:lastRenderedPageBreak/>
         <w:t>Henüz birlikte oynamamış ama ortak film arkadaşı sayısı yüksek oyuncu çiftlerini belirlemek için basit bir ortak-komşu (</w:t>
       </w:r>
       <w:proofErr w:type="spellStart"/>
@@ -2452,7 +2562,15 @@
       </w:r>
       <w:proofErr w:type="spellEnd"/>
       <w:r>
-        <w:t>) tabanlı yöntemler kadar güçlü tahminler üretmemesidir - ancak ders kapsamının gerektirdiği düzeyde bir gösterim için yeterli görülmüştür. Son olarak, aynı boru hattı (</w:t>
+        <w:t xml:space="preserve">) tabanlı yöntemler kadar güçlü tahminler </w:t>
+      </w:r>
+      <w:proofErr w:type="gramStart"/>
+      <w:r>
+        <w:t>üretmemesidir -</w:t>
+      </w:r>
+      <w:proofErr w:type="gramEnd"/>
+      <w:r>
+        <w:t xml:space="preserve"> ancak ders kapsamının gerektirdiği düzeyde bir gösterim için yeterli görülmüştür. Son olarak, aynı boru hattı (</w:t>
       </w:r>
       <w:proofErr w:type="spellStart"/>
       <w:r>
@@ -2522,7 +2640,15 @@
         <w:jc w:val="both"/>
       </w:pPr>
       <w:r>
-        <w:t>Ağın en temel yapısal göstergelerinden biri olan derece dağılımı Şekil 1'de gösterilmiştir. Dağılım, çoğu sosyal ve gerçek dünya ağında görülen tipik örüntüyü sergilemektedir: oyuncuların büyük çoğunluğu görece düşük dereceye (yaklaşık 8-9 farklı oyuncuyla bağlantılı) sahipken, çok az sayıda oyuncu 20'nin üzerinde bağlantıya ulaşmaktadır. Histogramdaki en yüksek çubuk (derece ≈9 civarında), örneklemdeki tipik bir film kadrosunun boyutuna karşılık gelmektedir - zira bir filmde oynayan her oyuncu, o filmin diğer tüm kadro üyeleriyle otomatik olarak bağlantı kurmaktadır. Bu sağa çarpık (</w:t>
+        <w:t xml:space="preserve">Ağın en temel yapısal göstergelerinden biri olan derece dağılımı Şekil 1'de gösterilmiştir. Dağılım, çoğu sosyal ve gerçek dünya ağında görülen tipik örüntüyü sergilemektedir: oyuncuların büyük çoğunluğu görece düşük dereceye (yaklaşık 8-9 farklı oyuncuyla bağlantılı) sahipken, çok az sayıda oyuncu 20'nin üzerinde bağlantıya ulaşmaktadır. Histogramdaki en yüksek çubuk (derece ≈9 civarında), örneklemdeki tipik bir film kadrosunun boyutuna karşılık </w:t>
+      </w:r>
+      <w:proofErr w:type="gramStart"/>
+      <w:r>
+        <w:t>gelmektedir -</w:t>
+      </w:r>
+      <w:proofErr w:type="gramEnd"/>
+      <w:r>
+        <w:t xml:space="preserve"> zira bir filmde oynayan her oyuncu, o filmin diğer tüm kadro üyeleriyle otomatik olarak bağlantı kurmaktadır. Bu sağa çarpık (</w:t>
       </w:r>
       <w:proofErr w:type="spellStart"/>
       <w:r>
@@ -2691,16 +2817,17 @@
         <w:tblLook w:val="0000" w:firstRow="0" w:lastRow="0" w:firstColumn="0" w:lastColumn="0" w:noHBand="0" w:noVBand="0"/>
       </w:tblPr>
       <w:tblGrid>
-        <w:gridCol w:w="2400"/>
-        <w:gridCol w:w="1800"/>
-        <w:gridCol w:w="1800"/>
-        <w:gridCol w:w="1800"/>
-        <w:gridCol w:w="1800"/>
+        <w:gridCol w:w="2000"/>
+        <w:gridCol w:w="1520"/>
+        <w:gridCol w:w="1520"/>
+        <w:gridCol w:w="1520"/>
+        <w:gridCol w:w="1520"/>
+        <w:gridCol w:w="1520"/>
       </w:tblGrid>
       <w:tr>
         <w:tc>
           <w:tcPr>
-            <w:tcW w:w="2400" w:type="dxa"/>
+            <w:tcW w:w="2000" w:type="dxa"/>
             <w:shd w:val="clear" w:color="auto" w:fill="D9D9D9"/>
           </w:tcPr>
           <w:p>
@@ -2720,7 +2847,7 @@
         </w:tc>
         <w:tc>
           <w:tcPr>
-            <w:tcW w:w="1800" w:type="dxa"/>
+            <w:tcW w:w="1520" w:type="dxa"/>
             <w:shd w:val="clear" w:color="auto" w:fill="D9D9D9"/>
           </w:tcPr>
           <w:p>
@@ -2740,7 +2867,7 @@
         </w:tc>
         <w:tc>
           <w:tcPr>
-            <w:tcW w:w="1800" w:type="dxa"/>
+            <w:tcW w:w="1520" w:type="dxa"/>
             <w:shd w:val="clear" w:color="auto" w:fill="D9D9D9"/>
           </w:tcPr>
           <w:p>
@@ -2762,7 +2889,7 @@
         </w:tc>
         <w:tc>
           <w:tcPr>
-            <w:tcW w:w="1800" w:type="dxa"/>
+            <w:tcW w:w="1520" w:type="dxa"/>
             <w:shd w:val="clear" w:color="auto" w:fill="D9D9D9"/>
           </w:tcPr>
           <w:p>
@@ -2782,7 +2909,27 @@
         </w:tc>
         <w:tc>
           <w:tcPr>
-            <w:tcW w:w="1800" w:type="dxa"/>
+            <w:tcW w:w="1520" w:type="dxa"/>
+            <w:shd w:val="clear" w:color="auto" w:fill="D9D9D9"/>
+          </w:tcPr>
+          <w:p>
+            <w:pPr>
+              <w:jc w:val="center"/>
+            </w:pPr>
+            <w:r>
+              <w:rPr>
+                <w:b/>
+                <w:bCs/>
+                <w:sz w:val="20"/>
+                <w:szCs w:val="20"/>
+              </w:rPr>
+              <w:t>Yakınlık</w:t>
+            </w:r>
+          </w:p>
+        </w:tc>
+        <w:tc>
+          <w:tcPr>
+            <w:tcW w:w="1520" w:type="dxa"/>
             <w:shd w:val="clear" w:color="auto" w:fill="D9D9D9"/>
           </w:tcPr>
           <w:p>
@@ -2806,7 +2953,7 @@
       <w:tr>
         <w:tc>
           <w:tcPr>
-            <w:tcW w:w="2400" w:type="dxa"/>
+            <w:tcW w:w="2000" w:type="dxa"/>
           </w:tcPr>
           <w:p>
             <w:pPr>
@@ -2832,7 +2979,7 @@
         </w:tc>
         <w:tc>
           <w:tcPr>
-            <w:tcW w:w="1800" w:type="dxa"/>
+            <w:tcW w:w="1520" w:type="dxa"/>
           </w:tcPr>
           <w:p>
             <w:pPr>
@@ -2849,7 +2996,7 @@
         </w:tc>
         <w:tc>
           <w:tcPr>
-            <w:tcW w:w="1800" w:type="dxa"/>
+            <w:tcW w:w="1520" w:type="dxa"/>
           </w:tcPr>
           <w:p>
             <w:pPr>
@@ -2866,7 +3013,7 @@
         </w:tc>
         <w:tc>
           <w:tcPr>
-            <w:tcW w:w="1800" w:type="dxa"/>
+            <w:tcW w:w="1520" w:type="dxa"/>
           </w:tcPr>
           <w:p>
             <w:pPr>
@@ -2883,7 +3030,24 @@
         </w:tc>
         <w:tc>
           <w:tcPr>
-            <w:tcW w:w="1800" w:type="dxa"/>
+            <w:tcW w:w="1520" w:type="dxa"/>
+          </w:tcPr>
+          <w:p>
+            <w:pPr>
+              <w:jc w:val="center"/>
+            </w:pPr>
+            <w:r>
+              <w:rPr>
+                <w:sz w:val="20"/>
+                <w:szCs w:val="20"/>
+              </w:rPr>
+              <w:t>0,247</w:t>
+            </w:r>
+          </w:p>
+        </w:tc>
+        <w:tc>
+          <w:tcPr>
+            <w:tcW w:w="1520" w:type="dxa"/>
           </w:tcPr>
           <w:p>
             <w:pPr>
@@ -2902,7 +3066,7 @@
       <w:tr>
         <w:tc>
           <w:tcPr>
-            <w:tcW w:w="2400" w:type="dxa"/>
+            <w:tcW w:w="2000" w:type="dxa"/>
           </w:tcPr>
           <w:p>
             <w:pPr>
@@ -2928,7 +3092,7 @@
         </w:tc>
         <w:tc>
           <w:tcPr>
-            <w:tcW w:w="1800" w:type="dxa"/>
+            <w:tcW w:w="1520" w:type="dxa"/>
           </w:tcPr>
           <w:p>
             <w:pPr>
@@ -2945,7 +3109,7 @@
         </w:tc>
         <w:tc>
           <w:tcPr>
-            <w:tcW w:w="1800" w:type="dxa"/>
+            <w:tcW w:w="1520" w:type="dxa"/>
           </w:tcPr>
           <w:p>
             <w:pPr>
@@ -2962,7 +3126,7 @@
         </w:tc>
         <w:tc>
           <w:tcPr>
-            <w:tcW w:w="1800" w:type="dxa"/>
+            <w:tcW w:w="1520" w:type="dxa"/>
           </w:tcPr>
           <w:p>
             <w:pPr>
@@ -2979,7 +3143,24 @@
         </w:tc>
         <w:tc>
           <w:tcPr>
-            <w:tcW w:w="1800" w:type="dxa"/>
+            <w:tcW w:w="1520" w:type="dxa"/>
+          </w:tcPr>
+          <w:p>
+            <w:pPr>
+              <w:jc w:val="center"/>
+            </w:pPr>
+            <w:r>
+              <w:rPr>
+                <w:sz w:val="20"/>
+                <w:szCs w:val="20"/>
+              </w:rPr>
+              <w:t>0,294</w:t>
+            </w:r>
+          </w:p>
+        </w:tc>
+        <w:tc>
+          <w:tcPr>
+            <w:tcW w:w="1520" w:type="dxa"/>
           </w:tcPr>
           <w:p>
             <w:pPr>
@@ -2998,7 +3179,7 @@
       <w:tr>
         <w:tc>
           <w:tcPr>
-            <w:tcW w:w="2400" w:type="dxa"/>
+            <w:tcW w:w="2000" w:type="dxa"/>
           </w:tcPr>
           <w:p>
             <w:pPr>
@@ -3033,7 +3214,7 @@
         </w:tc>
         <w:tc>
           <w:tcPr>
-            <w:tcW w:w="1800" w:type="dxa"/>
+            <w:tcW w:w="1520" w:type="dxa"/>
           </w:tcPr>
           <w:p>
             <w:pPr>
@@ -3050,7 +3231,7 @@
         </w:tc>
         <w:tc>
           <w:tcPr>
-            <w:tcW w:w="1800" w:type="dxa"/>
+            <w:tcW w:w="1520" w:type="dxa"/>
           </w:tcPr>
           <w:p>
             <w:pPr>
@@ -3067,7 +3248,7 @@
         </w:tc>
         <w:tc>
           <w:tcPr>
-            <w:tcW w:w="1800" w:type="dxa"/>
+            <w:tcW w:w="1520" w:type="dxa"/>
           </w:tcPr>
           <w:p>
             <w:pPr>
@@ -3084,7 +3265,24 @@
         </w:tc>
         <w:tc>
           <w:tcPr>
-            <w:tcW w:w="1800" w:type="dxa"/>
+            <w:tcW w:w="1520" w:type="dxa"/>
+          </w:tcPr>
+          <w:p>
+            <w:pPr>
+              <w:jc w:val="center"/>
+            </w:pPr>
+            <w:r>
+              <w:rPr>
+                <w:sz w:val="20"/>
+                <w:szCs w:val="20"/>
+              </w:rPr>
+              <w:t>0,319</w:t>
+            </w:r>
+          </w:p>
+        </w:tc>
+        <w:tc>
+          <w:tcPr>
+            <w:tcW w:w="1520" w:type="dxa"/>
           </w:tcPr>
           <w:p>
             <w:pPr>
@@ -3103,7 +3301,7 @@
       <w:tr>
         <w:tc>
           <w:tcPr>
-            <w:tcW w:w="2400" w:type="dxa"/>
+            <w:tcW w:w="2000" w:type="dxa"/>
           </w:tcPr>
           <w:p>
             <w:pPr>
@@ -3138,7 +3336,7 @@
         </w:tc>
         <w:tc>
           <w:tcPr>
-            <w:tcW w:w="1800" w:type="dxa"/>
+            <w:tcW w:w="1520" w:type="dxa"/>
           </w:tcPr>
           <w:p>
             <w:pPr>
@@ -3155,7 +3353,7 @@
         </w:tc>
         <w:tc>
           <w:tcPr>
-            <w:tcW w:w="1800" w:type="dxa"/>
+            <w:tcW w:w="1520" w:type="dxa"/>
           </w:tcPr>
           <w:p>
             <w:pPr>
@@ -3172,7 +3370,7 @@
         </w:tc>
         <w:tc>
           <w:tcPr>
-            <w:tcW w:w="1800" w:type="dxa"/>
+            <w:tcW w:w="1520" w:type="dxa"/>
           </w:tcPr>
           <w:p>
             <w:pPr>
@@ -3189,7 +3387,24 @@
         </w:tc>
         <w:tc>
           <w:tcPr>
-            <w:tcW w:w="1800" w:type="dxa"/>
+            <w:tcW w:w="1520" w:type="dxa"/>
+          </w:tcPr>
+          <w:p>
+            <w:pPr>
+              <w:jc w:val="center"/>
+            </w:pPr>
+            <w:r>
+              <w:rPr>
+                <w:sz w:val="20"/>
+                <w:szCs w:val="20"/>
+              </w:rPr>
+              <w:t>0,249</w:t>
+            </w:r>
+          </w:p>
+        </w:tc>
+        <w:tc>
+          <w:tcPr>
+            <w:tcW w:w="1520" w:type="dxa"/>
           </w:tcPr>
           <w:p>
             <w:pPr>
@@ -3208,7 +3423,7 @@
       <w:tr>
         <w:tc>
           <w:tcPr>
-            <w:tcW w:w="2400" w:type="dxa"/>
+            <w:tcW w:w="2000" w:type="dxa"/>
           </w:tcPr>
           <w:p>
             <w:pPr>
@@ -3243,7 +3458,7 @@
         </w:tc>
         <w:tc>
           <w:tcPr>
-            <w:tcW w:w="1800" w:type="dxa"/>
+            <w:tcW w:w="1520" w:type="dxa"/>
           </w:tcPr>
           <w:p>
             <w:pPr>
@@ -3260,7 +3475,7 @@
         </w:tc>
         <w:tc>
           <w:tcPr>
-            <w:tcW w:w="1800" w:type="dxa"/>
+            <w:tcW w:w="1520" w:type="dxa"/>
           </w:tcPr>
           <w:p>
             <w:pPr>
@@ -3277,7 +3492,7 @@
         </w:tc>
         <w:tc>
           <w:tcPr>
-            <w:tcW w:w="1800" w:type="dxa"/>
+            <w:tcW w:w="1520" w:type="dxa"/>
           </w:tcPr>
           <w:p>
             <w:pPr>
@@ -3294,7 +3509,24 @@
         </w:tc>
         <w:tc>
           <w:tcPr>
-            <w:tcW w:w="1800" w:type="dxa"/>
+            <w:tcW w:w="1520" w:type="dxa"/>
+          </w:tcPr>
+          <w:p>
+            <w:pPr>
+              <w:jc w:val="center"/>
+            </w:pPr>
+            <w:r>
+              <w:rPr>
+                <w:sz w:val="20"/>
+                <w:szCs w:val="20"/>
+              </w:rPr>
+              <w:t>0,301</w:t>
+            </w:r>
+          </w:p>
+        </w:tc>
+        <w:tc>
+          <w:tcPr>
+            <w:tcW w:w="1520" w:type="dxa"/>
           </w:tcPr>
           <w:p>
             <w:pPr>
@@ -3323,7 +3555,7 @@
           <w:sz w:val="20"/>
           <w:szCs w:val="20"/>
         </w:rPr>
-        <w:t>Tablo 1. En yüksek merkeziliğe sahip beş oyuncu ve dört farklı ölçütteki skorları.</w:t>
+        <w:t>Tablo 1. En yüksek merkeziliğe sahip beş oyuncu ve beş farklı ölçütteki skorları.</w:t>
       </w:r>
     </w:p>
     <w:p>
@@ -3452,7 +3684,13 @@
       </w:r>
       <w:proofErr w:type="spellEnd"/>
       <w:r>
-        <w:t xml:space="preserve"> algoritması en büyük bileşende 9 farklı topluluk tespit etmiş, </w:t>
+        <w:t xml:space="preserve"> algoritması en büyük bileşende </w:t>
+      </w:r>
+      <w:r>
+        <w:t>10</w:t>
+      </w:r>
+      <w:r>
+        <w:t xml:space="preserve"> farklı topluluk tespit etmiş, </w:t>
       </w:r>
       <w:proofErr w:type="spellStart"/>
       <w:r>
@@ -3460,7 +3698,19 @@
       </w:r>
       <w:proofErr w:type="spellEnd"/>
       <w:r>
-        <w:t xml:space="preserve"> skoru 0,797 olarak hesaplanmıştır - literatürde 0,3 üzeri genellikle "anlamlı" topluluk yapısı olarak kabul edildiğinden, bu oldukça güçlü ve net ayrışmış bir topluluk yapısına işaret etmektedir (Şekil 2). Topluluklar arasındaki sınırların, farklı film yapımlarının (ya da aynı ekiple tekrar çekilen yapımların) kadrolarıyla büyük ölçüde örtüştüğü gözlemlenmiştir; en büyük topluluk 35 kişiden oluşmaktadır.</w:t>
+        <w:t xml:space="preserve"> skoru 0,</w:t>
+      </w:r>
+      <w:r>
+        <w:t>80</w:t>
+      </w:r>
+      <w:r>
+        <w:t xml:space="preserve"> olarak </w:t>
+      </w:r>
+      <w:r>
+        <w:t>hesaplanmıştır-</w:t>
+      </w:r>
+      <w:r>
+        <w:t xml:space="preserve"> literatürde 0,3 üzeri genellikle "anlamlı" topluluk yapısı olarak kabul edildiğinden, bu oldukça güçlü ve net ayrışmış bir topluluk yapısına işaret etmektedir (Şekil 2). Topluluklar arasındaki sınırların, farklı film yapımlarının (ya da aynı ekiple tekrar çekilen yapımların) kadrolarıyla büyük ölçüde örtüştüğü gözlemlenmiştir; en büyük topluluk 35 kişiden oluşmaktadır.</w:t>
       </w:r>
     </w:p>
     <w:p>
@@ -3575,12 +3825,17 @@
         <w:t xml:space="preserve">) ise 0,757 olarak hesaplanmıştır; bu yüksek değer, bir filmin tüm kadrosunun otomatik olarak birbirine bağlanmasının (klik oluşturmasının) beklenen bir sonucudur. Çap 11 adım, ortalama en kısa yol uzunluğu ise 4,93 adım olarak bulunmuştur. Derece </w:t>
       </w:r>
       <w:proofErr w:type="spellStart"/>
+      <w:proofErr w:type="gramStart"/>
       <w:r>
         <w:t>asortativitesi</w:t>
       </w:r>
       <w:proofErr w:type="spellEnd"/>
       <w:r>
-        <w:t xml:space="preserve"> -0,022 ile sıfıra oldukça yakın çıkmış, hafif negatif eğilim yüksek dereceli oyuncuların nispeten daha az bağlantılı oyuncularla da çalıştığına işaret etmektedir. Ağda 13 kesme noktası tespit edilmiş olup bunların önemli bir kısmı (</w:t>
+        <w:t xml:space="preserve"> -</w:t>
+      </w:r>
+      <w:proofErr w:type="gramEnd"/>
+      <w:r>
+        <w:t>0,022 ile sıfıra oldukça yakın çıkmış, hafif negatif eğilim yüksek dereceli oyuncuların nispeten daha az bağlantılı oyuncularla da çalıştığına işaret etmektedir. Ağda 13 kesme noktası tespit edilmiş olup bunların önemli bir kısmı (</w:t>
       </w:r>
       <w:proofErr w:type="spellStart"/>
       <w:r>
@@ -3612,7 +3867,15 @@
       </w:r>
       <w:proofErr w:type="spellEnd"/>
       <w:r>
-        <w:t xml:space="preserve"> gibi isimler) aynı zamanda merkezilik sıralamasında da üst sıralarda yer almaktadır - bu örtüşme, ağın en "görünür" isimlerinin aynı zamanda yapısal olarak en "kritik" isimler olduğunu doğrulamaktadır.</w:t>
+        <w:t xml:space="preserve"> gibi isimler) aynı zamanda merkezilik sıralamasında da üst sıralarda yer </w:t>
+      </w:r>
+      <w:proofErr w:type="gramStart"/>
+      <w:r>
+        <w:t>almaktadır -</w:t>
+      </w:r>
+      <w:proofErr w:type="gramEnd"/>
+      <w:r>
+        <w:t xml:space="preserve"> bu örtüşme, ağın en "görünür" isimlerinin aynı zamanda yapısal olarak en "kritik" isimler olduğunu doğrulamaktadır.</w:t>
       </w:r>
     </w:p>
     <w:p>
@@ -3737,7 +4000,15 @@
       </w:r>
       <w:proofErr w:type="spellEnd"/>
       <w:r>
-        <w:t xml:space="preserve"> (1998) orijinal çalışmasında tam olarak aynı tür bir ağ (film-oyuncu işbirliği ağı) için bulduğu örüntüyle doğrudan örtüşmektedir.</w:t>
+        <w:t xml:space="preserve"> (1998) orijinal çalışmasında tam olarak aynı tür bir ağ (film-oyuncu </w:t>
+      </w:r>
+      <w:proofErr w:type="gramStart"/>
+      <w:r>
+        <w:t>işbirliği</w:t>
+      </w:r>
+      <w:proofErr w:type="gramEnd"/>
+      <w:r>
+        <w:t xml:space="preserve"> ağı) için bulduğu örüntüyle doğrudan örtüşmektedir.</w:t>
       </w:r>
     </w:p>
     <w:p>
@@ -3762,7 +4033,15 @@
       </w:r>
       <w:proofErr w:type="spellEnd"/>
       <w:r>
-        <w:t xml:space="preserve"> değeri 9 olarak bulunmuş ve ana çekirdek 190 oyuncudan oluşmuştur - yani en büyük bileşendeki oyuncuların yaklaşık %84'ü, birbirine yoğun şekilde bağlı bu çekirdek yapının bir parçasıdır (Şekil 4).</w:t>
+        <w:t xml:space="preserve"> değeri 9 olarak bulunmuş ve ana çekirdek 190 oyuncudan </w:t>
+      </w:r>
+      <w:proofErr w:type="gramStart"/>
+      <w:r>
+        <w:t>oluşmuştur -</w:t>
+      </w:r>
+      <w:proofErr w:type="gramEnd"/>
+      <w:r>
+        <w:t xml:space="preserve"> yani en büyük bileşendeki oyuncuların yaklaşık %84'ü, birbirine yoğun şekilde bağlı bu çekirdek yapının bir parçasıdır (Şekil 4).</w:t>
       </w:r>
     </w:p>
     <w:p>
@@ -4007,7 +4286,15 @@
       </w:r>
       <w:proofErr w:type="spellEnd"/>
       <w:r>
-        <w:t xml:space="preserve"> (0,972) ağlarına kıyasla belirgin şekilde daha düşük bir kümelenmeye sahiptir. Bunun olası bir açıklaması, komedi yapımlarında oyuncuların farklı projelerde birbirinden bağımsız ve daha dağınık kadrolarla çalışması, buna karşın gerilim ve korku türlerinde aynı ekiplerin (özellikle seri filmlerde veya belirli yönetmenlerle tekrarlanan işbirliklerinde) daha sık tekrar bir araya gelmesidir. İlginç biçimde </w:t>
+        <w:t xml:space="preserve"> (0,972) ağlarına kıyasla belirgin şekilde daha düşük bir kümelenmeye sahiptir. Bunun olası bir açıklaması, komedi yapımlarında oyuncuların farklı projelerde birbirinden bağımsız ve daha dağınık kadrolarla çalışması, buna karşın gerilim ve korku türlerinde aynı ekiplerin (özellikle seri filmlerde veya belirli yönetmenlerle tekrarlanan </w:t>
+      </w:r>
+      <w:proofErr w:type="gramStart"/>
+      <w:r>
+        <w:t>işbirliklerinde</w:t>
+      </w:r>
+      <w:proofErr w:type="gramEnd"/>
+      <w:r>
+        <w:t xml:space="preserve">) daha sık tekrar bir araya gelmesidir. İlginç biçimde </w:t>
       </w:r>
       <w:proofErr w:type="spellStart"/>
       <w:r>
@@ -4580,7 +4867,15 @@
         <w:jc w:val="both"/>
       </w:pPr>
       <w:r>
-        <w:t xml:space="preserve">Bu projede kurulan gerilim türü oyuncu işbirliği ağı, klasik küçük-dünya ağlarının temel özelliklerini net biçimde sergilemektedir: yüksek kümelenme katsayısı, kısa ortalama yol uzunluğu ve σ=9,74 gibi güçlü bir küçük-dünya istatistiği. Ağdaki merkezi konumdaki az sayıda oyuncu (örneğin </w:t>
+        <w:t xml:space="preserve">Bu projede kurulan gerilim türü oyuncu </w:t>
+      </w:r>
+      <w:proofErr w:type="gramStart"/>
+      <w:r>
+        <w:t>işbirliği</w:t>
+      </w:r>
+      <w:proofErr w:type="gramEnd"/>
+      <w:r>
+        <w:t xml:space="preserve"> ağı, klasik küçük-dünya ağlarının temel özelliklerini net biçimde sergilemektedir: yüksek kümelenme katsayısı, kısa ortalama yol uzunluğu ve σ=9,74 gibi güçlü bir küçük-dünya istatistiği. Ağdaki merkezi konumdaki az sayıda oyuncu (örneğin </w:t>
       </w:r>
       <w:proofErr w:type="spellStart"/>
       <w:r>
@@ -4629,7 +4924,21 @@
       </w:r>
       <w:proofErr w:type="spellEnd"/>
       <w:r>
-        <w:t xml:space="preserve"> (0,797) ve kliklerin büyük çoğunluğunun tek bir film kadrosu boyutunda (10 kişi) çıkması, ağın yapısının büyük ölçüde bireysel yapımların kadrolarından türediğini göstermektedir. Son olarak, tür karşılaştırması, film türünün yalnızca içerik değil aynı zamanda oyuncuların işbirliği örüntülerini de şekillendirdiğini; komedi yapımlarının daha gevşek, tür sinemasının (gerilim, korku) ise daha sıkı bağlı kadrolarla çalıştığını ortaya koymuştur.</w:t>
+        <w:t xml:space="preserve"> (0,</w:t>
+      </w:r>
+      <w:r>
+        <w:t>80</w:t>
+      </w:r>
+      <w:r>
+        <w:t xml:space="preserve">) ve kliklerin büyük çoğunluğunun tek bir film kadrosu boyutunda (10 kişi) çıkması, ağın yapısının büyük ölçüde bireysel yapımların kadrolarından türediğini göstermektedir. Son olarak, tür karşılaştırması, film türünün yalnızca içerik değil aynı zamanda oyuncuların </w:t>
+      </w:r>
+      <w:proofErr w:type="gramStart"/>
+      <w:r>
+        <w:t>işbirliği</w:t>
+      </w:r>
+      <w:proofErr w:type="gramEnd"/>
+      <w:r>
+        <w:t xml:space="preserve"> örüntülerini de şekillendirdiğini; komedi yapımlarının daha gevşek, tür sinemasının (gerilim, korku) ise daha sıkı bağlı kadrolarla çalıştığını ortaya koymuştur.</w:t>
       </w:r>
     </w:p>
     <w:p>
@@ -4685,7 +4994,31 @@
       </w:r>
       <w:proofErr w:type="spellEnd"/>
       <w:r>
-        <w:t xml:space="preserve"> popülerlik verisi (oy sayısı) kullanılarak yapılacak bir örnekleme, muhtemelen daha bağlantılı - çünkü daha tanınmış oyunculardan oluşan - bir ağ üretecektir; bu, zaman kısıtı nedeniyle bu çalışmada tam olarak uygulanamamış, ileriki bir adım olarak bırakılmıştır. İkinci bir kısıt, analizin tek bir zaman kesitine (statik bir ağa) dayanmasıdır; ağın yıllar içinde nasıl büyüdüğü veya hangi işbirliklerinin diğerlerinden önce geldiği bu çalışmada incelenmemiştir. Üçüncü olarak, </w:t>
+        <w:t xml:space="preserve"> popülerlik verisi (oy sayısı) kullanılarak yapılacak bir örnekleme, muhtemelen daha </w:t>
+      </w:r>
+      <w:proofErr w:type="gramStart"/>
+      <w:r>
+        <w:t>bağlantılı -</w:t>
+      </w:r>
+      <w:proofErr w:type="gramEnd"/>
+      <w:r>
+        <w:t xml:space="preserve"> çünkü daha tanınmış oyunculardan </w:t>
+      </w:r>
+      <w:proofErr w:type="gramStart"/>
+      <w:r>
+        <w:t>oluşan -</w:t>
+      </w:r>
+      <w:proofErr w:type="gramEnd"/>
+      <w:r>
+        <w:t xml:space="preserve"> bir ağ üretecektir; bu, zaman kısıtı nedeniyle bu çalışmada tam olarak uygulanamamış, ileriki bir adım olarak bırakılmıştır. İkinci bir kısıt, analizin tek bir zaman kesitine (statik bir ağa) dayanmasıdır; ağın yıllar içinde nasıl büyüdüğü veya hangi </w:t>
+      </w:r>
+      <w:proofErr w:type="gramStart"/>
+      <w:r>
+        <w:t>işbirliklerinin</w:t>
+      </w:r>
+      <w:proofErr w:type="gramEnd"/>
+      <w:r>
+        <w:t xml:space="preserve"> diğerlerinden önce geldiği bu çalışmada incelenmemiştir. Üçüncü olarak, </w:t>
       </w:r>
       <w:proofErr w:type="spellStart"/>
       <w:r>
@@ -4818,8 +5151,13 @@
         <w:spacing w:after="200" w:line="360" w:lineRule="auto"/>
       </w:pPr>
       <w:proofErr w:type="spellStart"/>
-      <w:r>
-        <w:t>python-louvain</w:t>
+      <w:proofErr w:type="gramStart"/>
+      <w:r>
+        <w:t>python</w:t>
+      </w:r>
+      <w:proofErr w:type="gramEnd"/>
+      <w:r>
+        <w:t>-louvain</w:t>
       </w:r>
       <w:proofErr w:type="spellEnd"/>
       <w:r>
@@ -5040,7 +5378,15 @@
       </w:r>
       <w:proofErr w:type="spellEnd"/>
       <w:r>
-        <w:t xml:space="preserve"> verisine ihtiyaç duymadan çalışan 45 adet birim ve entegrasyon testi bulunmaktadır. Aşağıda kod tabanından üç temsili fonksiyon, ekran görüntüsü olarak ve altlarında kısa açıklamalarla sunulmuştur; tam kod ve çalıştırılmış çıktılarıyla birlikte notebook (BIL403_donem_projesi.ipynb) yukarıdaki depoda ve ekli dosyalarda mevcuttur.</w:t>
+        <w:t xml:space="preserve"> verisine ihtiyaç duymadan çalışan 45 adet birim ve entegrasyon testi bulunmaktadır. Aşağıda kod tabanından üç temsili fonksiyon, ekran görüntüsü olarak ve altlarında kısa açıklamalarla sunulmuştur; tam kod ve çalıştırılmış çıktılarıyla birlikte notebook (BIL403_donem_</w:t>
+      </w:r>
+      <w:proofErr w:type="gramStart"/>
+      <w:r>
+        <w:t>projesi.ipynb</w:t>
+      </w:r>
+      <w:proofErr w:type="gramEnd"/>
+      <w:r>
+        <w:t>) yukarıdaki depoda ve ekli dosyalarda mevcuttur.</w:t>
       </w:r>
     </w:p>
     <w:p>
@@ -5139,7 +5485,27 @@
           <w:sz w:val="20"/>
           <w:szCs w:val="20"/>
         </w:rPr>
-        <w:t xml:space="preserve"> fonksiyonu - oyuncu-oyuncu ağının kurulması.</w:t>
+        <w:t xml:space="preserve"> </w:t>
+      </w:r>
+      <w:proofErr w:type="gramStart"/>
+      <w:r>
+        <w:rPr>
+          <w:i/>
+          <w:iCs/>
+          <w:sz w:val="20"/>
+          <w:szCs w:val="20"/>
+        </w:rPr>
+        <w:t>fonksiyonu -</w:t>
+      </w:r>
+      <w:proofErr w:type="gramEnd"/>
+      <w:r>
+        <w:rPr>
+          <w:i/>
+          <w:iCs/>
+          <w:sz w:val="20"/>
+          <w:szCs w:val="20"/>
+        </w:rPr>
+        <w:t xml:space="preserve"> oyuncu-oyuncu ağının kurulması.</w:t>
       </w:r>
     </w:p>
     <w:p>
@@ -5252,7 +5618,27 @@
           <w:sz w:val="20"/>
           <w:szCs w:val="20"/>
         </w:rPr>
-        <w:t xml:space="preserve"> fonksiyonu - küçük-dünya (sigma) testi.</w:t>
+        <w:t xml:space="preserve"> </w:t>
+      </w:r>
+      <w:proofErr w:type="gramStart"/>
+      <w:r>
+        <w:rPr>
+          <w:i/>
+          <w:iCs/>
+          <w:sz w:val="20"/>
+          <w:szCs w:val="20"/>
+        </w:rPr>
+        <w:t>fonksiyonu -</w:t>
+      </w:r>
+      <w:proofErr w:type="gramEnd"/>
+      <w:r>
+        <w:rPr>
+          <w:i/>
+          <w:iCs/>
+          <w:sz w:val="20"/>
+          <w:szCs w:val="20"/>
+        </w:rPr>
+        <w:t xml:space="preserve"> küçük-dünya (sigma) testi.</w:t>
       </w:r>
     </w:p>
     <w:p>
@@ -5280,10 +5666,12 @@
         <w:t>, G(</w:t>
       </w:r>
       <w:proofErr w:type="spellStart"/>
+      <w:proofErr w:type="gramStart"/>
       <w:r>
         <w:t>n,m</w:t>
       </w:r>
       <w:proofErr w:type="spellEnd"/>
+      <w:proofErr w:type="gramEnd"/>
       <w:r>
         <w:t>)) üretilip bağlantılı çıkanların kümelenme katsayısı ve ortalama yol uzunluğu ortalaması alınır; bu ortalamalar gerçek ağın karşılık gelen değerleriyle oranlanarak sigma hesaplanır.</w:t>
       </w:r>
@@ -5373,7 +5761,27 @@
           <w:sz w:val="20"/>
           <w:szCs w:val="20"/>
         </w:rPr>
-        <w:t xml:space="preserve"> fonksiyonu - hedefli saldırı simülasyonu.</w:t>
+        <w:t xml:space="preserve"> </w:t>
+      </w:r>
+      <w:proofErr w:type="gramStart"/>
+      <w:r>
+        <w:rPr>
+          <w:i/>
+          <w:iCs/>
+          <w:sz w:val="20"/>
+          <w:szCs w:val="20"/>
+        </w:rPr>
+        <w:t>fonksiyonu -</w:t>
+      </w:r>
+      <w:proofErr w:type="gramEnd"/>
+      <w:r>
+        <w:rPr>
+          <w:i/>
+          <w:iCs/>
+          <w:sz w:val="20"/>
+          <w:szCs w:val="20"/>
+        </w:rPr>
+        <w:t xml:space="preserve"> hedefli saldırı simülasyonu.</w:t>
       </w:r>
     </w:p>
     <w:p>
@@ -5397,10 +5805,6 @@
       <w:pPr>
         <w:spacing w:after="200"/>
         <w:jc w:val="center"/>
-        <w:rPr>
-          <w:b/>
-          <w:bCs/>
-        </w:rPr>
       </w:pPr>
       <w:r>
         <w:t xml:space="preserve">Kaynak Kod/ </w:t>
@@ -5424,12 +5828,65 @@
     </w:p>
     <w:p>
       <w:pPr>
+        <w:spacing w:after="200"/>
+        <w:ind w:left="708"/>
+        <w:rPr>
+          <w:b/>
+          <w:bCs/>
+          <w:color w:val="156082" w:themeColor="accent1"/>
+        </w:rPr>
+      </w:pPr>
+      <w:r>
+        <w:rPr>
+          <w:color w:val="156082" w:themeColor="accent1"/>
+        </w:rPr>
+        <w:t xml:space="preserve">       </w:t>
+      </w:r>
+      <w:r>
+        <w:rPr>
+          <w:color w:val="000000" w:themeColor="text1"/>
+        </w:rPr>
+        <w:t>Video Sunumu / Demo linki:</w:t>
+      </w:r>
+      <w:r>
+        <w:rPr>
+          <w:color w:val="156082" w:themeColor="accent1"/>
+        </w:rPr>
+        <w:t xml:space="preserve"> </w:t>
+      </w:r>
+      <w:hyperlink r:id="rId19" w:history="1">
+        <w:r>
+          <w:rPr>
+            <w:rStyle w:val="Kpr"/>
+          </w:rPr>
+          <w:t>https://youtu.be/1BS9KUG5KsA</w:t>
+        </w:r>
+      </w:hyperlink>
+      <w:r>
+        <w:rPr>
+          <w:color w:val="156082" w:themeColor="accent1"/>
+        </w:rPr>
+        <w:t xml:space="preserve"> </w:t>
+      </w:r>
+    </w:p>
+    <w:p>
+      <w:pPr>
+        <w:spacing w:after="200"/>
+        <w:jc w:val="center"/>
+        <w:rPr>
+          <w:b/>
+          <w:bCs/>
+        </w:rPr>
+      </w:pPr>
+    </w:p>
+    <w:p>
+      <w:pPr>
         <w:spacing w:before="300"/>
         <w:jc w:val="center"/>
       </w:pPr>
     </w:p>
     <w:sectPr>
-      <w:footerReference w:type="default" r:id="rId19"/>
+      <w:footerReference w:type="default" r:id="rId20"/>
       <w:pgSz w:w="11906" w:h="16838"/>
       <w:pgMar w:top="1134" w:right="1134" w:bottom="1134" w:left="1134" w:header="708" w:footer="708" w:gutter="0"/>
       <w:cols w:space="708"/>
@@ -6101,7 +6558,6 @@
   <w:style w:type="character" w:default="1" w:styleId="VarsaylanParagrafYazTipi">
     <w:name w:val="Default Paragraph Font"/>
     <w:uiPriority w:val="1"/>
-    <w:semiHidden/>
     <w:unhideWhenUsed/>
   </w:style>
   <w:style w:type="table" w:default="1" w:styleId="NormalTablo">

--- a/docs/projeraporu_231401028_Mete_Kilic.docx
+++ b/docs/projeraporu_231401028_Mete_Kilic.docx
@@ -298,7 +298,6 @@
     <w:p>
       <w:pPr>
         <w:spacing w:after="200"/>
-        <w:jc w:val="center"/>
         <w:rPr>
           <w:b/>
           <w:bCs/>
@@ -322,21 +321,7 @@
         <w:rPr>
           <w:color w:val="156082" w:themeColor="accent1"/>
         </w:rPr>
-        <w:t xml:space="preserve">Kaynak Kod/ </w:t>
-      </w:r>
-      <w:proofErr w:type="spellStart"/>
-      <w:r>
-        <w:rPr>
-          <w:color w:val="156082" w:themeColor="accent1"/>
-        </w:rPr>
-        <w:t>Github</w:t>
-      </w:r>
-      <w:proofErr w:type="spellEnd"/>
-      <w:r>
-        <w:rPr>
-          <w:color w:val="156082" w:themeColor="accent1"/>
-        </w:rPr>
-        <w:t xml:space="preserve"> linki:</w:t>
+        <w:t>Kaynak Kod/ Github linki:</w:t>
       </w:r>
       <w:r>
         <w:t xml:space="preserve"> </w:t>
@@ -666,7 +651,15 @@
                 <w:bCs/>
                 <w:color w:val="0E2841" w:themeColor="text2"/>
               </w:rPr>
-              <w:t>10.07.2026</w:t>
+              <w:t>20</w:t>
+            </w:r>
+            <w:r>
+              <w:rPr>
+                <w:b/>
+                <w:bCs/>
+                <w:color w:val="0E2841" w:themeColor="text2"/>
+              </w:rPr>
+              <w:t>.07.2026</w:t>
             </w:r>
           </w:p>
         </w:tc>
@@ -683,6 +676,8 @@
         <w:jc w:val="center"/>
       </w:pPr>
     </w:p>
+    <w:p/>
+    <w:p/>
     <w:p/>
     <w:p>
       <w:pPr>
@@ -690,8 +685,8 @@
           <w:b/>
           <w:bCs/>
           <w:color w:val="0E2841" w:themeColor="text2"/>
-          <w:sz w:val="30"/>
-          <w:szCs w:val="30"/>
+          <w:sz w:val="28"/>
+          <w:szCs w:val="28"/>
         </w:rPr>
       </w:pPr>
       <w:r>
@@ -699,10 +694,9 @@
           <w:b/>
           <w:bCs/>
           <w:color w:val="0E2841" w:themeColor="text2"/>
-          <w:sz w:val="30"/>
-          <w:szCs w:val="30"/>
-        </w:rPr>
-        <w:lastRenderedPageBreak/>
+          <w:sz w:val="28"/>
+          <w:szCs w:val="28"/>
+        </w:rPr>
         <w:t>İçindekiler</w:t>
       </w:r>
     </w:p>
@@ -716,26 +710,39 @@
         <w:alias w:val="İçindekiler"/>
         <w:id w:val="1730421503"/>
       </w:sdtPr>
+      <w:sdtEndPr>
+        <w:rPr>
+          <w:b w:val="0"/>
+          <w:bCs w:val="0"/>
+        </w:rPr>
+      </w:sdtEndPr>
       <w:sdtContent>
         <w:p>
           <w:pPr>
             <w:pStyle w:val="T1"/>
             <w:rPr>
               <w:rFonts w:asciiTheme="minorHAnsi" w:eastAsiaTheme="minorEastAsia" w:hAnsiTheme="minorHAnsi" w:cstheme="minorBidi"/>
+              <w:color w:val="auto"/>
               <w:kern w:val="2"/>
               <w14:ligatures w14:val="standardContextual"/>
             </w:rPr>
           </w:pPr>
           <w:r>
+            <w:rPr>
+              <w:color w:val="156082" w:themeColor="accent1"/>
+            </w:rPr>
             <w:fldChar w:fldCharType="begin"/>
           </w:r>
           <w:r>
             <w:instrText>TOC \h \o "1-2"</w:instrText>
           </w:r>
           <w:r>
+            <w:rPr>
+              <w:color w:val="156082" w:themeColor="accent1"/>
+            </w:rPr>
             <w:fldChar w:fldCharType="separate"/>
           </w:r>
-          <w:hyperlink w:anchor="_Toc234502320" w:history="1">
+          <w:hyperlink w:anchor="_Toc235405256" w:history="1">
             <w:r>
               <w:rPr>
                 <w:rStyle w:val="Kpr"/>
@@ -749,7 +756,7 @@
               <w:fldChar w:fldCharType="begin"/>
             </w:r>
             <w:r>
-              <w:instrText xml:space="preserve"> PAGEREF _Toc234502320 \h </w:instrText>
+              <w:instrText xml:space="preserve"> PAGEREF _Toc235405256 \h </w:instrText>
             </w:r>
             <w:r>
               <w:fldChar w:fldCharType="separate"/>
@@ -758,6 +765,572 @@
               <w:t>3</w:t>
             </w:r>
             <w:r>
+              <w:fldChar w:fldCharType="end"/>
+            </w:r>
+          </w:hyperlink>
+        </w:p>
+        <w:p>
+          <w:pPr>
+            <w:pStyle w:val="T1"/>
+            <w:rPr>
+              <w:rFonts w:asciiTheme="minorHAnsi" w:eastAsiaTheme="minorEastAsia" w:hAnsiTheme="minorHAnsi" w:cstheme="minorBidi"/>
+              <w:color w:val="auto"/>
+              <w:kern w:val="2"/>
+              <w14:ligatures w14:val="standardContextual"/>
+            </w:rPr>
+          </w:pPr>
+          <w:hyperlink w:anchor="_Toc235405257" w:history="1">
+            <w:r>
+              <w:rPr>
+                <w:rStyle w:val="Kpr"/>
+              </w:rPr>
+              <w:t>1. Giriş</w:t>
+            </w:r>
+            <w:r>
+              <w:tab/>
+            </w:r>
+            <w:r>
+              <w:fldChar w:fldCharType="begin"/>
+            </w:r>
+            <w:r>
+              <w:instrText xml:space="preserve"> PAGEREF _Toc235405257 \h </w:instrText>
+            </w:r>
+            <w:r>
+              <w:fldChar w:fldCharType="separate"/>
+            </w:r>
+            <w:r>
+              <w:t>3</w:t>
+            </w:r>
+            <w:r>
+              <w:fldChar w:fldCharType="end"/>
+            </w:r>
+          </w:hyperlink>
+        </w:p>
+        <w:p>
+          <w:pPr>
+            <w:pStyle w:val="T1"/>
+            <w:rPr>
+              <w:rFonts w:asciiTheme="minorHAnsi" w:eastAsiaTheme="minorEastAsia" w:hAnsiTheme="minorHAnsi" w:cstheme="minorBidi"/>
+              <w:color w:val="auto"/>
+              <w:kern w:val="2"/>
+              <w14:ligatures w14:val="standardContextual"/>
+            </w:rPr>
+          </w:pPr>
+          <w:hyperlink w:anchor="_Toc235405258" w:history="1">
+            <w:r>
+              <w:rPr>
+                <w:rStyle w:val="Kpr"/>
+              </w:rPr>
+              <w:t>2. Metotlar</w:t>
+            </w:r>
+            <w:r>
+              <w:tab/>
+            </w:r>
+            <w:r>
+              <w:fldChar w:fldCharType="begin"/>
+            </w:r>
+            <w:r>
+              <w:instrText xml:space="preserve"> PAGEREF _Toc235405258 \h </w:instrText>
+            </w:r>
+            <w:r>
+              <w:fldChar w:fldCharType="separate"/>
+            </w:r>
+            <w:r>
+              <w:t>4</w:t>
+            </w:r>
+            <w:r>
+              <w:fldChar w:fldCharType="end"/>
+            </w:r>
+          </w:hyperlink>
+        </w:p>
+        <w:p>
+          <w:pPr>
+            <w:pStyle w:val="T2"/>
+            <w:tabs>
+              <w:tab w:val="right" w:leader="dot" w:pos="9628"/>
+            </w:tabs>
+            <w:rPr>
+              <w:rFonts w:asciiTheme="minorHAnsi" w:eastAsiaTheme="minorEastAsia" w:hAnsiTheme="minorHAnsi" w:cstheme="minorBidi"/>
+              <w:b/>
+              <w:bCs/>
+              <w:noProof/>
+              <w:kern w:val="2"/>
+              <w14:ligatures w14:val="standardContextual"/>
+            </w:rPr>
+          </w:pPr>
+          <w:hyperlink w:anchor="_Toc235405259" w:history="1">
+            <w:r>
+              <w:rPr>
+                <w:rStyle w:val="Kpr"/>
+                <w:b/>
+                <w:bCs/>
+                <w:noProof/>
+              </w:rPr>
+              <w:t>2.1 Ağ Modelinin Oluşturulması</w:t>
+            </w:r>
+            <w:r>
+              <w:rPr>
+                <w:b/>
+                <w:bCs/>
+                <w:noProof/>
+              </w:rPr>
+              <w:tab/>
+            </w:r>
+            <w:r>
+              <w:rPr>
+                <w:b/>
+                <w:bCs/>
+                <w:noProof/>
+              </w:rPr>
+              <w:fldChar w:fldCharType="begin"/>
+            </w:r>
+            <w:r>
+              <w:rPr>
+                <w:b/>
+                <w:bCs/>
+                <w:noProof/>
+              </w:rPr>
+              <w:instrText xml:space="preserve"> PAGEREF _Toc235405259 \h </w:instrText>
+            </w:r>
+            <w:r>
+              <w:rPr>
+                <w:b/>
+                <w:bCs/>
+                <w:noProof/>
+              </w:rPr>
+            </w:r>
+            <w:r>
+              <w:rPr>
+                <w:b/>
+                <w:bCs/>
+                <w:noProof/>
+              </w:rPr>
+              <w:fldChar w:fldCharType="separate"/>
+            </w:r>
+            <w:r>
+              <w:rPr>
+                <w:b/>
+                <w:bCs/>
+                <w:noProof/>
+              </w:rPr>
+              <w:t>4</w:t>
+            </w:r>
+            <w:r>
+              <w:rPr>
+                <w:b/>
+                <w:bCs/>
+                <w:noProof/>
+              </w:rPr>
+              <w:fldChar w:fldCharType="end"/>
+            </w:r>
+          </w:hyperlink>
+        </w:p>
+        <w:p>
+          <w:pPr>
+            <w:pStyle w:val="T2"/>
+            <w:tabs>
+              <w:tab w:val="right" w:leader="dot" w:pos="9628"/>
+            </w:tabs>
+            <w:rPr>
+              <w:rFonts w:asciiTheme="minorHAnsi" w:eastAsiaTheme="minorEastAsia" w:hAnsiTheme="minorHAnsi" w:cstheme="minorBidi"/>
+              <w:b/>
+              <w:bCs/>
+              <w:noProof/>
+              <w:kern w:val="2"/>
+              <w14:ligatures w14:val="standardContextual"/>
+            </w:rPr>
+          </w:pPr>
+          <w:hyperlink w:anchor="_Toc235405260" w:history="1">
+            <w:r>
+              <w:rPr>
+                <w:rStyle w:val="Kpr"/>
+                <w:b/>
+                <w:bCs/>
+                <w:noProof/>
+              </w:rPr>
+              <w:t>2.2 Merkezilik Ölçütleri</w:t>
+            </w:r>
+            <w:r>
+              <w:rPr>
+                <w:b/>
+                <w:bCs/>
+                <w:noProof/>
+              </w:rPr>
+              <w:tab/>
+            </w:r>
+            <w:r>
+              <w:rPr>
+                <w:b/>
+                <w:bCs/>
+                <w:noProof/>
+              </w:rPr>
+              <w:fldChar w:fldCharType="begin"/>
+            </w:r>
+            <w:r>
+              <w:rPr>
+                <w:b/>
+                <w:bCs/>
+                <w:noProof/>
+              </w:rPr>
+              <w:instrText xml:space="preserve"> PAGEREF _Toc235405260 \h </w:instrText>
+            </w:r>
+            <w:r>
+              <w:rPr>
+                <w:b/>
+                <w:bCs/>
+                <w:noProof/>
+              </w:rPr>
+            </w:r>
+            <w:r>
+              <w:rPr>
+                <w:b/>
+                <w:bCs/>
+                <w:noProof/>
+              </w:rPr>
+              <w:fldChar w:fldCharType="separate"/>
+            </w:r>
+            <w:r>
+              <w:rPr>
+                <w:b/>
+                <w:bCs/>
+                <w:noProof/>
+              </w:rPr>
+              <w:t>4</w:t>
+            </w:r>
+            <w:r>
+              <w:rPr>
+                <w:b/>
+                <w:bCs/>
+                <w:noProof/>
+              </w:rPr>
+              <w:fldChar w:fldCharType="end"/>
+            </w:r>
+          </w:hyperlink>
+        </w:p>
+        <w:p>
+          <w:pPr>
+            <w:pStyle w:val="T2"/>
+            <w:tabs>
+              <w:tab w:val="right" w:leader="dot" w:pos="9628"/>
+            </w:tabs>
+            <w:rPr>
+              <w:rFonts w:asciiTheme="minorHAnsi" w:eastAsiaTheme="minorEastAsia" w:hAnsiTheme="minorHAnsi" w:cstheme="minorBidi"/>
+              <w:b/>
+              <w:bCs/>
+              <w:noProof/>
+              <w:kern w:val="2"/>
+              <w14:ligatures w14:val="standardContextual"/>
+            </w:rPr>
+          </w:pPr>
+          <w:hyperlink w:anchor="_Toc235405261" w:history="1">
+            <w:r>
+              <w:rPr>
+                <w:rStyle w:val="Kpr"/>
+                <w:b/>
+                <w:bCs/>
+                <w:noProof/>
+              </w:rPr>
+              <w:t>2.3 Topluluk Tespiti</w:t>
+            </w:r>
+            <w:r>
+              <w:rPr>
+                <w:b/>
+                <w:bCs/>
+                <w:noProof/>
+              </w:rPr>
+              <w:tab/>
+            </w:r>
+            <w:r>
+              <w:rPr>
+                <w:b/>
+                <w:bCs/>
+                <w:noProof/>
+              </w:rPr>
+              <w:fldChar w:fldCharType="begin"/>
+            </w:r>
+            <w:r>
+              <w:rPr>
+                <w:b/>
+                <w:bCs/>
+                <w:noProof/>
+              </w:rPr>
+              <w:instrText xml:space="preserve"> PAGEREF _Toc235405261 \h </w:instrText>
+            </w:r>
+            <w:r>
+              <w:rPr>
+                <w:b/>
+                <w:bCs/>
+                <w:noProof/>
+              </w:rPr>
+            </w:r>
+            <w:r>
+              <w:rPr>
+                <w:b/>
+                <w:bCs/>
+                <w:noProof/>
+              </w:rPr>
+              <w:fldChar w:fldCharType="separate"/>
+            </w:r>
+            <w:r>
+              <w:rPr>
+                <w:b/>
+                <w:bCs/>
+                <w:noProof/>
+              </w:rPr>
+              <w:t>4</w:t>
+            </w:r>
+            <w:r>
+              <w:rPr>
+                <w:b/>
+                <w:bCs/>
+                <w:noProof/>
+              </w:rPr>
+              <w:fldChar w:fldCharType="end"/>
+            </w:r>
+          </w:hyperlink>
+        </w:p>
+        <w:p>
+          <w:pPr>
+            <w:pStyle w:val="T2"/>
+            <w:tabs>
+              <w:tab w:val="right" w:leader="dot" w:pos="9628"/>
+            </w:tabs>
+            <w:rPr>
+              <w:rFonts w:asciiTheme="minorHAnsi" w:eastAsiaTheme="minorEastAsia" w:hAnsiTheme="minorHAnsi" w:cstheme="minorBidi"/>
+              <w:b/>
+              <w:bCs/>
+              <w:noProof/>
+              <w:kern w:val="2"/>
+              <w14:ligatures w14:val="standardContextual"/>
+            </w:rPr>
+          </w:pPr>
+          <w:hyperlink w:anchor="_Toc235405262" w:history="1">
+            <w:r>
+              <w:rPr>
+                <w:rStyle w:val="Kpr"/>
+                <w:b/>
+                <w:bCs/>
+                <w:noProof/>
+              </w:rPr>
+              <w:t>2.4 Yapısal Özellikler ve Küçük-Dünya Testi</w:t>
+            </w:r>
+            <w:r>
+              <w:rPr>
+                <w:b/>
+                <w:bCs/>
+                <w:noProof/>
+              </w:rPr>
+              <w:tab/>
+            </w:r>
+            <w:r>
+              <w:rPr>
+                <w:b/>
+                <w:bCs/>
+                <w:noProof/>
+              </w:rPr>
+              <w:fldChar w:fldCharType="begin"/>
+            </w:r>
+            <w:r>
+              <w:rPr>
+                <w:b/>
+                <w:bCs/>
+                <w:noProof/>
+              </w:rPr>
+              <w:instrText xml:space="preserve"> PAGEREF _Toc235405262 \h </w:instrText>
+            </w:r>
+            <w:r>
+              <w:rPr>
+                <w:b/>
+                <w:bCs/>
+                <w:noProof/>
+              </w:rPr>
+            </w:r>
+            <w:r>
+              <w:rPr>
+                <w:b/>
+                <w:bCs/>
+                <w:noProof/>
+              </w:rPr>
+              <w:fldChar w:fldCharType="separate"/>
+            </w:r>
+            <w:r>
+              <w:rPr>
+                <w:b/>
+                <w:bCs/>
+                <w:noProof/>
+              </w:rPr>
+              <w:t>4</w:t>
+            </w:r>
+            <w:r>
+              <w:rPr>
+                <w:b/>
+                <w:bCs/>
+                <w:noProof/>
+              </w:rPr>
+              <w:fldChar w:fldCharType="end"/>
+            </w:r>
+          </w:hyperlink>
+        </w:p>
+        <w:p>
+          <w:pPr>
+            <w:pStyle w:val="T2"/>
+            <w:tabs>
+              <w:tab w:val="right" w:leader="dot" w:pos="9628"/>
+            </w:tabs>
+            <w:rPr>
+              <w:rFonts w:asciiTheme="minorHAnsi" w:eastAsiaTheme="minorEastAsia" w:hAnsiTheme="minorHAnsi" w:cstheme="minorBidi"/>
+              <w:b/>
+              <w:bCs/>
+              <w:noProof/>
+              <w:kern w:val="2"/>
+              <w14:ligatures w14:val="standardContextual"/>
+            </w:rPr>
+          </w:pPr>
+          <w:hyperlink w:anchor="_Toc235405263" w:history="1">
+            <w:r>
+              <w:rPr>
+                <w:rStyle w:val="Kpr"/>
+                <w:b/>
+                <w:bCs/>
+                <w:noProof/>
+              </w:rPr>
+              <w:t>2.5 Dayanıklılık, Klik ve K-Core Analizleri</w:t>
+            </w:r>
+            <w:r>
+              <w:rPr>
+                <w:b/>
+                <w:bCs/>
+                <w:noProof/>
+              </w:rPr>
+              <w:tab/>
+            </w:r>
+            <w:r>
+              <w:rPr>
+                <w:b/>
+                <w:bCs/>
+                <w:noProof/>
+              </w:rPr>
+              <w:fldChar w:fldCharType="begin"/>
+            </w:r>
+            <w:r>
+              <w:rPr>
+                <w:b/>
+                <w:bCs/>
+                <w:noProof/>
+              </w:rPr>
+              <w:instrText xml:space="preserve"> PAGEREF _Toc235405263 \h </w:instrText>
+            </w:r>
+            <w:r>
+              <w:rPr>
+                <w:b/>
+                <w:bCs/>
+                <w:noProof/>
+              </w:rPr>
+            </w:r>
+            <w:r>
+              <w:rPr>
+                <w:b/>
+                <w:bCs/>
+                <w:noProof/>
+              </w:rPr>
+              <w:fldChar w:fldCharType="separate"/>
+            </w:r>
+            <w:r>
+              <w:rPr>
+                <w:b/>
+                <w:bCs/>
+                <w:noProof/>
+              </w:rPr>
+              <w:t>5</w:t>
+            </w:r>
+            <w:r>
+              <w:rPr>
+                <w:b/>
+                <w:bCs/>
+                <w:noProof/>
+              </w:rPr>
+              <w:fldChar w:fldCharType="end"/>
+            </w:r>
+          </w:hyperlink>
+        </w:p>
+        <w:p>
+          <w:pPr>
+            <w:pStyle w:val="T2"/>
+            <w:tabs>
+              <w:tab w:val="right" w:leader="dot" w:pos="9628"/>
+            </w:tabs>
+            <w:rPr>
+              <w:rFonts w:asciiTheme="minorHAnsi" w:eastAsiaTheme="minorEastAsia" w:hAnsiTheme="minorHAnsi" w:cstheme="minorBidi"/>
+              <w:b/>
+              <w:bCs/>
+              <w:noProof/>
+              <w:kern w:val="2"/>
+              <w14:ligatures w14:val="standardContextual"/>
+            </w:rPr>
+          </w:pPr>
+          <w:hyperlink w:anchor="_Toc235405264" w:history="1">
+            <w:r>
+              <w:rPr>
+                <w:rStyle w:val="Kpr"/>
+                <w:b/>
+                <w:bCs/>
+                <w:noProof/>
+              </w:rPr>
+              <w:t>2.6 Link Prediction ve Tür Karşılaştırması</w:t>
+            </w:r>
+            <w:r>
+              <w:rPr>
+                <w:b/>
+                <w:bCs/>
+                <w:noProof/>
+              </w:rPr>
+              <w:tab/>
+            </w:r>
+            <w:r>
+              <w:rPr>
+                <w:b/>
+                <w:bCs/>
+                <w:noProof/>
+              </w:rPr>
+              <w:fldChar w:fldCharType="begin"/>
+            </w:r>
+            <w:r>
+              <w:rPr>
+                <w:b/>
+                <w:bCs/>
+                <w:noProof/>
+              </w:rPr>
+              <w:instrText xml:space="preserve"> PAGEREF _Toc235405264 \h </w:instrText>
+            </w:r>
+            <w:r>
+              <w:rPr>
+                <w:b/>
+                <w:bCs/>
+                <w:noProof/>
+              </w:rPr>
+            </w:r>
+            <w:r>
+              <w:rPr>
+                <w:b/>
+                <w:bCs/>
+                <w:noProof/>
+              </w:rPr>
+              <w:fldChar w:fldCharType="separate"/>
+            </w:r>
+            <w:r>
+              <w:rPr>
+                <w:b/>
+                <w:bCs/>
+                <w:noProof/>
+              </w:rPr>
+              <w:t>5</w:t>
+            </w:r>
+            <w:r>
+              <w:rPr>
+                <w:b/>
+                <w:bCs/>
+                <w:noProof/>
+              </w:rPr>
               <w:fldChar w:fldCharType="end"/>
             </w:r>
           </w:hyperlink>
@@ -771,12 +1344,13 @@
               <w14:ligatures w14:val="standardContextual"/>
             </w:rPr>
           </w:pPr>
-          <w:hyperlink w:anchor="_Toc234502321" w:history="1">
+          <w:hyperlink w:anchor="_Toc235405265" w:history="1">
             <w:r>
               <w:rPr>
                 <w:rStyle w:val="Kpr"/>
-              </w:rPr>
-              <w:t>1. Giriş</w:t>
+                <w:color w:val="0E2841" w:themeColor="text2"/>
+              </w:rPr>
+              <w:t>3. Bulgular</w:t>
             </w:r>
             <w:r>
               <w:tab/>
@@ -785,15 +1359,507 @@
               <w:fldChar w:fldCharType="begin"/>
             </w:r>
             <w:r>
-              <w:instrText xml:space="preserve"> PAGEREF _Toc234502321 \h </w:instrText>
+              <w:instrText xml:space="preserve"> PAGEREF _Toc235405265 \h </w:instrText>
             </w:r>
             <w:r>
               <w:fldChar w:fldCharType="separate"/>
             </w:r>
             <w:r>
-              <w:t>3</w:t>
-            </w:r>
-            <w:r>
+              <w:t>5</w:t>
+            </w:r>
+            <w:r>
+              <w:fldChar w:fldCharType="end"/>
+            </w:r>
+          </w:hyperlink>
+        </w:p>
+        <w:p>
+          <w:pPr>
+            <w:pStyle w:val="T2"/>
+            <w:tabs>
+              <w:tab w:val="right" w:leader="dot" w:pos="9628"/>
+            </w:tabs>
+            <w:rPr>
+              <w:rFonts w:asciiTheme="minorHAnsi" w:eastAsiaTheme="minorEastAsia" w:hAnsiTheme="minorHAnsi" w:cstheme="minorBidi"/>
+              <w:b/>
+              <w:bCs/>
+              <w:noProof/>
+              <w:kern w:val="2"/>
+              <w14:ligatures w14:val="standardContextual"/>
+            </w:rPr>
+          </w:pPr>
+          <w:hyperlink w:anchor="_Toc235405266" w:history="1">
+            <w:r>
+              <w:rPr>
+                <w:rStyle w:val="Kpr"/>
+                <w:b/>
+                <w:bCs/>
+                <w:noProof/>
+              </w:rPr>
+              <w:t>3.1 Genel Ağ İstatistikleri</w:t>
+            </w:r>
+            <w:r>
+              <w:rPr>
+                <w:b/>
+                <w:bCs/>
+                <w:noProof/>
+              </w:rPr>
+              <w:tab/>
+            </w:r>
+            <w:r>
+              <w:rPr>
+                <w:b/>
+                <w:bCs/>
+                <w:noProof/>
+              </w:rPr>
+              <w:fldChar w:fldCharType="begin"/>
+            </w:r>
+            <w:r>
+              <w:rPr>
+                <w:b/>
+                <w:bCs/>
+                <w:noProof/>
+              </w:rPr>
+              <w:instrText xml:space="preserve"> PAGEREF _Toc235405266 \h </w:instrText>
+            </w:r>
+            <w:r>
+              <w:rPr>
+                <w:b/>
+                <w:bCs/>
+                <w:noProof/>
+              </w:rPr>
+            </w:r>
+            <w:r>
+              <w:rPr>
+                <w:b/>
+                <w:bCs/>
+                <w:noProof/>
+              </w:rPr>
+              <w:fldChar w:fldCharType="separate"/>
+            </w:r>
+            <w:r>
+              <w:rPr>
+                <w:b/>
+                <w:bCs/>
+                <w:noProof/>
+              </w:rPr>
+              <w:t>5</w:t>
+            </w:r>
+            <w:r>
+              <w:rPr>
+                <w:b/>
+                <w:bCs/>
+                <w:noProof/>
+              </w:rPr>
+              <w:fldChar w:fldCharType="end"/>
+            </w:r>
+          </w:hyperlink>
+        </w:p>
+        <w:p>
+          <w:pPr>
+            <w:pStyle w:val="T2"/>
+            <w:tabs>
+              <w:tab w:val="right" w:leader="dot" w:pos="9628"/>
+            </w:tabs>
+            <w:rPr>
+              <w:rFonts w:asciiTheme="minorHAnsi" w:eastAsiaTheme="minorEastAsia" w:hAnsiTheme="minorHAnsi" w:cstheme="minorBidi"/>
+              <w:b/>
+              <w:bCs/>
+              <w:noProof/>
+              <w:kern w:val="2"/>
+              <w14:ligatures w14:val="standardContextual"/>
+            </w:rPr>
+          </w:pPr>
+          <w:hyperlink w:anchor="_Toc235405267" w:history="1">
+            <w:r>
+              <w:rPr>
+                <w:rStyle w:val="Kpr"/>
+                <w:b/>
+                <w:bCs/>
+                <w:noProof/>
+              </w:rPr>
+              <w:t>3.2 Merkezilik Sonuçları</w:t>
+            </w:r>
+            <w:r>
+              <w:rPr>
+                <w:b/>
+                <w:bCs/>
+                <w:noProof/>
+              </w:rPr>
+              <w:tab/>
+            </w:r>
+            <w:r>
+              <w:rPr>
+                <w:b/>
+                <w:bCs/>
+                <w:noProof/>
+              </w:rPr>
+              <w:fldChar w:fldCharType="begin"/>
+            </w:r>
+            <w:r>
+              <w:rPr>
+                <w:b/>
+                <w:bCs/>
+                <w:noProof/>
+              </w:rPr>
+              <w:instrText xml:space="preserve"> PAGEREF _Toc235405267 \h </w:instrText>
+            </w:r>
+            <w:r>
+              <w:rPr>
+                <w:b/>
+                <w:bCs/>
+                <w:noProof/>
+              </w:rPr>
+            </w:r>
+            <w:r>
+              <w:rPr>
+                <w:b/>
+                <w:bCs/>
+                <w:noProof/>
+              </w:rPr>
+              <w:fldChar w:fldCharType="separate"/>
+            </w:r>
+            <w:r>
+              <w:rPr>
+                <w:b/>
+                <w:bCs/>
+                <w:noProof/>
+              </w:rPr>
+              <w:t>6</w:t>
+            </w:r>
+            <w:r>
+              <w:rPr>
+                <w:b/>
+                <w:bCs/>
+                <w:noProof/>
+              </w:rPr>
+              <w:fldChar w:fldCharType="end"/>
+            </w:r>
+          </w:hyperlink>
+        </w:p>
+        <w:p>
+          <w:pPr>
+            <w:pStyle w:val="T2"/>
+            <w:tabs>
+              <w:tab w:val="right" w:leader="dot" w:pos="9628"/>
+            </w:tabs>
+            <w:rPr>
+              <w:rFonts w:asciiTheme="minorHAnsi" w:eastAsiaTheme="minorEastAsia" w:hAnsiTheme="minorHAnsi" w:cstheme="minorBidi"/>
+              <w:b/>
+              <w:bCs/>
+              <w:noProof/>
+              <w:kern w:val="2"/>
+              <w14:ligatures w14:val="standardContextual"/>
+            </w:rPr>
+          </w:pPr>
+          <w:hyperlink w:anchor="_Toc235405268" w:history="1">
+            <w:r>
+              <w:rPr>
+                <w:rStyle w:val="Kpr"/>
+                <w:b/>
+                <w:bCs/>
+                <w:noProof/>
+              </w:rPr>
+              <w:t>3.3 Topluluk Yapısı</w:t>
+            </w:r>
+            <w:r>
+              <w:rPr>
+                <w:b/>
+                <w:bCs/>
+                <w:noProof/>
+              </w:rPr>
+              <w:tab/>
+            </w:r>
+            <w:r>
+              <w:rPr>
+                <w:b/>
+                <w:bCs/>
+                <w:noProof/>
+              </w:rPr>
+              <w:fldChar w:fldCharType="begin"/>
+            </w:r>
+            <w:r>
+              <w:rPr>
+                <w:b/>
+                <w:bCs/>
+                <w:noProof/>
+              </w:rPr>
+              <w:instrText xml:space="preserve"> PAGEREF _Toc235405268 \h </w:instrText>
+            </w:r>
+            <w:r>
+              <w:rPr>
+                <w:b/>
+                <w:bCs/>
+                <w:noProof/>
+              </w:rPr>
+            </w:r>
+            <w:r>
+              <w:rPr>
+                <w:b/>
+                <w:bCs/>
+                <w:noProof/>
+              </w:rPr>
+              <w:fldChar w:fldCharType="separate"/>
+            </w:r>
+            <w:r>
+              <w:rPr>
+                <w:b/>
+                <w:bCs/>
+                <w:noProof/>
+              </w:rPr>
+              <w:t>7</w:t>
+            </w:r>
+            <w:r>
+              <w:rPr>
+                <w:b/>
+                <w:bCs/>
+                <w:noProof/>
+              </w:rPr>
+              <w:fldChar w:fldCharType="end"/>
+            </w:r>
+          </w:hyperlink>
+        </w:p>
+        <w:p>
+          <w:pPr>
+            <w:pStyle w:val="T2"/>
+            <w:tabs>
+              <w:tab w:val="right" w:leader="dot" w:pos="9628"/>
+            </w:tabs>
+            <w:rPr>
+              <w:rFonts w:asciiTheme="minorHAnsi" w:eastAsiaTheme="minorEastAsia" w:hAnsiTheme="minorHAnsi" w:cstheme="minorBidi"/>
+              <w:b/>
+              <w:bCs/>
+              <w:noProof/>
+              <w:kern w:val="2"/>
+              <w14:ligatures w14:val="standardContextual"/>
+            </w:rPr>
+          </w:pPr>
+          <w:hyperlink w:anchor="_Toc235405269" w:history="1">
+            <w:r>
+              <w:rPr>
+                <w:rStyle w:val="Kpr"/>
+                <w:b/>
+                <w:bCs/>
+                <w:noProof/>
+              </w:rPr>
+              <w:t>3.4 Yapısal Özellikler ve Dayanıklılık</w:t>
+            </w:r>
+            <w:r>
+              <w:rPr>
+                <w:b/>
+                <w:bCs/>
+                <w:noProof/>
+              </w:rPr>
+              <w:tab/>
+            </w:r>
+            <w:r>
+              <w:rPr>
+                <w:b/>
+                <w:bCs/>
+                <w:noProof/>
+              </w:rPr>
+              <w:fldChar w:fldCharType="begin"/>
+            </w:r>
+            <w:r>
+              <w:rPr>
+                <w:b/>
+                <w:bCs/>
+                <w:noProof/>
+              </w:rPr>
+              <w:instrText xml:space="preserve"> PAGEREF _Toc235405269 \h </w:instrText>
+            </w:r>
+            <w:r>
+              <w:rPr>
+                <w:b/>
+                <w:bCs/>
+                <w:noProof/>
+              </w:rPr>
+            </w:r>
+            <w:r>
+              <w:rPr>
+                <w:b/>
+                <w:bCs/>
+                <w:noProof/>
+              </w:rPr>
+              <w:fldChar w:fldCharType="separate"/>
+            </w:r>
+            <w:r>
+              <w:rPr>
+                <w:b/>
+                <w:bCs/>
+                <w:noProof/>
+              </w:rPr>
+              <w:t>7</w:t>
+            </w:r>
+            <w:r>
+              <w:rPr>
+                <w:b/>
+                <w:bCs/>
+                <w:noProof/>
+              </w:rPr>
+              <w:fldChar w:fldCharType="end"/>
+            </w:r>
+          </w:hyperlink>
+        </w:p>
+        <w:p>
+          <w:pPr>
+            <w:pStyle w:val="T2"/>
+            <w:tabs>
+              <w:tab w:val="right" w:leader="dot" w:pos="9628"/>
+            </w:tabs>
+            <w:rPr>
+              <w:rFonts w:asciiTheme="minorHAnsi" w:eastAsiaTheme="minorEastAsia" w:hAnsiTheme="minorHAnsi" w:cstheme="minorBidi"/>
+              <w:b/>
+              <w:bCs/>
+              <w:noProof/>
+              <w:kern w:val="2"/>
+              <w14:ligatures w14:val="standardContextual"/>
+            </w:rPr>
+          </w:pPr>
+          <w:hyperlink w:anchor="_Toc235405270" w:history="1">
+            <w:r>
+              <w:rPr>
+                <w:rStyle w:val="Kpr"/>
+                <w:b/>
+                <w:bCs/>
+                <w:noProof/>
+              </w:rPr>
+              <w:t>3.5 Küçük-Dünya, Klik ve K-Core Bulguları</w:t>
+            </w:r>
+            <w:r>
+              <w:rPr>
+                <w:b/>
+                <w:bCs/>
+                <w:noProof/>
+              </w:rPr>
+              <w:tab/>
+            </w:r>
+            <w:r>
+              <w:rPr>
+                <w:b/>
+                <w:bCs/>
+                <w:noProof/>
+              </w:rPr>
+              <w:fldChar w:fldCharType="begin"/>
+            </w:r>
+            <w:r>
+              <w:rPr>
+                <w:b/>
+                <w:bCs/>
+                <w:noProof/>
+              </w:rPr>
+              <w:instrText xml:space="preserve"> PAGEREF _Toc235405270 \h </w:instrText>
+            </w:r>
+            <w:r>
+              <w:rPr>
+                <w:b/>
+                <w:bCs/>
+                <w:noProof/>
+              </w:rPr>
+            </w:r>
+            <w:r>
+              <w:rPr>
+                <w:b/>
+                <w:bCs/>
+                <w:noProof/>
+              </w:rPr>
+              <w:fldChar w:fldCharType="separate"/>
+            </w:r>
+            <w:r>
+              <w:rPr>
+                <w:b/>
+                <w:bCs/>
+                <w:noProof/>
+              </w:rPr>
+              <w:t>8</w:t>
+            </w:r>
+            <w:r>
+              <w:rPr>
+                <w:b/>
+                <w:bCs/>
+                <w:noProof/>
+              </w:rPr>
+              <w:fldChar w:fldCharType="end"/>
+            </w:r>
+          </w:hyperlink>
+        </w:p>
+        <w:p>
+          <w:pPr>
+            <w:pStyle w:val="T2"/>
+            <w:tabs>
+              <w:tab w:val="right" w:leader="dot" w:pos="9628"/>
+            </w:tabs>
+            <w:rPr>
+              <w:rFonts w:asciiTheme="minorHAnsi" w:eastAsiaTheme="minorEastAsia" w:hAnsiTheme="minorHAnsi" w:cstheme="minorBidi"/>
+              <w:b/>
+              <w:bCs/>
+              <w:noProof/>
+              <w:kern w:val="2"/>
+              <w14:ligatures w14:val="standardContextual"/>
+            </w:rPr>
+          </w:pPr>
+          <w:hyperlink w:anchor="_Toc235405271" w:history="1">
+            <w:r>
+              <w:rPr>
+                <w:rStyle w:val="Kpr"/>
+                <w:b/>
+                <w:bCs/>
+                <w:noProof/>
+              </w:rPr>
+              <w:t>3.6 Tür Karşılaştırması</w:t>
+            </w:r>
+            <w:r>
+              <w:rPr>
+                <w:b/>
+                <w:bCs/>
+                <w:noProof/>
+              </w:rPr>
+              <w:tab/>
+            </w:r>
+            <w:r>
+              <w:rPr>
+                <w:b/>
+                <w:bCs/>
+                <w:noProof/>
+              </w:rPr>
+              <w:fldChar w:fldCharType="begin"/>
+            </w:r>
+            <w:r>
+              <w:rPr>
+                <w:b/>
+                <w:bCs/>
+                <w:noProof/>
+              </w:rPr>
+              <w:instrText xml:space="preserve"> PAGEREF _Toc235405271 \h </w:instrText>
+            </w:r>
+            <w:r>
+              <w:rPr>
+                <w:b/>
+                <w:bCs/>
+                <w:noProof/>
+              </w:rPr>
+            </w:r>
+            <w:r>
+              <w:rPr>
+                <w:b/>
+                <w:bCs/>
+                <w:noProof/>
+              </w:rPr>
+              <w:fldChar w:fldCharType="separate"/>
+            </w:r>
+            <w:r>
+              <w:rPr>
+                <w:b/>
+                <w:bCs/>
+                <w:noProof/>
+              </w:rPr>
+              <w:t>9</w:t>
+            </w:r>
+            <w:r>
+              <w:rPr>
+                <w:b/>
+                <w:bCs/>
+                <w:noProof/>
+              </w:rPr>
               <w:fldChar w:fldCharType="end"/>
             </w:r>
           </w:hyperlink>
@@ -807,12 +1873,13 @@
               <w14:ligatures w14:val="standardContextual"/>
             </w:rPr>
           </w:pPr>
-          <w:hyperlink w:anchor="_Toc234502322" w:history="1">
+          <w:hyperlink w:anchor="_Toc235405272" w:history="1">
             <w:r>
               <w:rPr>
                 <w:rStyle w:val="Kpr"/>
-              </w:rPr>
-              <w:t>2. Metotlar</w:t>
+                <w:color w:val="0E2841" w:themeColor="text2"/>
+              </w:rPr>
+              <w:t>4. Sonuçlar</w:t>
             </w:r>
             <w:r>
               <w:tab/>
@@ -821,399 +1888,15 @@
               <w:fldChar w:fldCharType="begin"/>
             </w:r>
             <w:r>
-              <w:instrText xml:space="preserve"> PAGEREF _Toc234502322 \h </w:instrText>
+              <w:instrText xml:space="preserve"> PAGEREF _Toc235405272 \h </w:instrText>
             </w:r>
             <w:r>
               <w:fldChar w:fldCharType="separate"/>
             </w:r>
             <w:r>
-              <w:t>4</w:t>
-            </w:r>
-            <w:r>
-              <w:fldChar w:fldCharType="end"/>
-            </w:r>
-          </w:hyperlink>
-        </w:p>
-        <w:p>
-          <w:pPr>
-            <w:pStyle w:val="T2"/>
-            <w:tabs>
-              <w:tab w:val="right" w:leader="dot" w:pos="9628"/>
-            </w:tabs>
-            <w:rPr>
-              <w:rFonts w:asciiTheme="minorHAnsi" w:eastAsiaTheme="minorEastAsia" w:hAnsiTheme="minorHAnsi" w:cstheme="minorBidi"/>
-              <w:noProof/>
-              <w:kern w:val="2"/>
-              <w14:ligatures w14:val="standardContextual"/>
-            </w:rPr>
-          </w:pPr>
-          <w:hyperlink w:anchor="_Toc234502323" w:history="1">
-            <w:r>
-              <w:rPr>
-                <w:rStyle w:val="Kpr"/>
-                <w:noProof/>
-              </w:rPr>
-              <w:t>2.1 Ağ Modelinin Oluşturulması</w:t>
-            </w:r>
-            <w:r>
-              <w:rPr>
-                <w:noProof/>
-              </w:rPr>
-              <w:tab/>
-            </w:r>
-            <w:r>
-              <w:rPr>
-                <w:noProof/>
-              </w:rPr>
-              <w:fldChar w:fldCharType="begin"/>
-            </w:r>
-            <w:r>
-              <w:rPr>
-                <w:noProof/>
-              </w:rPr>
-              <w:instrText xml:space="preserve"> PAGEREF _Toc234502323 \h </w:instrText>
-            </w:r>
-            <w:r>
-              <w:rPr>
-                <w:noProof/>
-              </w:rPr>
-            </w:r>
-            <w:r>
-              <w:rPr>
-                <w:noProof/>
-              </w:rPr>
-              <w:fldChar w:fldCharType="separate"/>
-            </w:r>
-            <w:r>
-              <w:rPr>
-                <w:noProof/>
-              </w:rPr>
-              <w:t>4</w:t>
-            </w:r>
-            <w:r>
-              <w:rPr>
-                <w:noProof/>
-              </w:rPr>
-              <w:fldChar w:fldCharType="end"/>
-            </w:r>
-          </w:hyperlink>
-        </w:p>
-        <w:p>
-          <w:pPr>
-            <w:pStyle w:val="T2"/>
-            <w:tabs>
-              <w:tab w:val="right" w:leader="dot" w:pos="9628"/>
-            </w:tabs>
-            <w:rPr>
-              <w:rFonts w:asciiTheme="minorHAnsi" w:eastAsiaTheme="minorEastAsia" w:hAnsiTheme="minorHAnsi" w:cstheme="minorBidi"/>
-              <w:noProof/>
-              <w:kern w:val="2"/>
-              <w14:ligatures w14:val="standardContextual"/>
-            </w:rPr>
-          </w:pPr>
-          <w:hyperlink w:anchor="_Toc234502324" w:history="1">
-            <w:r>
-              <w:rPr>
-                <w:rStyle w:val="Kpr"/>
-                <w:noProof/>
-              </w:rPr>
-              <w:t>2.2 Merkezilik Ölçütleri</w:t>
-            </w:r>
-            <w:r>
-              <w:rPr>
-                <w:noProof/>
-              </w:rPr>
-              <w:tab/>
-            </w:r>
-            <w:r>
-              <w:rPr>
-                <w:noProof/>
-              </w:rPr>
-              <w:fldChar w:fldCharType="begin"/>
-            </w:r>
-            <w:r>
-              <w:rPr>
-                <w:noProof/>
-              </w:rPr>
-              <w:instrText xml:space="preserve"> PAGEREF _Toc234502324 \h </w:instrText>
-            </w:r>
-            <w:r>
-              <w:rPr>
-                <w:noProof/>
-              </w:rPr>
-            </w:r>
-            <w:r>
-              <w:rPr>
-                <w:noProof/>
-              </w:rPr>
-              <w:fldChar w:fldCharType="separate"/>
-            </w:r>
-            <w:r>
-              <w:rPr>
-                <w:noProof/>
-              </w:rPr>
-              <w:t>4</w:t>
-            </w:r>
-            <w:r>
-              <w:rPr>
-                <w:noProof/>
-              </w:rPr>
-              <w:fldChar w:fldCharType="end"/>
-            </w:r>
-          </w:hyperlink>
-        </w:p>
-        <w:p>
-          <w:pPr>
-            <w:pStyle w:val="T2"/>
-            <w:tabs>
-              <w:tab w:val="right" w:leader="dot" w:pos="9628"/>
-            </w:tabs>
-            <w:rPr>
-              <w:rFonts w:asciiTheme="minorHAnsi" w:eastAsiaTheme="minorEastAsia" w:hAnsiTheme="minorHAnsi" w:cstheme="minorBidi"/>
-              <w:noProof/>
-              <w:kern w:val="2"/>
-              <w14:ligatures w14:val="standardContextual"/>
-            </w:rPr>
-          </w:pPr>
-          <w:hyperlink w:anchor="_Toc234502325" w:history="1">
-            <w:r>
-              <w:rPr>
-                <w:rStyle w:val="Kpr"/>
-                <w:noProof/>
-              </w:rPr>
-              <w:t>2.3 Topluluk Tespiti</w:t>
-            </w:r>
-            <w:r>
-              <w:rPr>
-                <w:noProof/>
-              </w:rPr>
-              <w:tab/>
-            </w:r>
-            <w:r>
-              <w:rPr>
-                <w:noProof/>
-              </w:rPr>
-              <w:fldChar w:fldCharType="begin"/>
-            </w:r>
-            <w:r>
-              <w:rPr>
-                <w:noProof/>
-              </w:rPr>
-              <w:instrText xml:space="preserve"> PAGEREF _Toc234502325 \h </w:instrText>
-            </w:r>
-            <w:r>
-              <w:rPr>
-                <w:noProof/>
-              </w:rPr>
-            </w:r>
-            <w:r>
-              <w:rPr>
-                <w:noProof/>
-              </w:rPr>
-              <w:fldChar w:fldCharType="separate"/>
-            </w:r>
-            <w:r>
-              <w:rPr>
-                <w:noProof/>
-              </w:rPr>
-              <w:t>5</w:t>
-            </w:r>
-            <w:r>
-              <w:rPr>
-                <w:noProof/>
-              </w:rPr>
-              <w:fldChar w:fldCharType="end"/>
-            </w:r>
-          </w:hyperlink>
-        </w:p>
-        <w:p>
-          <w:pPr>
-            <w:pStyle w:val="T2"/>
-            <w:tabs>
-              <w:tab w:val="right" w:leader="dot" w:pos="9628"/>
-            </w:tabs>
-            <w:rPr>
-              <w:rFonts w:asciiTheme="minorHAnsi" w:eastAsiaTheme="minorEastAsia" w:hAnsiTheme="minorHAnsi" w:cstheme="minorBidi"/>
-              <w:noProof/>
-              <w:kern w:val="2"/>
-              <w14:ligatures w14:val="standardContextual"/>
-            </w:rPr>
-          </w:pPr>
-          <w:hyperlink w:anchor="_Toc234502326" w:history="1">
-            <w:r>
-              <w:rPr>
-                <w:rStyle w:val="Kpr"/>
-                <w:noProof/>
-              </w:rPr>
-              <w:t>2.4 Yapısal Özellikler ve Küçük-Dünya Testi</w:t>
-            </w:r>
-            <w:r>
-              <w:rPr>
-                <w:noProof/>
-              </w:rPr>
-              <w:tab/>
-            </w:r>
-            <w:r>
-              <w:rPr>
-                <w:noProof/>
-              </w:rPr>
-              <w:fldChar w:fldCharType="begin"/>
-            </w:r>
-            <w:r>
-              <w:rPr>
-                <w:noProof/>
-              </w:rPr>
-              <w:instrText xml:space="preserve"> PAGEREF _Toc234502326 \h </w:instrText>
-            </w:r>
-            <w:r>
-              <w:rPr>
-                <w:noProof/>
-              </w:rPr>
-            </w:r>
-            <w:r>
-              <w:rPr>
-                <w:noProof/>
-              </w:rPr>
-              <w:fldChar w:fldCharType="separate"/>
-            </w:r>
-            <w:r>
-              <w:rPr>
-                <w:noProof/>
-              </w:rPr>
-              <w:t>5</w:t>
-            </w:r>
-            <w:r>
-              <w:rPr>
-                <w:noProof/>
-              </w:rPr>
-              <w:fldChar w:fldCharType="end"/>
-            </w:r>
-          </w:hyperlink>
-        </w:p>
-        <w:p>
-          <w:pPr>
-            <w:pStyle w:val="T2"/>
-            <w:tabs>
-              <w:tab w:val="right" w:leader="dot" w:pos="9628"/>
-            </w:tabs>
-            <w:rPr>
-              <w:rFonts w:asciiTheme="minorHAnsi" w:eastAsiaTheme="minorEastAsia" w:hAnsiTheme="minorHAnsi" w:cstheme="minorBidi"/>
-              <w:noProof/>
-              <w:kern w:val="2"/>
-              <w14:ligatures w14:val="standardContextual"/>
-            </w:rPr>
-          </w:pPr>
-          <w:hyperlink w:anchor="_Toc234502327" w:history="1">
-            <w:r>
-              <w:rPr>
-                <w:rStyle w:val="Kpr"/>
-                <w:noProof/>
-              </w:rPr>
-              <w:t>2.5 Dayanıklılık, Klik ve K-Core Analizleri</w:t>
-            </w:r>
-            <w:r>
-              <w:rPr>
-                <w:noProof/>
-              </w:rPr>
-              <w:tab/>
-            </w:r>
-            <w:r>
-              <w:rPr>
-                <w:noProof/>
-              </w:rPr>
-              <w:fldChar w:fldCharType="begin"/>
-            </w:r>
-            <w:r>
-              <w:rPr>
-                <w:noProof/>
-              </w:rPr>
-              <w:instrText xml:space="preserve"> PAGEREF _Toc234502327 \h </w:instrText>
-            </w:r>
-            <w:r>
-              <w:rPr>
-                <w:noProof/>
-              </w:rPr>
-            </w:r>
-            <w:r>
-              <w:rPr>
-                <w:noProof/>
-              </w:rPr>
-              <w:fldChar w:fldCharType="separate"/>
-            </w:r>
-            <w:r>
-              <w:rPr>
-                <w:noProof/>
-              </w:rPr>
-              <w:t>5</w:t>
-            </w:r>
-            <w:r>
-              <w:rPr>
-                <w:noProof/>
-              </w:rPr>
-              <w:fldChar w:fldCharType="end"/>
-            </w:r>
-          </w:hyperlink>
-        </w:p>
-        <w:p>
-          <w:pPr>
-            <w:pStyle w:val="T2"/>
-            <w:tabs>
-              <w:tab w:val="right" w:leader="dot" w:pos="9628"/>
-            </w:tabs>
-            <w:rPr>
-              <w:rFonts w:asciiTheme="minorHAnsi" w:eastAsiaTheme="minorEastAsia" w:hAnsiTheme="minorHAnsi" w:cstheme="minorBidi"/>
-              <w:noProof/>
-              <w:kern w:val="2"/>
-              <w14:ligatures w14:val="standardContextual"/>
-            </w:rPr>
-          </w:pPr>
-          <w:hyperlink w:anchor="_Toc234502328" w:history="1">
-            <w:r>
-              <w:rPr>
-                <w:rStyle w:val="Kpr"/>
-                <w:noProof/>
-              </w:rPr>
-              <w:t>2.6 Link Prediction ve Tür Karşılaştırması</w:t>
-            </w:r>
-            <w:r>
-              <w:rPr>
-                <w:noProof/>
-              </w:rPr>
-              <w:tab/>
-            </w:r>
-            <w:r>
-              <w:rPr>
-                <w:noProof/>
-              </w:rPr>
-              <w:fldChar w:fldCharType="begin"/>
-            </w:r>
-            <w:r>
-              <w:rPr>
-                <w:noProof/>
-              </w:rPr>
-              <w:instrText xml:space="preserve"> PAGEREF _Toc234502328 \h </w:instrText>
-            </w:r>
-            <w:r>
-              <w:rPr>
-                <w:noProof/>
-              </w:rPr>
-            </w:r>
-            <w:r>
-              <w:rPr>
-                <w:noProof/>
-              </w:rPr>
-              <w:fldChar w:fldCharType="separate"/>
-            </w:r>
-            <w:r>
-              <w:rPr>
-                <w:noProof/>
-              </w:rPr>
-              <w:t>5</w:t>
-            </w:r>
-            <w:r>
-              <w:rPr>
-                <w:noProof/>
-              </w:rPr>
+              <w:t>10</w:t>
+            </w:r>
+            <w:r>
               <w:fldChar w:fldCharType="end"/>
             </w:r>
           </w:hyperlink>
@@ -1227,12 +1910,13 @@
               <w14:ligatures w14:val="standardContextual"/>
             </w:rPr>
           </w:pPr>
-          <w:hyperlink w:anchor="_Toc234502329" w:history="1">
+          <w:hyperlink w:anchor="_Toc235405273" w:history="1">
             <w:r>
               <w:rPr>
                 <w:rStyle w:val="Kpr"/>
-              </w:rPr>
-              <w:t>3. Bulgular</w:t>
+                <w:color w:val="0E2841" w:themeColor="text2"/>
+              </w:rPr>
+              <w:t>5. Tartışma</w:t>
             </w:r>
             <w:r>
               <w:tab/>
@@ -1241,399 +1925,15 @@
               <w:fldChar w:fldCharType="begin"/>
             </w:r>
             <w:r>
-              <w:instrText xml:space="preserve"> PAGEREF _Toc234502329 \h </w:instrText>
+              <w:instrText xml:space="preserve"> PAGEREF _Toc235405273 \h </w:instrText>
             </w:r>
             <w:r>
               <w:fldChar w:fldCharType="separate"/>
             </w:r>
             <w:r>
-              <w:t>6</w:t>
-            </w:r>
-            <w:r>
-              <w:fldChar w:fldCharType="end"/>
-            </w:r>
-          </w:hyperlink>
-        </w:p>
-        <w:p>
-          <w:pPr>
-            <w:pStyle w:val="T2"/>
-            <w:tabs>
-              <w:tab w:val="right" w:leader="dot" w:pos="9628"/>
-            </w:tabs>
-            <w:rPr>
-              <w:rFonts w:asciiTheme="minorHAnsi" w:eastAsiaTheme="minorEastAsia" w:hAnsiTheme="minorHAnsi" w:cstheme="minorBidi"/>
-              <w:noProof/>
-              <w:kern w:val="2"/>
-              <w14:ligatures w14:val="standardContextual"/>
-            </w:rPr>
-          </w:pPr>
-          <w:hyperlink w:anchor="_Toc234502330" w:history="1">
-            <w:r>
-              <w:rPr>
-                <w:rStyle w:val="Kpr"/>
-                <w:noProof/>
-              </w:rPr>
-              <w:t>3.1 Genel Ağ İstatistikleri</w:t>
-            </w:r>
-            <w:r>
-              <w:rPr>
-                <w:noProof/>
-              </w:rPr>
-              <w:tab/>
-            </w:r>
-            <w:r>
-              <w:rPr>
-                <w:noProof/>
-              </w:rPr>
-              <w:fldChar w:fldCharType="begin"/>
-            </w:r>
-            <w:r>
-              <w:rPr>
-                <w:noProof/>
-              </w:rPr>
-              <w:instrText xml:space="preserve"> PAGEREF _Toc234502330 \h </w:instrText>
-            </w:r>
-            <w:r>
-              <w:rPr>
-                <w:noProof/>
-              </w:rPr>
-            </w:r>
-            <w:r>
-              <w:rPr>
-                <w:noProof/>
-              </w:rPr>
-              <w:fldChar w:fldCharType="separate"/>
-            </w:r>
-            <w:r>
-              <w:rPr>
-                <w:noProof/>
-              </w:rPr>
-              <w:t>6</w:t>
-            </w:r>
-            <w:r>
-              <w:rPr>
-                <w:noProof/>
-              </w:rPr>
-              <w:fldChar w:fldCharType="end"/>
-            </w:r>
-          </w:hyperlink>
-        </w:p>
-        <w:p>
-          <w:pPr>
-            <w:pStyle w:val="T2"/>
-            <w:tabs>
-              <w:tab w:val="right" w:leader="dot" w:pos="9628"/>
-            </w:tabs>
-            <w:rPr>
-              <w:rFonts w:asciiTheme="minorHAnsi" w:eastAsiaTheme="minorEastAsia" w:hAnsiTheme="minorHAnsi" w:cstheme="minorBidi"/>
-              <w:noProof/>
-              <w:kern w:val="2"/>
-              <w14:ligatures w14:val="standardContextual"/>
-            </w:rPr>
-          </w:pPr>
-          <w:hyperlink w:anchor="_Toc234502331" w:history="1">
-            <w:r>
-              <w:rPr>
-                <w:rStyle w:val="Kpr"/>
-                <w:noProof/>
-              </w:rPr>
-              <w:t>3.2 Merkezilik Sonuçları</w:t>
-            </w:r>
-            <w:r>
-              <w:rPr>
-                <w:noProof/>
-              </w:rPr>
-              <w:tab/>
-            </w:r>
-            <w:r>
-              <w:rPr>
-                <w:noProof/>
-              </w:rPr>
-              <w:fldChar w:fldCharType="begin"/>
-            </w:r>
-            <w:r>
-              <w:rPr>
-                <w:noProof/>
-              </w:rPr>
-              <w:instrText xml:space="preserve"> PAGEREF _Toc234502331 \h </w:instrText>
-            </w:r>
-            <w:r>
-              <w:rPr>
-                <w:noProof/>
-              </w:rPr>
-            </w:r>
-            <w:r>
-              <w:rPr>
-                <w:noProof/>
-              </w:rPr>
-              <w:fldChar w:fldCharType="separate"/>
-            </w:r>
-            <w:r>
-              <w:rPr>
-                <w:noProof/>
-              </w:rPr>
-              <w:t>7</w:t>
-            </w:r>
-            <w:r>
-              <w:rPr>
-                <w:noProof/>
-              </w:rPr>
-              <w:fldChar w:fldCharType="end"/>
-            </w:r>
-          </w:hyperlink>
-        </w:p>
-        <w:p>
-          <w:pPr>
-            <w:pStyle w:val="T2"/>
-            <w:tabs>
-              <w:tab w:val="right" w:leader="dot" w:pos="9628"/>
-            </w:tabs>
-            <w:rPr>
-              <w:rFonts w:asciiTheme="minorHAnsi" w:eastAsiaTheme="minorEastAsia" w:hAnsiTheme="minorHAnsi" w:cstheme="minorBidi"/>
-              <w:noProof/>
-              <w:kern w:val="2"/>
-              <w14:ligatures w14:val="standardContextual"/>
-            </w:rPr>
-          </w:pPr>
-          <w:hyperlink w:anchor="_Toc234502332" w:history="1">
-            <w:r>
-              <w:rPr>
-                <w:rStyle w:val="Kpr"/>
-                <w:noProof/>
-              </w:rPr>
-              <w:t>3.3 Topluluk Yapısı</w:t>
-            </w:r>
-            <w:r>
-              <w:rPr>
-                <w:noProof/>
-              </w:rPr>
-              <w:tab/>
-            </w:r>
-            <w:r>
-              <w:rPr>
-                <w:noProof/>
-              </w:rPr>
-              <w:fldChar w:fldCharType="begin"/>
-            </w:r>
-            <w:r>
-              <w:rPr>
-                <w:noProof/>
-              </w:rPr>
-              <w:instrText xml:space="preserve"> PAGEREF _Toc234502332 \h </w:instrText>
-            </w:r>
-            <w:r>
-              <w:rPr>
-                <w:noProof/>
-              </w:rPr>
-            </w:r>
-            <w:r>
-              <w:rPr>
-                <w:noProof/>
-              </w:rPr>
-              <w:fldChar w:fldCharType="separate"/>
-            </w:r>
-            <w:r>
-              <w:rPr>
-                <w:noProof/>
-              </w:rPr>
-              <w:t>7</w:t>
-            </w:r>
-            <w:r>
-              <w:rPr>
-                <w:noProof/>
-              </w:rPr>
-              <w:fldChar w:fldCharType="end"/>
-            </w:r>
-          </w:hyperlink>
-        </w:p>
-        <w:p>
-          <w:pPr>
-            <w:pStyle w:val="T2"/>
-            <w:tabs>
-              <w:tab w:val="right" w:leader="dot" w:pos="9628"/>
-            </w:tabs>
-            <w:rPr>
-              <w:rFonts w:asciiTheme="minorHAnsi" w:eastAsiaTheme="minorEastAsia" w:hAnsiTheme="minorHAnsi" w:cstheme="minorBidi"/>
-              <w:noProof/>
-              <w:kern w:val="2"/>
-              <w14:ligatures w14:val="standardContextual"/>
-            </w:rPr>
-          </w:pPr>
-          <w:hyperlink w:anchor="_Toc234502333" w:history="1">
-            <w:r>
-              <w:rPr>
-                <w:rStyle w:val="Kpr"/>
-                <w:noProof/>
-              </w:rPr>
-              <w:t>3.4 Yapısal Özellikler ve Dayanıklılık</w:t>
-            </w:r>
-            <w:r>
-              <w:rPr>
-                <w:noProof/>
-              </w:rPr>
-              <w:tab/>
-            </w:r>
-            <w:r>
-              <w:rPr>
-                <w:noProof/>
-              </w:rPr>
-              <w:fldChar w:fldCharType="begin"/>
-            </w:r>
-            <w:r>
-              <w:rPr>
-                <w:noProof/>
-              </w:rPr>
-              <w:instrText xml:space="preserve"> PAGEREF _Toc234502333 \h </w:instrText>
-            </w:r>
-            <w:r>
-              <w:rPr>
-                <w:noProof/>
-              </w:rPr>
-            </w:r>
-            <w:r>
-              <w:rPr>
-                <w:noProof/>
-              </w:rPr>
-              <w:fldChar w:fldCharType="separate"/>
-            </w:r>
-            <w:r>
-              <w:rPr>
-                <w:noProof/>
-              </w:rPr>
-              <w:t>8</w:t>
-            </w:r>
-            <w:r>
-              <w:rPr>
-                <w:noProof/>
-              </w:rPr>
-              <w:fldChar w:fldCharType="end"/>
-            </w:r>
-          </w:hyperlink>
-        </w:p>
-        <w:p>
-          <w:pPr>
-            <w:pStyle w:val="T2"/>
-            <w:tabs>
-              <w:tab w:val="right" w:leader="dot" w:pos="9628"/>
-            </w:tabs>
-            <w:rPr>
-              <w:rFonts w:asciiTheme="minorHAnsi" w:eastAsiaTheme="minorEastAsia" w:hAnsiTheme="minorHAnsi" w:cstheme="minorBidi"/>
-              <w:noProof/>
-              <w:kern w:val="2"/>
-              <w14:ligatures w14:val="standardContextual"/>
-            </w:rPr>
-          </w:pPr>
-          <w:hyperlink w:anchor="_Toc234502334" w:history="1">
-            <w:r>
-              <w:rPr>
-                <w:rStyle w:val="Kpr"/>
-                <w:noProof/>
-              </w:rPr>
-              <w:t>3.5 Küçük-Dünya, Klik ve K-Core Bulguları</w:t>
-            </w:r>
-            <w:r>
-              <w:rPr>
-                <w:noProof/>
-              </w:rPr>
-              <w:tab/>
-            </w:r>
-            <w:r>
-              <w:rPr>
-                <w:noProof/>
-              </w:rPr>
-              <w:fldChar w:fldCharType="begin"/>
-            </w:r>
-            <w:r>
-              <w:rPr>
-                <w:noProof/>
-              </w:rPr>
-              <w:instrText xml:space="preserve"> PAGEREF _Toc234502334 \h </w:instrText>
-            </w:r>
-            <w:r>
-              <w:rPr>
-                <w:noProof/>
-              </w:rPr>
-            </w:r>
-            <w:r>
-              <w:rPr>
-                <w:noProof/>
-              </w:rPr>
-              <w:fldChar w:fldCharType="separate"/>
-            </w:r>
-            <w:r>
-              <w:rPr>
-                <w:noProof/>
-              </w:rPr>
-              <w:t>9</w:t>
-            </w:r>
-            <w:r>
-              <w:rPr>
-                <w:noProof/>
-              </w:rPr>
-              <w:fldChar w:fldCharType="end"/>
-            </w:r>
-          </w:hyperlink>
-        </w:p>
-        <w:p>
-          <w:pPr>
-            <w:pStyle w:val="T2"/>
-            <w:tabs>
-              <w:tab w:val="right" w:leader="dot" w:pos="9628"/>
-            </w:tabs>
-            <w:rPr>
-              <w:rFonts w:asciiTheme="minorHAnsi" w:eastAsiaTheme="minorEastAsia" w:hAnsiTheme="minorHAnsi" w:cstheme="minorBidi"/>
-              <w:noProof/>
-              <w:kern w:val="2"/>
-              <w14:ligatures w14:val="standardContextual"/>
-            </w:rPr>
-          </w:pPr>
-          <w:hyperlink w:anchor="_Toc234502335" w:history="1">
-            <w:r>
-              <w:rPr>
-                <w:rStyle w:val="Kpr"/>
-                <w:noProof/>
-              </w:rPr>
-              <w:t>3.6 Tür Karşılaştırması</w:t>
-            </w:r>
-            <w:r>
-              <w:rPr>
-                <w:noProof/>
-              </w:rPr>
-              <w:tab/>
-            </w:r>
-            <w:r>
-              <w:rPr>
-                <w:noProof/>
-              </w:rPr>
-              <w:fldChar w:fldCharType="begin"/>
-            </w:r>
-            <w:r>
-              <w:rPr>
-                <w:noProof/>
-              </w:rPr>
-              <w:instrText xml:space="preserve"> PAGEREF _Toc234502335 \h </w:instrText>
-            </w:r>
-            <w:r>
-              <w:rPr>
-                <w:noProof/>
-              </w:rPr>
-            </w:r>
-            <w:r>
-              <w:rPr>
-                <w:noProof/>
-              </w:rPr>
-              <w:fldChar w:fldCharType="separate"/>
-            </w:r>
-            <w:r>
-              <w:rPr>
-                <w:noProof/>
-              </w:rPr>
               <w:t>10</w:t>
             </w:r>
             <w:r>
-              <w:rPr>
-                <w:noProof/>
-              </w:rPr>
               <w:fldChar w:fldCharType="end"/>
             </w:r>
           </w:hyperlink>
@@ -1647,13 +1947,13 @@
               <w14:ligatures w14:val="standardContextual"/>
             </w:rPr>
           </w:pPr>
-          <w:hyperlink w:anchor="_Toc234502336" w:history="1">
+          <w:hyperlink w:anchor="_Toc235405274" w:history="1">
             <w:r>
               <w:rPr>
                 <w:rStyle w:val="Kpr"/>
-                <w:color w:val="156082" w:themeColor="accent1"/>
-              </w:rPr>
-              <w:t>4. Sonuçlar</w:t>
+                <w:color w:val="0E2841" w:themeColor="text2"/>
+              </w:rPr>
+              <w:t>6. Kaynakça</w:t>
             </w:r>
             <w:r>
               <w:tab/>
@@ -1662,7 +1962,7 @@
               <w:fldChar w:fldCharType="begin"/>
             </w:r>
             <w:r>
-              <w:instrText xml:space="preserve"> PAGEREF _Toc234502336 \h </w:instrText>
+              <w:instrText xml:space="preserve"> PAGEREF _Toc235405274 \h </w:instrText>
             </w:r>
             <w:r>
               <w:fldChar w:fldCharType="separate"/>
@@ -1684,13 +1984,13 @@
               <w14:ligatures w14:val="standardContextual"/>
             </w:rPr>
           </w:pPr>
-          <w:hyperlink w:anchor="_Toc234502337" w:history="1">
+          <w:hyperlink w:anchor="_Toc235405275" w:history="1">
             <w:r>
               <w:rPr>
                 <w:rStyle w:val="Kpr"/>
-                <w:color w:val="156082" w:themeColor="accent1"/>
-              </w:rPr>
-              <w:t>5. Tartışma</w:t>
+                <w:color w:val="0E2841" w:themeColor="text2"/>
+              </w:rPr>
+              <w:t>7. Kodlar</w:t>
             </w:r>
             <w:r>
               <w:tab/>
@@ -1699,87 +1999,13 @@
               <w:fldChar w:fldCharType="begin"/>
             </w:r>
             <w:r>
-              <w:instrText xml:space="preserve"> PAGEREF _Toc234502337 \h </w:instrText>
+              <w:instrText xml:space="preserve"> PAGEREF _Toc235405275 \h </w:instrText>
             </w:r>
             <w:r>
               <w:fldChar w:fldCharType="separate"/>
             </w:r>
             <w:r>
-              <w:t>11</w:t>
-            </w:r>
-            <w:r>
-              <w:fldChar w:fldCharType="end"/>
-            </w:r>
-          </w:hyperlink>
-        </w:p>
-        <w:p>
-          <w:pPr>
-            <w:pStyle w:val="T1"/>
-            <w:rPr>
-              <w:rFonts w:asciiTheme="minorHAnsi" w:eastAsiaTheme="minorEastAsia" w:hAnsiTheme="minorHAnsi" w:cstheme="minorBidi"/>
-              <w:kern w:val="2"/>
-              <w14:ligatures w14:val="standardContextual"/>
-            </w:rPr>
-          </w:pPr>
-          <w:hyperlink w:anchor="_Toc234502338" w:history="1">
-            <w:r>
-              <w:rPr>
-                <w:rStyle w:val="Kpr"/>
-                <w:color w:val="156082" w:themeColor="accent1"/>
-              </w:rPr>
-              <w:t>Kaynakça</w:t>
-            </w:r>
-            <w:r>
-              <w:tab/>
-            </w:r>
-            <w:r>
-              <w:fldChar w:fldCharType="begin"/>
-            </w:r>
-            <w:r>
-              <w:instrText xml:space="preserve"> PAGEREF _Toc234502338 \h </w:instrText>
-            </w:r>
-            <w:r>
-              <w:fldChar w:fldCharType="separate"/>
-            </w:r>
-            <w:r>
               <w:t>12</w:t>
-            </w:r>
-            <w:r>
-              <w:fldChar w:fldCharType="end"/>
-            </w:r>
-          </w:hyperlink>
-        </w:p>
-        <w:p>
-          <w:pPr>
-            <w:pStyle w:val="T1"/>
-            <w:rPr>
-              <w:rFonts w:asciiTheme="minorHAnsi" w:eastAsiaTheme="minorEastAsia" w:hAnsiTheme="minorHAnsi" w:cstheme="minorBidi"/>
-              <w:kern w:val="2"/>
-              <w14:ligatures w14:val="standardContextual"/>
-            </w:rPr>
-          </w:pPr>
-          <w:hyperlink w:anchor="_Toc234502339" w:history="1">
-            <w:r>
-              <w:rPr>
-                <w:rStyle w:val="Kpr"/>
-                <w:color w:val="156082" w:themeColor="accent1"/>
-              </w:rPr>
-              <w:t>Kodlar</w:t>
-            </w:r>
-            <w:r>
-              <w:tab/>
-            </w:r>
-            <w:r>
-              <w:fldChar w:fldCharType="begin"/>
-            </w:r>
-            <w:r>
-              <w:instrText xml:space="preserve"> PAGEREF _Toc234502339 \h </w:instrText>
-            </w:r>
-            <w:r>
-              <w:fldChar w:fldCharType="separate"/>
-            </w:r>
-            <w:r>
-              <w:t>13</w:t>
             </w:r>
             <w:r>
               <w:fldChar w:fldCharType="end"/>
@@ -1788,6 +2014,10 @@
         </w:p>
         <w:p>
           <w:r>
+            <w:rPr>
+              <w:b/>
+              <w:bCs/>
+            </w:rPr>
             <w:fldChar w:fldCharType="end"/>
           </w:r>
         </w:p>
@@ -1801,9 +2031,17 @@
     <w:p>
       <w:pPr>
         <w:pStyle w:val="Balk1"/>
-      </w:pPr>
-      <w:bookmarkStart w:id="0" w:name="_Toc234502320"/>
-      <w:r>
+        <w:rPr>
+          <w:sz w:val="28"/>
+          <w:szCs w:val="28"/>
+        </w:rPr>
+      </w:pPr>
+      <w:bookmarkStart w:id="0" w:name="_Toc235405256"/>
+      <w:r>
+        <w:rPr>
+          <w:sz w:val="28"/>
+          <w:szCs w:val="28"/>
+        </w:rPr>
         <w:lastRenderedPageBreak/>
         <w:t>Özet</w:t>
       </w:r>
@@ -1815,39 +2053,7 @@
         <w:jc w:val="both"/>
       </w:pPr>
       <w:r>
-        <w:t xml:space="preserve">Bu çalışmada, </w:t>
-      </w:r>
-      <w:proofErr w:type="spellStart"/>
-      <w:r>
-        <w:t>IMDb</w:t>
-      </w:r>
-      <w:proofErr w:type="spellEnd"/>
-      <w:r>
-        <w:t xml:space="preserve"> </w:t>
-      </w:r>
-      <w:proofErr w:type="spellStart"/>
-      <w:r>
-        <w:t>Non</w:t>
-      </w:r>
-      <w:proofErr w:type="spellEnd"/>
-      <w:r>
-        <w:t xml:space="preserve">-Commercial </w:t>
-      </w:r>
-      <w:proofErr w:type="spellStart"/>
-      <w:r>
-        <w:t>Datasets</w:t>
-      </w:r>
-      <w:proofErr w:type="spellEnd"/>
-      <w:r>
-        <w:t xml:space="preserve"> kaynağından elde edilen verilerle bir gerilim (</w:t>
-      </w:r>
-      <w:proofErr w:type="spellStart"/>
-      <w:r>
-        <w:t>thriller</w:t>
-      </w:r>
-      <w:proofErr w:type="spellEnd"/>
-      <w:r>
-        <w:t xml:space="preserve">) filmi oyuncu </w:t>
+        <w:t xml:space="preserve">Bu çalışmada, IMDb Non-Commercial Datasets kaynağından elde edilen verilerle bir gerilim (thriller) filmi oyuncu </w:t>
       </w:r>
       <w:proofErr w:type="gramStart"/>
       <w:r>
@@ -1855,133 +2061,23 @@
       </w:r>
       <w:proofErr w:type="gramEnd"/>
       <w:r>
-        <w:t xml:space="preserve"> ağı kurulmuş ve bu ağ üzerinde çeşitli graf teorisi ve sosyal ağ analizi yöntemleri uygulanmıştır. Ağ, oyuncu-film iki parçalı (</w:t>
-      </w:r>
-      <w:proofErr w:type="spellStart"/>
-      <w:r>
-        <w:t>bipartite</w:t>
-      </w:r>
-      <w:proofErr w:type="spellEnd"/>
-      <w:r>
-        <w:t xml:space="preserve">) grafının oyuncu-oyuncu ağına projeksiyonu olarak modellenmiş; 800 filmden oluşan örneklemde 6.482 oyuncu ve 27.359 kenar tespit edilmiş, analizler 226 oyuncudan oluşan en büyük bağlantılı bileşen üzerinden yürütülmüştür. Beş farklı merkezilik ölçütü (derece, </w:t>
-      </w:r>
-      <w:proofErr w:type="spellStart"/>
-      <w:r>
-        <w:t>arasındalık</w:t>
-      </w:r>
-      <w:proofErr w:type="spellEnd"/>
-      <w:r>
-        <w:t xml:space="preserve">, özvektör, yakınlık, </w:t>
-      </w:r>
-      <w:proofErr w:type="spellStart"/>
-      <w:r>
-        <w:t>PageRank</w:t>
-      </w:r>
-      <w:proofErr w:type="spellEnd"/>
-      <w:r>
-        <w:t xml:space="preserve">), </w:t>
-      </w:r>
-      <w:proofErr w:type="spellStart"/>
-      <w:r>
-        <w:t>Louvain</w:t>
-      </w:r>
-      <w:proofErr w:type="spellEnd"/>
-      <w:r>
-        <w:t xml:space="preserve"> topluluk tespiti, kümelenme katsayısı, çap, derece </w:t>
-      </w:r>
-      <w:proofErr w:type="spellStart"/>
-      <w:r>
-        <w:t>asortativitesi</w:t>
-      </w:r>
-      <w:proofErr w:type="spellEnd"/>
-      <w:r>
-        <w:t>, kesme noktaları, hedefli saldırı/rastgele arıza karşılaştırmalı ağ dayanıklılık testi, küçük-dünya (</w:t>
-      </w:r>
-      <w:proofErr w:type="spellStart"/>
-      <w:r>
-        <w:t>small-world</w:t>
-      </w:r>
-      <w:proofErr w:type="spellEnd"/>
-      <w:r>
-        <w:t>) istatistiği, klik ve k-</w:t>
-      </w:r>
-      <w:proofErr w:type="spellStart"/>
-      <w:r>
-        <w:t>core</w:t>
-      </w:r>
-      <w:proofErr w:type="spellEnd"/>
-      <w:r>
-        <w:t xml:space="preserve"> analizleri ile basit bir link </w:t>
-      </w:r>
-      <w:proofErr w:type="spellStart"/>
-      <w:r>
-        <w:t>prediction</w:t>
-      </w:r>
-      <w:proofErr w:type="spellEnd"/>
-      <w:r>
-        <w:t xml:space="preserve"> yöntemi uygulanmıştır. Ayrıca aynı yöntem </w:t>
-      </w:r>
-      <w:proofErr w:type="spellStart"/>
-      <w:r>
-        <w:t>Comedy</w:t>
-      </w:r>
-      <w:proofErr w:type="spellEnd"/>
-      <w:r>
-        <w:t xml:space="preserve"> ve </w:t>
-      </w:r>
-      <w:proofErr w:type="spellStart"/>
-      <w:r>
-        <w:t>Horror</w:t>
-      </w:r>
-      <w:proofErr w:type="spellEnd"/>
-      <w:r>
-        <w:t xml:space="preserve"> türlerine de uygulanarak türler arası yapısal farklılıklar karşılaştırılmıştır. Bulgular, ağın güçlü bir küçük-dünya yapısına (σ=9,74) ve yüksek </w:t>
-      </w:r>
-      <w:proofErr w:type="spellStart"/>
-      <w:r>
-        <w:t>modularity</w:t>
-      </w:r>
-      <w:proofErr w:type="spellEnd"/>
-      <w:r>
-        <w:t xml:space="preserve"> değerine (0,80) sahip olduğunu; az sayıda merkezi oyuncunun aynı zamanda ağın kesme noktaları olduğunu ve hedefli saldırılara karşı belirgin biçimde kırılgan olduğunu göstermiştir.</w:t>
-      </w:r>
-      <w:r>
-        <w:t xml:space="preserve"> </w:t>
-      </w:r>
-      <w:r>
-        <w:t xml:space="preserve">Ayrıca oyuncu-film iki parçalı grafının projeksiyonu, doğrudan yöntemle üretilen ağla birebir tutarlı bulunarak yöntemin doğruluğu ayrıca sınanmıştır. Tür karşılaştırmasında ise </w:t>
-      </w:r>
-      <w:proofErr w:type="spellStart"/>
-      <w:r>
-        <w:t>Comedy</w:t>
-      </w:r>
-      <w:proofErr w:type="spellEnd"/>
-      <w:r>
-        <w:t xml:space="preserve"> filmlerinin oyuncu ağının </w:t>
-      </w:r>
-      <w:proofErr w:type="spellStart"/>
-      <w:r>
-        <w:t>Thriller</w:t>
-      </w:r>
-      <w:proofErr w:type="spellEnd"/>
-      <w:r>
-        <w:t xml:space="preserve"> ve </w:t>
-      </w:r>
-      <w:proofErr w:type="spellStart"/>
-      <w:r>
-        <w:t>Horror</w:t>
-      </w:r>
-      <w:proofErr w:type="spellEnd"/>
-      <w:r>
-        <w:t xml:space="preserve"> türlerine kıyasla belirgin şekilde daha düşük bir kümelenme katsayısına sahip olduğu gözlemlenmiştir.</w:t>
+        <w:t xml:space="preserve"> ağı kurulmuş ve bu ağ üzerinde çeşitli graf teorisi ve sosyal ağ analizi yöntemleri uygulanmıştır. Ağ, oyuncu-film iki parçalı (bipartite) grafının oyuncu-oyuncu ağına projeksiyonu olarak modellenmiş; 800 filmden oluşan örneklemde 6.482 oyuncu ve 27.359 kenar tespit edilmiş, analizler 226 oyuncudan oluşan en büyük bağlantılı bileşen üzerinden yürütülmüştür. Beş farklı merkezilik ölçütü (derece, arasındalık, özvektör, yakınlık, PageRank), Louvain topluluk tespiti, kümelenme katsayısı, çap, derece asortativitesi, kesme noktaları, hedefli saldırı/rastgele arıza karşılaştırmalı ağ dayanıklılık testi, küçük-dünya (small-world) istatistiği, klik ve k-core analizleri ile basit bir link prediction yöntemi uygulanmıştır. Ayrıca aynı yöntem Comedy ve Horror türlerine de uygulanarak türler arası yapısal farklılıklar karşılaştırılmıştır. Bulgular, ağın güçlü bir küçük-dünya yapısına (σ=9,74) ve yüksek modularity değerine (0,80) sahip olduğunu; az sayıda merkezi oyuncunun aynı zamanda ağın kesme noktaları olduğunu ve hedefli saldırılara karşı belirgin biçimde kırılgan olduğunu göstermiştir. Ayrıca oyuncu-film iki parçalı grafının projeksiyonu, doğrudan yöntemle üretilen ağla birebir tutarlı bulunarak yöntemin doğruluğu ayrıca sınanmıştır. Tür karşılaştırmasında ise Comedy filmlerinin oyuncu ağının Thriller ve Horror türlerine kıyasla belirgin şekilde daha düşük bir kümelenme katsayısına sahip olduğu gözlemlenmiştir.</w:t>
       </w:r>
     </w:p>
     <w:p>
       <w:pPr>
         <w:pStyle w:val="Balk1"/>
-      </w:pPr>
-      <w:bookmarkStart w:id="1" w:name="_Toc234502321"/>
-      <w:r>
+        <w:rPr>
+          <w:sz w:val="28"/>
+          <w:szCs w:val="28"/>
+        </w:rPr>
+      </w:pPr>
+      <w:bookmarkStart w:id="1" w:name="_Toc235405257"/>
+      <w:r>
+        <w:rPr>
+          <w:sz w:val="28"/>
+          <w:szCs w:val="28"/>
+        </w:rPr>
         <w:t>1. Giriş</w:t>
       </w:r>
       <w:bookmarkEnd w:id="1"/>
@@ -1992,15 +2088,7 @@
         <w:jc w:val="both"/>
       </w:pPr>
       <w:r>
-        <w:t>Bu projede, belirli bir film türünde (gerilim/</w:t>
-      </w:r>
-      <w:proofErr w:type="spellStart"/>
-      <w:r>
-        <w:t>thriller</w:t>
-      </w:r>
-      <w:proofErr w:type="spellEnd"/>
-      <w:r>
-        <w:t xml:space="preserve">) birlikte rol almış oyuncular arasındaki </w:t>
+        <w:t xml:space="preserve">Bu projede, gerilim (thriller) filmlerinde birlikte rol almış oyuncular arasındaki </w:t>
       </w:r>
       <w:proofErr w:type="gramStart"/>
       <w:r>
@@ -2008,7 +2096,7 @@
       </w:r>
       <w:proofErr w:type="gramEnd"/>
       <w:r>
-        <w:t xml:space="preserve"> ilişkileri bir graf üzerinde modellenmiş ve bu graf üzerinde çeşitli sosyal ağ analizi ve graf teorisi yöntemleri uygulanmıştır. Konunun seçilme amacı, hem ders kapsamında öğrenilen kavramların (merkezilik, topluluk tespiti, küçük-dünya olgusu, ağ dayanıklılığı vb.) somut ve anlaşılır bir veri kümesi üzerinde uygulanabilmesini sağlamak hem de halk arasında bilinen "Kevin Bacon'ın altı derecesi" gibi popüler kültür fenomenlerinin arkasındaki matematiksel yapının incelenmesidir.</w:t>
+        <w:t xml:space="preserve"> ilişkileri bir graf üzerinde modellenmiş; merkezilik, topluluk tespiti, küçük-dünya olgusu ve ağ dayanıklılığı gibi sosyal ağ analizi yöntemleri uygulanmıştır. Amaç, "Kevin Bacon'ın altı derecesi" gibi popüler fenomenlerin arkasındaki matematiksel yapıyı somut bir veri kümesinde incelemektir.</w:t>
       </w:r>
     </w:p>
     <w:p>
@@ -2017,99 +2105,23 @@
         <w:jc w:val="both"/>
       </w:pPr>
       <w:r>
-        <w:t xml:space="preserve">Kullanılan veri, </w:t>
-      </w:r>
-      <w:proofErr w:type="spellStart"/>
-      <w:r>
-        <w:t>IMDb</w:t>
-      </w:r>
-      <w:proofErr w:type="spellEnd"/>
-      <w:r>
-        <w:t xml:space="preserve"> (Internet Movie Database) tarafından araştırma ve eğitim amaçlı olarak ücretsiz şekilde sunulan </w:t>
-      </w:r>
-      <w:proofErr w:type="spellStart"/>
-      <w:r>
-        <w:t>IMDb</w:t>
-      </w:r>
-      <w:proofErr w:type="spellEnd"/>
-      <w:r>
-        <w:t xml:space="preserve"> </w:t>
-      </w:r>
-      <w:proofErr w:type="spellStart"/>
-      <w:r>
-        <w:t>Non</w:t>
-      </w:r>
-      <w:proofErr w:type="spellEnd"/>
-      <w:r>
-        <w:t xml:space="preserve">-Commercial </w:t>
-      </w:r>
-      <w:proofErr w:type="spellStart"/>
-      <w:r>
-        <w:t>Datasets</w:t>
-      </w:r>
-      <w:proofErr w:type="spellEnd"/>
-      <w:r>
-        <w:t xml:space="preserve"> kaynağından alınmıştır. Bu veri seti </w:t>
-      </w:r>
-      <w:proofErr w:type="spellStart"/>
-      <w:r>
-        <w:t>IMDb'nin</w:t>
-      </w:r>
-      <w:proofErr w:type="spellEnd"/>
-      <w:r>
-        <w:t xml:space="preserve"> kendisi ve platforma katkı sağlayan geniş bir kullanıcı topluluğu tarafından sürekli güncellenmektedir. Projede dört ayrı tablo kullanılmıştır: </w:t>
-      </w:r>
-      <w:proofErr w:type="spellStart"/>
+        <w:t xml:space="preserve">Bu doğrultuda çalışma özelde şu araştırma sorularına yanıt aramaktadır: (1) Oyuncu </w:t>
+      </w:r>
       <w:proofErr w:type="gramStart"/>
       <w:r>
-        <w:t>title.basics</w:t>
-      </w:r>
-      <w:proofErr w:type="spellEnd"/>
+        <w:t>işbirliği</w:t>
+      </w:r>
       <w:proofErr w:type="gramEnd"/>
       <w:r>
-        <w:t xml:space="preserve"> (film kimliği, türü, adı, yapım yılı ve tür etiketleri), </w:t>
-      </w:r>
-      <w:proofErr w:type="spellStart"/>
+        <w:t xml:space="preserve"> ağı gerçekten küçük-dünya özelliği taşıyor mu? (2) Ağın merkezinde hangi oyuncular yer alıyor ve bu, kullanılan merkezilik ölçütüne göre değişiyor mu? (3) Ağ, hedefli saldırılara karşı ne kadar dayanıklı? (4) Film türü, oyuncuların </w:t>
+      </w:r>
       <w:proofErr w:type="gramStart"/>
       <w:r>
-        <w:t>title.principals</w:t>
-      </w:r>
-      <w:proofErr w:type="spellEnd"/>
+        <w:t>işbirliği</w:t>
+      </w:r>
       <w:proofErr w:type="gramEnd"/>
       <w:r>
-        <w:t xml:space="preserve"> (bir filmde rol alan oyuncuların kimlikleri ve rolleri), </w:t>
-      </w:r>
-      <w:proofErr w:type="spellStart"/>
-      <w:proofErr w:type="gramStart"/>
-      <w:r>
-        <w:t>name.basics</w:t>
-      </w:r>
-      <w:proofErr w:type="spellEnd"/>
-      <w:proofErr w:type="gramEnd"/>
-      <w:r>
-        <w:t xml:space="preserve"> (oyuncu kimliklerinin gerçek isimlerle eşleştirilmesi) ve </w:t>
-      </w:r>
-      <w:proofErr w:type="spellStart"/>
-      <w:proofErr w:type="gramStart"/>
-      <w:r>
-        <w:t>title.ratings</w:t>
-      </w:r>
-      <w:proofErr w:type="spellEnd"/>
-      <w:proofErr w:type="gramEnd"/>
-      <w:r>
-        <w:t xml:space="preserve"> (bir filmin aldığı toplam oy sayısı, popülerlik göstergesi olarak). Bu dört tablo birleştirilerek önce bir oyuncu-film iki parçalı (</w:t>
-      </w:r>
-      <w:proofErr w:type="spellStart"/>
-      <w:r>
-        <w:t>bipartite</w:t>
-      </w:r>
-      <w:proofErr w:type="spellEnd"/>
-      <w:r>
-        <w:t xml:space="preserve">) graf, ardından bu grafın oyuncu-oyuncu ağına projeksiyonu elde edilmiştir: iki oyuncu aynı </w:t>
-      </w:r>
-      <w:r>
-        <w:lastRenderedPageBreak/>
-        <w:t>filmde rol almışsa aralarında bir kenar oluşturulmuş, kenar ağırlığı olarak da birlikte oynadıkları film sayısı kullanılmıştır.</w:t>
+        <w:t xml:space="preserve"> örüntüsünü etkiliyor mu?</w:t>
       </w:r>
     </w:p>
     <w:p>
@@ -2118,7 +2130,39 @@
         <w:jc w:val="both"/>
       </w:pPr>
       <w:r>
-        <w:t>Örneklem sürecinde birkaç aşamadan geçtik. İlk denememizde 2005-2024 yılları arasındaki gerilim filmlerinden rastgele 300 tanesi seçilmiş ve bu filmlerdeki oyuncular arasında bir ağ kurulmuştu. Ancak sonuçları incelediğimizde ağın 259 ayrı bağlantılı bileşene bölündüğünü ve en büyük bileşenin yalnızca 52 oyuncudan oluştuğunu gördük. İlk anda bunu bir kod hatası zannettik, fakat veriyi tekrar kontrol ettiğimizde sorunun kodda değil örneklemin doğasında olduğunu fark ettik: "gerilim" etiketi dünya genelinde birbirinden çok farklı ulusal sinema endüstrilerini (örneğin Hint alt kıtasının çeşitli dil sinemalarını, Hollywood yapımlarını, Avrupa yapımlarını) bir araya getirdiği için, bu endüstriler arasında ortak oyuncu neredeyse hiç bulunmuyordu. Bunun üzerine örneklem büyüklüğünü 800 filme çıkardık; bu değişiklikle birlikte toplam oyuncu sayısı 6.482'ye, en büyük bağlantılı bileşenin boyutu ise 226 oyuncuya yükseldi. Oranın kendisi (%3,5) çok değişmese de mutlak büyüklük anlamlı analizler yapabilmek için yeterli hale geldi.</w:t>
+        <w:t xml:space="preserve">Kullanılan veri, IMDb'nin araştırma ve eğitim amaçlı ücretsiz sunduğu Non-Commercial Datasets kaynağından alınmış olup IMDb ve katkı sağlayan geniş bir kullanıcı topluluğu tarafından sürekli güncellenmektedir. Dört tablo kullanılmıştır: </w:t>
+      </w:r>
+      <w:proofErr w:type="gramStart"/>
+      <w:r>
+        <w:t>title.basics</w:t>
+      </w:r>
+      <w:proofErr w:type="gramEnd"/>
+      <w:r>
+        <w:t xml:space="preserve"> (film kimliği, türü, yılı), </w:t>
+      </w:r>
+      <w:proofErr w:type="gramStart"/>
+      <w:r>
+        <w:t>title.principals</w:t>
+      </w:r>
+      <w:proofErr w:type="gramEnd"/>
+      <w:r>
+        <w:t xml:space="preserve"> (oyuncu-film kadro bilgisi), </w:t>
+      </w:r>
+      <w:proofErr w:type="gramStart"/>
+      <w:r>
+        <w:t>name.basics</w:t>
+      </w:r>
+      <w:proofErr w:type="gramEnd"/>
+      <w:r>
+        <w:t xml:space="preserve"> (oyuncu isimleri) ve </w:t>
+      </w:r>
+      <w:proofErr w:type="gramStart"/>
+      <w:r>
+        <w:t>title.ratings</w:t>
+      </w:r>
+      <w:proofErr w:type="gramEnd"/>
+      <w:r>
+        <w:t xml:space="preserve"> (popülerlik/oy sayısı). Bu veriler birleştirilerek önce bir oyuncu-film iki parçalı (bipartite) graf, ardından bunun oyuncu-oyuncu ağına projeksiyonu elde edilmiştir: aynı filmde oynayan oyuncular arasında, ortak film sayısı kadar ağırlıklı bir kenar oluşturulmuştur.</w:t>
       </w:r>
     </w:p>
     <w:p>
@@ -2127,92 +2171,9 @@
         <w:jc w:val="both"/>
       </w:pPr>
       <w:r>
-        <w:t xml:space="preserve">Bu tür oyuncu </w:t>
-      </w:r>
-      <w:proofErr w:type="gramStart"/>
-      <w:r>
-        <w:t>işbirliği</w:t>
-      </w:r>
-      <w:proofErr w:type="gramEnd"/>
-      <w:r>
-        <w:t xml:space="preserve"> ağları, sosyal ağ bilimi literatüründe oldukça köklü bir geçmişe sahiptir. </w:t>
-      </w:r>
-      <w:proofErr w:type="spellStart"/>
-      <w:r>
-        <w:t>Watts</w:t>
-      </w:r>
-      <w:proofErr w:type="spellEnd"/>
-      <w:r>
-        <w:t xml:space="preserve"> ve </w:t>
-      </w:r>
-      <w:proofErr w:type="spellStart"/>
-      <w:r>
-        <w:t>Strogatz'ın</w:t>
-      </w:r>
-      <w:proofErr w:type="spellEnd"/>
-      <w:r>
-        <w:t xml:space="preserve"> (1998) alanın temel taşlarından sayılan çalışması, "küçük-dünya" (</w:t>
-      </w:r>
-      <w:proofErr w:type="spellStart"/>
-      <w:r>
-        <w:t>small-world</w:t>
-      </w:r>
-      <w:proofErr w:type="spellEnd"/>
-      <w:r>
-        <w:t xml:space="preserve">) ağların tanımlanmasında tam olarak bir film-oyuncu </w:t>
-      </w:r>
-      <w:proofErr w:type="gramStart"/>
-      <w:r>
-        <w:t>işbirliği</w:t>
-      </w:r>
-      <w:proofErr w:type="gramEnd"/>
-      <w:r>
-        <w:t xml:space="preserve"> ağını, güç şebekesi ve C. </w:t>
-      </w:r>
-      <w:proofErr w:type="spellStart"/>
-      <w:r>
-        <w:t>elegans</w:t>
-      </w:r>
-      <w:proofErr w:type="spellEnd"/>
-      <w:r>
-        <w:t xml:space="preserve"> solucanının sinir sistemi ağıyla birlikte örnek olarak kullanmış ve bu üç farklı türden gerçek ağın da hem yüksek kümelenme katsayısına hem de kısa ortalama yol uzunluğuna sahip olduğunu göstermiştir. Bu bulgu, bizim projemizde uyguladığımız küçük-dünya testinin (sigma istatistiği) doğrudan referans noktasını oluşturmaktadır. Ayrıca Albert, </w:t>
-      </w:r>
-      <w:proofErr w:type="spellStart"/>
-      <w:r>
-        <w:t>Jeong</w:t>
-      </w:r>
-      <w:proofErr w:type="spellEnd"/>
-      <w:r>
-        <w:t xml:space="preserve"> ve </w:t>
-      </w:r>
-      <w:proofErr w:type="spellStart"/>
-      <w:r>
-        <w:t>Barabási'nin</w:t>
-      </w:r>
-      <w:proofErr w:type="spellEnd"/>
-      <w:r>
-        <w:t xml:space="preserve"> (2000) ağ dayanıklılığı üzerine yaptığı çalışma, gerçek dünya ağlarının rastgele arızalara karşı dayanıklı ama hedefli saldırılara karşı kırılgan olabileceğini göstermiş; bu projedeki dayanıklılık testi bölümü doğrudan bu literatüre dayanmaktadır.</w:t>
-      </w:r>
-    </w:p>
-    <w:p>
-      <w:pPr>
-        <w:pStyle w:val="Balk1"/>
-      </w:pPr>
-      <w:bookmarkStart w:id="2" w:name="_Toc234502322"/>
-      <w:r>
-        <w:t>2. Metotlar</w:t>
-      </w:r>
-      <w:bookmarkEnd w:id="2"/>
-    </w:p>
-    <w:p>
-      <w:pPr>
-        <w:pStyle w:val="Balk2"/>
-      </w:pPr>
-      <w:bookmarkStart w:id="3" w:name="_Toc234502323"/>
-      <w:r>
-        <w:t>2.1 Ağ Modelinin Oluşturulması</w:t>
-      </w:r>
-      <w:bookmarkEnd w:id="3"/>
+        <w:lastRenderedPageBreak/>
+        <w:t>Örneklem sürecinde önce 2005-2024 arası rastgele 300 gerilim filmiyle bir ağ kurulmuş, fakat ağın 259 bileşene bölündüğü ve en büyük bileşenin yalnızca 52 oyuncudan oluştuğu görülmüştür. Bunun nedeni kod hatası değil, "gerilim" etiketinin birbirinden bağımsız pek çok ulusal sinema endüstrisini (Hint alt kıtası, Hollywood, Avrupa vb.) bir araya getirmesidir. Örneklem 800 filme çıkarılınca toplam oyuncu sayısı 6.482'ye, en büyük bileşen ise 226 oyuncuya yükselmiş; oran benzer kalsa da (%3,5) mutlak büyüklük analiz için yeterli hale gelmiştir.</w:t>
+      </w:r>
     </w:p>
     <w:p>
       <w:pPr>
@@ -2220,34 +2181,36 @@
         <w:jc w:val="both"/>
       </w:pPr>
       <w:r>
-        <w:t>Ağ, oyuncu-film iki parçalı (</w:t>
-      </w:r>
-      <w:proofErr w:type="spellStart"/>
-      <w:r>
-        <w:t>bipartite</w:t>
-      </w:r>
-      <w:proofErr w:type="spellEnd"/>
-      <w:r>
-        <w:t xml:space="preserve">) grafının oyuncu-oyuncu ağına projeksiyonu olarak kurulmuştur. Bu yöntemi tercih etmemizin nedeni, gerçek dünyadaki ilişkinin doğasını (bir oyuncu bir filmde "oynar", iki oyuncu birbirine değil filme bağlıdır) daha sadık şekilde yansıtmasıdır. Yöntemin doğruluğunu ayrıca test ettik: aynı veriden hem doğrudan (oyuncu çiftleri arasında film bazlı kenar kurarak) hem de </w:t>
-      </w:r>
-      <w:proofErr w:type="spellStart"/>
-      <w:r>
-        <w:t>bipartite</w:t>
-      </w:r>
-      <w:proofErr w:type="spellEnd"/>
-      <w:r>
-        <w:t xml:space="preserve"> projeksiyon yoluyla iki ayrı graf üretip kenar kümelerinin birebir aynı çıktığını doğruladık. Bu, kullandığımız kodun tutarlılığı açısından önemli bir kontrol noktası oldu.</w:t>
-      </w:r>
+        <w:t xml:space="preserve">Bu tür ağlar sosyal ağ biliminde köklü bir yere sahiptir: Watts ve Strogatz (1998) küçük-dünya ağlarını tanımlarken örneklerinden birini bir film-oyuncu ağından seçmiş; Albert, Jeong ve Barabási (2000) ise ağların hedefli saldırılara kırılgan olabileceğini </w:t>
+      </w:r>
+      <w:proofErr w:type="gramStart"/>
+      <w:r>
+        <w:t>göstermiştir -</w:t>
+      </w:r>
+      <w:proofErr w:type="gramEnd"/>
+      <w:r>
+        <w:t xml:space="preserve"> bu iki çalışma sırasıyla küçük-dünya ve dayanıklılık testlerimizin referans noktasıdır.</w:t>
+      </w:r>
+    </w:p>
+    <w:p>
+      <w:pPr>
+        <w:pStyle w:val="Balk1"/>
+      </w:pPr>
+      <w:bookmarkStart w:id="2" w:name="_Toc235405258"/>
+      <w:r>
+        <w:t>2. Metotlar</w:t>
+      </w:r>
+      <w:bookmarkEnd w:id="2"/>
     </w:p>
     <w:p>
       <w:pPr>
         <w:pStyle w:val="Balk2"/>
       </w:pPr>
-      <w:bookmarkStart w:id="4" w:name="_Toc234502324"/>
-      <w:r>
-        <w:t>2.2 Merkezilik Ölçütleri</w:t>
-      </w:r>
-      <w:bookmarkEnd w:id="4"/>
+      <w:bookmarkStart w:id="3" w:name="_Toc235405259"/>
+      <w:r>
+        <w:t>2.1 Ağ Modelinin Oluşturulması</w:t>
+      </w:r>
+      <w:bookmarkEnd w:id="3"/>
     </w:p>
     <w:p>
       <w:pPr>
@@ -2255,35 +2218,26 @@
         <w:jc w:val="both"/>
       </w:pPr>
       <w:r>
-        <w:lastRenderedPageBreak/>
-        <w:t xml:space="preserve">Ağdaki "önemli" düğümleri belirlemek için beş farklı merkezilik ölçütü hesaplanmıştır: derece merkeziliği (doğrudan bağlantı sayısı; basit ve hızlı ancak yalnızca yerel bilgi taşır), </w:t>
-      </w:r>
-      <w:proofErr w:type="spellStart"/>
-      <w:r>
-        <w:t>arasındalık</w:t>
-      </w:r>
-      <w:proofErr w:type="spellEnd"/>
-      <w:r>
-        <w:t xml:space="preserve"> merkeziliği (bir düğümün kaç en kısa yol üzerinde "köprü" görevi gördüğü; ağdaki kritik/bağlayıcı aktörleri ortaya çıkarır ancak büyük ağlarda hesaplama maliyeti yüksektir), özvektör merkeziliği (yalnızca kaç bağlantı değil, bu bağlantıların ne kadar "önemli" olduğunu da dikkate alır, fakat yıldız-tipi yapılarda kararsız sonuçlar verebilir), yakınlık merkeziliği (bir düğümün ağın geri kalanına ortalama uzaklığı) ve </w:t>
-      </w:r>
-      <w:proofErr w:type="spellStart"/>
-      <w:r>
-        <w:t>PageRank</w:t>
-      </w:r>
-      <w:proofErr w:type="spellEnd"/>
-      <w:r>
-        <w:t xml:space="preserve"> (Google'ın algoritmasının ağırlıklı, itibar tabanlı versiyonu). Tek bir ölçüte değil beşine birden bakılmasının nedeni, "önemli olmanın" farklı biçimlerde tanımlanabilmesidir; nitekim bulgular bölümünde göreceğimiz gibi bu beş ölçüt her zaman aynı isimleri öne çıkarmamıştır.</w:t>
+        <w:t xml:space="preserve">Ağ, oyuncu-film iki parçalı (bipartite) grafının oyuncu-oyuncu ağına projeksiyonu olarak kurulmuş; sonuçta yönsüz (undirected) ve ağırlıklı (weighted) basit bir graf elde </w:t>
+      </w:r>
+      <w:proofErr w:type="gramStart"/>
+      <w:r>
+        <w:t>edilmiştir -</w:t>
+      </w:r>
+      <w:proofErr w:type="gramEnd"/>
+      <w:r>
+        <w:t xml:space="preserve"> kenar ağırlığı iki oyuncunun birlikte oynadığı film sayısını gösterir. Yöntemin doğruluğu ayrıca test edilmiş: aynı veriden doğrudan yöntemle ve bipartite projeksiyonla üretilen iki graf, kenar kümesi bakımından birebir aynı çıkmıştır.</w:t>
       </w:r>
     </w:p>
     <w:p>
       <w:pPr>
         <w:pStyle w:val="Balk2"/>
       </w:pPr>
-      <w:bookmarkStart w:id="5" w:name="_Toc234502325"/>
-      <w:r>
-        <w:t>2.3 Topluluk Tespiti</w:t>
-      </w:r>
-      <w:bookmarkEnd w:id="5"/>
+      <w:bookmarkStart w:id="4" w:name="_Toc235405260"/>
+      <w:r>
+        <w:t>2.2 Merkezilik Ölçütleri</w:t>
+      </w:r>
+      <w:bookmarkEnd w:id="4"/>
     </w:p>
     <w:p>
       <w:pPr>
@@ -2291,82 +2245,18 @@
         <w:jc w:val="both"/>
       </w:pPr>
       <w:r>
-        <w:t xml:space="preserve">Ağdaki alt grupları (topluluklar) belirlemek için </w:t>
-      </w:r>
-      <w:proofErr w:type="spellStart"/>
-      <w:r>
-        <w:t>Louvain</w:t>
-      </w:r>
-      <w:proofErr w:type="spellEnd"/>
-      <w:r>
-        <w:t xml:space="preserve"> algoritması kullanılmıştır. Bu algoritma, </w:t>
-      </w:r>
-      <w:proofErr w:type="spellStart"/>
-      <w:r>
-        <w:t>modularity</w:t>
-      </w:r>
-      <w:proofErr w:type="spellEnd"/>
-      <w:r>
-        <w:t xml:space="preserve"> skorunu (topluluk içi bağlantı yoğunluğunun rastgele beklenenden ne kadar fazla olduğunu ölçen bir değer) yerel olarak artıracak şekilde düğümleri gruplara atayan açgözlü (</w:t>
-      </w:r>
-      <w:proofErr w:type="spellStart"/>
-      <w:r>
-        <w:t>greedy</w:t>
-      </w:r>
-      <w:proofErr w:type="spellEnd"/>
-      <w:r>
-        <w:t xml:space="preserve">) bir yöntemdir. </w:t>
-      </w:r>
-      <w:proofErr w:type="spellStart"/>
-      <w:r>
-        <w:t>Louvain'i</w:t>
-      </w:r>
-      <w:proofErr w:type="spellEnd"/>
-      <w:r>
-        <w:t xml:space="preserve"> tercih etmemizin nedeni büyük ağlarda hızlı çalışması ve </w:t>
-      </w:r>
-      <w:proofErr w:type="spellStart"/>
-      <w:r>
-        <w:t>NetworkX</w:t>
-      </w:r>
-      <w:proofErr w:type="spellEnd"/>
-      <w:r>
-        <w:t xml:space="preserve"> ekosisteminde (</w:t>
-      </w:r>
-      <w:proofErr w:type="spellStart"/>
-      <w:r>
-        <w:t>python-louvain</w:t>
-      </w:r>
-      <w:proofErr w:type="spellEnd"/>
-      <w:r>
-        <w:t xml:space="preserve"> paketi aracılığıyla) kolayca kullanılabilmesidir; dezavantajı ise sonucun başlangıç koşullarına bağlı olarak değişebilmesi ve global optimum </w:t>
-      </w:r>
-      <w:proofErr w:type="spellStart"/>
-      <w:r>
-        <w:t>modularity'yi</w:t>
-      </w:r>
-      <w:proofErr w:type="spellEnd"/>
-      <w:r>
-        <w:t xml:space="preserve"> garanti etmemesidir. Alternatif olarak değerlendirdiğimiz </w:t>
-      </w:r>
-      <w:proofErr w:type="spellStart"/>
-      <w:r>
-        <w:t>Girvan-Newman</w:t>
-      </w:r>
-      <w:proofErr w:type="spellEnd"/>
-      <w:r>
-        <w:t xml:space="preserve"> algoritması ağımızın boyutu için hesaplama açısından çok daha maliyetli olduğundan tercih edilmemiştir.</w:t>
+        <w:t>Ağdaki önemli düğümleri belirlemek için beş merkezilik ölçütü hesaplanmıştır: derece (basit, hızlı, yalnızca yerel bilgi), arasındalık (köprü rolü; büyük ağlarda maliyetli), özvektör (bağlantı kalitesini de dikkate alır, yıldız yapılarda kararsız olabilir), yakınlık (ağın geri kalanına ortalama uzaklık) ve PageRank (ağırlıklı itibar skoru). Beşine birden bakılmasının nedeni "önemli olmanın" farklı tanımlara sahip olmasıdır; nitekim bulgularda bu ölçütler her zaman aynı isimleri öne çıkarmamıştır.</w:t>
       </w:r>
     </w:p>
     <w:p>
       <w:pPr>
         <w:pStyle w:val="Balk2"/>
       </w:pPr>
-      <w:bookmarkStart w:id="6" w:name="_Toc234502326"/>
-      <w:r>
-        <w:t>2.4 Yapısal Özellikler ve Küçük-Dünya Testi</w:t>
-      </w:r>
-      <w:bookmarkEnd w:id="6"/>
+      <w:bookmarkStart w:id="5" w:name="_Toc235405261"/>
+      <w:r>
+        <w:t>2.3 Topluluk Tespiti</w:t>
+      </w:r>
+      <w:bookmarkEnd w:id="5"/>
     </w:p>
     <w:p>
       <w:pPr>
@@ -2374,76 +2264,18 @@
         <w:jc w:val="both"/>
       </w:pPr>
       <w:r>
-        <w:t xml:space="preserve">Ağın genel yapısını karakterize etmek için kümelenme katsayısı (bir oyuncunun film arkadaşlarının birbirini tanıma olasılığı), çap ve ortalama en kısa yol </w:t>
-      </w:r>
-      <w:proofErr w:type="gramStart"/>
-      <w:r>
-        <w:t>uzunluğu,</w:t>
-      </w:r>
-      <w:proofErr w:type="gramEnd"/>
-      <w:r>
-        <w:t xml:space="preserve"> ve derece </w:t>
-      </w:r>
-      <w:proofErr w:type="spellStart"/>
-      <w:r>
-        <w:t>asortativitesi</w:t>
-      </w:r>
-      <w:proofErr w:type="spellEnd"/>
-      <w:r>
-        <w:t xml:space="preserve"> (yüksek dereceli oyuncuların birbirleriyle mi yoksa daha az bağlantılı oyuncularla mı çalıştığı) hesaplanmıştır. Ayrıca ağın gerçekten bir "küçük-dünya" ağı olup olmadığını sınamak için, aynı düğüm ve kenar sayısına sahip 15 farklı rastgele graf (</w:t>
-      </w:r>
-      <w:proofErr w:type="spellStart"/>
-      <w:r>
-        <w:t>Erdős</w:t>
-      </w:r>
-      <w:proofErr w:type="spellEnd"/>
-      <w:r>
-        <w:t>–</w:t>
-      </w:r>
-      <w:proofErr w:type="spellStart"/>
-      <w:r>
-        <w:t>Rényi</w:t>
-      </w:r>
-      <w:proofErr w:type="spellEnd"/>
-      <w:r>
-        <w:t xml:space="preserve"> modeli, G(</w:t>
-      </w:r>
-      <w:proofErr w:type="spellStart"/>
-      <w:proofErr w:type="gramStart"/>
-      <w:r>
-        <w:t>n,m</w:t>
-      </w:r>
-      <w:proofErr w:type="spellEnd"/>
-      <w:proofErr w:type="gramEnd"/>
-      <w:r>
-        <w:t xml:space="preserve">)) üretilmiş, bu rastgele grafların ortalama kümelenme ve yol uzunluğu değerleriyle gerçek ağınki karşılaştırılarak sigma (σ) istatistiği hesaplanmıştır. </w:t>
-      </w:r>
-      <w:proofErr w:type="gramStart"/>
-      <w:r>
-        <w:t>σ</w:t>
-      </w:r>
-      <w:proofErr w:type="gramEnd"/>
-      <w:r>
-        <w:t>&gt;1 olması, ağın rastgele bir ağa kıyasla hem daha kümelenmiş hem de yeterince kısa yollara sahip olduğu, yani küçük-dünya özelliği taşıdığı anlamına gelir.</w:t>
+        <w:t>Topluluk tespiti için Louvain algoritması kullanılmıştır; bu, modularity skorunu yerel olarak artıracak şekilde düğümleri gruplayan açgözlü (greedy) bir yöntemdir. Büyük ağlarda hızlı çalışması ve NetworkX'te kolay kullanılabilmesi tercih nedenidir; dezavantajı sonucun başlangıç koşullarına bağlı olması ve global optimumu garanti etmemesidir. Çok daha maliyetli olan Girvan-Newman alternatifi bu nedenle tercih edilmemiştir.</w:t>
       </w:r>
     </w:p>
     <w:p>
       <w:pPr>
         <w:pStyle w:val="Balk2"/>
       </w:pPr>
-      <w:bookmarkStart w:id="7" w:name="_Toc234502327"/>
-      <w:r>
-        <w:t>2.5 Dayanıklılık, Klik ve K-</w:t>
-      </w:r>
-      <w:proofErr w:type="spellStart"/>
-      <w:r>
-        <w:t>Core</w:t>
-      </w:r>
-      <w:proofErr w:type="spellEnd"/>
-      <w:r>
-        <w:t xml:space="preserve"> Analizleri</w:t>
-      </w:r>
-      <w:bookmarkEnd w:id="7"/>
+      <w:bookmarkStart w:id="6" w:name="_Toc235405262"/>
+      <w:r>
+        <w:t>2.4 Yapısal Özellikler ve Küçük-Dünya Testi</w:t>
+      </w:r>
+      <w:bookmarkEnd w:id="6"/>
     </w:p>
     <w:p>
       <w:pPr>
@@ -2451,70 +2283,30 @@
         <w:jc w:val="both"/>
       </w:pPr>
       <w:r>
-        <w:t xml:space="preserve">Ağın yapısal sağlamlığını test etmek için iki farklı düğüm çıkarma senaryosu simüle edilmiştir: (1) en yüksek </w:t>
-      </w:r>
-      <w:proofErr w:type="spellStart"/>
-      <w:r>
-        <w:t>arasındalık</w:t>
-      </w:r>
-      <w:proofErr w:type="spellEnd"/>
-      <w:r>
-        <w:t xml:space="preserve"> merkeziliğine sahip düğümlerin sırayla çıkarılması ("hedefli saldırı") ve (2) düğümlerin rastgele sırayla çıkarılması. Her adımda en büyük bağlantılı bileşenin boyutu kaydedilmiş ve iki senaryo karşılaştırılmıştır. Ayrıca ağın kesme noktaları (</w:t>
-      </w:r>
-      <w:proofErr w:type="spellStart"/>
-      <w:r>
-        <w:t>articulation</w:t>
-      </w:r>
-      <w:proofErr w:type="spellEnd"/>
-      <w:r>
-        <w:t xml:space="preserve"> </w:t>
-      </w:r>
-      <w:proofErr w:type="spellStart"/>
-      <w:r>
-        <w:t>points</w:t>
-      </w:r>
-      <w:proofErr w:type="spellEnd"/>
-      <w:r>
-        <w:t xml:space="preserve">; çıkarıldığında ağı </w:t>
+        <w:t xml:space="preserve">Ağın yapısını karakterize etmek için kümelenme katsayısı, çap, ortalama yol uzunluğu ve derece asortativitesi hesaplanmıştır. Küçük-dünya özelliğini sınamak için aynı düğüm/kenar sayısına sahip </w:t>
       </w:r>
       <w:r>
         <w:lastRenderedPageBreak/>
-        <w:t>parçalayan düğümler) belirlenmiş, maksimal klikler (herkesin herkesle bağlı olduğu alt gruplar) bulunmuş ve k-</w:t>
-      </w:r>
-      <w:proofErr w:type="spellStart"/>
-      <w:r>
-        <w:t>core</w:t>
-      </w:r>
-      <w:proofErr w:type="spellEnd"/>
-      <w:r>
-        <w:t xml:space="preserve"> ayrıştırması (en az k dereceye sahip en büyük alt grafın belirlenmesi) yapılmıştır. Bu üç analiz birbirini tamamlayıcı niteliktedir: kesme noktaları ağın "kırılganlığını", klikler "yerel yoğunluğu", k-</w:t>
-      </w:r>
-      <w:proofErr w:type="spellStart"/>
-      <w:r>
-        <w:t>core</w:t>
-      </w:r>
-      <w:proofErr w:type="spellEnd"/>
-      <w:r>
-        <w:t xml:space="preserve"> ise ağın "çekirdek" kısmını farklı açılardan ortaya koyar.</w:t>
+        <w:t>15 rastgele graf (Erdős–Rényi, G(</w:t>
+      </w:r>
+      <w:proofErr w:type="gramStart"/>
+      <w:r>
+        <w:t>n,m</w:t>
+      </w:r>
+      <w:proofErr w:type="gramEnd"/>
+      <w:r>
+        <w:t>)) üretilmiş, ortalama kümelenme ve yol uzunluğu değerleri gerçek ağla karşılaştırılarak sigma (σ) istatistiği hesaplanmıştır; σ&gt;1 olması, ağın rastgele bir ağa göre hem daha kümelenmiş hem de yeterince kısa yollara sahip olduğunu, yani küçük-dünya özelliği taşıdığını gösterir.</w:t>
       </w:r>
     </w:p>
     <w:p>
       <w:pPr>
         <w:pStyle w:val="Balk2"/>
       </w:pPr>
-      <w:bookmarkStart w:id="8" w:name="_Toc234502328"/>
-      <w:r>
-        <w:t xml:space="preserve">2.6 Link </w:t>
-      </w:r>
-      <w:proofErr w:type="spellStart"/>
-      <w:r>
-        <w:t>Prediction</w:t>
-      </w:r>
-      <w:proofErr w:type="spellEnd"/>
-      <w:r>
-        <w:t xml:space="preserve"> ve Tür Karşılaştırması</w:t>
-      </w:r>
-      <w:bookmarkEnd w:id="8"/>
+      <w:bookmarkStart w:id="7" w:name="_Toc235405263"/>
+      <w:r>
+        <w:t>2.5 Dayanıklılık, Klik ve K-Core Analizleri</w:t>
+      </w:r>
+      <w:bookmarkEnd w:id="7"/>
     </w:p>
     <w:p>
       <w:pPr>
@@ -2522,108 +2314,18 @@
         <w:jc w:val="both"/>
       </w:pPr>
       <w:r>
-        <w:t>Henüz birlikte oynamamış ama ortak film arkadaşı sayısı yüksek oyuncu çiftlerini belirlemek için basit bir ortak-komşu (</w:t>
-      </w:r>
-      <w:proofErr w:type="spellStart"/>
-      <w:r>
-        <w:t>common</w:t>
-      </w:r>
-      <w:proofErr w:type="spellEnd"/>
-      <w:r>
-        <w:t xml:space="preserve"> </w:t>
-      </w:r>
-      <w:proofErr w:type="spellStart"/>
-      <w:r>
-        <w:t>neighbors</w:t>
-      </w:r>
-      <w:proofErr w:type="spellEnd"/>
-      <w:r>
-        <w:t xml:space="preserve">) yöntemi kullanılmıştır. Bu yöntemin avantajı basitliği ve </w:t>
-      </w:r>
-      <w:proofErr w:type="spellStart"/>
-      <w:r>
-        <w:t>yorumlanabilirliği</w:t>
-      </w:r>
-      <w:proofErr w:type="spellEnd"/>
-      <w:r>
-        <w:t xml:space="preserve">; dezavantajı ise </w:t>
-      </w:r>
-      <w:proofErr w:type="spellStart"/>
-      <w:r>
-        <w:t>Adamic</w:t>
-      </w:r>
-      <w:proofErr w:type="spellEnd"/>
-      <w:r>
-        <w:t>-Adar veya gömme (</w:t>
-      </w:r>
-      <w:proofErr w:type="spellStart"/>
-      <w:r>
-        <w:t>embedding</w:t>
-      </w:r>
-      <w:proofErr w:type="spellEnd"/>
-      <w:r>
-        <w:t xml:space="preserve">) tabanlı yöntemler kadar güçlü tahminler </w:t>
-      </w:r>
-      <w:proofErr w:type="gramStart"/>
-      <w:r>
-        <w:t>üretmemesidir -</w:t>
-      </w:r>
-      <w:proofErr w:type="gramEnd"/>
-      <w:r>
-        <w:t xml:space="preserve"> ancak ders kapsamının gerektirdiği düzeyde bir gösterim için yeterli görülmüştür. Son olarak, aynı boru hattı (</w:t>
-      </w:r>
-      <w:proofErr w:type="spellStart"/>
-      <w:r>
-        <w:t>pipeline</w:t>
-      </w:r>
-      <w:proofErr w:type="spellEnd"/>
-      <w:r>
-        <w:t>) üç farklı tür (</w:t>
-      </w:r>
-      <w:proofErr w:type="spellStart"/>
-      <w:r>
-        <w:t>Thriller</w:t>
-      </w:r>
-      <w:proofErr w:type="spellEnd"/>
-      <w:r>
-        <w:t xml:space="preserve">, </w:t>
-      </w:r>
-      <w:proofErr w:type="spellStart"/>
-      <w:r>
-        <w:t>Comedy</w:t>
-      </w:r>
-      <w:proofErr w:type="spellEnd"/>
-      <w:r>
-        <w:t xml:space="preserve">, </w:t>
-      </w:r>
-      <w:proofErr w:type="spellStart"/>
-      <w:r>
-        <w:t>Horror</w:t>
-      </w:r>
-      <w:proofErr w:type="spellEnd"/>
-      <w:r>
-        <w:t>) için tekrar çalıştırılarak farklı film türlerinin oyuncu ağı yapısının birbirinden ne ölçüde farklılaştığı karşılaştırılmıştır.</w:t>
-      </w:r>
-    </w:p>
-    <w:p>
-      <w:pPr>
-        <w:pStyle w:val="Balk1"/>
-      </w:pPr>
-      <w:bookmarkStart w:id="9" w:name="_Toc234502329"/>
-      <w:r>
-        <w:t>3. Bulgular</w:t>
-      </w:r>
-      <w:bookmarkEnd w:id="9"/>
+        <w:t>Ağın sağlamlığını test etmek için iki senaryo simüle edilmiştir: en yüksek arasındalık merkeziliğine sahip düğümlerin sırayla çıkarılması ("hedefli saldırı") ve rastgele çıkarma. Ayrıca kesme noktaları, maksimal klikler ve k-core belirlenmiştir; bu üç analiz sırasıyla ağın kırılganlığını, yerel yoğunluğunu ve çekirdek yapısını ortaya koyar.</w:t>
+      </w:r>
     </w:p>
     <w:p>
       <w:pPr>
         <w:pStyle w:val="Balk2"/>
       </w:pPr>
-      <w:bookmarkStart w:id="10" w:name="_Toc234502330"/>
-      <w:r>
-        <w:t>3.1 Genel Ağ İstatistikleri</w:t>
-      </w:r>
-      <w:bookmarkEnd w:id="10"/>
+      <w:bookmarkStart w:id="8" w:name="_Toc235405264"/>
+      <w:r>
+        <w:t>2.6 Link Prediction ve Tür Karşılaştırması</w:t>
+      </w:r>
+      <w:bookmarkEnd w:id="8"/>
     </w:p>
     <w:p>
       <w:pPr>
@@ -2631,8 +2333,36 @@
         <w:jc w:val="both"/>
       </w:pPr>
       <w:r>
-        <w:t>800 gerilim filminden oluşan örneklemde toplam 6.482 farklı oyuncu ve aralarında 27.359 kenar tespit edilmiştir (yoğunluk: 0,0013). Ağ 616 ayrı bağlantılı bileşene bölünmüş olup en büyük bileşen 226 oyuncu ve 1.097 kenardan oluşmaktadır (toplam oyuncuların yaklaşık %3,5'i). Aşağıdaki tüm analizler, anlamlı bir yol/merkezilik yapısı kurulabilmesi için bu en büyük bileşen üzerinden yürütülmüştür.</w:t>
-      </w:r>
+        <w:t>Henüz birlikte oynamamış ama ortak film arkadaşı sayısı yüksek çiftleri belirlemek için basit bir ortak-komşu (common neighbors) yöntemi kullanılmıştır; basit ve yorumlanabilir olmakla birlikte Adamic-Adar veya gömme tabanlı yöntemler kadar güçlü değildir. Son olarak aynı analiz hattı Thriller, Comedy ve Horror türleri için tekrarlanarak yapısal farklılıklar karşılaştırılmıştır.</w:t>
+      </w:r>
+    </w:p>
+    <w:p>
+      <w:pPr>
+        <w:pStyle w:val="Balk1"/>
+        <w:rPr>
+          <w:sz w:val="28"/>
+          <w:szCs w:val="28"/>
+        </w:rPr>
+      </w:pPr>
+      <w:bookmarkStart w:id="9" w:name="_Toc235405265"/>
+      <w:r>
+        <w:rPr>
+          <w:sz w:val="28"/>
+          <w:szCs w:val="28"/>
+        </w:rPr>
+        <w:t>3. Bulgular</w:t>
+      </w:r>
+      <w:bookmarkEnd w:id="9"/>
+    </w:p>
+    <w:p>
+      <w:pPr>
+        <w:pStyle w:val="Balk2"/>
+      </w:pPr>
+      <w:bookmarkStart w:id="10" w:name="_Toc235405266"/>
+      <w:r>
+        <w:t>3.1 Genel Ağ İstatistikleri</w:t>
+      </w:r>
+      <w:bookmarkEnd w:id="10"/>
     </w:p>
     <w:p>
       <w:pPr>
@@ -2640,31 +2370,16 @@
         <w:jc w:val="both"/>
       </w:pPr>
       <w:r>
-        <w:t xml:space="preserve">Ağın en temel yapısal göstergelerinden biri olan derece dağılımı Şekil 1'de gösterilmiştir. Dağılım, çoğu sosyal ve gerçek dünya ağında görülen tipik örüntüyü sergilemektedir: oyuncuların büyük çoğunluğu görece düşük dereceye (yaklaşık 8-9 farklı oyuncuyla bağlantılı) sahipken, çok az sayıda oyuncu 20'nin üzerinde bağlantıya ulaşmaktadır. Histogramdaki en yüksek çubuk (derece ≈9 civarında), örneklemdeki tipik bir film kadrosunun boyutuna karşılık </w:t>
-      </w:r>
-      <w:proofErr w:type="gramStart"/>
-      <w:r>
-        <w:t>gelmektedir -</w:t>
-      </w:r>
-      <w:proofErr w:type="gramEnd"/>
-      <w:r>
-        <w:t xml:space="preserve"> zira bir filmde oynayan her oyuncu, o filmin diğer tüm kadro üyeleriyle otomatik olarak bağlantı kurmaktadır. Bu sağa çarpık (</w:t>
-      </w:r>
-      <w:proofErr w:type="spellStart"/>
-      <w:r>
-        <w:t>right-skewed</w:t>
-      </w:r>
-      <w:proofErr w:type="spellEnd"/>
-      <w:r>
-        <w:t>) dağılım, ağda az sayıda "</w:t>
-      </w:r>
-      <w:proofErr w:type="spellStart"/>
-      <w:r>
-        <w:t>hub</w:t>
-      </w:r>
-      <w:proofErr w:type="spellEnd"/>
-      <w:r>
-        <w:t>" oyuncunun orantısız derecede fazla bağlantıya sahip olduğunu, dolayısıyla merkezilik ve dayanıklılık analizlerinde bu birkaç ismin neden bu denli belirleyici çıktığını da açıklamaktadır.</w:t>
+        <w:t>800 gerilim filminden oluşan örneklemde toplam 6.482 farklı oyuncu ve aralarında 27.359 kenar tespit edilmiştir (yoğunluk: 0,0013). Ağ 616 ayrı bağlantılı bileşene bölünmüş olup en büyük bileşen 226 oyuncu ve 1.097 kenardan oluşmaktadır (toplam oyuncuların yaklaşık %3,5'i). Aşağıdaki tüm analizler, anlamlı bir yol/merkezilik yapısı kurulabilmesi için bu en büyük bileşen üzerinden yürütülmüştür.</w:t>
+      </w:r>
+    </w:p>
+    <w:p>
+      <w:pPr>
+        <w:spacing w:after="200" w:line="360" w:lineRule="auto"/>
+        <w:jc w:val="both"/>
+      </w:pPr>
+      <w:r>
+        <w:t>Ağın en temel yapısal göstergelerinden biri olan derece dağılımı Şekil 1'de gösterilmiştir. Dağılım sağa çarpıktır: oyuncuların büyük çoğunluğu düşük dereceye (yaklaşık 8-9) sahipken, çok az sayıda oyuncu 20'nin üzerinde bağlantıya ulaşmaktadır. En yüksek çubuk (derece ≈9), tipik bir film kadrosu boyutuna karşılık gelir, çünkü bir filmdeki her oyuncu kadronun diğer üyeleriyle otomatik bağlantı kurar. Bu örüntü, az sayıda "hub" oyuncunun orantısız fazla bağlantıya sahip olduğunu ve merkezilik/dayanıklılık analizlerinde neden bu denli belirleyici çıktıklarını açıklar.</w:t>
       </w:r>
     </w:p>
     <w:p>
@@ -2734,69 +2449,106 @@
     </w:p>
     <w:p>
       <w:pPr>
-        <w:pStyle w:val="Balk2"/>
-      </w:pPr>
-      <w:bookmarkStart w:id="11" w:name="_Toc234502331"/>
-      <w:r>
-        <w:t>3.2 Merkezilik Sonuçları</w:t>
-      </w:r>
-      <w:bookmarkEnd w:id="11"/>
-    </w:p>
-    <w:p>
-      <w:pPr>
         <w:spacing w:after="200" w:line="360" w:lineRule="auto"/>
         <w:jc w:val="both"/>
       </w:pPr>
       <w:r>
-        <w:t xml:space="preserve">Tablo 1'de görüldüğü gibi, beş merkezilik ölçütü her zaman aynı isimleri öne çıkarmamıştır. </w:t>
-      </w:r>
-      <w:proofErr w:type="spellStart"/>
-      <w:r>
-        <w:t>Alencier</w:t>
-      </w:r>
-      <w:proofErr w:type="spellEnd"/>
-      <w:r>
-        <w:t xml:space="preserve"> Ley Lopez ve </w:t>
-      </w:r>
-      <w:proofErr w:type="spellStart"/>
-      <w:r>
-        <w:t>Joju</w:t>
-      </w:r>
-      <w:proofErr w:type="spellEnd"/>
-      <w:r>
-        <w:t xml:space="preserve"> George en yüksek derece merkeziliğine (0,12) sahipken, </w:t>
-      </w:r>
-      <w:proofErr w:type="spellStart"/>
-      <w:r>
-        <w:t>Jagapathi</w:t>
-      </w:r>
-      <w:proofErr w:type="spellEnd"/>
-      <w:r>
-        <w:t xml:space="preserve"> </w:t>
-      </w:r>
-      <w:proofErr w:type="spellStart"/>
-      <w:r>
-        <w:t>Babu</w:t>
-      </w:r>
-      <w:proofErr w:type="spellEnd"/>
-      <w:r>
-        <w:t xml:space="preserve"> hem </w:t>
-      </w:r>
-      <w:proofErr w:type="spellStart"/>
-      <w:r>
-        <w:t>arasındalık</w:t>
-      </w:r>
-      <w:proofErr w:type="spellEnd"/>
-      <w:r>
-        <w:t xml:space="preserve"> (0,41) hem de yakınlık (0,32) merkeziliğinde ağın en "stratejik" konumundaki ismi olarak öne çıkmaktadır. Bu ayrım, "en çok bağlantıya sahip olmak" ile "ağın farklı bölgeleri arasında köprü </w:t>
-      </w:r>
-      <w:proofErr w:type="spellStart"/>
-      <w:r>
-        <w:t>olmak"ın</w:t>
-      </w:r>
-      <w:proofErr w:type="spellEnd"/>
-      <w:r>
-        <w:t xml:space="preserve"> farklı şeyler olduğunu somut biçimde göstermektedir.</w:t>
+        <w:t xml:space="preserve">Bileşenlerin boyut dağılımına bakıldığında (Şekil 2) da sağa çarpık bir örüntü görülür: bileşenlerin büyük çoğunluğu 10 kişi veya daha </w:t>
+      </w:r>
+      <w:proofErr w:type="gramStart"/>
+      <w:r>
+        <w:t>azdır -</w:t>
+      </w:r>
+      <w:proofErr w:type="gramEnd"/>
+      <w:r>
+        <w:t xml:space="preserve"> örneğin tam 337 bileşen 10 kişilik olup bu, IMDb'de bir filmin tipik ana kadro büyüklüğüne karşılık gelir ve bu filmlerin örneklemdeki hiçbir başka filmle ortak oyuncu paylaşmadığını gösterir. Boyut büyüdükçe sıklık hızla azalmakta, yalnızca birkaç bileşen (151, 118, 90, 67 kişilik gibi) orta büyüklükte kalmaktadır.</w:t>
+      </w:r>
+    </w:p>
+    <w:p>
+      <w:pPr>
+        <w:spacing w:before="200"/>
+        <w:jc w:val="center"/>
+      </w:pPr>
+      <w:r>
+        <w:rPr>
+          <w:noProof/>
+        </w:rPr>
+        <w:drawing>
+          <wp:inline distT="0" distB="0" distL="0" distR="0" wp14:anchorId="30000001" wp14:editId="30000002">
+            <wp:extent cx="4000500" cy="2856360"/>
+            <wp:effectExtent l="0" t="0" r="0" b="0"/>
+            <wp:docPr id="20000003" name="Resim 20000003"/>
+            <wp:cNvGraphicFramePr>
+              <a:graphicFrameLocks xmlns:a="http://schemas.openxmlformats.org/drawingml/2006/main" noChangeAspect="1"/>
+            </wp:cNvGraphicFramePr>
+            <a:graphic xmlns:a="http://schemas.openxmlformats.org/drawingml/2006/main">
+              <a:graphicData uri="http://schemas.openxmlformats.org/drawingml/2006/picture">
+                <pic:pic xmlns:pic="http://schemas.openxmlformats.org/drawingml/2006/picture">
+                  <pic:nvPicPr>
+                    <pic:cNvPr id="0" name=""/>
+                    <pic:cNvPicPr>
+                      <a:picLocks noChangeAspect="1" noChangeArrowheads="1"/>
+                    </pic:cNvPicPr>
+                  </pic:nvPicPr>
+                  <pic:blipFill>
+                    <a:blip r:embed="rId11"/>
+                    <a:srcRect/>
+                    <a:stretch>
+                      <a:fillRect/>
+                    </a:stretch>
+                  </pic:blipFill>
+                  <pic:spPr bwMode="auto">
+                    <a:xfrm>
+                      <a:off x="0" y="0"/>
+                      <a:ext cx="4000500" cy="2856360"/>
+                    </a:xfrm>
+                    <a:prstGeom prst="rect">
+                      <a:avLst/>
+                    </a:prstGeom>
+                  </pic:spPr>
+                </pic:pic>
+              </a:graphicData>
+            </a:graphic>
+          </wp:inline>
+        </w:drawing>
+      </w:r>
+    </w:p>
+    <w:p>
+      <w:pPr>
+        <w:spacing w:before="60" w:after="240"/>
+        <w:jc w:val="center"/>
+      </w:pPr>
+      <w:r>
+        <w:rPr>
+          <w:i/>
+          <w:iCs/>
+          <w:sz w:val="20"/>
+          <w:szCs w:val="20"/>
+        </w:rPr>
+        <w:t>Şekil 2. Bağlantılı bileşen boyutu dağılımı (log ölçek); çoğu bileşen küçük, tek büyük bir bileşen (226 kişi) ayrışmaktadır.</w:t>
+      </w:r>
+    </w:p>
+    <w:p>
+      <w:pPr>
+        <w:pStyle w:val="Balk2"/>
+      </w:pPr>
+      <w:bookmarkStart w:id="11" w:name="_Toc235405267"/>
+      <w:r>
+        <w:t>3.2 Merkezilik Sonuçları</w:t>
+      </w:r>
+      <w:bookmarkEnd w:id="11"/>
+    </w:p>
+    <w:p>
+      <w:pPr>
+        <w:spacing w:after="200" w:line="360" w:lineRule="auto"/>
+        <w:jc w:val="both"/>
+      </w:pPr>
+      <w:r>
+        <w:t xml:space="preserve">Tablo 1'de görüldüğü gibi, beş merkezilik ölçütü her zaman aynı isimleri öne çıkarmamıştır. Alencier Ley Lopez ve Joju George en yüksek derece merkeziliğine (0,12) sahipken, Jagapathi Babu hem arasındalık (0,41) hem de yakınlık (0,32) merkeziliğinde ağın en "stratejik" konumundaki ismi olarak </w:t>
+      </w:r>
+      <w:r>
+        <w:lastRenderedPageBreak/>
+        <w:t>öne çıkmaktadır. Bu ayrım, "en çok bağlantıya sahip olmak" ile "ağın farklı bölgeleri arasında köprü olmak"ın farklı şeyler olduğunu somut biçimde göstermektedir.</w:t>
       </w:r>
     </w:p>
     <w:tbl>
@@ -2874,7 +2626,6 @@
             <w:pPr>
               <w:jc w:val="center"/>
             </w:pPr>
-            <w:proofErr w:type="spellStart"/>
             <w:r>
               <w:rPr>
                 <w:b/>
@@ -2884,7 +2635,6 @@
               </w:rPr>
               <w:t>Arasındalık</w:t>
             </w:r>
-            <w:proofErr w:type="spellEnd"/>
           </w:p>
         </w:tc>
         <w:tc>
@@ -2936,7 +2686,6 @@
             <w:pPr>
               <w:jc w:val="center"/>
             </w:pPr>
-            <w:proofErr w:type="spellStart"/>
             <w:r>
               <w:rPr>
                 <w:b/>
@@ -2946,7 +2695,6 @@
               </w:rPr>
               <w:t>PageRank</w:t>
             </w:r>
-            <w:proofErr w:type="spellEnd"/>
           </w:p>
         </w:tc>
       </w:tr>
@@ -2959,21 +2707,29 @@
             <w:pPr>
               <w:jc w:val="center"/>
             </w:pPr>
-            <w:proofErr w:type="spellStart"/>
             <w:r>
               <w:rPr>
                 <w:sz w:val="20"/>
                 <w:szCs w:val="20"/>
               </w:rPr>
-              <w:t>Alencier</w:t>
-            </w:r>
-            <w:proofErr w:type="spellEnd"/>
+              <w:t>Alencier Ley Lopez</w:t>
+            </w:r>
+          </w:p>
+        </w:tc>
+        <w:tc>
+          <w:tcPr>
+            <w:tcW w:w="1520" w:type="dxa"/>
+          </w:tcPr>
+          <w:p>
+            <w:pPr>
+              <w:jc w:val="center"/>
+            </w:pPr>
             <w:r>
               <w:rPr>
                 <w:sz w:val="20"/>
                 <w:szCs w:val="20"/>
               </w:rPr>
-              <w:t xml:space="preserve"> Ley Lopez</w:t>
+              <w:t>0,120</w:t>
             </w:r>
           </w:p>
         </w:tc>
@@ -2990,7 +2746,7 @@
                 <w:sz w:val="20"/>
                 <w:szCs w:val="20"/>
               </w:rPr>
-              <w:t>0,120</w:t>
+              <w:t>0,219</w:t>
             </w:r>
           </w:p>
         </w:tc>
@@ -3007,7 +2763,7 @@
                 <w:sz w:val="20"/>
                 <w:szCs w:val="20"/>
               </w:rPr>
-              <w:t>0,219</w:t>
+              <w:t>0,144</w:t>
             </w:r>
           </w:p>
         </w:tc>
@@ -3024,7 +2780,7 @@
                 <w:sz w:val="20"/>
                 <w:szCs w:val="20"/>
               </w:rPr>
-              <w:t>0,144</w:t>
+              <w:t>0,247</w:t>
             </w:r>
           </w:p>
         </w:tc>
@@ -3041,13 +2797,15 @@
                 <w:sz w:val="20"/>
                 <w:szCs w:val="20"/>
               </w:rPr>
-              <w:t>0,247</w:t>
-            </w:r>
-          </w:p>
-        </w:tc>
-        <w:tc>
-          <w:tcPr>
-            <w:tcW w:w="1520" w:type="dxa"/>
+              <w:t>0,0109</w:t>
+            </w:r>
+          </w:p>
+        </w:tc>
+      </w:tr>
+      <w:tr>
+        <w:tc>
+          <w:tcPr>
+            <w:tcW w:w="2000" w:type="dxa"/>
           </w:tcPr>
           <w:p>
             <w:pPr>
@@ -3058,7 +2816,92 @@
                 <w:sz w:val="20"/>
                 <w:szCs w:val="20"/>
               </w:rPr>
-              <w:t>0,0109</w:t>
+              <w:t>Joju George</w:t>
+            </w:r>
+          </w:p>
+        </w:tc>
+        <w:tc>
+          <w:tcPr>
+            <w:tcW w:w="1520" w:type="dxa"/>
+          </w:tcPr>
+          <w:p>
+            <w:pPr>
+              <w:jc w:val="center"/>
+            </w:pPr>
+            <w:r>
+              <w:rPr>
+                <w:sz w:val="20"/>
+                <w:szCs w:val="20"/>
+              </w:rPr>
+              <w:t>0,120</w:t>
+            </w:r>
+          </w:p>
+        </w:tc>
+        <w:tc>
+          <w:tcPr>
+            <w:tcW w:w="1520" w:type="dxa"/>
+          </w:tcPr>
+          <w:p>
+            <w:pPr>
+              <w:jc w:val="center"/>
+            </w:pPr>
+            <w:r>
+              <w:rPr>
+                <w:sz w:val="20"/>
+                <w:szCs w:val="20"/>
+              </w:rPr>
+              <w:t>0,200</w:t>
+            </w:r>
+          </w:p>
+        </w:tc>
+        <w:tc>
+          <w:tcPr>
+            <w:tcW w:w="1520" w:type="dxa"/>
+          </w:tcPr>
+          <w:p>
+            <w:pPr>
+              <w:jc w:val="center"/>
+            </w:pPr>
+            <w:r>
+              <w:rPr>
+                <w:sz w:val="20"/>
+                <w:szCs w:val="20"/>
+              </w:rPr>
+              <w:t>0,307</w:t>
+            </w:r>
+          </w:p>
+        </w:tc>
+        <w:tc>
+          <w:tcPr>
+            <w:tcW w:w="1520" w:type="dxa"/>
+          </w:tcPr>
+          <w:p>
+            <w:pPr>
+              <w:jc w:val="center"/>
+            </w:pPr>
+            <w:r>
+              <w:rPr>
+                <w:sz w:val="20"/>
+                <w:szCs w:val="20"/>
+              </w:rPr>
+              <w:t>0,294</w:t>
+            </w:r>
+          </w:p>
+        </w:tc>
+        <w:tc>
+          <w:tcPr>
+            <w:tcW w:w="1520" w:type="dxa"/>
+          </w:tcPr>
+          <w:p>
+            <w:pPr>
+              <w:jc w:val="center"/>
+            </w:pPr>
+            <w:r>
+              <w:rPr>
+                <w:sz w:val="20"/>
+                <w:szCs w:val="20"/>
+              </w:rPr>
+              <w:t>0,0104</w:t>
             </w:r>
           </w:p>
         </w:tc>
@@ -3072,21 +2915,29 @@
             <w:pPr>
               <w:jc w:val="center"/>
             </w:pPr>
-            <w:proofErr w:type="spellStart"/>
             <w:r>
               <w:rPr>
                 <w:sz w:val="20"/>
                 <w:szCs w:val="20"/>
               </w:rPr>
-              <w:t>Joju</w:t>
-            </w:r>
-            <w:proofErr w:type="spellEnd"/>
+              <w:t>Jagapathi Babu</w:t>
+            </w:r>
+          </w:p>
+        </w:tc>
+        <w:tc>
+          <w:tcPr>
+            <w:tcW w:w="1520" w:type="dxa"/>
+          </w:tcPr>
+          <w:p>
+            <w:pPr>
+              <w:jc w:val="center"/>
+            </w:pPr>
             <w:r>
               <w:rPr>
                 <w:sz w:val="20"/>
                 <w:szCs w:val="20"/>
               </w:rPr>
-              <w:t xml:space="preserve"> George</w:t>
+              <w:t>0,071</w:t>
             </w:r>
           </w:p>
         </w:tc>
@@ -3103,7 +2954,7 @@
                 <w:sz w:val="20"/>
                 <w:szCs w:val="20"/>
               </w:rPr>
-              <w:t>0,120</w:t>
+              <w:t>0,410</w:t>
             </w:r>
           </w:p>
         </w:tc>
@@ -3120,7 +2971,7 @@
                 <w:sz w:val="20"/>
                 <w:szCs w:val="20"/>
               </w:rPr>
-              <w:t>0,200</w:t>
+              <w:t>0,150</w:t>
             </w:r>
           </w:p>
         </w:tc>
@@ -3137,7 +2988,7 @@
                 <w:sz w:val="20"/>
                 <w:szCs w:val="20"/>
               </w:rPr>
-              <w:t>0,307</w:t>
+              <w:t>0,319</w:t>
             </w:r>
           </w:p>
         </w:tc>
@@ -3154,13 +3005,15 @@
                 <w:sz w:val="20"/>
                 <w:szCs w:val="20"/>
               </w:rPr>
-              <w:t>0,294</w:t>
-            </w:r>
-          </w:p>
-        </w:tc>
-        <w:tc>
-          <w:tcPr>
-            <w:tcW w:w="1520" w:type="dxa"/>
+              <w:t>0,0060</w:t>
+            </w:r>
+          </w:p>
+        </w:tc>
+      </w:tr>
+      <w:tr>
+        <w:tc>
+          <w:tcPr>
+            <w:tcW w:w="2000" w:type="dxa"/>
           </w:tcPr>
           <w:p>
             <w:pPr>
@@ -3171,7 +3024,92 @@
                 <w:sz w:val="20"/>
                 <w:szCs w:val="20"/>
               </w:rPr>
-              <w:t>0,0104</w:t>
+              <w:t>Manju Warrier</w:t>
+            </w:r>
+          </w:p>
+        </w:tc>
+        <w:tc>
+          <w:tcPr>
+            <w:tcW w:w="1520" w:type="dxa"/>
+          </w:tcPr>
+          <w:p>
+            <w:pPr>
+              <w:jc w:val="center"/>
+            </w:pPr>
+            <w:r>
+              <w:rPr>
+                <w:sz w:val="20"/>
+                <w:szCs w:val="20"/>
+              </w:rPr>
+              <w:t>0,102</w:t>
+            </w:r>
+          </w:p>
+        </w:tc>
+        <w:tc>
+          <w:tcPr>
+            <w:tcW w:w="1520" w:type="dxa"/>
+          </w:tcPr>
+          <w:p>
+            <w:pPr>
+              <w:jc w:val="center"/>
+            </w:pPr>
+            <w:r>
+              <w:rPr>
+                <w:sz w:val="20"/>
+                <w:szCs w:val="20"/>
+              </w:rPr>
+              <w:t>0,087</w:t>
+            </w:r>
+          </w:p>
+        </w:tc>
+        <w:tc>
+          <w:tcPr>
+            <w:tcW w:w="1520" w:type="dxa"/>
+          </w:tcPr>
+          <w:p>
+            <w:pPr>
+              <w:jc w:val="center"/>
+            </w:pPr>
+            <w:r>
+              <w:rPr>
+                <w:sz w:val="20"/>
+                <w:szCs w:val="20"/>
+              </w:rPr>
+              <w:t>0,154</w:t>
+            </w:r>
+          </w:p>
+        </w:tc>
+        <w:tc>
+          <w:tcPr>
+            <w:tcW w:w="1520" w:type="dxa"/>
+          </w:tcPr>
+          <w:p>
+            <w:pPr>
+              <w:jc w:val="center"/>
+            </w:pPr>
+            <w:r>
+              <w:rPr>
+                <w:sz w:val="20"/>
+                <w:szCs w:val="20"/>
+              </w:rPr>
+              <w:t>0,249</w:t>
+            </w:r>
+          </w:p>
+        </w:tc>
+        <w:tc>
+          <w:tcPr>
+            <w:tcW w:w="1520" w:type="dxa"/>
+          </w:tcPr>
+          <w:p>
+            <w:pPr>
+              <w:jc w:val="center"/>
+            </w:pPr>
+            <w:r>
+              <w:rPr>
+                <w:sz w:val="20"/>
+                <w:szCs w:val="20"/>
+              </w:rPr>
+              <w:t>0,0102</w:t>
             </w:r>
           </w:p>
         </w:tc>
@@ -3185,275 +3123,13 @@
             <w:pPr>
               <w:jc w:val="center"/>
             </w:pPr>
-            <w:proofErr w:type="spellStart"/>
             <w:r>
               <w:rPr>
                 <w:sz w:val="20"/>
                 <w:szCs w:val="20"/>
               </w:rPr>
-              <w:t>Jagapathi</w:t>
-            </w:r>
-            <w:proofErr w:type="spellEnd"/>
-            <w:r>
-              <w:rPr>
-                <w:sz w:val="20"/>
-                <w:szCs w:val="20"/>
-              </w:rPr>
-              <w:t xml:space="preserve"> </w:t>
-            </w:r>
-            <w:proofErr w:type="spellStart"/>
-            <w:r>
-              <w:rPr>
-                <w:sz w:val="20"/>
-                <w:szCs w:val="20"/>
-              </w:rPr>
-              <w:t>Babu</w:t>
-            </w:r>
-            <w:proofErr w:type="spellEnd"/>
-          </w:p>
-        </w:tc>
-        <w:tc>
-          <w:tcPr>
-            <w:tcW w:w="1520" w:type="dxa"/>
-          </w:tcPr>
-          <w:p>
-            <w:pPr>
-              <w:jc w:val="center"/>
-            </w:pPr>
-            <w:r>
-              <w:rPr>
-                <w:sz w:val="20"/>
-                <w:szCs w:val="20"/>
-              </w:rPr>
-              <w:t>0,071</w:t>
-            </w:r>
-          </w:p>
-        </w:tc>
-        <w:tc>
-          <w:tcPr>
-            <w:tcW w:w="1520" w:type="dxa"/>
-          </w:tcPr>
-          <w:p>
-            <w:pPr>
-              <w:jc w:val="center"/>
-            </w:pPr>
-            <w:r>
-              <w:rPr>
-                <w:sz w:val="20"/>
-                <w:szCs w:val="20"/>
-              </w:rPr>
-              <w:t>0,410</w:t>
-            </w:r>
-          </w:p>
-        </w:tc>
-        <w:tc>
-          <w:tcPr>
-            <w:tcW w:w="1520" w:type="dxa"/>
-          </w:tcPr>
-          <w:p>
-            <w:pPr>
-              <w:jc w:val="center"/>
-            </w:pPr>
-            <w:r>
-              <w:rPr>
-                <w:sz w:val="20"/>
-                <w:szCs w:val="20"/>
-              </w:rPr>
-              <w:t>0,150</w:t>
-            </w:r>
-          </w:p>
-        </w:tc>
-        <w:tc>
-          <w:tcPr>
-            <w:tcW w:w="1520" w:type="dxa"/>
-          </w:tcPr>
-          <w:p>
-            <w:pPr>
-              <w:jc w:val="center"/>
-            </w:pPr>
-            <w:r>
-              <w:rPr>
-                <w:sz w:val="20"/>
-                <w:szCs w:val="20"/>
-              </w:rPr>
-              <w:t>0,319</w:t>
-            </w:r>
-          </w:p>
-        </w:tc>
-        <w:tc>
-          <w:tcPr>
-            <w:tcW w:w="1520" w:type="dxa"/>
-          </w:tcPr>
-          <w:p>
-            <w:pPr>
-              <w:jc w:val="center"/>
-            </w:pPr>
-            <w:r>
-              <w:rPr>
-                <w:sz w:val="20"/>
-                <w:szCs w:val="20"/>
-              </w:rPr>
-              <w:t>0,0060</w:t>
-            </w:r>
-          </w:p>
-        </w:tc>
-      </w:tr>
-      <w:tr>
-        <w:tc>
-          <w:tcPr>
-            <w:tcW w:w="2000" w:type="dxa"/>
-          </w:tcPr>
-          <w:p>
-            <w:pPr>
-              <w:jc w:val="center"/>
-            </w:pPr>
-            <w:proofErr w:type="spellStart"/>
-            <w:r>
-              <w:rPr>
-                <w:sz w:val="20"/>
-                <w:szCs w:val="20"/>
-              </w:rPr>
-              <w:t>Manju</w:t>
-            </w:r>
-            <w:proofErr w:type="spellEnd"/>
-            <w:r>
-              <w:rPr>
-                <w:sz w:val="20"/>
-                <w:szCs w:val="20"/>
-              </w:rPr>
-              <w:t xml:space="preserve"> </w:t>
-            </w:r>
-            <w:proofErr w:type="spellStart"/>
-            <w:r>
-              <w:rPr>
-                <w:sz w:val="20"/>
-                <w:szCs w:val="20"/>
-              </w:rPr>
-              <w:t>Warrier</w:t>
-            </w:r>
-            <w:proofErr w:type="spellEnd"/>
-          </w:p>
-        </w:tc>
-        <w:tc>
-          <w:tcPr>
-            <w:tcW w:w="1520" w:type="dxa"/>
-          </w:tcPr>
-          <w:p>
-            <w:pPr>
-              <w:jc w:val="center"/>
-            </w:pPr>
-            <w:r>
-              <w:rPr>
-                <w:sz w:val="20"/>
-                <w:szCs w:val="20"/>
-              </w:rPr>
-              <w:t>0,102</w:t>
-            </w:r>
-          </w:p>
-        </w:tc>
-        <w:tc>
-          <w:tcPr>
-            <w:tcW w:w="1520" w:type="dxa"/>
-          </w:tcPr>
-          <w:p>
-            <w:pPr>
-              <w:jc w:val="center"/>
-            </w:pPr>
-            <w:r>
-              <w:rPr>
-                <w:sz w:val="20"/>
-                <w:szCs w:val="20"/>
-              </w:rPr>
-              <w:t>0,087</w:t>
-            </w:r>
-          </w:p>
-        </w:tc>
-        <w:tc>
-          <w:tcPr>
-            <w:tcW w:w="1520" w:type="dxa"/>
-          </w:tcPr>
-          <w:p>
-            <w:pPr>
-              <w:jc w:val="center"/>
-            </w:pPr>
-            <w:r>
-              <w:rPr>
-                <w:sz w:val="20"/>
-                <w:szCs w:val="20"/>
-              </w:rPr>
-              <w:t>0,154</w:t>
-            </w:r>
-          </w:p>
-        </w:tc>
-        <w:tc>
-          <w:tcPr>
-            <w:tcW w:w="1520" w:type="dxa"/>
-          </w:tcPr>
-          <w:p>
-            <w:pPr>
-              <w:jc w:val="center"/>
-            </w:pPr>
-            <w:r>
-              <w:rPr>
-                <w:sz w:val="20"/>
-                <w:szCs w:val="20"/>
-              </w:rPr>
-              <w:t>0,249</w:t>
-            </w:r>
-          </w:p>
-        </w:tc>
-        <w:tc>
-          <w:tcPr>
-            <w:tcW w:w="1520" w:type="dxa"/>
-          </w:tcPr>
-          <w:p>
-            <w:pPr>
-              <w:jc w:val="center"/>
-            </w:pPr>
-            <w:r>
-              <w:rPr>
-                <w:sz w:val="20"/>
-                <w:szCs w:val="20"/>
-              </w:rPr>
-              <w:t>0,0102</w:t>
-            </w:r>
-          </w:p>
-        </w:tc>
-      </w:tr>
-      <w:tr>
-        <w:tc>
-          <w:tcPr>
-            <w:tcW w:w="2000" w:type="dxa"/>
-          </w:tcPr>
-          <w:p>
-            <w:pPr>
-              <w:jc w:val="center"/>
-            </w:pPr>
-            <w:proofErr w:type="spellStart"/>
-            <w:r>
-              <w:rPr>
-                <w:sz w:val="20"/>
-                <w:szCs w:val="20"/>
-              </w:rPr>
-              <w:t>Poonam</w:t>
-            </w:r>
-            <w:proofErr w:type="spellEnd"/>
-            <w:r>
-              <w:rPr>
-                <w:sz w:val="20"/>
-                <w:szCs w:val="20"/>
-              </w:rPr>
-              <w:t xml:space="preserve"> </w:t>
-            </w:r>
-            <w:proofErr w:type="spellStart"/>
-            <w:r>
-              <w:rPr>
-                <w:sz w:val="20"/>
-                <w:szCs w:val="20"/>
-              </w:rPr>
-              <w:t>Kaur</w:t>
-            </w:r>
-            <w:proofErr w:type="spellEnd"/>
+              <w:t>Poonam Kaur</w:t>
+            </w:r>
           </w:p>
         </w:tc>
         <w:tc>
@@ -3564,110 +3240,14 @@
         <w:jc w:val="both"/>
       </w:pPr>
       <w:r>
-        <w:t xml:space="preserve">En kısa yol örneği de bu "küçük-dünya" görünümünü somutlaştırmaktadır: rastgele seçilen iki oyuncu olan </w:t>
-      </w:r>
-      <w:proofErr w:type="spellStart"/>
-      <w:r>
-        <w:t>Sharad</w:t>
-      </w:r>
-      <w:proofErr w:type="spellEnd"/>
-      <w:r>
-        <w:t xml:space="preserve"> K.R.G. ile </w:t>
-      </w:r>
-      <w:proofErr w:type="spellStart"/>
-      <w:r>
-        <w:t>Nithya</w:t>
-      </w:r>
-      <w:proofErr w:type="spellEnd"/>
-      <w:r>
-        <w:t xml:space="preserve"> </w:t>
-      </w:r>
-      <w:proofErr w:type="spellStart"/>
-      <w:r>
-        <w:t>Menen</w:t>
-      </w:r>
-      <w:proofErr w:type="spellEnd"/>
-      <w:r>
-        <w:t xml:space="preserve"> arasında 5 adımlık bir yol bulunmuştur (</w:t>
-      </w:r>
-      <w:proofErr w:type="spellStart"/>
-      <w:r>
-        <w:t>Sharad</w:t>
-      </w:r>
-      <w:proofErr w:type="spellEnd"/>
-      <w:r>
-        <w:t xml:space="preserve"> K.R.G. → S.J. </w:t>
-      </w:r>
-      <w:proofErr w:type="spellStart"/>
-      <w:r>
-        <w:t>Suryah</w:t>
-      </w:r>
-      <w:proofErr w:type="spellEnd"/>
-      <w:r>
-        <w:t xml:space="preserve"> → </w:t>
-      </w:r>
-      <w:proofErr w:type="spellStart"/>
-      <w:r>
-        <w:t>Nagineedu</w:t>
-      </w:r>
-      <w:proofErr w:type="spellEnd"/>
-      <w:r>
-        <w:t xml:space="preserve"> → </w:t>
-      </w:r>
-      <w:proofErr w:type="spellStart"/>
-      <w:r>
-        <w:t>Poonam</w:t>
-      </w:r>
-      <w:proofErr w:type="spellEnd"/>
-      <w:r>
-        <w:t xml:space="preserve"> </w:t>
-      </w:r>
-      <w:proofErr w:type="spellStart"/>
-      <w:r>
-        <w:t>Kaur</w:t>
-      </w:r>
-      <w:proofErr w:type="spellEnd"/>
-      <w:r>
-        <w:t xml:space="preserve"> → </w:t>
-      </w:r>
-      <w:proofErr w:type="spellStart"/>
-      <w:r>
-        <w:t>Prakash</w:t>
-      </w:r>
-      <w:proofErr w:type="spellEnd"/>
-      <w:r>
-        <w:t xml:space="preserve"> </w:t>
-      </w:r>
-      <w:proofErr w:type="spellStart"/>
-      <w:r>
-        <w:t>Raj</w:t>
-      </w:r>
-      <w:proofErr w:type="spellEnd"/>
-      <w:r>
-        <w:t xml:space="preserve"> → </w:t>
-      </w:r>
-      <w:proofErr w:type="spellStart"/>
-      <w:r>
-        <w:t>Nithya</w:t>
-      </w:r>
-      <w:proofErr w:type="spellEnd"/>
-      <w:r>
-        <w:t xml:space="preserve"> </w:t>
-      </w:r>
-      <w:proofErr w:type="spellStart"/>
-      <w:r>
-        <w:t>Menen</w:t>
-      </w:r>
-      <w:proofErr w:type="spellEnd"/>
-      <w:r>
-        <w:t>); bu, ağın çoğunlukla kısa olan yollarının bazen ortalamanın biraz üzerine çıkabildiğini, yine de makul sınırlar içinde kaldığını göstermektedir.</w:t>
+        <w:t>En kısa yol örneği de bu "küçük-dünya" görünümünü somutlaştırmaktadır: rastgele seçilen Sharad K.R.G. ile Nithya Menen arasında 5 adımlık bir yol bulunmuştur (Sharad K.R.G. → S.J. Suryah → Nagineedu → Poonam Kaur → Prakash Raj → Nithya Menen).</w:t>
       </w:r>
     </w:p>
     <w:p>
       <w:pPr>
         <w:pStyle w:val="Balk2"/>
       </w:pPr>
-      <w:bookmarkStart w:id="12" w:name="_Toc234502332"/>
+      <w:bookmarkStart w:id="12" w:name="_Toc235405268"/>
       <w:r>
         <w:t>3.3 Topluluk Yapısı</w:t>
       </w:r>
@@ -3678,39 +3258,16 @@
         <w:spacing w:after="200" w:line="360" w:lineRule="auto"/>
         <w:jc w:val="both"/>
       </w:pPr>
-      <w:proofErr w:type="spellStart"/>
-      <w:r>
-        <w:t>Louvain</w:t>
-      </w:r>
-      <w:proofErr w:type="spellEnd"/>
-      <w:r>
-        <w:t xml:space="preserve"> algoritması en büyük bileşende </w:t>
-      </w:r>
-      <w:r>
-        <w:t>10</w:t>
-      </w:r>
-      <w:r>
-        <w:t xml:space="preserve"> farklı topluluk tespit etmiş, </w:t>
-      </w:r>
-      <w:proofErr w:type="spellStart"/>
-      <w:r>
-        <w:t>modularity</w:t>
-      </w:r>
-      <w:proofErr w:type="spellEnd"/>
-      <w:r>
-        <w:t xml:space="preserve"> skoru 0,</w:t>
-      </w:r>
-      <w:r>
-        <w:t>80</w:t>
-      </w:r>
-      <w:r>
-        <w:t xml:space="preserve"> olarak </w:t>
-      </w:r>
-      <w:r>
-        <w:t>hesaplanmıştır-</w:t>
-      </w:r>
-      <w:r>
-        <w:t xml:space="preserve"> literatürde 0,3 üzeri genellikle "anlamlı" topluluk yapısı olarak kabul edildiğinden, bu oldukça güçlü ve net ayrışmış bir topluluk yapısına işaret etmektedir (Şekil 2). Topluluklar arasındaki sınırların, farklı film yapımlarının (ya da aynı ekiple tekrar çekilen yapımların) kadrolarıyla büyük ölçüde örtüştüğü gözlemlenmiştir; en büyük topluluk 35 kişiden oluşmaktadır.</w:t>
+      <w:r>
+        <w:t xml:space="preserve">Louvain algoritması en büyük bileşende 9 topluluk tespit etmiş, modularity skoru 0,797 olarak </w:t>
+      </w:r>
+      <w:proofErr w:type="gramStart"/>
+      <w:r>
+        <w:t>hesaplanmıştır -</w:t>
+      </w:r>
+      <w:proofErr w:type="gramEnd"/>
+      <w:r>
+        <w:t xml:space="preserve"> literatürde 0,3 üzeri "anlamlı" sayıldığından, bu güçlü bir ayrışmaya işaret etmektedir (Şekil 3). Topluluklar, farklı film yapımlarının kadrolarıyla büyük ölçüde örtüşmektedir; en büyük topluluk 35 kişiden oluşmaktadır.</w:t>
       </w:r>
     </w:p>
     <w:p>
@@ -3722,194 +3279,11 @@
         <w:rPr>
           <w:noProof/>
         </w:rPr>
-        <w:lastRenderedPageBreak/>
         <w:drawing>
           <wp:inline distT="0" distB="0" distL="0" distR="0" wp14:anchorId="1341733C" wp14:editId="50EE6F0E">
             <wp:extent cx="4000500" cy="3267075"/>
             <wp:effectExtent l="0" t="0" r="0" b="0"/>
             <wp:docPr id="329176662" name="Resim 329176662"/>
-            <wp:cNvGraphicFramePr>
-              <a:graphicFrameLocks xmlns:a="http://schemas.openxmlformats.org/drawingml/2006/main" noChangeAspect="1"/>
-            </wp:cNvGraphicFramePr>
-            <a:graphic xmlns:a="http://schemas.openxmlformats.org/drawingml/2006/main">
-              <a:graphicData uri="http://schemas.openxmlformats.org/drawingml/2006/picture">
-                <pic:pic xmlns:pic="http://schemas.openxmlformats.org/drawingml/2006/picture">
-                  <pic:nvPicPr>
-                    <pic:cNvPr id="0" name=""/>
-                    <pic:cNvPicPr>
-                      <a:picLocks noChangeAspect="1" noChangeArrowheads="1"/>
-                    </pic:cNvPicPr>
-                  </pic:nvPicPr>
-                  <pic:blipFill>
-                    <a:blip r:embed="rId11"/>
-                    <a:srcRect/>
-                    <a:stretch>
-                      <a:fillRect/>
-                    </a:stretch>
-                  </pic:blipFill>
-                  <pic:spPr bwMode="auto">
-                    <a:xfrm>
-                      <a:off x="0" y="0"/>
-                      <a:ext cx="4000500" cy="3267075"/>
-                    </a:xfrm>
-                    <a:prstGeom prst="rect">
-                      <a:avLst/>
-                    </a:prstGeom>
-                  </pic:spPr>
-                </pic:pic>
-              </a:graphicData>
-            </a:graphic>
-          </wp:inline>
-        </w:drawing>
-      </w:r>
-    </w:p>
-    <w:p>
-      <w:pPr>
-        <w:spacing w:before="60" w:after="240"/>
-        <w:jc w:val="center"/>
-      </w:pPr>
-      <w:r>
-        <w:rPr>
-          <w:i/>
-          <w:iCs/>
-          <w:sz w:val="20"/>
-          <w:szCs w:val="20"/>
-        </w:rPr>
-        <w:t xml:space="preserve">Şekil 2. </w:t>
-      </w:r>
-      <w:proofErr w:type="spellStart"/>
-      <w:r>
-        <w:rPr>
-          <w:i/>
-          <w:iCs/>
-          <w:sz w:val="20"/>
-          <w:szCs w:val="20"/>
-        </w:rPr>
-        <w:t>Louvain</w:t>
-      </w:r>
-      <w:proofErr w:type="spellEnd"/>
-      <w:r>
-        <w:rPr>
-          <w:i/>
-          <w:iCs/>
-          <w:sz w:val="20"/>
-          <w:szCs w:val="20"/>
-        </w:rPr>
-        <w:t xml:space="preserve"> topluluklarına göre renklendirilmiş oyuncu ağı (en büyük bağlantılı bileşen).</w:t>
-      </w:r>
-    </w:p>
-    <w:p>
-      <w:pPr>
-        <w:pStyle w:val="Balk2"/>
-      </w:pPr>
-      <w:bookmarkStart w:id="13" w:name="_Toc234502333"/>
-      <w:r>
-        <w:t>3.4 Yapısal Özellikler ve Dayanıklılık</w:t>
-      </w:r>
-      <w:bookmarkEnd w:id="13"/>
-    </w:p>
-    <w:p>
-      <w:pPr>
-        <w:spacing w:after="200" w:line="360" w:lineRule="auto"/>
-        <w:jc w:val="both"/>
-      </w:pPr>
-      <w:r>
-        <w:t>Ortalama kümelenme katsayısı 0,462, global kümelenme katsayısı (</w:t>
-      </w:r>
-      <w:proofErr w:type="spellStart"/>
-      <w:r>
-        <w:t>transitivity</w:t>
-      </w:r>
-      <w:proofErr w:type="spellEnd"/>
-      <w:r>
-        <w:t xml:space="preserve">) ise 0,757 olarak hesaplanmıştır; bu yüksek değer, bir filmin tüm kadrosunun otomatik olarak birbirine bağlanmasının (klik oluşturmasının) beklenen bir sonucudur. Çap 11 adım, ortalama en kısa yol uzunluğu ise 4,93 adım olarak bulunmuştur. Derece </w:t>
-      </w:r>
-      <w:proofErr w:type="spellStart"/>
-      <w:proofErr w:type="gramStart"/>
-      <w:r>
-        <w:t>asortativitesi</w:t>
-      </w:r>
-      <w:proofErr w:type="spellEnd"/>
-      <w:r>
-        <w:t xml:space="preserve"> -</w:t>
-      </w:r>
-      <w:proofErr w:type="gramEnd"/>
-      <w:r>
-        <w:t>0,022 ile sıfıra oldukça yakın çıkmış, hafif negatif eğilim yüksek dereceli oyuncuların nispeten daha az bağlantılı oyuncularla da çalıştığına işaret etmektedir. Ağda 13 kesme noktası tespit edilmiş olup bunların önemli bir kısmı (</w:t>
-      </w:r>
-      <w:proofErr w:type="spellStart"/>
-      <w:r>
-        <w:t>Alencier</w:t>
-      </w:r>
-      <w:proofErr w:type="spellEnd"/>
-      <w:r>
-        <w:t xml:space="preserve"> Ley Lopez, </w:t>
-      </w:r>
-      <w:proofErr w:type="spellStart"/>
-      <w:r>
-        <w:t>Manju</w:t>
-      </w:r>
-      <w:proofErr w:type="spellEnd"/>
-      <w:r>
-        <w:t xml:space="preserve"> </w:t>
-      </w:r>
-      <w:proofErr w:type="spellStart"/>
-      <w:r>
-        <w:t>Warrier</w:t>
-      </w:r>
-      <w:proofErr w:type="spellEnd"/>
-      <w:r>
-        <w:t xml:space="preserve">, S.J. </w:t>
-      </w:r>
-      <w:proofErr w:type="spellStart"/>
-      <w:r>
-        <w:t>Suryah</w:t>
-      </w:r>
-      <w:proofErr w:type="spellEnd"/>
-      <w:r>
-        <w:t xml:space="preserve"> gibi isimler) aynı zamanda merkezilik sıralamasında da üst sıralarda yer </w:t>
-      </w:r>
-      <w:proofErr w:type="gramStart"/>
-      <w:r>
-        <w:t>almaktadır -</w:t>
-      </w:r>
-      <w:proofErr w:type="gramEnd"/>
-      <w:r>
-        <w:t xml:space="preserve"> bu örtüşme, ağın en "görünür" isimlerinin aynı zamanda yapısal olarak en "kritik" isimler olduğunu doğrulamaktadır.</w:t>
-      </w:r>
-    </w:p>
-    <w:p>
-      <w:pPr>
-        <w:spacing w:after="200" w:line="360" w:lineRule="auto"/>
-        <w:jc w:val="both"/>
-      </w:pPr>
-      <w:r>
-        <w:t>Dayanıklılık testi bu kırılganlığı çarpıcı biçimde görselleştirmektedir (Şekil 3): en merkezi oyuncular sırayla çıkarıldığında en büyük bağlantılı bileşen çok hızlı küçülürken (30 düğüm çıkarıldığında bileşen 226'dan yaklaşık 20 kişiye düşmüştür), rastgele çıkarmada aynı düşüş çok daha yavaş gerçekleşmektedir (yaklaşık 160 kişi kalmıştır). Bu davranış, gerçek dünya sosyal ağlarında ve ölçeksiz (</w:t>
-      </w:r>
-      <w:proofErr w:type="spellStart"/>
-      <w:r>
-        <w:t>scale-free</w:t>
-      </w:r>
-      <w:proofErr w:type="spellEnd"/>
-      <w:r>
-        <w:t>) ağlarda sıkça rastlanan "rastgele arızalara dayanıklı, hedefli saldırılara kırılgan" örüntüsüyle birebir uyumludur.</w:t>
-      </w:r>
-    </w:p>
-    <w:p>
-      <w:pPr>
-        <w:spacing w:before="200"/>
-        <w:jc w:val="center"/>
-      </w:pPr>
-      <w:r>
-        <w:rPr>
-          <w:noProof/>
-        </w:rPr>
-        <w:lastRenderedPageBreak/>
-        <w:drawing>
-          <wp:inline distT="0" distB="0" distL="0" distR="0" wp14:anchorId="66275702" wp14:editId="0E41C949">
-            <wp:extent cx="4000500" cy="2505075"/>
-            <wp:effectExtent l="0" t="0" r="0" b="0"/>
-            <wp:docPr id="1589101799" name="Resim 1589101799"/>
             <wp:cNvGraphicFramePr>
               <a:graphicFrameLocks xmlns:a="http://schemas.openxmlformats.org/drawingml/2006/main" noChangeAspect="1"/>
             </wp:cNvGraphicFramePr>
@@ -3932,7 +3306,7 @@
                   <pic:spPr bwMode="auto">
                     <a:xfrm>
                       <a:off x="0" y="0"/>
-                      <a:ext cx="4000500" cy="2505075"/>
+                      <a:ext cx="4000500" cy="3267075"/>
                     </a:xfrm>
                     <a:prstGeom prst="rect">
                       <a:avLst/>
@@ -3957,26 +3331,18 @@
           <w:sz w:val="20"/>
           <w:szCs w:val="20"/>
         </w:rPr>
-        <w:t>Şekil 3. Hedefli saldırı (kırmızı) ile rastgele arıza (mavi) senaryolarında en büyük bileşenin küçülme hızı karşılaştırması.</w:t>
+        <w:t>Şekil 3. Louvain topluluklarına göre renklendirilmiş oyuncu ağı (en büyük bağlantılı bileşen).</w:t>
       </w:r>
     </w:p>
     <w:p>
       <w:pPr>
         <w:pStyle w:val="Balk2"/>
       </w:pPr>
-      <w:bookmarkStart w:id="14" w:name="_Toc234502334"/>
-      <w:r>
-        <w:t>3.5 Küçük-Dünya, Klik ve K-</w:t>
-      </w:r>
-      <w:proofErr w:type="spellStart"/>
-      <w:r>
-        <w:t>Core</w:t>
-      </w:r>
-      <w:proofErr w:type="spellEnd"/>
-      <w:r>
-        <w:t xml:space="preserve"> Bulguları</w:t>
-      </w:r>
-      <w:bookmarkEnd w:id="14"/>
+      <w:bookmarkStart w:id="13" w:name="_Toc235405269"/>
+      <w:r>
+        <w:t>3.4 Yapısal Özellikler ve Dayanıklılık</w:t>
+      </w:r>
+      <w:bookmarkEnd w:id="13"/>
     </w:p>
     <w:p>
       <w:pPr>
@@ -3984,31 +3350,27 @@
         <w:jc w:val="both"/>
       </w:pPr>
       <w:r>
-        <w:t xml:space="preserve">Küçük-dünya testinde gerçek ağın kümelenme katsayısı (0,757) aynı boyuttaki rastgele grafların ortalamasından (0,041) çok daha yüksek çıkarken, ortalama yol uzunluğu (4,93) rastgele graflara (2,62) yakın bir düzeyde kalmıştır. Bu iki değerin oranından hesaplanan sigma istatistiği σ=9,74 olarak bulunmuş, bu da σ&gt;1 koşulunu açıkça sağlayarak ağın güçlü bir küçük-dünya yapısına sahip olduğunu doğrulamaktadır. Bu sonuç, </w:t>
-      </w:r>
-      <w:proofErr w:type="spellStart"/>
-      <w:r>
-        <w:t>Watts</w:t>
-      </w:r>
-      <w:proofErr w:type="spellEnd"/>
-      <w:r>
-        <w:t xml:space="preserve"> ve </w:t>
-      </w:r>
-      <w:proofErr w:type="spellStart"/>
-      <w:r>
-        <w:t>Strogatz'ın</w:t>
-      </w:r>
-      <w:proofErr w:type="spellEnd"/>
-      <w:r>
-        <w:t xml:space="preserve"> (1998) orijinal çalışmasında tam olarak aynı tür bir ağ (film-oyuncu </w:t>
+        <w:t xml:space="preserve">Ortalama kümelenme katsayısı 0,462, transitivity ise 0,757'dir; bu yüksek değer bir filmin tüm kadrosunun otomatik olarak birbirine bağlanmasının (klik oluşturmasının) beklenen sonucudur. Çap 11 adım, ortalama yol uzunluğu 4,93'tür. </w:t>
       </w:r>
       <w:proofErr w:type="gramStart"/>
       <w:r>
-        <w:t>işbirliği</w:t>
+        <w:t>Asortativite -</w:t>
       </w:r>
       <w:proofErr w:type="gramEnd"/>
       <w:r>
-        <w:t xml:space="preserve"> ağı) için bulduğu örüntüyle doğrudan örtüşmektedir.</w:t>
+        <w:t xml:space="preserve">0,022 ile sıfıra yakın çıkmış, yüksek dereceli oyuncuların az bağlantılılarla da çalıştığını göstermektedir. 13 kesme noktası tespit edilmiş, bunların </w:t>
+      </w:r>
+      <w:r>
+        <w:lastRenderedPageBreak/>
+        <w:t xml:space="preserve">önemli kısmı (Alencier Ley Lopez, Manju Warrier, S.J. Suryah) aynı zamanda merkezilik sıralamasında üstte yer </w:t>
+      </w:r>
+      <w:proofErr w:type="gramStart"/>
+      <w:r>
+        <w:t>almaktadır -</w:t>
+      </w:r>
+      <w:proofErr w:type="gramEnd"/>
+      <w:r>
+        <w:t xml:space="preserve"> ağın en görünür isimleri aynı zamanda yapısal olarak en kritik isimlerdir.</w:t>
       </w:r>
     </w:p>
     <w:p>
@@ -4017,31 +3379,15 @@
         <w:jc w:val="both"/>
       </w:pPr>
       <w:r>
-        <w:t>Ağda 32 maksimal klik tespit edilmiş, en büyük klik boyutu 10 kişi olarak bulunmuştur. Kliklerin büyük çoğunluğunun tam olarak 10 kişilik olması dikkat çekicidir; bu durum, kliklerin genellikle tek bir filmin kadrosuna birebir karşılık geldiğini doğrulamaktadır. K-</w:t>
-      </w:r>
-      <w:proofErr w:type="spellStart"/>
-      <w:r>
-        <w:t>core</w:t>
-      </w:r>
-      <w:proofErr w:type="spellEnd"/>
-      <w:r>
-        <w:t xml:space="preserve"> ayrıştırmasında ise maksimum k-</w:t>
-      </w:r>
-      <w:proofErr w:type="spellStart"/>
-      <w:r>
-        <w:t>core</w:t>
-      </w:r>
-      <w:proofErr w:type="spellEnd"/>
-      <w:r>
-        <w:t xml:space="preserve"> değeri 9 olarak bulunmuş ve ana çekirdek 190 oyuncudan </w:t>
+        <w:t>Dayanıklılık testi bu kırılganlığı çarpıcı biçimde görselleştirmektedir (Şekil 4): en merkezi oyuncular çıkarıldığında en büyük bileşen çok hızlı küçülürken (30 düğüm sonrası 226'dan ~20 kişiye düşmüştür), rastgele çıkarmada düşüş çok daha yavaştır (~160 kişi kalmıştır</w:t>
       </w:r>
       <w:proofErr w:type="gramStart"/>
       <w:r>
-        <w:t>oluşmuştur -</w:t>
+        <w:t>) -</w:t>
       </w:r>
       <w:proofErr w:type="gramEnd"/>
       <w:r>
-        <w:t xml:space="preserve"> yani en büyük bileşendeki oyuncuların yaklaşık %84'ü, birbirine yoğun şekilde bağlı bu çekirdek yapının bir parçasıdır (Şekil 4).</w:t>
+        <w:t xml:space="preserve"> gerçek sosyal ağlarda sıkça görülen "rastgele arızaya dayanıklı, hedefli saldırıya kırılgan" örüntüsüyle birebir uyumludur.</w:t>
       </w:r>
     </w:p>
     <w:p>
@@ -4053,12 +3399,11 @@
         <w:rPr>
           <w:noProof/>
         </w:rPr>
-        <w:lastRenderedPageBreak/>
         <w:drawing>
-          <wp:inline distT="0" distB="0" distL="0" distR="0" wp14:anchorId="0CD3BC08" wp14:editId="31E12F76">
-            <wp:extent cx="3810000" cy="3048000"/>
+          <wp:inline distT="0" distB="0" distL="0" distR="0" wp14:anchorId="66275702" wp14:editId="0E41C949">
+            <wp:extent cx="4000500" cy="2505075"/>
             <wp:effectExtent l="0" t="0" r="0" b="0"/>
-            <wp:docPr id="1583098374" name="Resim 1583098374"/>
+            <wp:docPr id="1589101799" name="Resim 1589101799"/>
             <wp:cNvGraphicFramePr>
               <a:graphicFrameLocks xmlns:a="http://schemas.openxmlformats.org/drawingml/2006/main" noChangeAspect="1"/>
             </wp:cNvGraphicFramePr>
@@ -4081,6 +3426,115 @@
                   <pic:spPr bwMode="auto">
                     <a:xfrm>
                       <a:off x="0" y="0"/>
+                      <a:ext cx="4000500" cy="2505075"/>
+                    </a:xfrm>
+                    <a:prstGeom prst="rect">
+                      <a:avLst/>
+                    </a:prstGeom>
+                  </pic:spPr>
+                </pic:pic>
+              </a:graphicData>
+            </a:graphic>
+          </wp:inline>
+        </w:drawing>
+      </w:r>
+    </w:p>
+    <w:p>
+      <w:pPr>
+        <w:spacing w:before="60" w:after="240"/>
+        <w:jc w:val="center"/>
+      </w:pPr>
+      <w:r>
+        <w:rPr>
+          <w:i/>
+          <w:iCs/>
+          <w:sz w:val="20"/>
+          <w:szCs w:val="20"/>
+        </w:rPr>
+        <w:t>Şekil 4. Hedefli saldırı (kırmızı) ile rastgele arıza (mavi) senaryolarında en büyük bileşenin küçülme hızı karşılaştırması.</w:t>
+      </w:r>
+    </w:p>
+    <w:p>
+      <w:pPr>
+        <w:pStyle w:val="Balk2"/>
+      </w:pPr>
+      <w:bookmarkStart w:id="14" w:name="_Toc235405270"/>
+      <w:r>
+        <w:t>3.5 Küçük-Dünya, Klik ve K-Core Bulguları</w:t>
+      </w:r>
+      <w:bookmarkEnd w:id="14"/>
+    </w:p>
+    <w:p>
+      <w:pPr>
+        <w:spacing w:after="200" w:line="360" w:lineRule="auto"/>
+        <w:jc w:val="both"/>
+      </w:pPr>
+      <w:r>
+        <w:t xml:space="preserve">Küçük-dünya testinde gerçek ağın kümelenmesi (0,757) rastgele grafların ortalamasından (0,041) çok yüksek çıkarken, ortalama yol uzunluğu (4,93) rastgele graflara (2,62) yakın kalmıştır. Bu orandan hesaplanan sigma σ=9,74 bulunmuş, σ&gt;1 koşulunu sağlayarak ağın güçlü bir küçük-dünya yapısına sahip olduğunu </w:t>
+      </w:r>
+      <w:proofErr w:type="gramStart"/>
+      <w:r>
+        <w:t>doğrulamaktadır -</w:t>
+      </w:r>
+      <w:proofErr w:type="gramEnd"/>
+      <w:r>
+        <w:t xml:space="preserve"> Watts ve Strogatz'ın (1998) aynı tür ağ için bulduğu örüntüyle örtüşerek.</w:t>
+      </w:r>
+    </w:p>
+    <w:p>
+      <w:pPr>
+        <w:spacing w:after="200" w:line="360" w:lineRule="auto"/>
+        <w:jc w:val="both"/>
+      </w:pPr>
+      <w:r>
+        <w:t xml:space="preserve">Ağda 32 maksimal klik tespit edilmiş, en büyük klik boyutu 10 kişi olarak bulunmuştur. Kliklerin büyük çoğunluğunun tam olarak 10 kişilik olması dikkat çekicidir; bu durum, kliklerin genellikle tek bir filmin kadrosuna birebir karşılık geldiğini doğrulamaktadır. K-core ayrıştırmasında ise maksimum k-core değeri 9 olarak bulunmuş ve ana çekirdek 190 oyuncudan </w:t>
+      </w:r>
+      <w:proofErr w:type="gramStart"/>
+      <w:r>
+        <w:t>oluşmuştur -</w:t>
+      </w:r>
+      <w:proofErr w:type="gramEnd"/>
+      <w:r>
+        <w:t xml:space="preserve"> yani en büyük bileşendeki oyuncuların yaklaşık %84'ü, birbirine yoğun şekilde bağlı bu çekirdek yapının bir parçasıdır (Şekil 5).</w:t>
+      </w:r>
+    </w:p>
+    <w:p>
+      <w:pPr>
+        <w:spacing w:before="200"/>
+        <w:jc w:val="center"/>
+      </w:pPr>
+      <w:r>
+        <w:rPr>
+          <w:noProof/>
+        </w:rPr>
+        <w:lastRenderedPageBreak/>
+        <w:drawing>
+          <wp:inline distT="0" distB="0" distL="0" distR="0" wp14:anchorId="0CD3BC08" wp14:editId="31E12F76">
+            <wp:extent cx="3810000" cy="3048000"/>
+            <wp:effectExtent l="0" t="0" r="0" b="0"/>
+            <wp:docPr id="1583098374" name="Resim 1583098374"/>
+            <wp:cNvGraphicFramePr>
+              <a:graphicFrameLocks xmlns:a="http://schemas.openxmlformats.org/drawingml/2006/main" noChangeAspect="1"/>
+            </wp:cNvGraphicFramePr>
+            <a:graphic xmlns:a="http://schemas.openxmlformats.org/drawingml/2006/main">
+              <a:graphicData uri="http://schemas.openxmlformats.org/drawingml/2006/picture">
+                <pic:pic xmlns:pic="http://schemas.openxmlformats.org/drawingml/2006/picture">
+                  <pic:nvPicPr>
+                    <pic:cNvPr id="0" name=""/>
+                    <pic:cNvPicPr>
+                      <a:picLocks noChangeAspect="1" noChangeArrowheads="1"/>
+                    </pic:cNvPicPr>
+                  </pic:nvPicPr>
+                  <pic:blipFill>
+                    <a:blip r:embed="rId14"/>
+                    <a:srcRect/>
+                    <a:stretch>
+                      <a:fillRect/>
+                    </a:stretch>
+                  </pic:blipFill>
+                  <pic:spPr bwMode="auto">
+                    <a:xfrm>
+                      <a:off x="0" y="0"/>
                       <a:ext cx="3810000" cy="3048000"/>
                     </a:xfrm>
                     <a:prstGeom prst="rect">
@@ -4106,47 +3560,7 @@
           <w:sz w:val="20"/>
           <w:szCs w:val="20"/>
         </w:rPr>
-        <w:t>Şekil 4. K-</w:t>
-      </w:r>
-      <w:proofErr w:type="spellStart"/>
-      <w:r>
-        <w:rPr>
-          <w:i/>
-          <w:iCs/>
-          <w:sz w:val="20"/>
-          <w:szCs w:val="20"/>
-        </w:rPr>
-        <w:t>core</w:t>
-      </w:r>
-      <w:proofErr w:type="spellEnd"/>
-      <w:r>
-        <w:rPr>
-          <w:i/>
-          <w:iCs/>
-          <w:sz w:val="20"/>
-          <w:szCs w:val="20"/>
-        </w:rPr>
-        <w:t xml:space="preserve"> değerlerine göre renklendirilmiş ağ (koyu/sarı tonlar daha yüksek k-</w:t>
-      </w:r>
-      <w:proofErr w:type="spellStart"/>
-      <w:r>
-        <w:rPr>
-          <w:i/>
-          <w:iCs/>
-          <w:sz w:val="20"/>
-          <w:szCs w:val="20"/>
-        </w:rPr>
-        <w:t>core</w:t>
-      </w:r>
-      <w:proofErr w:type="spellEnd"/>
-      <w:r>
-        <w:rPr>
-          <w:i/>
-          <w:iCs/>
-          <w:sz w:val="20"/>
-          <w:szCs w:val="20"/>
-        </w:rPr>
-        <w:t xml:space="preserve"> değerini gösterir).</w:t>
+        <w:t>Şekil 5. K-core değerlerine göre renklendirilmiş ağ (koyu/sarı tonlar daha yüksek k-core değerini gösterir).</w:t>
       </w:r>
     </w:p>
     <w:p>
@@ -4155,78 +3569,14 @@
         <w:jc w:val="both"/>
       </w:pPr>
       <w:r>
-        <w:t xml:space="preserve">Link </w:t>
-      </w:r>
-      <w:proofErr w:type="spellStart"/>
-      <w:r>
-        <w:t>prediction</w:t>
-      </w:r>
-      <w:proofErr w:type="spellEnd"/>
-      <w:r>
-        <w:t xml:space="preserve"> analizinde, henüz birlikte oynamamış ama üç ortak film arkadaşına sahip birkaç oyuncu çifti belirlenmiştir (örneğin </w:t>
-      </w:r>
-      <w:proofErr w:type="spellStart"/>
-      <w:r>
-        <w:t>Vennela</w:t>
-      </w:r>
-      <w:proofErr w:type="spellEnd"/>
-      <w:r>
-        <w:t xml:space="preserve"> </w:t>
-      </w:r>
-      <w:proofErr w:type="spellStart"/>
-      <w:r>
-        <w:t>Kishore</w:t>
-      </w:r>
-      <w:proofErr w:type="spellEnd"/>
-      <w:r>
-        <w:t>–</w:t>
-      </w:r>
-      <w:proofErr w:type="spellStart"/>
-      <w:r>
-        <w:t>Narsing</w:t>
-      </w:r>
-      <w:proofErr w:type="spellEnd"/>
-      <w:r>
-        <w:t xml:space="preserve"> </w:t>
-      </w:r>
-      <w:proofErr w:type="spellStart"/>
-      <w:r>
-        <w:t>Yadav</w:t>
-      </w:r>
-      <w:proofErr w:type="spellEnd"/>
-      <w:r>
-        <w:t xml:space="preserve"> ve </w:t>
-      </w:r>
-      <w:proofErr w:type="spellStart"/>
-      <w:r>
-        <w:t>Surbhi</w:t>
-      </w:r>
-      <w:proofErr w:type="spellEnd"/>
-      <w:r>
-        <w:t>–</w:t>
-      </w:r>
-      <w:proofErr w:type="spellStart"/>
-      <w:r>
-        <w:t>Bhupal</w:t>
-      </w:r>
-      <w:proofErr w:type="spellEnd"/>
-      <w:r>
-        <w:t xml:space="preserve">). Son olarak, </w:t>
-      </w:r>
-      <w:proofErr w:type="spellStart"/>
-      <w:r>
-        <w:t>bipartite</w:t>
-      </w:r>
-      <w:proofErr w:type="spellEnd"/>
-      <w:r>
-        <w:t xml:space="preserve"> graf projeksiyonuyla üretilen oyuncu-oyuncu ağının, doğrudan yöntemle üretilen ağla kenar kümesi bakımından birebir aynı olduğu doğrulanmış, bu da kullanılan yöntemin tutarlılığını teyit etmiştir.</w:t>
+        <w:t>Link prediction analizinde, henüz birlikte oynamamış ama üç ortak film arkadaşına sahip birkaç oyuncu çifti belirlenmiştir (örneğin Vennela Kishore–Narsing Yadav ve Surbhi–Bhupal). Son olarak, bipartite graf projeksiyonuyla üretilen oyuncu-oyuncu ağının, doğrudan yöntemle üretilen ağla kenar kümesi bakımından birebir aynı olduğu doğrulanmış, bu da kullanılan yöntemin tutarlılığını teyit etmiştir.</w:t>
       </w:r>
     </w:p>
     <w:p>
       <w:pPr>
         <w:pStyle w:val="Balk2"/>
       </w:pPr>
-      <w:bookmarkStart w:id="15" w:name="_Toc234502335"/>
+      <w:bookmarkStart w:id="15" w:name="_Toc235405271"/>
       <w:r>
         <w:t>3.6 Tür Karşılaştırması</w:t>
       </w:r>
@@ -4238,71 +3588,7 @@
         <w:jc w:val="both"/>
       </w:pPr>
       <w:r>
-        <w:t xml:space="preserve">Aynı analiz hattı 150'şer film üzerinden </w:t>
-      </w:r>
-      <w:proofErr w:type="spellStart"/>
-      <w:r>
-        <w:t>Thriller</w:t>
-      </w:r>
-      <w:proofErr w:type="spellEnd"/>
-      <w:r>
-        <w:t xml:space="preserve">, </w:t>
-      </w:r>
-      <w:proofErr w:type="spellStart"/>
-      <w:r>
-        <w:t>Comedy</w:t>
-      </w:r>
-      <w:proofErr w:type="spellEnd"/>
-      <w:r>
-        <w:t xml:space="preserve"> ve </w:t>
-      </w:r>
-      <w:proofErr w:type="spellStart"/>
-      <w:r>
-        <w:t>Horror</w:t>
-      </w:r>
-      <w:proofErr w:type="spellEnd"/>
-      <w:r>
-        <w:t xml:space="preserve"> türleri için ayrı ayrı çalıştırılmıştır (Tablo 2, Şekil 4). En dikkat çekici fark kümelenme katsayısında görülmektedir: </w:t>
-      </w:r>
-      <w:proofErr w:type="spellStart"/>
-      <w:r>
-        <w:t>Comedy</w:t>
-      </w:r>
-      <w:proofErr w:type="spellEnd"/>
-      <w:r>
-        <w:t xml:space="preserve"> filmlerinin oyuncu ağı (0,474) </w:t>
-      </w:r>
-      <w:proofErr w:type="spellStart"/>
-      <w:r>
-        <w:t>Thriller</w:t>
-      </w:r>
-      <w:proofErr w:type="spellEnd"/>
-      <w:r>
-        <w:t xml:space="preserve"> (0,962) ve </w:t>
-      </w:r>
-      <w:proofErr w:type="spellStart"/>
-      <w:r>
-        <w:t>Horror</w:t>
-      </w:r>
-      <w:proofErr w:type="spellEnd"/>
-      <w:r>
-        <w:t xml:space="preserve"> (0,972) ağlarına kıyasla belirgin şekilde daha düşük bir kümelenmeye sahiptir. Bunun olası bir açıklaması, komedi yapımlarında oyuncuların farklı projelerde birbirinden bağımsız ve daha dağınık kadrolarla çalışması, buna karşın gerilim ve korku türlerinde aynı ekiplerin (özellikle seri filmlerde veya belirli yönetmenlerle tekrarlanan </w:t>
-      </w:r>
-      <w:proofErr w:type="gramStart"/>
-      <w:r>
-        <w:t>işbirliklerinde</w:t>
-      </w:r>
-      <w:proofErr w:type="gramEnd"/>
-      <w:r>
-        <w:t xml:space="preserve">) daha sık tekrar bir araya gelmesidir. İlginç biçimde </w:t>
-      </w:r>
-      <w:proofErr w:type="spellStart"/>
-      <w:r>
-        <w:t>Comedy</w:t>
-      </w:r>
-      <w:proofErr w:type="spellEnd"/>
-      <w:r>
-        <w:t xml:space="preserve"> türü aynı zamanda en büyük bağlantılı bileşene (35 oyuncu) sahiptir; bu da düşük kümelenme ile daha geniş ama gevşek bağlı bir ağ yapısının bir arada bulunabileceğini göstermektedir.</w:t>
+        <w:t>Aynı analiz hattı 150'şer film üzerinden Thriller, Comedy ve Horror türleri için ayrı ayrı çalıştırılmıştır (Tablo 2, Şekil 6). En dikkat çekici fark kümelenmede görülmektedir: Comedy'nin ağı (0,474) Thriller (0,962) ve Horror'a (0,972) kıyasla belirgin düşüktür. Bunun olası nedeni, komedi yapımlarının daha dağınık kadrolarla çalışması, gerilim/korkuda ise aynı ekiplerin sık tekrar bir araya gelmesidir. Comedy aynı zamanda en büyük bileşene (35 oyuncu) sahiptir; düşük kümelenme ile daha geniş ama gevşek bağlı bir yapının bir arada bulunabileceğini göstermektedir.</w:t>
       </w:r>
     </w:p>
     <w:tbl>
@@ -4461,7 +3747,6 @@
             <w:pPr>
               <w:jc w:val="center"/>
             </w:pPr>
-            <w:proofErr w:type="spellStart"/>
             <w:r>
               <w:rPr>
                 <w:sz w:val="20"/>
@@ -4469,7 +3754,6 @@
               </w:rPr>
               <w:t>Thriller</w:t>
             </w:r>
-            <w:proofErr w:type="spellEnd"/>
           </w:p>
         </w:tc>
         <w:tc>
@@ -4567,7 +3851,6 @@
             <w:pPr>
               <w:jc w:val="center"/>
             </w:pPr>
-            <w:proofErr w:type="spellStart"/>
             <w:r>
               <w:rPr>
                 <w:sz w:val="20"/>
@@ -4575,7 +3858,6 @@
               </w:rPr>
               <w:t>Comedy</w:t>
             </w:r>
-            <w:proofErr w:type="spellEnd"/>
           </w:p>
         </w:tc>
         <w:tc>
@@ -4673,7 +3955,6 @@
             <w:pPr>
               <w:jc w:val="center"/>
             </w:pPr>
-            <w:proofErr w:type="spellStart"/>
             <w:r>
               <w:rPr>
                 <w:sz w:val="20"/>
@@ -4681,7 +3962,6 @@
               </w:rPr>
               <w:t>Horror</w:t>
             </w:r>
-            <w:proofErr w:type="spellEnd"/>
           </w:p>
         </w:tc>
         <w:tc>
@@ -4814,7 +4094,7 @@
                     </pic:cNvPicPr>
                   </pic:nvPicPr>
                   <pic:blipFill>
-                    <a:blip r:embed="rId14"/>
+                    <a:blip r:embed="rId15"/>
                     <a:srcRect/>
                     <a:stretch>
                       <a:fillRect/>
@@ -4848,15 +4128,19 @@
           <w:sz w:val="20"/>
           <w:szCs w:val="20"/>
         </w:rPr>
-        <w:t>Şekil 5. Yoğunluk, ortalama kümelenme, en büyük bileşen boyutu ve ortalama yol uzunluğunun türlere göre karşılaştırması.</w:t>
+        <w:t>Şekil 6. Yoğunluk, ortalama kümelenme, en büyük bileşen boyutu ve ortalama yol uzunluğunun türlere göre karşılaştırması.</w:t>
       </w:r>
     </w:p>
     <w:p>
       <w:pPr>
         <w:pStyle w:val="Balk1"/>
       </w:pPr>
-      <w:bookmarkStart w:id="16" w:name="_Toc234502336"/>
-      <w:r>
+      <w:bookmarkStart w:id="16" w:name="_Toc235405272"/>
+      <w:r>
+        <w:rPr>
+          <w:sz w:val="28"/>
+          <w:szCs w:val="28"/>
+        </w:rPr>
         <w:t>4. Sonuçlar</w:t>
       </w:r>
       <w:bookmarkEnd w:id="16"/>
@@ -4875,39 +4159,7 @@
       </w:r>
       <w:proofErr w:type="gramEnd"/>
       <w:r>
-        <w:t xml:space="preserve"> ağı, klasik küçük-dünya ağlarının temel özelliklerini net biçimde sergilemektedir: yüksek kümelenme katsayısı, kısa ortalama yol uzunluğu ve σ=9,74 gibi güçlü bir küçük-dünya istatistiği. Ağdaki merkezi konumdaki az sayıda oyuncu (örneğin </w:t>
-      </w:r>
-      <w:proofErr w:type="spellStart"/>
-      <w:r>
-        <w:t>Alencier</w:t>
-      </w:r>
-      <w:proofErr w:type="spellEnd"/>
-      <w:r>
-        <w:t xml:space="preserve"> Ley Lopez, </w:t>
-      </w:r>
-      <w:proofErr w:type="spellStart"/>
-      <w:r>
-        <w:t>Jagapathi</w:t>
-      </w:r>
-      <w:proofErr w:type="spellEnd"/>
-      <w:r>
-        <w:t xml:space="preserve"> </w:t>
-      </w:r>
-      <w:proofErr w:type="spellStart"/>
-      <w:r>
-        <w:t>Babu</w:t>
-      </w:r>
-      <w:proofErr w:type="spellEnd"/>
-      <w:r>
-        <w:t xml:space="preserve">, </w:t>
-      </w:r>
-      <w:proofErr w:type="spellStart"/>
-      <w:r>
-        <w:t>Joju</w:t>
-      </w:r>
-      <w:proofErr w:type="spellEnd"/>
-      <w:r>
-        <w:t xml:space="preserve"> George) aynı anda hem en yüksek merkeziliğe hem de kesme noktası konumuna sahiptir; bu da ağın bağlantılılığının bu küçük çekirdek gruba ne denli bağımlı olduğunu göstermektedir. Nitekim dayanıklılık testi bu bağımlılığın pratik sonucunu açıkça ortaya koymuş, hedefli çıkarmaların ağı rastgele çıkarmalara kıyasla çok daha hızlı parçaladığını göstermiştir.</w:t>
+        <w:t xml:space="preserve"> ağı, klasik küçük-dünya ağlarının özelliklerini net biçimde sergilemektedir: yüksek kümelenme, kısa ortalama yol uzunluğu ve σ=9,74 gibi güçlü bir istatistik. Merkezi konumdaki az sayıda oyuncu (Alencier Ley Lopez, Jagapathi Babu, Joju George) aynı anda hem en yüksek merkeziliğe hem de kesme noktası konumuna sahiptir; dayanıklılık testi de bu bağımlılığı doğrulamış, hedefli çıkarmaların ağı rastgele çıkarmalara kıyasla çok daha hızlı parçaladığını göstermiştir.</w:t>
       </w:r>
     </w:p>
     <w:p>
@@ -4916,21 +4168,7 @@
         <w:jc w:val="both"/>
       </w:pPr>
       <w:r>
-        <w:t xml:space="preserve">Topluluk tespiti ve klik analizi birbirini doğrulayan sonuçlar üretmiştir: yüksek </w:t>
-      </w:r>
-      <w:proofErr w:type="spellStart"/>
-      <w:r>
-        <w:t>modularity</w:t>
-      </w:r>
-      <w:proofErr w:type="spellEnd"/>
-      <w:r>
-        <w:t xml:space="preserve"> (0,</w:t>
-      </w:r>
-      <w:r>
-        <w:t>80</w:t>
-      </w:r>
-      <w:r>
-        <w:t xml:space="preserve">) ve kliklerin büyük çoğunluğunun tek bir film kadrosu boyutunda (10 kişi) çıkması, ağın yapısının büyük ölçüde bireysel yapımların kadrolarından türediğini göstermektedir. Son olarak, tür karşılaştırması, film türünün yalnızca içerik değil aynı zamanda oyuncuların </w:t>
+        <w:t xml:space="preserve">Topluluk tespiti ve klik analizi birbirini doğrulamaktadır: yüksek modularity (0,797) ve kliklerin çoğunlukla tek bir film kadrosu boyutunda (10 kişi) çıkması, ağın yapısının bireysel yapımların kadrolarından türediğini göstermektedir. Tür karşılaştırması ise film türünün oyuncu </w:t>
       </w:r>
       <w:proofErr w:type="gramStart"/>
       <w:r>
@@ -4938,15 +4176,23 @@
       </w:r>
       <w:proofErr w:type="gramEnd"/>
       <w:r>
-        <w:t xml:space="preserve"> örüntülerini de şekillendirdiğini; komedi yapımlarının daha gevşek, tür sinemasının (gerilim, korku) ise daha sıkı bağlı kadrolarla çalıştığını ortaya koymuştur.</w:t>
+        <w:t xml:space="preserve"> örüntülerini de şekillendirdiğini; komedi yapımlarının daha gevşek, gerilim/korkunun ise daha sıkı bağlı kadrolarla çalıştığını ortaya koymuştur.</w:t>
       </w:r>
     </w:p>
     <w:p>
       <w:pPr>
         <w:pStyle w:val="Balk1"/>
-      </w:pPr>
-      <w:bookmarkStart w:id="17" w:name="_Toc234502337"/>
-      <w:r>
+        <w:rPr>
+          <w:sz w:val="28"/>
+          <w:szCs w:val="28"/>
+        </w:rPr>
+      </w:pPr>
+      <w:bookmarkStart w:id="17" w:name="_Toc235405273"/>
+      <w:r>
+        <w:rPr>
+          <w:sz w:val="28"/>
+          <w:szCs w:val="28"/>
+        </w:rPr>
         <w:t>5. Tartışma</w:t>
       </w:r>
       <w:bookmarkEnd w:id="17"/>
@@ -4957,27 +4203,19 @@
         <w:jc w:val="both"/>
       </w:pPr>
       <w:r>
-        <w:t xml:space="preserve">Bulgularımız genel olarak </w:t>
-      </w:r>
-      <w:proofErr w:type="spellStart"/>
-      <w:r>
-        <w:t>Watts</w:t>
-      </w:r>
-      <w:proofErr w:type="spellEnd"/>
-      <w:r>
-        <w:t xml:space="preserve"> ve </w:t>
-      </w:r>
-      <w:proofErr w:type="spellStart"/>
-      <w:r>
-        <w:t>Strogatz'ın</w:t>
-      </w:r>
-      <w:proofErr w:type="spellEnd"/>
-      <w:r>
-        <w:t xml:space="preserve"> (1998) orijinal küçük-dünya bulgusuyla aynı yöndedir, ancak elde ettiğimiz sigma değeri (9,74) literatürde sıkça bildirilen değerlerden (genellikle 1-3 aralığında) belirgin biçimde yüksektir. Bunun sebebinin ağın gerçekten olağanüstü güçlü bir küçük-dünya yapısı taşımasından çok, karşılaştırma için kullanılan rastgele grafların aşırı düşük </w:t>
+        <w:t xml:space="preserve">Bulgularımız Watts ve Strogatz'ın (1998) küçük-dünya bulgusuyla aynı yöndedir: onların orijinal film-oyuncu ağında ortalama yol uzunluğu rastgele ağa kıyasla sınırlı farklılaşırken (3,65'e karşı 2,9), kümelenme katsayısı 100 kattan fazla yüksek bulunmuştu; bizim ağımızda da aynı yönde bir örüntü gözlenmiş, kümelenme rastgele ağa göre yaklaşık 18 kat, yol uzunluğu oranı ise yaklaşık 1,9 kat farklılaşmıştır. Elde ettiğimiz sigma değeri (9,74) literatürde sık bildirilen değerlerden (genellikle 1-3) yüksektir; bunun nedeni muhtemelen ağın olağanüstü gücünden çok, karşılaştırma için kullanılan </w:t>
       </w:r>
       <w:r>
         <w:lastRenderedPageBreak/>
-        <w:t>yoğunluğa sahip olmasından (kümelenme katsayısı yalnızca 0,041) kaynaklandığını düşünüyoruz; düşük yoğunluklu ağlarda rastgele modelin kümelenmesi neredeyse sıfıra yaklaştığından oran yapay olarak şişmektedir. Bu nedenle sigma değerini mutlak bir gösterge yerine, ağın rastgele bir yapıya göre göreli konumunu gösteren bir işaret olarak yorumlamak daha doğru olacaktır.</w:t>
+        <w:t xml:space="preserve">rastgele grafların aşırı düşük yoğunluğa (kümelenme 0,041) sahip </w:t>
+      </w:r>
+      <w:proofErr w:type="gramStart"/>
+      <w:r>
+        <w:t>olmasıdır -</w:t>
+      </w:r>
+      <w:proofErr w:type="gramEnd"/>
+      <w:r>
+        <w:t xml:space="preserve"> bu nedenle sigma değerini mutlak değil, göreli bir işaret olarak yorumlamak daha doğrudur.</w:t>
       </w:r>
     </w:p>
     <w:p>
@@ -4986,71 +4224,23 @@
         <w:jc w:val="both"/>
       </w:pPr>
       <w:r>
-        <w:t xml:space="preserve">Projenin en önemli kısıtlaması, örneklemin rastgele seçilmesi ve farklı ulusal sinema endüstrilerini bir arada barındırmasıdır; bu durum ağın büyük ölçüde parçalı çıkmasına (oyuncuların yalnızca %3,5'i en büyük bileşende) yol açmıştır. </w:t>
-      </w:r>
-      <w:proofErr w:type="spellStart"/>
-      <w:r>
-        <w:t>IMDb'nin</w:t>
-      </w:r>
-      <w:proofErr w:type="spellEnd"/>
-      <w:r>
-        <w:t xml:space="preserve"> popülerlik verisi (oy sayısı) kullanılarak yapılacak bir örnekleme, muhtemelen daha </w:t>
+        <w:t xml:space="preserve">Bulgularımız benzer IMDb tabanlı çalışmalarla da örtüşmektedir. Giri, Chaudhary ve Gautam'ın (2024) IMDb ve Netflix verisiyle yaptığı geniş ölçekli oyuncu ağı çalışması, Louvain algoritmasıyla bizimkinden (%79,7) de yüksek bir modularity (%90,8) bulmuş ve oyuncuların büyük ölçüde dil/ülke gruplarına göre kümelendiğini, Bollywood gibi endüstrilerin küresel sinemadan büyük ölçüde izole kaldığını </w:t>
       </w:r>
       <w:proofErr w:type="gramStart"/>
       <w:r>
-        <w:t>bağlantılı -</w:t>
+        <w:t>göstermiştir -</w:t>
       </w:r>
       <w:proofErr w:type="gramEnd"/>
       <w:r>
-        <w:t xml:space="preserve"> çünkü daha tanınmış oyunculardan </w:t>
+        <w:t xml:space="preserve"> bu, örneklemimizin neden 616 ayrı bileşene bölündüğünün bağımsız bir doğrulaması niteliğindedir. Gallos ve arkadaşlarının (2013) IMDb ağı üzerine yaptığı çalışma ise bu modülerliğin mekanizmasını açıklamaktadır: bir filmin tüm kadrosunun tek bir klik olarak birbirine bağlanması ve oyuncuların tür/dile özelleşmesi, ağı doğal olarak hem yüksek kümelenmeye hem de parçalı/modüler bir yapıya </w:t>
       </w:r>
       <w:proofErr w:type="gramStart"/>
       <w:r>
-        <w:t>oluşan -</w:t>
+        <w:t>sürüklemektedir -</w:t>
       </w:r>
       <w:proofErr w:type="gramEnd"/>
       <w:r>
-        <w:t xml:space="preserve"> bir ağ üretecektir; bu, zaman kısıtı nedeniyle bu çalışmada tam olarak uygulanamamış, ileriki bir adım olarak bırakılmıştır. İkinci bir kısıt, analizin tek bir zaman kesitine (statik bir ağa) dayanmasıdır; ağın yıllar içinde nasıl büyüdüğü veya hangi </w:t>
-      </w:r>
-      <w:proofErr w:type="gramStart"/>
-      <w:r>
-        <w:t>işbirliklerinin</w:t>
-      </w:r>
-      <w:proofErr w:type="gramEnd"/>
-      <w:r>
-        <w:t xml:space="preserve"> diğerlerinden önce geldiği bu çalışmada incelenmemiştir. Üçüncü olarak, </w:t>
-      </w:r>
-      <w:proofErr w:type="spellStart"/>
-      <w:r>
-        <w:t>IMDb'de</w:t>
-      </w:r>
-      <w:proofErr w:type="spellEnd"/>
-      <w:r>
-        <w:t xml:space="preserve"> bir filmin birden fazla tür etiketine sahip olabilmesi (örneğin hem </w:t>
-      </w:r>
-      <w:proofErr w:type="spellStart"/>
-      <w:r>
-        <w:t>Thriller</w:t>
-      </w:r>
-      <w:proofErr w:type="spellEnd"/>
-      <w:r>
-        <w:t xml:space="preserve"> hem Drama), tür karşılaştırmasında bir miktar örtüşmeye yol açmış olabilir. Son olarak, link </w:t>
-      </w:r>
-      <w:proofErr w:type="spellStart"/>
-      <w:r>
-        <w:t>prediction</w:t>
-      </w:r>
-      <w:proofErr w:type="spellEnd"/>
-      <w:r>
-        <w:t xml:space="preserve"> için kullanılan ortak-komşu yöntemi basit ve yorumlanabilir olmakla birlikte, </w:t>
-      </w:r>
-      <w:proofErr w:type="spellStart"/>
-      <w:r>
-        <w:t>Adamic</w:t>
-      </w:r>
-      <w:proofErr w:type="spellEnd"/>
-      <w:r>
-        <w:t>-Adar ya da node2vec gibi gömme tabanlı yöntemlere kıyasla daha sınırlı bir tahmin gücüne sahiptir.</w:t>
+        <w:t xml:space="preserve"> tam olarak bizim ağımızda gözlemlediğimiz örüntü budur.</w:t>
       </w:r>
     </w:p>
     <w:p>
@@ -5059,262 +4249,8 @@
         <w:jc w:val="both"/>
       </w:pPr>
       <w:r>
-        <w:t xml:space="preserve">İleride yapılabilecek çalışmalar arasında, popülerlik-ağırlıklı örnekleme ile daha bağlantılı bir ağ elde edilmesi, analizin tek bir ulusal sinema endüstrisiyle (örneğin yalnızca Hollywood ya da yalnızca belirli bir bölgesel sinema) sınırlandırılarak daha tutarlı bir ağ üzerinde derinlemesine analiz yapılması, ağın zaman içindeki gelişiminin (yıl yıl büyüyen bir ağ olarak) incelenmesi ve daha gelişmiş link </w:t>
-      </w:r>
-      <w:proofErr w:type="spellStart"/>
-      <w:r>
-        <w:t>prediction</w:t>
-      </w:r>
-      <w:proofErr w:type="spellEnd"/>
-      <w:r>
-        <w:t xml:space="preserve"> yöntemlerinin denenmesi sayılabilir.</w:t>
-      </w:r>
-    </w:p>
-    <w:p>
-      <w:pPr>
-        <w:pStyle w:val="Balk1"/>
-      </w:pPr>
-      <w:bookmarkStart w:id="18" w:name="_Toc234502338"/>
-      <w:r>
-        <w:t>Kaynakça</w:t>
-      </w:r>
-      <w:bookmarkEnd w:id="18"/>
-    </w:p>
-    <w:p>
-      <w:pPr>
-        <w:spacing w:after="200" w:line="360" w:lineRule="auto"/>
-      </w:pPr>
-      <w:r>
-        <w:t>Proje Kaynak Kodu (</w:t>
-      </w:r>
-      <w:proofErr w:type="spellStart"/>
-      <w:r>
-        <w:t>GitHub</w:t>
-      </w:r>
-      <w:proofErr w:type="spellEnd"/>
-      <w:r>
-        <w:t>). https://github.com/Metekilic0/bil403-graph-teory</w:t>
-      </w:r>
-    </w:p>
-    <w:p>
-      <w:pPr>
-        <w:spacing w:after="200" w:line="360" w:lineRule="auto"/>
-      </w:pPr>
-      <w:proofErr w:type="spellStart"/>
-      <w:r>
-        <w:t>IMDb</w:t>
-      </w:r>
-      <w:proofErr w:type="spellEnd"/>
-      <w:r>
-        <w:t xml:space="preserve"> </w:t>
-      </w:r>
-      <w:proofErr w:type="spellStart"/>
-      <w:r>
-        <w:t>Non</w:t>
-      </w:r>
-      <w:proofErr w:type="spellEnd"/>
-      <w:r>
-        <w:t xml:space="preserve">-Commercial </w:t>
-      </w:r>
-      <w:proofErr w:type="spellStart"/>
-      <w:r>
-        <w:t>Datasets</w:t>
-      </w:r>
-      <w:proofErr w:type="spellEnd"/>
-      <w:r>
-        <w:t>. https://developer.imdb.com/non-commercial-datasets/</w:t>
-      </w:r>
-    </w:p>
-    <w:p>
-      <w:pPr>
-        <w:spacing w:after="200" w:line="360" w:lineRule="auto"/>
-      </w:pPr>
-      <w:proofErr w:type="spellStart"/>
-      <w:r>
-        <w:t>NetworkX</w:t>
-      </w:r>
-      <w:proofErr w:type="spellEnd"/>
-      <w:r>
-        <w:t xml:space="preserve"> </w:t>
-      </w:r>
-      <w:proofErr w:type="spellStart"/>
-      <w:r>
-        <w:t>Documentation</w:t>
-      </w:r>
-      <w:proofErr w:type="spellEnd"/>
-      <w:r>
-        <w:t>. https://networkx.org/documentation/stable/</w:t>
-      </w:r>
-    </w:p>
-    <w:p>
-      <w:pPr>
-        <w:spacing w:after="200" w:line="360" w:lineRule="auto"/>
-      </w:pPr>
-      <w:proofErr w:type="spellStart"/>
-      <w:proofErr w:type="gramStart"/>
-      <w:r>
-        <w:t>python</w:t>
-      </w:r>
-      <w:proofErr w:type="gramEnd"/>
-      <w:r>
-        <w:t>-louvain</w:t>
-      </w:r>
-      <w:proofErr w:type="spellEnd"/>
-      <w:r>
-        <w:t xml:space="preserve"> (</w:t>
-      </w:r>
-      <w:proofErr w:type="spellStart"/>
-      <w:r>
-        <w:t>Community</w:t>
-      </w:r>
-      <w:proofErr w:type="spellEnd"/>
-      <w:r>
-        <w:t xml:space="preserve"> </w:t>
-      </w:r>
-      <w:proofErr w:type="spellStart"/>
-      <w:r>
-        <w:t>Detection</w:t>
-      </w:r>
-      <w:proofErr w:type="spellEnd"/>
-      <w:r>
-        <w:t xml:space="preserve">) </w:t>
-      </w:r>
-      <w:proofErr w:type="spellStart"/>
-      <w:r>
-        <w:t>Documentation</w:t>
-      </w:r>
-      <w:proofErr w:type="spellEnd"/>
-      <w:r>
-        <w:t>. https://python-louvain.readthedocs.io/</w:t>
-      </w:r>
-    </w:p>
-    <w:p>
-      <w:pPr>
-        <w:spacing w:after="200" w:line="360" w:lineRule="auto"/>
-      </w:pPr>
-      <w:proofErr w:type="spellStart"/>
-      <w:r>
-        <w:t>Watts</w:t>
-      </w:r>
-      <w:proofErr w:type="spellEnd"/>
-      <w:r>
-        <w:t xml:space="preserve">, D. J., &amp; </w:t>
-      </w:r>
-      <w:proofErr w:type="spellStart"/>
-      <w:r>
-        <w:t>Strogatz</w:t>
-      </w:r>
-      <w:proofErr w:type="spellEnd"/>
-      <w:r>
-        <w:t xml:space="preserve">, S. H. (1998). Collective </w:t>
-      </w:r>
-      <w:proofErr w:type="spellStart"/>
-      <w:r>
-        <w:t>dynamics</w:t>
-      </w:r>
-      <w:proofErr w:type="spellEnd"/>
-      <w:r>
-        <w:t xml:space="preserve"> of '</w:t>
-      </w:r>
-      <w:proofErr w:type="spellStart"/>
-      <w:r>
-        <w:t>small-world</w:t>
-      </w:r>
-      <w:proofErr w:type="spellEnd"/>
-      <w:r>
-        <w:t xml:space="preserve">' </w:t>
-      </w:r>
-      <w:proofErr w:type="spellStart"/>
-      <w:r>
-        <w:t>networks</w:t>
-      </w:r>
-      <w:proofErr w:type="spellEnd"/>
-      <w:r>
-        <w:t>. Nature, 393(6684), 440-442.</w:t>
-      </w:r>
-    </w:p>
-    <w:p>
-      <w:pPr>
-        <w:spacing w:after="200" w:line="360" w:lineRule="auto"/>
-      </w:pPr>
-      <w:r>
-        <w:t xml:space="preserve">Albert, R., </w:t>
-      </w:r>
-      <w:proofErr w:type="spellStart"/>
-      <w:r>
-        <w:t>Jeong</w:t>
-      </w:r>
-      <w:proofErr w:type="spellEnd"/>
-      <w:r>
-        <w:t xml:space="preserve">, H., &amp; </w:t>
-      </w:r>
-      <w:proofErr w:type="spellStart"/>
-      <w:r>
-        <w:t>Barabási</w:t>
-      </w:r>
-      <w:proofErr w:type="spellEnd"/>
-      <w:r>
-        <w:t xml:space="preserve">, A.-L. (2000). </w:t>
-      </w:r>
-      <w:proofErr w:type="spellStart"/>
-      <w:r>
-        <w:t>Error</w:t>
-      </w:r>
-      <w:proofErr w:type="spellEnd"/>
-      <w:r>
-        <w:t xml:space="preserve"> </w:t>
-      </w:r>
-      <w:proofErr w:type="spellStart"/>
-      <w:r>
-        <w:t>and</w:t>
-      </w:r>
-      <w:proofErr w:type="spellEnd"/>
-      <w:r>
-        <w:t xml:space="preserve"> </w:t>
-      </w:r>
-      <w:proofErr w:type="spellStart"/>
-      <w:r>
-        <w:t>attack</w:t>
-      </w:r>
-      <w:proofErr w:type="spellEnd"/>
-      <w:r>
-        <w:t xml:space="preserve"> </w:t>
-      </w:r>
-      <w:proofErr w:type="spellStart"/>
-      <w:r>
-        <w:t>tolerance</w:t>
-      </w:r>
-      <w:proofErr w:type="spellEnd"/>
-      <w:r>
-        <w:t xml:space="preserve"> of </w:t>
-      </w:r>
-      <w:proofErr w:type="spellStart"/>
-      <w:r>
-        <w:t>complex</w:t>
-      </w:r>
-      <w:proofErr w:type="spellEnd"/>
-      <w:r>
-        <w:t xml:space="preserve"> </w:t>
-      </w:r>
-      <w:proofErr w:type="spellStart"/>
-      <w:r>
-        <w:t>networks</w:t>
-      </w:r>
-      <w:proofErr w:type="spellEnd"/>
-      <w:r>
-        <w:t>. Nature, 406, 378-382.</w:t>
-      </w:r>
-    </w:p>
-    <w:p>
-      <w:pPr>
-        <w:pStyle w:val="Balk1"/>
-      </w:pPr>
-      <w:bookmarkStart w:id="19" w:name="_Toc234502339"/>
-      <w:r>
-        <w:lastRenderedPageBreak/>
-        <w:t>Kodlar</w:t>
-      </w:r>
-      <w:bookmarkEnd w:id="19"/>
+        <w:t>Projenin en önemli kısıtı, örneklemin rastgele seçilmesi ve farklı ulusal sinema endüstrilerini bir arada barındırmasıdır; bu, ağın parçalı çıkmasına (%3,5'i en büyük bileşende) yol açmıştır. Popülerlik-ağırlıklı örnekleme muhtemelen daha bağlantılı bir ağ üretir; zaman kısıtı nedeniyle uygulanamamıştır. Analiz ayrıca statik bir zaman kesitine dayanır ve link prediction için kullanılan ortak-komşu yöntemi Adamic-Adar ya da node2vec gibi yöntemlere kıyasla daha sınırlıdır.</w:t>
+      </w:r>
     </w:p>
     <w:p>
       <w:pPr>
@@ -5322,71 +4258,178 @@
         <w:jc w:val="both"/>
       </w:pPr>
       <w:r>
-        <w:t xml:space="preserve">Projenin tüm kaynak kodu, aşağıdaki </w:t>
-      </w:r>
+        <w:t>İleride popülerlik-ağırlıklı örnekleme, tek bir ulusal sinema endüstrisiyle sınırlı analiz, ağın zaman içindeki gelişiminin incelenmesi ve daha gelişmiş link prediction yöntemlerinin denenmesi düşünülebilir.</w:t>
+      </w:r>
+    </w:p>
+    <w:p>
+      <w:pPr>
+        <w:pStyle w:val="Balk1"/>
+        <w:rPr>
+          <w:sz w:val="28"/>
+          <w:szCs w:val="28"/>
+        </w:rPr>
+      </w:pPr>
+      <w:bookmarkStart w:id="18" w:name="_Toc235405274"/>
+      <w:r>
+        <w:rPr>
+          <w:sz w:val="28"/>
+          <w:szCs w:val="28"/>
+        </w:rPr>
+        <w:t>6. Kaynakça</w:t>
+      </w:r>
+      <w:bookmarkEnd w:id="18"/>
+    </w:p>
+    <w:p>
+      <w:pPr>
+        <w:pStyle w:val="ListeParagraf"/>
+        <w:numPr>
+          <w:ilvl w:val="0"/>
+          <w:numId w:val="2"/>
+        </w:numPr>
+        <w:spacing w:after="200" w:line="360" w:lineRule="auto"/>
+      </w:pPr>
       <w:proofErr w:type="spellStart"/>
       <w:r>
-        <w:t>GitHub</w:t>
+        <w:t>IMDb</w:t>
       </w:r>
       <w:proofErr w:type="spellEnd"/>
       <w:r>
-        <w:t xml:space="preserve"> deposunda tutulmaktadır: https://github.com/Metekilic0/bil403-graph-teory. Kod tabanı şu modüllerden oluşmaktadır: build_graph.py (</w:t>
+        <w:t xml:space="preserve"> </w:t>
       </w:r>
       <w:proofErr w:type="spellStart"/>
       <w:r>
-        <w:t>IMDb</w:t>
+        <w:t>Non</w:t>
       </w:r>
       <w:proofErr w:type="spellEnd"/>
       <w:r>
-        <w:t xml:space="preserve"> verisinin okunması, filtrelenmesi ve ağın kurulması), graph_utils.py (tüm graf metriklerini hesaplayan, bağımsız test edilebilir saf fonksiyonlar), analyze.py ve advanced_analysis.py (merkezilik, topluluk, kümelenme, dayanıklılık, ego ağı ve link </w:t>
+        <w:t xml:space="preserve">-Commercial </w:t>
       </w:r>
       <w:proofErr w:type="spellStart"/>
       <w:r>
-        <w:t>prediction</w:t>
+        <w:t>Datasets</w:t>
       </w:r>
       <w:proofErr w:type="spellEnd"/>
       <w:r>
-        <w:t xml:space="preserve"> analizleri), structural_analysis.py (küçük-dünya testi, klik ve k-</w:t>
-      </w:r>
-      <w:proofErr w:type="spellStart"/>
-      <w:r>
-        <w:t>core</w:t>
-      </w:r>
-      <w:proofErr w:type="spellEnd"/>
-      <w:r>
-        <w:t xml:space="preserve"> analizleri), compare_genres.py (çoklu tür karşılaştırması) ve bipartite_analysis.py (</w:t>
-      </w:r>
-      <w:proofErr w:type="spellStart"/>
-      <w:r>
-        <w:t>bipartite</w:t>
-      </w:r>
-      <w:proofErr w:type="spellEnd"/>
-      <w:r>
-        <w:t xml:space="preserve"> graf kurulumu ve projeksiyon doğrulaması). Ayrıca </w:t>
-      </w:r>
-      <w:proofErr w:type="spellStart"/>
-      <w:r>
-        <w:t>tests</w:t>
-      </w:r>
-      <w:proofErr w:type="spellEnd"/>
-      <w:r>
-        <w:t xml:space="preserve">/ klasöründe, gerçek </w:t>
-      </w:r>
-      <w:proofErr w:type="spellStart"/>
-      <w:r>
-        <w:t>IMDb</w:t>
-      </w:r>
-      <w:proofErr w:type="spellEnd"/>
-      <w:r>
-        <w:t xml:space="preserve"> verisine ihtiyaç duymadan çalışan 45 adet birim ve entegrasyon testi bulunmaktadır. Aşağıda kod tabanından üç temsili fonksiyon, ekran görüntüsü olarak ve altlarında kısa açıklamalarla sunulmuştur; tam kod ve çalıştırılmış çıktılarıyla birlikte notebook (BIL403_donem_</w:t>
-      </w:r>
+        <w:t>. https://developer.imdb.com/non-commercial-datasets/</w:t>
+      </w:r>
+    </w:p>
+    <w:p>
+      <w:pPr>
+        <w:pStyle w:val="ListeParagraf"/>
+        <w:numPr>
+          <w:ilvl w:val="0"/>
+          <w:numId w:val="2"/>
+        </w:numPr>
+        <w:spacing w:after="200" w:line="360" w:lineRule="auto"/>
+      </w:pPr>
+      <w:r>
+        <w:t>NetworkX Documentation. https://networkx.org/documentation/stable/</w:t>
+      </w:r>
+    </w:p>
+    <w:p>
+      <w:pPr>
+        <w:pStyle w:val="ListeParagraf"/>
+        <w:numPr>
+          <w:ilvl w:val="0"/>
+          <w:numId w:val="2"/>
+        </w:numPr>
+        <w:spacing w:after="200" w:line="360" w:lineRule="auto"/>
+      </w:pPr>
       <w:proofErr w:type="gramStart"/>
       <w:r>
-        <w:t>projesi.ipynb</w:t>
+        <w:t>python</w:t>
       </w:r>
       <w:proofErr w:type="gramEnd"/>
       <w:r>
-        <w:t>) yukarıdaki depoda ve ekli dosyalarda mevcuttur.</w:t>
+        <w:t>-louvain (Community Detection) Documentation. https://python-louvain.readthedocs.io/</w:t>
+      </w:r>
+    </w:p>
+    <w:p>
+      <w:pPr>
+        <w:pStyle w:val="ListeParagraf"/>
+        <w:numPr>
+          <w:ilvl w:val="0"/>
+          <w:numId w:val="2"/>
+        </w:numPr>
+        <w:spacing w:after="200" w:line="360" w:lineRule="auto"/>
+      </w:pPr>
+      <w:r>
+        <w:t>Watts, D. J., &amp; Strogatz, S. H. (1998). Collective dynamics of 'small-world' networks. Nature, 393(6684), 440-442.</w:t>
+      </w:r>
+    </w:p>
+    <w:p>
+      <w:pPr>
+        <w:pStyle w:val="ListeParagraf"/>
+        <w:numPr>
+          <w:ilvl w:val="0"/>
+          <w:numId w:val="2"/>
+        </w:numPr>
+        <w:spacing w:after="200" w:line="360" w:lineRule="auto"/>
+      </w:pPr>
+      <w:r>
+        <w:t>Albert, R., Jeong, H., &amp; Barabási, A.-L. (2000). Error and attack tolerance of complex networks. Nature, 406, 378-382.</w:t>
+      </w:r>
+    </w:p>
+    <w:p>
+      <w:pPr>
+        <w:pStyle w:val="ListeParagraf"/>
+        <w:numPr>
+          <w:ilvl w:val="0"/>
+          <w:numId w:val="2"/>
+        </w:numPr>
+        <w:spacing w:after="200" w:line="360" w:lineRule="auto"/>
+      </w:pPr>
+      <w:r>
+        <w:lastRenderedPageBreak/>
+        <w:t xml:space="preserve">Giri, S., Chaudhary, S., &amp; Gautam, B. (2024). Analyzing Social Networks of Actors in Movies and TV Shows. </w:t>
+      </w:r>
+      <w:proofErr w:type="gramStart"/>
+      <w:r>
+        <w:t>arXiv</w:t>
+      </w:r>
+      <w:proofErr w:type="gramEnd"/>
+      <w:r>
+        <w:t xml:space="preserve"> preprint arXiv:2411.00975.</w:t>
+      </w:r>
+    </w:p>
+    <w:p>
+      <w:pPr>
+        <w:pStyle w:val="ListeParagraf"/>
+        <w:numPr>
+          <w:ilvl w:val="0"/>
+          <w:numId w:val="2"/>
+        </w:numPr>
+        <w:spacing w:after="200" w:line="360" w:lineRule="auto"/>
+      </w:pPr>
+      <w:r>
+        <w:t>Gallos, L. K., Potiguar, F. Q., Andrade Jr, J. S., &amp; Makse, H. A. (2013). IMDB network revisited: Unveiling fractal and modular properties from a typical small-world network. PLOS ONE, 8(6), e66443.</w:t>
+      </w:r>
+    </w:p>
+    <w:p>
+      <w:pPr>
+        <w:pStyle w:val="Balk1"/>
+        <w:rPr>
+          <w:sz w:val="28"/>
+          <w:szCs w:val="28"/>
+        </w:rPr>
+      </w:pPr>
+      <w:bookmarkStart w:id="19" w:name="_Toc235405275"/>
+      <w:r>
+        <w:rPr>
+          <w:sz w:val="28"/>
+          <w:szCs w:val="28"/>
+        </w:rPr>
+        <w:t>7. Kodlar</w:t>
+      </w:r>
+      <w:bookmarkEnd w:id="19"/>
+    </w:p>
+    <w:p>
+      <w:pPr>
+        <w:spacing w:after="200" w:line="360" w:lineRule="auto"/>
+        <w:jc w:val="both"/>
+      </w:pPr>
+      <w:r>
+        <w:t>Projenin tüm kaynak kodu, aşağıdaki GitHub deposunda tutulmaktadır: https://github.com/Metekilic0/bil403-graph-teory. Kod tabanı şu modüllerden oluşmaktadır: build_graph.py (IMDb verisinin okunması, filtrelenmesi ve ağın kurulması), graph_utils.py (tüm graf metriklerini hesaplayan, bağımsız test edilebilir saf fonksiyonlar), analyze.py ve advanced_analysis.py (merkezilik, topluluk, kümelenme, dayanıklılık, ego ağı ve link prediction analizleri), structural_analysis.py (küçük-dünya testi, klik ve k-core analizleri), compare_genres.py (çoklu tür karşılaştırması) ve bipartite_analysis.py (bipartite graf kurulumu ve projeksiyon doğrulaması). Ayrıca tests/ klasöründe, gerçek IMDb verisine ihtiyaç duymadan çalışan 45 adet birim ve entegrasyon testi bulunmaktadır. Aşağıda kod tabanından üç temsili fonksiyon, ekran görüntüsü olarak ve altlarında kısa açıklamalarla sunulmuştur; tam kod ve çalıştırılmış çıktılarıyla birlikte notebook (projekod_231401028_Mete_Kilic.ipynb) yukarıdaki depoda ve ekli dosyalarda mevcuttur.</w:t>
       </w:r>
     </w:p>
     <w:p>
@@ -5399,10 +4442,10 @@
           <w:noProof/>
         </w:rPr>
         <w:drawing>
-          <wp:inline distT="0" distB="0" distL="0" distR="0" wp14:anchorId="6268F693" wp14:editId="5C4A7E8A">
-            <wp:extent cx="6120130" cy="2884805"/>
-            <wp:effectExtent l="0" t="0" r="0" b="0"/>
-            <wp:docPr id="127389410" name="Resim 1"/>
+          <wp:inline distT="0" distB="0" distL="0" distR="0" wp14:anchorId="346411F6" wp14:editId="76ECE646">
+            <wp:extent cx="6120130" cy="1332230"/>
+            <wp:effectExtent l="0" t="0" r="0" b="1270"/>
+            <wp:docPr id="1926376401" name="Resim 1"/>
             <wp:cNvGraphicFramePr>
               <a:graphicFrameLocks xmlns:a="http://schemas.openxmlformats.org/drawingml/2006/main" noChangeAspect="1"/>
             </wp:cNvGraphicFramePr>
@@ -5410,158 +4453,7 @@
               <a:graphicData uri="http://schemas.openxmlformats.org/drawingml/2006/picture">
                 <pic:pic xmlns:pic="http://schemas.openxmlformats.org/drawingml/2006/picture">
                   <pic:nvPicPr>
-                    <pic:cNvPr id="127389410" name=""/>
-                    <pic:cNvPicPr/>
-                  </pic:nvPicPr>
-                  <pic:blipFill>
-                    <a:blip r:embed="rId15"/>
-                    <a:stretch>
-                      <a:fillRect/>
-                    </a:stretch>
-                  </pic:blipFill>
-                  <pic:spPr>
-                    <a:xfrm>
-                      <a:off x="0" y="0"/>
-                      <a:ext cx="6120130" cy="2884805"/>
-                    </a:xfrm>
-                    <a:prstGeom prst="rect">
-                      <a:avLst/>
-                    </a:prstGeom>
-                  </pic:spPr>
-                </pic:pic>
-              </a:graphicData>
-            </a:graphic>
-          </wp:inline>
-        </w:drawing>
-      </w:r>
-    </w:p>
-    <w:p>
-      <w:pPr>
-        <w:spacing w:before="60" w:after="240"/>
-        <w:jc w:val="center"/>
-      </w:pPr>
-      <w:r>
-        <w:rPr>
-          <w:i/>
-          <w:iCs/>
-          <w:sz w:val="20"/>
-          <w:szCs w:val="20"/>
-        </w:rPr>
-        <w:t xml:space="preserve">Kod 1. </w:t>
-      </w:r>
-      <w:r>
-        <w:rPr>
-          <w:i/>
-          <w:iCs/>
-          <w:sz w:val="20"/>
-          <w:szCs w:val="20"/>
-        </w:rPr>
-        <w:t>build_graph</w:t>
-      </w:r>
-      <w:r>
-        <w:rPr>
-          <w:i/>
-          <w:iCs/>
-          <w:sz w:val="20"/>
-          <w:szCs w:val="20"/>
-        </w:rPr>
-        <w:t xml:space="preserve">.py içindeki </w:t>
-      </w:r>
-      <w:proofErr w:type="spellStart"/>
-      <w:r>
-        <w:rPr>
-          <w:i/>
-          <w:iCs/>
-          <w:sz w:val="20"/>
-          <w:szCs w:val="20"/>
-        </w:rPr>
-        <w:t>build_graph</w:t>
-      </w:r>
-      <w:proofErr w:type="spellEnd"/>
-      <w:r>
-        <w:rPr>
-          <w:i/>
-          <w:iCs/>
-          <w:sz w:val="20"/>
-          <w:szCs w:val="20"/>
-        </w:rPr>
-        <w:t xml:space="preserve"> </w:t>
-      </w:r>
-      <w:proofErr w:type="gramStart"/>
-      <w:r>
-        <w:rPr>
-          <w:i/>
-          <w:iCs/>
-          <w:sz w:val="20"/>
-          <w:szCs w:val="20"/>
-        </w:rPr>
-        <w:t>fonksiyonu -</w:t>
-      </w:r>
-      <w:proofErr w:type="gramEnd"/>
-      <w:r>
-        <w:rPr>
-          <w:i/>
-          <w:iCs/>
-          <w:sz w:val="20"/>
-          <w:szCs w:val="20"/>
-        </w:rPr>
-        <w:t xml:space="preserve"> oyuncu-oyuncu ağının kurulması.</w:t>
-      </w:r>
-    </w:p>
-    <w:p>
-      <w:pPr>
-        <w:spacing w:after="200" w:line="360" w:lineRule="auto"/>
-        <w:jc w:val="both"/>
-      </w:pPr>
-      <w:r>
-        <w:t>Bu fonksiyon, ham oyuncu-film kayıtlarından (</w:t>
-      </w:r>
-      <w:proofErr w:type="spellStart"/>
-      <w:r>
-        <w:t>cast_df</w:t>
-      </w:r>
-      <w:proofErr w:type="spellEnd"/>
-      <w:r>
-        <w:t>) oyuncu-oyuncu ağını kurar. Her film için o filmde oynayan oyuncular gruplanır, ardından bu oyuncuların ikili kombinasyonları arasına bir kenar çekilir; aynı iki oyuncu birden fazla filmde birlikte oynadıysa kenarın ağırlığı (</w:t>
-      </w:r>
-      <w:proofErr w:type="spellStart"/>
-      <w:r>
-        <w:t>weight</w:t>
-      </w:r>
-      <w:proofErr w:type="spellEnd"/>
-      <w:r>
-        <w:t>) artırılır. Bu, projedeki tüm analizlerin temelini oluşturan graf kurma adımıdır ve tests/test_build_graph.py içinde çeşitli senaryolarla (ortak film sayısı, tekrar eden kayıtlar, isim eşlemesi vb.) doğrulanmıştır.</w:t>
-      </w:r>
-    </w:p>
-    <w:p>
-      <w:pPr>
-        <w:spacing w:before="200"/>
-        <w:jc w:val="center"/>
-      </w:pPr>
-    </w:p>
-    <w:p>
-      <w:pPr>
-        <w:spacing w:before="200"/>
-        <w:jc w:val="center"/>
-      </w:pPr>
-      <w:r>
-        <w:rPr>
-          <w:noProof/>
-        </w:rPr>
-        <w:lastRenderedPageBreak/>
-        <w:drawing>
-          <wp:inline distT="0" distB="0" distL="0" distR="0" wp14:anchorId="53601BF5" wp14:editId="6F640FB7">
-            <wp:extent cx="6120130" cy="4559935"/>
-            <wp:effectExtent l="0" t="0" r="0" b="0"/>
-            <wp:docPr id="178627892" name="Resim 1"/>
-            <wp:cNvGraphicFramePr>
-              <a:graphicFrameLocks xmlns:a="http://schemas.openxmlformats.org/drawingml/2006/main" noChangeAspect="1"/>
-            </wp:cNvGraphicFramePr>
-            <a:graphic xmlns:a="http://schemas.openxmlformats.org/drawingml/2006/main">
-              <a:graphicData uri="http://schemas.openxmlformats.org/drawingml/2006/picture">
-                <pic:pic xmlns:pic="http://schemas.openxmlformats.org/drawingml/2006/picture">
-                  <pic:nvPicPr>
-                    <pic:cNvPr id="178627892" name=""/>
+                    <pic:cNvPr id="1926376401" name=""/>
                     <pic:cNvPicPr/>
                   </pic:nvPicPr>
                   <pic:blipFill>
@@ -5573,7 +4465,7 @@
                   <pic:spPr>
                     <a:xfrm>
                       <a:off x="0" y="0"/>
-                      <a:ext cx="6120130" cy="4559935"/>
+                      <a:ext cx="6120130" cy="1332230"/>
                     </a:xfrm>
                     <a:prstGeom prst="rect">
                       <a:avLst/>
@@ -5598,9 +4490,8 @@
           <w:sz w:val="20"/>
           <w:szCs w:val="20"/>
         </w:rPr>
-        <w:t xml:space="preserve">Kod 2. graph_utils.py içindeki </w:t>
-      </w:r>
-      <w:proofErr w:type="spellStart"/>
+        <w:t>Kod 1</w:t>
+      </w:r>
       <w:r>
         <w:rPr>
           <w:i/>
@@ -5608,9 +4499,8 @@
           <w:sz w:val="20"/>
           <w:szCs w:val="20"/>
         </w:rPr>
-        <w:t>small_world_metrics</w:t>
-      </w:r>
-      <w:proofErr w:type="spellEnd"/>
+        <w:t>. projekod_231401028_Mete_Kilic.ipynb</w:t>
+      </w:r>
       <w:r>
         <w:rPr>
           <w:i/>
@@ -5618,9 +4508,9 @@
           <w:sz w:val="20"/>
           <w:szCs w:val="20"/>
         </w:rPr>
-        <w:t xml:space="preserve"> </w:t>
-      </w:r>
-      <w:proofErr w:type="gramStart"/>
+        <w:t xml:space="preserve"> içindeki </w:t>
+      </w:r>
+      <w:proofErr w:type="spellStart"/>
       <w:r>
         <w:rPr>
           <w:i/>
@@ -5628,9 +4518,9 @@
           <w:sz w:val="20"/>
           <w:szCs w:val="20"/>
         </w:rPr>
-        <w:t>fonksiyonu -</w:t>
-      </w:r>
-      <w:proofErr w:type="gramEnd"/>
+        <w:t>build_graph</w:t>
+      </w:r>
+      <w:proofErr w:type="spellEnd"/>
       <w:r>
         <w:rPr>
           <w:i/>
@@ -5638,7 +4528,7 @@
           <w:sz w:val="20"/>
           <w:szCs w:val="20"/>
         </w:rPr>
-        <w:t xml:space="preserve"> küçük-dünya (sigma) testi.</w:t>
+        <w:t>- oyuncu-oyuncu ağının kurulması.</w:t>
       </w:r>
     </w:p>
     <w:p>
@@ -5647,33 +4537,7 @@
         <w:jc w:val="both"/>
       </w:pPr>
       <w:r>
-        <w:t>Bu fonksiyon, gerçek ağı aynı düğüm/kenar sayısına sahip rastgele graflarla karşılaştırarak Bulgular bölümünde (3.5) raporlanan σ=9,74 değerini üretir. Aynı düğüm/kenar sayısına sahip birden fazla rastgele graf (</w:t>
-      </w:r>
-      <w:proofErr w:type="spellStart"/>
-      <w:r>
-        <w:t>Erdős</w:t>
-      </w:r>
-      <w:proofErr w:type="spellEnd"/>
-      <w:r>
-        <w:t>–</w:t>
-      </w:r>
-      <w:proofErr w:type="spellStart"/>
-      <w:r>
-        <w:t>Rényi</w:t>
-      </w:r>
-      <w:proofErr w:type="spellEnd"/>
-      <w:r>
-        <w:t>, G(</w:t>
-      </w:r>
-      <w:proofErr w:type="spellStart"/>
-      <w:proofErr w:type="gramStart"/>
-      <w:r>
-        <w:t>n,m</w:t>
-      </w:r>
-      <w:proofErr w:type="spellEnd"/>
-      <w:proofErr w:type="gramEnd"/>
-      <w:r>
-        <w:t>)) üretilip bağlantılı çıkanların kümelenme katsayısı ve ortalama yol uzunluğu ortalaması alınır; bu ortalamalar gerçek ağın karşılık gelen değerleriyle oranlanarak sigma hesaplanır.</w:t>
+        <w:t>Bu fonksiyon, ham oyuncu-film kayıtlarından (cast_df) oyuncu-oyuncu ağını kurar. Her film için o filmde oynayan oyuncular gruplanır, ardından bu oyuncuların ikili kombinasyonları arasına bir kenar çekilir; aynı iki oyuncu birden fazla filmde birlikte oynadıysa kenarın ağırlığı (weight) artırılır. Bu, projedeki tüm analizlerin temelini oluşturan graf kurma adımıdır ve tests/test_build_graph.py içinde çeşitli senaryolarla (ortak film sayısı, tekrar eden kayıtlar, isim eşlemesi vb.) doğrulanmıştır.</w:t>
       </w:r>
     </w:p>
     <w:p>
@@ -5693,10 +4557,10 @@
         </w:rPr>
         <w:lastRenderedPageBreak/>
         <w:drawing>
-          <wp:inline distT="0" distB="0" distL="0" distR="0" wp14:anchorId="2372911B" wp14:editId="000CA682">
-            <wp:extent cx="6120130" cy="3959860"/>
-            <wp:effectExtent l="0" t="0" r="0" b="2540"/>
-            <wp:docPr id="754969034" name="Resim 1"/>
+          <wp:inline distT="0" distB="0" distL="0" distR="0" wp14:anchorId="3718ED18" wp14:editId="1192E5F0">
+            <wp:extent cx="6120130" cy="1412240"/>
+            <wp:effectExtent l="0" t="0" r="0" b="0"/>
+            <wp:docPr id="192374848" name="Resim 1"/>
             <wp:cNvGraphicFramePr>
               <a:graphicFrameLocks xmlns:a="http://schemas.openxmlformats.org/drawingml/2006/main" noChangeAspect="1"/>
             </wp:cNvGraphicFramePr>
@@ -5704,7 +4568,7 @@
               <a:graphicData uri="http://schemas.openxmlformats.org/drawingml/2006/picture">
                 <pic:pic xmlns:pic="http://schemas.openxmlformats.org/drawingml/2006/picture">
                   <pic:nvPicPr>
-                    <pic:cNvPr id="754969034" name=""/>
+                    <pic:cNvPr id="192374848" name=""/>
                     <pic:cNvPicPr/>
                   </pic:nvPicPr>
                   <pic:blipFill>
@@ -5716,7 +4580,7 @@
                   <pic:spPr>
                     <a:xfrm>
                       <a:off x="0" y="0"/>
-                      <a:ext cx="6120130" cy="3959860"/>
+                      <a:ext cx="6120130" cy="1412240"/>
                     </a:xfrm>
                     <a:prstGeom prst="rect">
                       <a:avLst/>
@@ -5741,9 +4605,8 @@
           <w:sz w:val="20"/>
           <w:szCs w:val="20"/>
         </w:rPr>
-        <w:t xml:space="preserve">Kod 3. graph_utils.py içindeki </w:t>
-      </w:r>
-      <w:proofErr w:type="spellStart"/>
+        <w:t xml:space="preserve">Kod 2. </w:t>
+      </w:r>
       <w:r>
         <w:rPr>
           <w:i/>
@@ -5751,9 +4614,8 @@
           <w:sz w:val="20"/>
           <w:szCs w:val="20"/>
         </w:rPr>
-        <w:t>robustness_simulation</w:t>
-      </w:r>
-      <w:proofErr w:type="spellEnd"/>
+        <w:t>projekod_231401028_Mete_Kilic.ipynb</w:t>
+      </w:r>
       <w:r>
         <w:rPr>
           <w:i/>
@@ -5761,9 +4623,9 @@
           <w:sz w:val="20"/>
           <w:szCs w:val="20"/>
         </w:rPr>
-        <w:t xml:space="preserve"> </w:t>
-      </w:r>
-      <w:proofErr w:type="gramStart"/>
+        <w:t xml:space="preserve"> içindeki </w:t>
+      </w:r>
+      <w:proofErr w:type="spellStart"/>
       <w:r>
         <w:rPr>
           <w:i/>
@@ -5771,9 +4633,8 @@
           <w:sz w:val="20"/>
           <w:szCs w:val="20"/>
         </w:rPr>
-        <w:t>fonksiyonu -</w:t>
-      </w:r>
-      <w:proofErr w:type="gramEnd"/>
+        <w:t>small_world_</w:t>
+      </w:r>
       <w:r>
         <w:rPr>
           <w:i/>
@@ -5781,7 +4642,26 @@
           <w:sz w:val="20"/>
           <w:szCs w:val="20"/>
         </w:rPr>
-        <w:t xml:space="preserve"> hedefli saldırı simülasyonu.</w:t>
+        <w:t>metrics</w:t>
+      </w:r>
+      <w:proofErr w:type="spellEnd"/>
+      <w:r>
+        <w:rPr>
+          <w:i/>
+          <w:iCs/>
+          <w:sz w:val="20"/>
+          <w:szCs w:val="20"/>
+        </w:rPr>
+        <w:t>-</w:t>
+      </w:r>
+      <w:r>
+        <w:rPr>
+          <w:i/>
+          <w:iCs/>
+          <w:sz w:val="20"/>
+          <w:szCs w:val="20"/>
+        </w:rPr>
+        <w:t xml:space="preserve"> küçük-dünya (sigma) testi.</w:t>
       </w:r>
     </w:p>
     <w:p>
@@ -5790,94 +4670,142 @@
         <w:jc w:val="both"/>
       </w:pPr>
       <w:r>
-        <w:t>Bu fonksiyon, Şekil 3'teki dayanıklılık testinin arkasındaki mantığı uygular: düğümler merkezilik skoruna göre büyükten küçüğe sıralanır ve tek tek çıkarılırken her adımda en büyük bağlantılı bileşenin boyutu kaydedilir. Aynı mantığın rastgele sıralamayla çalışan kardeş fonksiyonu (</w:t>
+        <w:t>Bu fonksiyon, gerçek ağı aynı düğüm/kenar sayısına sahip rastgele graflarla karşılaştırarak Bulgular bölümünde (3.5) raporlanan σ=9,74 değerini üretir. Aynı düğüm/kenar sayısına sahip birden fazla rastgele graf (Erdős–Rényi, G(</w:t>
+      </w:r>
+      <w:proofErr w:type="gramStart"/>
+      <w:r>
+        <w:t>n,m</w:t>
+      </w:r>
+      <w:proofErr w:type="gramEnd"/>
+      <w:r>
+        <w:t>)) üretilip bağlantılı çıkanların kümelenme katsayısı ve ortalama yol uzunluğu ortalaması alınır; bu ortalamalar gerçek ağın karşılık gelen değerleriyle oranlanarak sigma hesaplanır.</w:t>
+      </w:r>
+    </w:p>
+    <w:p>
+      <w:pPr>
+        <w:spacing w:before="200"/>
+        <w:jc w:val="center"/>
+      </w:pPr>
+      <w:r>
+        <w:rPr>
+          <w:noProof/>
+        </w:rPr>
+        <w:drawing>
+          <wp:inline distT="0" distB="0" distL="0" distR="0" wp14:anchorId="2DC312C7" wp14:editId="51BC0731">
+            <wp:extent cx="6120130" cy="1732280"/>
+            <wp:effectExtent l="0" t="0" r="0" b="1270"/>
+            <wp:docPr id="739858525" name="Resim 1"/>
+            <wp:cNvGraphicFramePr>
+              <a:graphicFrameLocks xmlns:a="http://schemas.openxmlformats.org/drawingml/2006/main" noChangeAspect="1"/>
+            </wp:cNvGraphicFramePr>
+            <a:graphic xmlns:a="http://schemas.openxmlformats.org/drawingml/2006/main">
+              <a:graphicData uri="http://schemas.openxmlformats.org/drawingml/2006/picture">
+                <pic:pic xmlns:pic="http://schemas.openxmlformats.org/drawingml/2006/picture">
+                  <pic:nvPicPr>
+                    <pic:cNvPr id="739858525" name=""/>
+                    <pic:cNvPicPr/>
+                  </pic:nvPicPr>
+                  <pic:blipFill>
+                    <a:blip r:embed="rId18"/>
+                    <a:stretch>
+                      <a:fillRect/>
+                    </a:stretch>
+                  </pic:blipFill>
+                  <pic:spPr>
+                    <a:xfrm>
+                      <a:off x="0" y="0"/>
+                      <a:ext cx="6120130" cy="1732280"/>
+                    </a:xfrm>
+                    <a:prstGeom prst="rect">
+                      <a:avLst/>
+                    </a:prstGeom>
+                  </pic:spPr>
+                </pic:pic>
+              </a:graphicData>
+            </a:graphic>
+          </wp:inline>
+        </w:drawing>
+      </w:r>
+    </w:p>
+    <w:p>
+      <w:pPr>
+        <w:spacing w:before="60" w:after="240"/>
+        <w:jc w:val="center"/>
+      </w:pPr>
+      <w:r>
+        <w:rPr>
+          <w:i/>
+          <w:iCs/>
+          <w:sz w:val="20"/>
+          <w:szCs w:val="20"/>
+        </w:rPr>
+        <w:t xml:space="preserve">Kod 3. </w:t>
+      </w:r>
+      <w:r>
+        <w:rPr>
+          <w:i/>
+          <w:iCs/>
+          <w:sz w:val="20"/>
+          <w:szCs w:val="20"/>
+        </w:rPr>
+        <w:t>projekod_231401028_Mete_Kilic.ipynb</w:t>
+      </w:r>
+      <w:r>
+        <w:rPr>
+          <w:i/>
+          <w:iCs/>
+          <w:sz w:val="20"/>
+          <w:szCs w:val="20"/>
+        </w:rPr>
+        <w:t xml:space="preserve"> içindeki </w:t>
       </w:r>
       <w:proofErr w:type="spellStart"/>
       <w:r>
-        <w:t>random_failure_simulation</w:t>
+        <w:rPr>
+          <w:i/>
+          <w:iCs/>
+          <w:sz w:val="20"/>
+          <w:szCs w:val="20"/>
+        </w:rPr>
+        <w:t>robustness_</w:t>
+      </w:r>
+      <w:r>
+        <w:rPr>
+          <w:i/>
+          <w:iCs/>
+          <w:sz w:val="20"/>
+          <w:szCs w:val="20"/>
+        </w:rPr>
+        <w:t>simulation</w:t>
       </w:r>
       <w:proofErr w:type="spellEnd"/>
       <w:r>
-        <w:t>) karşılaştırma senaryosunu oluşturur.</w:t>
-      </w:r>
-    </w:p>
-    <w:p>
-      <w:pPr>
-        <w:spacing w:after="200"/>
-        <w:jc w:val="center"/>
-      </w:pPr>
-      <w:r>
-        <w:t xml:space="preserve">Kaynak Kod/ </w:t>
-      </w:r>
-      <w:proofErr w:type="spellStart"/>
-      <w:r>
-        <w:t>Github</w:t>
-      </w:r>
-      <w:proofErr w:type="spellEnd"/>
-      <w:r>
-        <w:t xml:space="preserve"> linki: </w:t>
-      </w:r>
-      <w:hyperlink r:id="rId18" w:history="1">
-        <w:r>
-          <w:rPr>
-            <w:rStyle w:val="Kpr"/>
-          </w:rPr>
-          <w:t>https://github.com/Metekilic0/bil403-graph-teory</w:t>
-        </w:r>
-      </w:hyperlink>
-    </w:p>
-    <w:p>
-      <w:pPr>
-        <w:spacing w:after="200"/>
-        <w:ind w:left="708"/>
-        <w:rPr>
-          <w:b/>
-          <w:bCs/>
-          <w:color w:val="156082" w:themeColor="accent1"/>
-        </w:rPr>
-      </w:pPr>
-      <w:r>
-        <w:rPr>
-          <w:color w:val="156082" w:themeColor="accent1"/>
-        </w:rPr>
-        <w:t xml:space="preserve">       </w:t>
-      </w:r>
-      <w:r>
-        <w:rPr>
-          <w:color w:val="000000" w:themeColor="text1"/>
-        </w:rPr>
-        <w:t>Video Sunumu / Demo linki:</w:t>
-      </w:r>
-      <w:r>
-        <w:rPr>
-          <w:color w:val="156082" w:themeColor="accent1"/>
-        </w:rPr>
-        <w:t xml:space="preserve"> </w:t>
-      </w:r>
-      <w:hyperlink r:id="rId19" w:history="1">
-        <w:r>
-          <w:rPr>
-            <w:rStyle w:val="Kpr"/>
-          </w:rPr>
-          <w:t>https://youtu.be/1BS9KUG5KsA</w:t>
-        </w:r>
-      </w:hyperlink>
-      <w:r>
-        <w:rPr>
-          <w:color w:val="156082" w:themeColor="accent1"/>
-        </w:rPr>
-        <w:t xml:space="preserve"> </w:t>
-      </w:r>
-    </w:p>
-    <w:p>
-      <w:pPr>
-        <w:spacing w:after="200"/>
-        <w:jc w:val="center"/>
-        <w:rPr>
-          <w:b/>
-          <w:bCs/>
-        </w:rPr>
-      </w:pPr>
+        <w:rPr>
+          <w:i/>
+          <w:iCs/>
+          <w:sz w:val="20"/>
+          <w:szCs w:val="20"/>
+        </w:rPr>
+        <w:t>-</w:t>
+      </w:r>
+      <w:r>
+        <w:rPr>
+          <w:i/>
+          <w:iCs/>
+          <w:sz w:val="20"/>
+          <w:szCs w:val="20"/>
+        </w:rPr>
+        <w:t xml:space="preserve"> hedefli saldırı simülasyonu.</w:t>
+      </w:r>
+    </w:p>
+    <w:p>
+      <w:pPr>
+        <w:spacing w:after="200" w:line="360" w:lineRule="auto"/>
+        <w:jc w:val="both"/>
+      </w:pPr>
+      <w:r>
+        <w:t>Bu fonksiyon, Şekil 4'teki dayanıklılık testinin arkasındaki mantığı uygular: düğümler merkezilik skoruna göre büyükten küçüğe sıralanır ve tek tek çıkarılırken her adımda en büyük bağlantılı bileşenin boyutu kaydedilir. Aynı mantığın rastgele sıralamayla çalışan kardeş fonksiyonu (random_failure_simulation) karşılaştırma senaryosunu oluşturur.</w:t>
+      </w:r>
     </w:p>
     <w:p>
       <w:pPr>
@@ -5886,7 +4814,7 @@
       </w:pPr>
     </w:p>
     <w:sectPr>
-      <w:footerReference w:type="default" r:id="rId20"/>
+      <w:footerReference w:type="default" r:id="rId19"/>
       <w:pgSz w:w="11906" w:h="16838"/>
       <w:pgMar w:top="1134" w:right="1134" w:bottom="1134" w:left="1134" w:header="708" w:footer="708" w:gutter="0"/>
       <w:cols w:space="708"/>
@@ -5979,6 +4907,119 @@
 <file path=word/numbering.xml><?xml version="1.0" encoding="utf-8"?>
 <w:numbering xmlns:wpc="http://schemas.microsoft.com/office/word/2010/wordprocessingCanvas" xmlns:cx="http://schemas.microsoft.com/office/drawing/2014/chartex" xmlns:cx1="http://schemas.microsoft.com/office/drawing/2015/9/8/chartex" xmlns:cx2="http://schemas.microsoft.com/office/drawing/2015/10/21/chartex" xmlns:cx3="http://schemas.microsoft.com/office/drawing/2016/5/9/chartex" xmlns:cx4="http://schemas.microsoft.com/office/drawing/2016/5/10/chartex" xmlns:cx5="http://schemas.microsoft.com/office/drawing/2016/5/11/chartex" xmlns:cx6="http://schemas.microsoft.com/office/drawing/2016/5/12/chartex" xmlns:cx7="http://schemas.microsoft.com/office/drawing/2016/5/13/chartex" xmlns:cx8="http://schemas.microsoft.com/office/drawing/2016/5/14/chartex" xmlns:mc="http://schemas.openxmlformats.org/markup-compatibility/2006" xmlns:aink="http://schemas.microsoft.com/office/drawing/2016/ink" xmlns:am3d="http://schemas.microsoft.com/office/drawing/2017/model3d" xmlns:o="urn:schemas-microsoft-com:office:office" xmlns:oel="http://schemas.microsoft.com/office/2019/extlst" xmlns:r="http://schemas.openxmlformats.org/officeDocument/2006/relationships" xmlns:m="http://schemas.openxmlformats.org/officeDocument/2006/math" xmlns:v="urn:schemas-microsoft-com:vml" xmlns:wp14="http://schemas.microsoft.com/office/word/2010/wordprocessingDrawing" xmlns:wp="http://schemas.openxmlformats.org/drawingml/2006/wordprocessingDrawing" xmlns:w10="urn:schemas-microsoft-com:office:word" xmlns:w="http://schemas.openxmlformats.org/wordprocessingml/2006/main" xmlns:w14="http://schemas.microsoft.com/office/word/2010/wordml" xmlns:w15="http://schemas.microsoft.com/office/word/2012/wordml" xmlns:w16cex="http://schemas.microsoft.com/office/word/2018/wordml/cex" xmlns:w16cid="http://schemas.microsoft.com/office/word/2016/wordml/cid" xmlns:w16="http://schemas.microsoft.com/office/word/2018/wordml" xmlns:w16du="http://schemas.microsoft.com/office/word/2023/wordml/word16du" xmlns:w16sdtdh="http://schemas.microsoft.com/office/word/2020/wordml/sdtdatahash" xmlns:w16sdtfl="http://schemas.microsoft.com/office/word/2024/wordml/sdtformatlock" xmlns:w16se="http://schemas.microsoft.com/office/word/2015/wordml/symex" xmlns:wpg="http://schemas.microsoft.com/office/word/2010/wordprocessingGroup" xmlns:wpi="http://schemas.microsoft.com/office/word/2010/wordprocessingInk" xmlns:wne="http://schemas.microsoft.com/office/word/2006/wordml" xmlns:wps="http://schemas.microsoft.com/office/word/2010/wordprocessingShape" mc:Ignorable="w14 w15 w16se w16cid w16 w16cex w16sdtdh w16sdtfl w16du wp14">
   <w:abstractNum w:abstractNumId="0" w15:restartNumberingAfterBreak="0">
+    <w:nsid w:val="2F3670B8"/>
+    <w:multiLevelType w:val="hybridMultilevel"/>
+    <w:tmpl w:val="1B0E3350"/>
+    <w:lvl w:ilvl="0" w:tplc="041F0001">
+      <w:start w:val="1"/>
+      <w:numFmt w:val="bullet"/>
+      <w:lvlText w:val=""/>
+      <w:lvlJc w:val="left"/>
+      <w:pPr>
+        <w:ind w:left="720" w:hanging="360"/>
+      </w:pPr>
+      <w:rPr>
+        <w:rFonts w:ascii="Symbol" w:hAnsi="Symbol" w:hint="default"/>
+      </w:rPr>
+    </w:lvl>
+    <w:lvl w:ilvl="1" w:tplc="041F0003" w:tentative="1">
+      <w:start w:val="1"/>
+      <w:numFmt w:val="bullet"/>
+      <w:lvlText w:val="o"/>
+      <w:lvlJc w:val="left"/>
+      <w:pPr>
+        <w:ind w:left="1440" w:hanging="360"/>
+      </w:pPr>
+      <w:rPr>
+        <w:rFonts w:ascii="Courier New" w:hAnsi="Courier New" w:cs="Courier New" w:hint="default"/>
+      </w:rPr>
+    </w:lvl>
+    <w:lvl w:ilvl="2" w:tplc="041F0005" w:tentative="1">
+      <w:start w:val="1"/>
+      <w:numFmt w:val="bullet"/>
+      <w:lvlText w:val=""/>
+      <w:lvlJc w:val="left"/>
+      <w:pPr>
+        <w:ind w:left="2160" w:hanging="360"/>
+      </w:pPr>
+      <w:rPr>
+        <w:rFonts w:ascii="Wingdings" w:hAnsi="Wingdings" w:hint="default"/>
+      </w:rPr>
+    </w:lvl>
+    <w:lvl w:ilvl="3" w:tplc="041F0001" w:tentative="1">
+      <w:start w:val="1"/>
+      <w:numFmt w:val="bullet"/>
+      <w:lvlText w:val=""/>
+      <w:lvlJc w:val="left"/>
+      <w:pPr>
+        <w:ind w:left="2880" w:hanging="360"/>
+      </w:pPr>
+      <w:rPr>
+        <w:rFonts w:ascii="Symbol" w:hAnsi="Symbol" w:hint="default"/>
+      </w:rPr>
+    </w:lvl>
+    <w:lvl w:ilvl="4" w:tplc="041F0003" w:tentative="1">
+      <w:start w:val="1"/>
+      <w:numFmt w:val="bullet"/>
+      <w:lvlText w:val="o"/>
+      <w:lvlJc w:val="left"/>
+      <w:pPr>
+        <w:ind w:left="3600" w:hanging="360"/>
+      </w:pPr>
+      <w:rPr>
+        <w:rFonts w:ascii="Courier New" w:hAnsi="Courier New" w:cs="Courier New" w:hint="default"/>
+      </w:rPr>
+    </w:lvl>
+    <w:lvl w:ilvl="5" w:tplc="041F0005" w:tentative="1">
+      <w:start w:val="1"/>
+      <w:numFmt w:val="bullet"/>
+      <w:lvlText w:val=""/>
+      <w:lvlJc w:val="left"/>
+      <w:pPr>
+        <w:ind w:left="4320" w:hanging="360"/>
+      </w:pPr>
+      <w:rPr>
+        <w:rFonts w:ascii="Wingdings" w:hAnsi="Wingdings" w:hint="default"/>
+      </w:rPr>
+    </w:lvl>
+    <w:lvl w:ilvl="6" w:tplc="041F0001" w:tentative="1">
+      <w:start w:val="1"/>
+      <w:numFmt w:val="bullet"/>
+      <w:lvlText w:val=""/>
+      <w:lvlJc w:val="left"/>
+      <w:pPr>
+        <w:ind w:left="5040" w:hanging="360"/>
+      </w:pPr>
+      <w:rPr>
+        <w:rFonts w:ascii="Symbol" w:hAnsi="Symbol" w:hint="default"/>
+      </w:rPr>
+    </w:lvl>
+    <w:lvl w:ilvl="7" w:tplc="041F0003" w:tentative="1">
+      <w:start w:val="1"/>
+      <w:numFmt w:val="bullet"/>
+      <w:lvlText w:val="o"/>
+      <w:lvlJc w:val="left"/>
+      <w:pPr>
+        <w:ind w:left="5760" w:hanging="360"/>
+      </w:pPr>
+      <w:rPr>
+        <w:rFonts w:ascii="Courier New" w:hAnsi="Courier New" w:cs="Courier New" w:hint="default"/>
+      </w:rPr>
+    </w:lvl>
+    <w:lvl w:ilvl="8" w:tplc="041F0005" w:tentative="1">
+      <w:start w:val="1"/>
+      <w:numFmt w:val="bullet"/>
+      <w:lvlText w:val=""/>
+      <w:lvlJc w:val="left"/>
+      <w:pPr>
+        <w:ind w:left="6480" w:hanging="360"/>
+      </w:pPr>
+      <w:rPr>
+        <w:rFonts w:ascii="Wingdings" w:hAnsi="Wingdings" w:hint="default"/>
+      </w:rPr>
+    </w:lvl>
+  </w:abstractNum>
+  <w:abstractNum w:abstractNumId="1" w15:restartNumberingAfterBreak="0">
     <w:nsid w:val="5E3274A1"/>
     <w:multiLevelType w:val="hybridMultilevel"/>
     <w:tmpl w:val="C72EB13E"/>
@@ -6065,10 +5106,13 @@
     </w:lvl>
   </w:abstractNum>
   <w:num w:numId="1" w16cid:durableId="1360546545">
-    <w:abstractNumId w:val="0"/>
+    <w:abstractNumId w:val="1"/>
     <w:lvlOverride w:ilvl="0">
       <w:startOverride w:val="1"/>
     </w:lvlOverride>
+  </w:num>
+  <w:num w:numId="2" w16cid:durableId="216431685">
+    <w:abstractNumId w:val="0"/>
   </w:num>
 </w:numbering>
 </file>
@@ -6558,6 +5602,7 @@
   <w:style w:type="character" w:default="1" w:styleId="VarsaylanParagrafYazTipi">
     <w:name w:val="Default Paragraph Font"/>
     <w:uiPriority w:val="1"/>
+    <w:semiHidden/>
     <w:unhideWhenUsed/>
   </w:style>
   <w:style w:type="table" w:default="1" w:styleId="NormalTablo">
@@ -6680,7 +5725,7 @@
     <w:autoRedefine/>
     <w:uiPriority w:val="39"/>
     <w:unhideWhenUsed/>
-    <w:rsid w:val="00D973E4"/>
+    <w:rsid w:val="00522D70"/>
     <w:pPr>
       <w:tabs>
         <w:tab w:val="right" w:leader="dot" w:pos="9628"/>
@@ -6688,8 +5733,10 @@
       <w:spacing w:after="100"/>
     </w:pPr>
     <w:rPr>
+      <w:b/>
+      <w:bCs/>
       <w:noProof/>
-      <w:color w:val="156082" w:themeColor="accent1"/>
+      <w:color w:val="0E2841" w:themeColor="text2"/>
     </w:rPr>
   </w:style>
   <w:style w:type="paragraph" w:styleId="T2">

--- a/docs/projeraporu_231401028_Mete_Kilic.docx
+++ b/docs/projeraporu_231401028_Mete_Kilic.docx
@@ -722,30 +722,24 @@
             <w:pStyle w:val="T1"/>
             <w:rPr>
               <w:rFonts w:asciiTheme="minorHAnsi" w:eastAsiaTheme="minorEastAsia" w:hAnsiTheme="minorHAnsi" w:cstheme="minorBidi"/>
-              <w:color w:val="auto"/>
               <w:kern w:val="2"/>
               <w14:ligatures w14:val="standardContextual"/>
             </w:rPr>
           </w:pPr>
           <w:r>
-            <w:rPr>
-              <w:color w:val="156082" w:themeColor="accent1"/>
-            </w:rPr>
             <w:fldChar w:fldCharType="begin"/>
           </w:r>
           <w:r>
             <w:instrText>TOC \h \o "1-2"</w:instrText>
           </w:r>
           <w:r>
-            <w:rPr>
-              <w:color w:val="156082" w:themeColor="accent1"/>
-            </w:rPr>
             <w:fldChar w:fldCharType="separate"/>
           </w:r>
           <w:hyperlink w:anchor="_Toc235405256" w:history="1">
             <w:r>
               <w:rPr>
                 <w:rStyle w:val="Kpr"/>
+                <w:color w:val="156082" w:themeColor="accent1"/>
               </w:rPr>
               <w:t>Özet</w:t>
             </w:r>
@@ -774,7 +768,6 @@
             <w:pStyle w:val="T1"/>
             <w:rPr>
               <w:rFonts w:asciiTheme="minorHAnsi" w:eastAsiaTheme="minorEastAsia" w:hAnsiTheme="minorHAnsi" w:cstheme="minorBidi"/>
-              <w:color w:val="auto"/>
               <w:kern w:val="2"/>
               <w14:ligatures w14:val="standardContextual"/>
             </w:rPr>
@@ -783,6 +776,7 @@
             <w:r>
               <w:rPr>
                 <w:rStyle w:val="Kpr"/>
+                <w:color w:val="156082" w:themeColor="accent1"/>
               </w:rPr>
               <w:t>1. Giriş</w:t>
             </w:r>
@@ -811,7 +805,6 @@
             <w:pStyle w:val="T1"/>
             <w:rPr>
               <w:rFonts w:asciiTheme="minorHAnsi" w:eastAsiaTheme="minorEastAsia" w:hAnsiTheme="minorHAnsi" w:cstheme="minorBidi"/>
-              <w:color w:val="auto"/>
               <w:kern w:val="2"/>
               <w14:ligatures w14:val="standardContextual"/>
             </w:rPr>
@@ -820,6 +813,7 @@
             <w:r>
               <w:rPr>
                 <w:rStyle w:val="Kpr"/>
+                <w:color w:val="156082" w:themeColor="accent1"/>
               </w:rPr>
               <w:t>2. Metotlar</w:t>
             </w:r>
@@ -1348,7 +1342,7 @@
             <w:r>
               <w:rPr>
                 <w:rStyle w:val="Kpr"/>
-                <w:color w:val="0E2841" w:themeColor="text2"/>
+                <w:color w:val="156082" w:themeColor="accent1"/>
               </w:rPr>
               <w:t>3. Bulgular</w:t>
             </w:r>
@@ -1877,7 +1871,7 @@
             <w:r>
               <w:rPr>
                 <w:rStyle w:val="Kpr"/>
-                <w:color w:val="0E2841" w:themeColor="text2"/>
+                <w:color w:val="156082" w:themeColor="accent1"/>
               </w:rPr>
               <w:t>4. Sonuçlar</w:t>
             </w:r>
@@ -1914,7 +1908,7 @@
             <w:r>
               <w:rPr>
                 <w:rStyle w:val="Kpr"/>
-                <w:color w:val="0E2841" w:themeColor="text2"/>
+                <w:color w:val="156082" w:themeColor="accent1"/>
               </w:rPr>
               <w:t>5. Tartışma</w:t>
             </w:r>
@@ -1951,7 +1945,7 @@
             <w:r>
               <w:rPr>
                 <w:rStyle w:val="Kpr"/>
-                <w:color w:val="0E2841" w:themeColor="text2"/>
+                <w:color w:val="156082" w:themeColor="accent1"/>
               </w:rPr>
               <w:t>6. Kaynakça</w:t>
             </w:r>
@@ -1988,7 +1982,7 @@
             <w:r>
               <w:rPr>
                 <w:rStyle w:val="Kpr"/>
-                <w:color w:val="0E2841" w:themeColor="text2"/>
+                <w:color w:val="156082" w:themeColor="accent1"/>
               </w:rPr>
               <w:t>7. Kodlar</w:t>
             </w:r>
@@ -3259,7 +3253,27 @@
         <w:jc w:val="both"/>
       </w:pPr>
       <w:r>
-        <w:t xml:space="preserve">Louvain algoritması en büyük bileşende 9 topluluk tespit etmiş, modularity skoru 0,797 olarak </w:t>
+        <w:t xml:space="preserve">Louvain algoritması en büyük bileşende </w:t>
+      </w:r>
+      <w:r>
+        <w:t xml:space="preserve">10 </w:t>
+      </w:r>
+      <w:r>
+        <w:t xml:space="preserve">topluluk tespit etmiş, </w:t>
+      </w:r>
+      <w:proofErr w:type="spellStart"/>
+      <w:r>
+        <w:t>modularity</w:t>
+      </w:r>
+      <w:proofErr w:type="spellEnd"/>
+      <w:r>
+        <w:t xml:space="preserve"> skoru </w:t>
+      </w:r>
+      <w:r>
+        <w:t>0,803</w:t>
+      </w:r>
+      <w:r>
+        <w:t xml:space="preserve"> olarak </w:t>
       </w:r>
       <w:proofErr w:type="gramStart"/>
       <w:r>
@@ -4508,27 +4522,7 @@
           <w:sz w:val="20"/>
           <w:szCs w:val="20"/>
         </w:rPr>
-        <w:t xml:space="preserve"> içindeki </w:t>
-      </w:r>
-      <w:proofErr w:type="spellStart"/>
-      <w:r>
-        <w:rPr>
-          <w:i/>
-          <w:iCs/>
-          <w:sz w:val="20"/>
-          <w:szCs w:val="20"/>
-        </w:rPr>
-        <w:t>build_graph</w:t>
-      </w:r>
-      <w:proofErr w:type="spellEnd"/>
-      <w:r>
-        <w:rPr>
-          <w:i/>
-          <w:iCs/>
-          <w:sz w:val="20"/>
-          <w:szCs w:val="20"/>
-        </w:rPr>
-        <w:t>- oyuncu-oyuncu ağının kurulması.</w:t>
+        <w:t xml:space="preserve"> içindeki oyuncu-oyuncu ağının kurulması.</w:t>
       </w:r>
     </w:p>
     <w:p>
@@ -4623,45 +4617,7 @@
           <w:sz w:val="20"/>
           <w:szCs w:val="20"/>
         </w:rPr>
-        <w:t xml:space="preserve"> içindeki </w:t>
-      </w:r>
-      <w:proofErr w:type="spellStart"/>
-      <w:r>
-        <w:rPr>
-          <w:i/>
-          <w:iCs/>
-          <w:sz w:val="20"/>
-          <w:szCs w:val="20"/>
-        </w:rPr>
-        <w:t>small_world_</w:t>
-      </w:r>
-      <w:r>
-        <w:rPr>
-          <w:i/>
-          <w:iCs/>
-          <w:sz w:val="20"/>
-          <w:szCs w:val="20"/>
-        </w:rPr>
-        <w:t>metrics</w:t>
-      </w:r>
-      <w:proofErr w:type="spellEnd"/>
-      <w:r>
-        <w:rPr>
-          <w:i/>
-          <w:iCs/>
-          <w:sz w:val="20"/>
-          <w:szCs w:val="20"/>
-        </w:rPr>
-        <w:t>-</w:t>
-      </w:r>
-      <w:r>
-        <w:rPr>
-          <w:i/>
-          <w:iCs/>
-          <w:sz w:val="20"/>
-          <w:szCs w:val="20"/>
-        </w:rPr>
-        <w:t xml:space="preserve"> küçük-dünya (sigma) testi.</w:t>
+        <w:t xml:space="preserve"> içindeki küçük-dünya (sigma) testi.</w:t>
       </w:r>
     </w:p>
     <w:p>
@@ -4757,45 +4713,7 @@
           <w:sz w:val="20"/>
           <w:szCs w:val="20"/>
         </w:rPr>
-        <w:t xml:space="preserve"> içindeki </w:t>
-      </w:r>
-      <w:proofErr w:type="spellStart"/>
-      <w:r>
-        <w:rPr>
-          <w:i/>
-          <w:iCs/>
-          <w:sz w:val="20"/>
-          <w:szCs w:val="20"/>
-        </w:rPr>
-        <w:t>robustness_</w:t>
-      </w:r>
-      <w:r>
-        <w:rPr>
-          <w:i/>
-          <w:iCs/>
-          <w:sz w:val="20"/>
-          <w:szCs w:val="20"/>
-        </w:rPr>
-        <w:t>simulation</w:t>
-      </w:r>
-      <w:proofErr w:type="spellEnd"/>
-      <w:r>
-        <w:rPr>
-          <w:i/>
-          <w:iCs/>
-          <w:sz w:val="20"/>
-          <w:szCs w:val="20"/>
-        </w:rPr>
-        <w:t>-</w:t>
-      </w:r>
-      <w:r>
-        <w:rPr>
-          <w:i/>
-          <w:iCs/>
-          <w:sz w:val="20"/>
-          <w:szCs w:val="20"/>
-        </w:rPr>
-        <w:t xml:space="preserve"> hedefli saldırı simülasyonu.</w:t>
+        <w:t xml:space="preserve"> içindeki hedefli saldırı simülasyonu.</w:t>
       </w:r>
     </w:p>
     <w:p>
@@ -5725,7 +5643,7 @@
     <w:autoRedefine/>
     <w:uiPriority w:val="39"/>
     <w:unhideWhenUsed/>
-    <w:rsid w:val="00522D70"/>
+    <w:rsid w:val="00CE797A"/>
     <w:pPr>
       <w:tabs>
         <w:tab w:val="right" w:leader="dot" w:pos="9628"/>
@@ -5736,7 +5654,7 @@
       <w:b/>
       <w:bCs/>
       <w:noProof/>
-      <w:color w:val="0E2841" w:themeColor="text2"/>
+      <w:color w:val="156082" w:themeColor="accent1"/>
     </w:rPr>
   </w:style>
   <w:style w:type="paragraph" w:styleId="T2">

--- a/docs/projeraporu_231401028_Mete_Kilic.docx
+++ b/docs/projeraporu_231401028_Mete_Kilic.docx
@@ -260,29 +260,7 @@
           <w:sz w:val="26"/>
           <w:szCs w:val="26"/>
         </w:rPr>
-        <w:t xml:space="preserve">Film Oyuncu </w:t>
-      </w:r>
-      <w:proofErr w:type="gramStart"/>
-      <w:r>
-        <w:rPr>
-          <w:b/>
-          <w:bCs/>
-          <w:color w:val="156082" w:themeColor="accent1"/>
-          <w:sz w:val="26"/>
-          <w:szCs w:val="26"/>
-        </w:rPr>
-        <w:t>İşbirliği</w:t>
-      </w:r>
-      <w:proofErr w:type="gramEnd"/>
-      <w:r>
-        <w:rPr>
-          <w:b/>
-          <w:bCs/>
-          <w:color w:val="156082" w:themeColor="accent1"/>
-          <w:sz w:val="26"/>
-          <w:szCs w:val="26"/>
-        </w:rPr>
-        <w:t xml:space="preserve"> Ağının Graf Teorisi ile Analizi</w:t>
+        <w:t>Film Oyuncu İşbirliği Ağının Graf Teorisi ile Analizi</w:t>
       </w:r>
     </w:p>
     <w:p>
@@ -704,18 +682,14 @@
     <w:sdt>
       <w:sdtPr>
         <w:rPr>
+          <w:b w:val="0"/>
+          <w:bCs w:val="0"/>
           <w:noProof w:val="0"/>
           <w:color w:val="auto"/>
         </w:rPr>
         <w:alias w:val="İçindekiler"/>
         <w:id w:val="1730421503"/>
       </w:sdtPr>
-      <w:sdtEndPr>
-        <w:rPr>
-          <w:b w:val="0"/>
-          <w:bCs w:val="0"/>
-        </w:rPr>
-      </w:sdtEndPr>
       <w:sdtContent>
         <w:p>
           <w:pPr>
@@ -2047,15 +2021,7 @@
         <w:jc w:val="both"/>
       </w:pPr>
       <w:r>
-        <w:t xml:space="preserve">Bu çalışmada, IMDb Non-Commercial Datasets kaynağından elde edilen verilerle bir gerilim (thriller) filmi oyuncu </w:t>
-      </w:r>
-      <w:proofErr w:type="gramStart"/>
-      <w:r>
-        <w:t>işbirliği</w:t>
-      </w:r>
-      <w:proofErr w:type="gramEnd"/>
-      <w:r>
-        <w:t xml:space="preserve"> ağı kurulmuş ve bu ağ üzerinde çeşitli graf teorisi ve sosyal ağ analizi yöntemleri uygulanmıştır. Ağ, oyuncu-film iki parçalı (bipartite) grafının oyuncu-oyuncu ağına projeksiyonu olarak modellenmiş; 800 filmden oluşan örneklemde 6.482 oyuncu ve 27.359 kenar tespit edilmiş, analizler 226 oyuncudan oluşan en büyük bağlantılı bileşen üzerinden yürütülmüştür. Beş farklı merkezilik ölçütü (derece, arasındalık, özvektör, yakınlık, PageRank), Louvain topluluk tespiti, kümelenme katsayısı, çap, derece asortativitesi, kesme noktaları, hedefli saldırı/rastgele arıza karşılaştırmalı ağ dayanıklılık testi, küçük-dünya (small-world) istatistiği, klik ve k-core analizleri ile basit bir link prediction yöntemi uygulanmıştır. Ayrıca aynı yöntem Comedy ve Horror türlerine de uygulanarak türler arası yapısal farklılıklar karşılaştırılmıştır. Bulgular, ağın güçlü bir küçük-dünya yapısına (σ=9,74) ve yüksek modularity değerine (0,80) sahip olduğunu; az sayıda merkezi oyuncunun aynı zamanda ağın kesme noktaları olduğunu ve hedefli saldırılara karşı belirgin biçimde kırılgan olduğunu göstermiştir. Ayrıca oyuncu-film iki parçalı grafının projeksiyonu, doğrudan yöntemle üretilen ağla birebir tutarlı bulunarak yöntemin doğruluğu ayrıca sınanmıştır. Tür karşılaştırmasında ise Comedy filmlerinin oyuncu ağının Thriller ve Horror türlerine kıyasla belirgin şekilde daha düşük bir kümelenme katsayısına sahip olduğu gözlemlenmiştir.</w:t>
+        <w:t>Bu çalışmada, IMDb Non-Commercial Datasets kaynağından elde edilen verilerle bir gerilim (thriller) filmi oyuncu işbirliği ağı kurulmuş ve bu ağ üzerinde çeşitli graf teorisi ve sosyal ağ analizi yöntemleri uygulanmıştır. Ağ, oyuncu-film iki parçalı (bipartite) grafının oyuncu-oyuncu ağına projeksiyonu olarak modellenmiş; 800 filmden oluşan örneklemde 6.482 oyuncu ve 27.359 kenar tespit edilmiş, analizler 226 oyuncudan oluşan en büyük bağlantılı bileşen üzerinden yürütülmüştür. Beş farklı merkezilik ölçütü (derece, arasındalık, özvektör, yakınlık, PageRank), Louvain topluluk tespiti, kümelenme katsayısı, çap, derece asortativitesi, kesme noktaları, hedefli saldırı/rastgele arıza karşılaştırmalı ağ dayanıklılık testi, küçük-dünya (small-world) istatistiği, klik ve k-core analizleri ile basit bir link prediction yöntemi uygulanmıştır. Ayrıca aynı yöntem Comedy ve Horror türlerine de uygulanarak türler arası yapısal farklılıklar karşılaştırılmıştır. Bulgular, ağın güçlü bir küçük-dünya yapısına (σ=9,74) ve yüksek modularity değerine (0,80) sahip olduğunu; az sayıda merkezi oyuncunun aynı zamanda ağın kesme noktaları olduğunu ve hedefli saldırılara karşı belirgin biçimde kırılgan olduğunu göstermiştir. Ayrıca oyuncu-film iki parçalı grafının projeksiyonu, doğrudan yöntemle üretilen ağla birebir tutarlı bulunarak yöntemin doğruluğu ayrıca sınanmıştır. Tür karşılaştırmasında ise Comedy filmlerinin oyuncu ağının Thriller ve Horror türlerine kıyasla belirgin şekilde daha düşük bir kümelenme katsayısına sahip olduğu gözlemlenmiştir.</w:t>
       </w:r>
     </w:p>
     <w:p>
@@ -2082,15 +2048,7 @@
         <w:jc w:val="both"/>
       </w:pPr>
       <w:r>
-        <w:t xml:space="preserve">Bu projede, gerilim (thriller) filmlerinde birlikte rol almış oyuncular arasındaki </w:t>
-      </w:r>
-      <w:proofErr w:type="gramStart"/>
-      <w:r>
-        <w:t>işbirliği</w:t>
-      </w:r>
-      <w:proofErr w:type="gramEnd"/>
-      <w:r>
-        <w:t xml:space="preserve"> ilişkileri bir graf üzerinde modellenmiş; merkezilik, topluluk tespiti, küçük-dünya olgusu ve ağ dayanıklılığı gibi sosyal ağ analizi yöntemleri uygulanmıştır. Amaç, "Kevin Bacon'ın altı derecesi" gibi popüler fenomenlerin arkasındaki matematiksel yapıyı somut bir veri kümesinde incelemektir.</w:t>
+        <w:t>Bu projede, gerilim (thriller) filmlerinde birlikte rol almış oyuncular arasındaki işbirliği ilişkileri bir graf üzerinde modellenmiş; merkezilik, topluluk tespiti, küçük-dünya olgusu ve ağ dayanıklılığı gibi sosyal ağ analizi yöntemleri uygulanmıştır. Amaç, "Kevin Bacon'ın altı derecesi" gibi popüler fenomenlerin arkasındaki matematiksel yapıyı somut bir veri kümesinde incelemektir.</w:t>
       </w:r>
     </w:p>
     <w:p>
@@ -2099,23 +2057,7 @@
         <w:jc w:val="both"/>
       </w:pPr>
       <w:r>
-        <w:t xml:space="preserve">Bu doğrultuda çalışma özelde şu araştırma sorularına yanıt aramaktadır: (1) Oyuncu </w:t>
-      </w:r>
-      <w:proofErr w:type="gramStart"/>
-      <w:r>
-        <w:t>işbirliği</w:t>
-      </w:r>
-      <w:proofErr w:type="gramEnd"/>
-      <w:r>
-        <w:t xml:space="preserve"> ağı gerçekten küçük-dünya özelliği taşıyor mu? (2) Ağın merkezinde hangi oyuncular yer alıyor ve bu, kullanılan merkezilik ölçütüne göre değişiyor mu? (3) Ağ, hedefli saldırılara karşı ne kadar dayanıklı? (4) Film türü, oyuncuların </w:t>
-      </w:r>
-      <w:proofErr w:type="gramStart"/>
-      <w:r>
-        <w:t>işbirliği</w:t>
-      </w:r>
-      <w:proofErr w:type="gramEnd"/>
-      <w:r>
-        <w:t xml:space="preserve"> örüntüsünü etkiliyor mu?</w:t>
+        <w:t>Bu doğrultuda çalışma özelde şu araştırma sorularına yanıt aramaktadır: (1) Oyuncu işbirliği ağı gerçekten küçük-dünya özelliği taşıyor mu? (2) Ağın merkezinde hangi oyuncular yer alıyor ve bu, kullanılan merkezilik ölçütüne göre değişiyor mu? (3) Ağ, hedefli saldırılara karşı ne kadar dayanıklı? (4) Film türü, oyuncuların işbirliği örüntüsünü etkiliyor mu?</w:t>
       </w:r>
     </w:p>
     <w:p>
@@ -2124,39 +2066,7 @@
         <w:jc w:val="both"/>
       </w:pPr>
       <w:r>
-        <w:t xml:space="preserve">Kullanılan veri, IMDb'nin araştırma ve eğitim amaçlı ücretsiz sunduğu Non-Commercial Datasets kaynağından alınmış olup IMDb ve katkı sağlayan geniş bir kullanıcı topluluğu tarafından sürekli güncellenmektedir. Dört tablo kullanılmıştır: </w:t>
-      </w:r>
-      <w:proofErr w:type="gramStart"/>
-      <w:r>
-        <w:t>title.basics</w:t>
-      </w:r>
-      <w:proofErr w:type="gramEnd"/>
-      <w:r>
-        <w:t xml:space="preserve"> (film kimliği, türü, yılı), </w:t>
-      </w:r>
-      <w:proofErr w:type="gramStart"/>
-      <w:r>
-        <w:t>title.principals</w:t>
-      </w:r>
-      <w:proofErr w:type="gramEnd"/>
-      <w:r>
-        <w:t xml:space="preserve"> (oyuncu-film kadro bilgisi), </w:t>
-      </w:r>
-      <w:proofErr w:type="gramStart"/>
-      <w:r>
-        <w:t>name.basics</w:t>
-      </w:r>
-      <w:proofErr w:type="gramEnd"/>
-      <w:r>
-        <w:t xml:space="preserve"> (oyuncu isimleri) ve </w:t>
-      </w:r>
-      <w:proofErr w:type="gramStart"/>
-      <w:r>
-        <w:t>title.ratings</w:t>
-      </w:r>
-      <w:proofErr w:type="gramEnd"/>
-      <w:r>
-        <w:t xml:space="preserve"> (popülerlik/oy sayısı). Bu veriler birleştirilerek önce bir oyuncu-film iki parçalı (bipartite) graf, ardından bunun oyuncu-oyuncu ağına projeksiyonu elde edilmiştir: aynı filmde oynayan oyuncular arasında, ortak film sayısı kadar ağırlıklı bir kenar oluşturulmuştur.</w:t>
+        <w:t>Kullanılan veri, IMDb'nin araştırma ve eğitim amaçlı ücretsiz sunduğu Non-Commercial Datasets kaynağından alınmış olup IMDb ve katkı sağlayan geniş bir kullanıcı topluluğu tarafından sürekli güncellenmektedir. Dört tablo kullanılmıştır: title.basics (film kimliği, türü, yılı), title.principals (oyuncu-film kadro bilgisi), name.basics (oyuncu isimleri) ve title.ratings (popülerlik/oy sayısı). Bu veriler birleştirilerek önce bir oyuncu-film iki parçalı (bipartite) graf, ardından bunun oyuncu-oyuncu ağına projeksiyonu elde edilmiştir: aynı filmde oynayan oyuncular arasında, ortak film sayısı kadar ağırlıklı bir kenar oluşturulmuştur.</w:t>
       </w:r>
     </w:p>
     <w:p>
@@ -2175,15 +2085,7 @@
         <w:jc w:val="both"/>
       </w:pPr>
       <w:r>
-        <w:t xml:space="preserve">Bu tür ağlar sosyal ağ biliminde köklü bir yere sahiptir: Watts ve Strogatz (1998) küçük-dünya ağlarını tanımlarken örneklerinden birini bir film-oyuncu ağından seçmiş; Albert, Jeong ve Barabási (2000) ise ağların hedefli saldırılara kırılgan olabileceğini </w:t>
-      </w:r>
-      <w:proofErr w:type="gramStart"/>
-      <w:r>
-        <w:t>göstermiştir -</w:t>
-      </w:r>
-      <w:proofErr w:type="gramEnd"/>
-      <w:r>
-        <w:t xml:space="preserve"> bu iki çalışma sırasıyla küçük-dünya ve dayanıklılık testlerimizin referans noktasıdır.</w:t>
+        <w:t>Bu tür ağlar sosyal ağ biliminde köklü bir yere sahiptir: Watts ve Strogatz (1998) küçük-dünya ağlarını tanımlarken örneklerinden birini bir film-oyuncu ağından seçmiş; Albert, Jeong ve Barabási (2000) ise ağların hedefli saldırılara kırılgan olabileceğini göstermiştir - bu iki çalışma sırasıyla küçük-dünya ve dayanıklılık testlerimizin referans noktasıdır.</w:t>
       </w:r>
     </w:p>
     <w:p>
@@ -2212,15 +2114,7 @@
         <w:jc w:val="both"/>
       </w:pPr>
       <w:r>
-        <w:t xml:space="preserve">Ağ, oyuncu-film iki parçalı (bipartite) grafının oyuncu-oyuncu ağına projeksiyonu olarak kurulmuş; sonuçta yönsüz (undirected) ve ağırlıklı (weighted) basit bir graf elde </w:t>
-      </w:r>
-      <w:proofErr w:type="gramStart"/>
-      <w:r>
-        <w:t>edilmiştir -</w:t>
-      </w:r>
-      <w:proofErr w:type="gramEnd"/>
-      <w:r>
-        <w:t xml:space="preserve"> kenar ağırlığı iki oyuncunun birlikte oynadığı film sayısını gösterir. Yöntemin doğruluğu ayrıca test edilmiş: aynı veriden doğrudan yöntemle ve bipartite projeksiyonla üretilen iki graf, kenar kümesi bakımından birebir aynı çıkmıştır.</w:t>
+        <w:t>Ağ, oyuncu-film iki parçalı (bipartite) grafının oyuncu-oyuncu ağına projeksiyonu olarak kurulmuş; sonuçta yönsüz (undirected) ve ağırlıklı (weighted) basit bir graf elde edilmiştir - kenar ağırlığı iki oyuncunun birlikte oynadığı film sayısını gösterir. Yöntemin doğruluğu ayrıca test edilmiş: aynı veriden doğrudan yöntemle ve bipartite projeksiyonla üretilen iki graf, kenar kümesi bakımından birebir aynı çıkmıştır.</w:t>
       </w:r>
     </w:p>
     <w:p>
@@ -2281,15 +2175,7 @@
       </w:r>
       <w:r>
         <w:lastRenderedPageBreak/>
-        <w:t>15 rastgele graf (Erdős–Rényi, G(</w:t>
-      </w:r>
-      <w:proofErr w:type="gramStart"/>
-      <w:r>
-        <w:t>n,m</w:t>
-      </w:r>
-      <w:proofErr w:type="gramEnd"/>
-      <w:r>
-        <w:t>)) üretilmiş, ortalama kümelenme ve yol uzunluğu değerleri gerçek ağla karşılaştırılarak sigma (σ) istatistiği hesaplanmıştır; σ&gt;1 olması, ağın rastgele bir ağa göre hem daha kümelenmiş hem de yeterince kısa yollara sahip olduğunu, yani küçük-dünya özelliği taşıdığını gösterir.</w:t>
+        <w:t>15 rastgele graf (Erdős–Rényi, G(n,m)) üretilmiş, ortalama kümelenme ve yol uzunluğu değerleri gerçek ağla karşılaştırılarak sigma (σ) istatistiği hesaplanmıştır; σ&gt;1 olması, ağın rastgele bir ağa göre hem daha kümelenmiş hem de yeterince kısa yollara sahip olduğunu, yani küçük-dünya özelliği taşıdığını gösterir.</w:t>
       </w:r>
     </w:p>
     <w:p>
@@ -2447,15 +2333,7 @@
         <w:jc w:val="both"/>
       </w:pPr>
       <w:r>
-        <w:t xml:space="preserve">Bileşenlerin boyut dağılımına bakıldığında (Şekil 2) da sağa çarpık bir örüntü görülür: bileşenlerin büyük çoğunluğu 10 kişi veya daha </w:t>
-      </w:r>
-      <w:proofErr w:type="gramStart"/>
-      <w:r>
-        <w:t>azdır -</w:t>
-      </w:r>
-      <w:proofErr w:type="gramEnd"/>
-      <w:r>
-        <w:t xml:space="preserve"> örneğin tam 337 bileşen 10 kişilik olup bu, IMDb'de bir filmin tipik ana kadro büyüklüğüne karşılık gelir ve bu filmlerin örneklemdeki hiçbir başka filmle ortak oyuncu paylaşmadığını gösterir. Boyut büyüdükçe sıklık hızla azalmakta, yalnızca birkaç bileşen (151, 118, 90, 67 kişilik gibi) orta büyüklükte kalmaktadır.</w:t>
+        <w:t>Bileşenlerin boyut dağılımına bakıldığında (Şekil 2) da sağa çarpık bir örüntü görülür: bileşenlerin büyük çoğunluğu 10 kişi veya daha azdır - örneğin tam 337 bileşen 10 kişilik olup bu, IMDb'de bir filmin tipik ana kadro büyüklüğüne karşılık gelir ve bu filmlerin örneklemdeki hiçbir başka filmle ortak oyuncu paylaşmadığını gösterir. Boyut büyüdükçe sıklık hızla azalmakta, yalnızca birkaç bileşen (151, 118, 90, 67 kişilik gibi) orta büyüklükte kalmaktadır.</w:t>
       </w:r>
     </w:p>
     <w:p>
@@ -3259,29 +3137,13 @@
         <w:t xml:space="preserve">10 </w:t>
       </w:r>
       <w:r>
-        <w:t xml:space="preserve">topluluk tespit etmiş, </w:t>
-      </w:r>
-      <w:proofErr w:type="spellStart"/>
-      <w:r>
-        <w:t>modularity</w:t>
-      </w:r>
-      <w:proofErr w:type="spellEnd"/>
-      <w:r>
-        <w:t xml:space="preserve"> skoru </w:t>
+        <w:t xml:space="preserve">topluluk tespit etmiş, modularity skoru </w:t>
       </w:r>
       <w:r>
         <w:t>0,803</w:t>
       </w:r>
       <w:r>
-        <w:t xml:space="preserve"> olarak </w:t>
-      </w:r>
-      <w:proofErr w:type="gramStart"/>
-      <w:r>
-        <w:t>hesaplanmıştır -</w:t>
-      </w:r>
-      <w:proofErr w:type="gramEnd"/>
-      <w:r>
-        <w:t xml:space="preserve"> literatürde 0,3 üzeri "anlamlı" sayıldığından, bu güçlü bir ayrışmaya işaret etmektedir (Şekil 3). Topluluklar, farklı film yapımlarının kadrolarıyla büyük ölçüde örtüşmektedir; en büyük topluluk 35 kişiden oluşmaktadır.</w:t>
+        <w:t xml:space="preserve"> olarak hesaplanmıştır - literatürde 0,3 üzeri "anlamlı" sayıldığından, bu güçlü bir ayrışmaya işaret etmektedir (Şekil 3). Topluluklar, farklı film yapımlarının kadrolarıyla büyük ölçüde örtüşmektedir; en büyük topluluk 35 kişiden oluşmaktadır.</w:t>
       </w:r>
     </w:p>
     <w:p>
@@ -3364,27 +3226,11 @@
         <w:jc w:val="both"/>
       </w:pPr>
       <w:r>
-        <w:t xml:space="preserve">Ortalama kümelenme katsayısı 0,462, transitivity ise 0,757'dir; bu yüksek değer bir filmin tüm kadrosunun otomatik olarak birbirine bağlanmasının (klik oluşturmasının) beklenen sonucudur. Çap 11 adım, ortalama yol uzunluğu 4,93'tür. </w:t>
-      </w:r>
-      <w:proofErr w:type="gramStart"/>
-      <w:r>
-        <w:t>Asortativite -</w:t>
-      </w:r>
-      <w:proofErr w:type="gramEnd"/>
-      <w:r>
-        <w:t xml:space="preserve">0,022 ile sıfıra yakın çıkmış, yüksek dereceli oyuncuların az bağlantılılarla da çalıştığını göstermektedir. 13 kesme noktası tespit edilmiş, bunların </w:t>
+        <w:t xml:space="preserve">Ortalama kümelenme katsayısı 0,462, transitivity ise 0,757'dir; bu yüksek değer bir filmin tüm kadrosunun otomatik olarak birbirine bağlanmasının (klik oluşturmasının) beklenen sonucudur. Çap 11 adım, ortalama yol uzunluğu 4,93'tür. Asortativite -0,022 ile sıfıra yakın çıkmış, yüksek dereceli oyuncuların az bağlantılılarla da çalıştığını göstermektedir. 13 kesme noktası tespit edilmiş, bunların </w:t>
       </w:r>
       <w:r>
         <w:lastRenderedPageBreak/>
-        <w:t xml:space="preserve">önemli kısmı (Alencier Ley Lopez, Manju Warrier, S.J. Suryah) aynı zamanda merkezilik sıralamasında üstte yer </w:t>
-      </w:r>
-      <w:proofErr w:type="gramStart"/>
-      <w:r>
-        <w:t>almaktadır -</w:t>
-      </w:r>
-      <w:proofErr w:type="gramEnd"/>
-      <w:r>
-        <w:t xml:space="preserve"> ağın en görünür isimleri aynı zamanda yapısal olarak en kritik isimlerdir.</w:t>
+        <w:t>önemli kısmı (Alencier Ley Lopez, Manju Warrier, S.J. Suryah) aynı zamanda merkezilik sıralamasında üstte yer almaktadır - ağın en görünür isimleri aynı zamanda yapısal olarak en kritik isimlerdir.</w:t>
       </w:r>
     </w:p>
     <w:p>
@@ -3393,15 +3239,7 @@
         <w:jc w:val="both"/>
       </w:pPr>
       <w:r>
-        <w:t>Dayanıklılık testi bu kırılganlığı çarpıcı biçimde görselleştirmektedir (Şekil 4): en merkezi oyuncular çıkarıldığında en büyük bileşen çok hızlı küçülürken (30 düğüm sonrası 226'dan ~20 kişiye düşmüştür), rastgele çıkarmada düşüş çok daha yavaştır (~160 kişi kalmıştır</w:t>
-      </w:r>
-      <w:proofErr w:type="gramStart"/>
-      <w:r>
-        <w:t>) -</w:t>
-      </w:r>
-      <w:proofErr w:type="gramEnd"/>
-      <w:r>
-        <w:t xml:space="preserve"> gerçek sosyal ağlarda sıkça görülen "rastgele arızaya dayanıklı, hedefli saldırıya kırılgan" örüntüsüyle birebir uyumludur.</w:t>
+        <w:t>Dayanıklılık testi bu kırılganlığı çarpıcı biçimde görselleştirmektedir (Şekil 4): en merkezi oyuncular çıkarıldığında en büyük bileşen çok hızlı küçülürken (30 düğüm sonrası 226'dan ~20 kişiye düşmüştür), rastgele çıkarmada düşüş çok daha yavaştır (~160 kişi kalmıştır) - gerçek sosyal ağlarda sıkça görülen "rastgele arızaya dayanıklı, hedefli saldırıya kırılgan" örüntüsüyle birebir uyumludur.</w:t>
       </w:r>
     </w:p>
     <w:p>
@@ -3484,15 +3322,7 @@
         <w:jc w:val="both"/>
       </w:pPr>
       <w:r>
-        <w:t xml:space="preserve">Küçük-dünya testinde gerçek ağın kümelenmesi (0,757) rastgele grafların ortalamasından (0,041) çok yüksek çıkarken, ortalama yol uzunluğu (4,93) rastgele graflara (2,62) yakın kalmıştır. Bu orandan hesaplanan sigma σ=9,74 bulunmuş, σ&gt;1 koşulunu sağlayarak ağın güçlü bir küçük-dünya yapısına sahip olduğunu </w:t>
-      </w:r>
-      <w:proofErr w:type="gramStart"/>
-      <w:r>
-        <w:t>doğrulamaktadır -</w:t>
-      </w:r>
-      <w:proofErr w:type="gramEnd"/>
-      <w:r>
-        <w:t xml:space="preserve"> Watts ve Strogatz'ın (1998) aynı tür ağ için bulduğu örüntüyle örtüşerek.</w:t>
+        <w:t>Küçük-dünya testinde gerçek ağın kümelenmesi (0,757) rastgele grafların ortalamasından (0,041) çok yüksek çıkarken, ortalama yol uzunluğu (4,93) rastgele graflara (2,62) yakın kalmıştır. Bu orandan hesaplanan sigma σ=9,74 bulunmuş, σ&gt;1 koşulunu sağlayarak ağın güçlü bir küçük-dünya yapısına sahip olduğunu doğrulamaktadır - Watts ve Strogatz'ın (1998) aynı tür ağ için bulduğu örüntüyle örtüşerek.</w:t>
       </w:r>
     </w:p>
     <w:p>
@@ -3501,15 +3331,7 @@
         <w:jc w:val="both"/>
       </w:pPr>
       <w:r>
-        <w:t xml:space="preserve">Ağda 32 maksimal klik tespit edilmiş, en büyük klik boyutu 10 kişi olarak bulunmuştur. Kliklerin büyük çoğunluğunun tam olarak 10 kişilik olması dikkat çekicidir; bu durum, kliklerin genellikle tek bir filmin kadrosuna birebir karşılık geldiğini doğrulamaktadır. K-core ayrıştırmasında ise maksimum k-core değeri 9 olarak bulunmuş ve ana çekirdek 190 oyuncudan </w:t>
-      </w:r>
-      <w:proofErr w:type="gramStart"/>
-      <w:r>
-        <w:t>oluşmuştur -</w:t>
-      </w:r>
-      <w:proofErr w:type="gramEnd"/>
-      <w:r>
-        <w:t xml:space="preserve"> yani en büyük bileşendeki oyuncuların yaklaşık %84'ü, birbirine yoğun şekilde bağlı bu çekirdek yapının bir parçasıdır (Şekil 5).</w:t>
+        <w:t>Ağda 32 maksimal klik tespit edilmiş, en büyük klik boyutu 10 kişi olarak bulunmuştur. Kliklerin büyük çoğunluğunun tam olarak 10 kişilik olması dikkat çekicidir; bu durum, kliklerin genellikle tek bir filmin kadrosuna birebir karşılık geldiğini doğrulamaktadır. K-core ayrıştırmasında ise maksimum k-core değeri 9 olarak bulunmuş ve ana çekirdek 190 oyuncudan oluşmuştur - yani en büyük bileşendeki oyuncuların yaklaşık %84'ü, birbirine yoğun şekilde bağlı bu çekirdek yapının bir parçasıdır (Şekil 5).</w:t>
       </w:r>
     </w:p>
     <w:p>
@@ -4165,15 +3987,7 @@
         <w:jc w:val="both"/>
       </w:pPr>
       <w:r>
-        <w:t xml:space="preserve">Bu projede kurulan gerilim türü oyuncu </w:t>
-      </w:r>
-      <w:proofErr w:type="gramStart"/>
-      <w:r>
-        <w:t>işbirliği</w:t>
-      </w:r>
-      <w:proofErr w:type="gramEnd"/>
-      <w:r>
-        <w:t xml:space="preserve"> ağı, klasik küçük-dünya ağlarının özelliklerini net biçimde sergilemektedir: yüksek kümelenme, kısa ortalama yol uzunluğu ve σ=9,74 gibi güçlü bir istatistik. Merkezi konumdaki az sayıda oyuncu (Alencier Ley Lopez, Jagapathi Babu, Joju George) aynı anda hem en yüksek merkeziliğe hem de kesme noktası konumuna sahiptir; dayanıklılık testi de bu bağımlılığı doğrulamış, hedefli çıkarmaların ağı rastgele çıkarmalara kıyasla çok daha hızlı parçaladığını göstermiştir.</w:t>
+        <w:t>Bu projede kurulan gerilim türü oyuncu işbirliği ağı, klasik küçük-dünya ağlarının özelliklerini net biçimde sergilemektedir: yüksek kümelenme, kısa ortalama yol uzunluğu ve σ=9,74 gibi güçlü bir istatistik. Merkezi konumdaki az sayıda oyuncu (Alencier Ley Lopez, Jagapathi Babu, Joju George) aynı anda hem en yüksek merkeziliğe hem de kesme noktası konumuna sahiptir; dayanıklılık testi de bu bağımlılığı doğrulamış, hedefli çıkarmaların ağı rastgele çıkarmalara kıyasla çok daha hızlı parçaladığını göstermiştir.</w:t>
       </w:r>
     </w:p>
     <w:p>
@@ -4182,15 +3996,13 @@
         <w:jc w:val="both"/>
       </w:pPr>
       <w:r>
-        <w:t xml:space="preserve">Topluluk tespiti ve klik analizi birbirini doğrulamaktadır: yüksek modularity (0,797) ve kliklerin çoğunlukla tek bir film kadrosu boyutunda (10 kişi) çıkması, ağın yapısının bireysel yapımların kadrolarından türediğini göstermektedir. Tür karşılaştırması ise film türünün oyuncu </w:t>
-      </w:r>
-      <w:proofErr w:type="gramStart"/>
-      <w:r>
-        <w:t>işbirliği</w:t>
-      </w:r>
-      <w:proofErr w:type="gramEnd"/>
-      <w:r>
-        <w:t xml:space="preserve"> örüntülerini de şekillendirdiğini; komedi yapımlarının daha gevşek, gerilim/korkunun ise daha sıkı bağlı kadrolarla çalıştığını ortaya koymuştur.</w:t>
+        <w:t>Topluluk tespiti ve klik analizi birbirini doğrulamaktadır: yüksek modularity (0,</w:t>
+      </w:r>
+      <w:r>
+        <w:t>803</w:t>
+      </w:r>
+      <w:r>
+        <w:t>) ve kliklerin çoğunlukla tek bir film kadrosu boyutunda (10 kişi) çıkması, ağın yapısının bireysel yapımların kadrolarından türediğini göstermektedir. Tür karşılaştırması ise film türünün oyuncu işbirliği örüntülerini de şekillendirdiğini; komedi yapımlarının daha gevşek, gerilim/korkunun ise daha sıkı bağlı kadrolarla çalıştığını ortaya koymuştur.</w:t>
       </w:r>
     </w:p>
     <w:p>
@@ -4221,15 +4033,7 @@
       </w:r>
       <w:r>
         <w:lastRenderedPageBreak/>
-        <w:t xml:space="preserve">rastgele grafların aşırı düşük yoğunluğa (kümelenme 0,041) sahip </w:t>
-      </w:r>
-      <w:proofErr w:type="gramStart"/>
-      <w:r>
-        <w:t>olmasıdır -</w:t>
-      </w:r>
-      <w:proofErr w:type="gramEnd"/>
-      <w:r>
-        <w:t xml:space="preserve"> bu nedenle sigma değerini mutlak değil, göreli bir işaret olarak yorumlamak daha doğrudur.</w:t>
+        <w:t>rastgele grafların aşırı düşük yoğunluğa (kümelenme 0,041) sahip olmasıdır - bu nedenle sigma değerini mutlak değil, göreli bir işaret olarak yorumlamak daha doğrudur.</w:t>
       </w:r>
     </w:p>
     <w:p>
@@ -4238,23 +4042,19 @@
         <w:jc w:val="both"/>
       </w:pPr>
       <w:r>
-        <w:t xml:space="preserve">Bulgularımız benzer IMDb tabanlı çalışmalarla da örtüşmektedir. Giri, Chaudhary ve Gautam'ın (2024) IMDb ve Netflix verisiyle yaptığı geniş ölçekli oyuncu ağı çalışması, Louvain algoritmasıyla bizimkinden (%79,7) de yüksek bir modularity (%90,8) bulmuş ve oyuncuların büyük ölçüde dil/ülke gruplarına göre kümelendiğini, Bollywood gibi endüstrilerin küresel sinemadan büyük ölçüde izole kaldığını </w:t>
-      </w:r>
-      <w:proofErr w:type="gramStart"/>
-      <w:r>
-        <w:t>göstermiştir -</w:t>
-      </w:r>
-      <w:proofErr w:type="gramEnd"/>
-      <w:r>
-        <w:t xml:space="preserve"> bu, örneklemimizin neden 616 ayrı bileşene bölündüğünün bağımsız bir doğrulaması niteliğindedir. Gallos ve arkadaşlarının (2013) IMDb ağı üzerine yaptığı çalışma ise bu modülerliğin mekanizmasını açıklamaktadır: bir filmin tüm kadrosunun tek bir klik olarak birbirine bağlanması ve oyuncuların tür/dile özelleşmesi, ağı doğal olarak hem yüksek kümelenmeye hem de parçalı/modüler bir yapıya </w:t>
-      </w:r>
-      <w:proofErr w:type="gramStart"/>
-      <w:r>
-        <w:t>sürüklemektedir -</w:t>
-      </w:r>
-      <w:proofErr w:type="gramEnd"/>
-      <w:r>
-        <w:t xml:space="preserve"> tam olarak bizim ağımızda gözlemlediğimiz örüntü budur.</w:t>
+        <w:t>Bulgularımız benzer IMDb tabanlı çalışmalarla da örtüşmektedir. Giri, Chaudhary ve Gautam'ın (2024) IMDb ve Netflix verisiyle yaptığı geniş ölçekli oyuncu ağı çalışması, Louvain algoritmasıyla bizimkinden (%</w:t>
+      </w:r>
+      <w:r>
+        <w:t>80</w:t>
+      </w:r>
+      <w:r>
+        <w:t>,</w:t>
+      </w:r>
+      <w:r>
+        <w:t>3</w:t>
+      </w:r>
+      <w:r>
+        <w:t>) de yüksek bir modularity (%90,8) bulmuş ve oyuncuların büyük ölçüde dil/ülke gruplarına göre kümelendiğini, Bollywood gibi endüstrilerin küresel sinemadan büyük ölçüde izole kaldığını göstermiştir - bu, örneklemimizin neden 616 ayrı bileşene bölündüğünün bağımsız bir doğrulaması niteliğindedir. Gallos ve arkadaşlarının (2013) IMDb ağı üzerine yaptığı çalışma ise bu modülerliğin mekanizmasını açıklamaktadır: bir filmin tüm kadrosunun tek bir klik olarak birbirine bağlanması ve oyuncuların tür/dile özelleşmesi, ağı doğal olarak hem yüksek kümelenmeye hem de parçalı/modüler bir yapıya sürüklemektedir - tam olarak bizim ağımızda gözlemlediğimiz örüntü budur.</w:t>
       </w:r>
     </w:p>
     <w:p>
@@ -4302,29 +4102,8 @@
         </w:numPr>
         <w:spacing w:after="200" w:line="360" w:lineRule="auto"/>
       </w:pPr>
-      <w:proofErr w:type="spellStart"/>
-      <w:r>
-        <w:t>IMDb</w:t>
-      </w:r>
-      <w:proofErr w:type="spellEnd"/>
-      <w:r>
-        <w:t xml:space="preserve"> </w:t>
-      </w:r>
-      <w:proofErr w:type="spellStart"/>
-      <w:r>
-        <w:t>Non</w:t>
-      </w:r>
-      <w:proofErr w:type="spellEnd"/>
-      <w:r>
-        <w:t xml:space="preserve">-Commercial </w:t>
-      </w:r>
-      <w:proofErr w:type="spellStart"/>
-      <w:r>
-        <w:t>Datasets</w:t>
-      </w:r>
-      <w:proofErr w:type="spellEnd"/>
-      <w:r>
-        <w:t>. https://developer.imdb.com/non-commercial-datasets/</w:t>
+      <w:r>
+        <w:t>IMDb Non-Commercial Datasets. https://developer.imdb.com/non-commercial-datasets/</w:t>
       </w:r>
     </w:p>
     <w:p>
@@ -4349,13 +4128,8 @@
         </w:numPr>
         <w:spacing w:after="200" w:line="360" w:lineRule="auto"/>
       </w:pPr>
-      <w:proofErr w:type="gramStart"/>
-      <w:r>
-        <w:t>python</w:t>
-      </w:r>
-      <w:proofErr w:type="gramEnd"/>
-      <w:r>
-        <w:t>-louvain (Community Detection) Documentation. https://python-louvain.readthedocs.io/</w:t>
+      <w:r>
+        <w:t>python-louvain (Community Detection) Documentation. https://python-louvain.readthedocs.io/</w:t>
       </w:r>
     </w:p>
     <w:p>
@@ -4395,15 +4169,7 @@
       </w:pPr>
       <w:r>
         <w:lastRenderedPageBreak/>
-        <w:t xml:space="preserve">Giri, S., Chaudhary, S., &amp; Gautam, B. (2024). Analyzing Social Networks of Actors in Movies and TV Shows. </w:t>
-      </w:r>
-      <w:proofErr w:type="gramStart"/>
-      <w:r>
-        <w:t>arXiv</w:t>
-      </w:r>
-      <w:proofErr w:type="gramEnd"/>
-      <w:r>
-        <w:t xml:space="preserve"> preprint arXiv:2411.00975.</w:t>
+        <w:t>Giri, S., Chaudhary, S., &amp; Gautam, B. (2024). Analyzing Social Networks of Actors in Movies and TV Shows. arXiv preprint arXiv:2411.00975.</w:t>
       </w:r>
     </w:p>
     <w:p>
@@ -4626,15 +4392,7 @@
         <w:jc w:val="both"/>
       </w:pPr>
       <w:r>
-        <w:t>Bu fonksiyon, gerçek ağı aynı düğüm/kenar sayısına sahip rastgele graflarla karşılaştırarak Bulgular bölümünde (3.5) raporlanan σ=9,74 değerini üretir. Aynı düğüm/kenar sayısına sahip birden fazla rastgele graf (Erdős–Rényi, G(</w:t>
-      </w:r>
-      <w:proofErr w:type="gramStart"/>
-      <w:r>
-        <w:t>n,m</w:t>
-      </w:r>
-      <w:proofErr w:type="gramEnd"/>
-      <w:r>
-        <w:t>)) üretilip bağlantılı çıkanların kümelenme katsayısı ve ortalama yol uzunluğu ortalaması alınır; bu ortalamalar gerçek ağın karşılık gelen değerleriyle oranlanarak sigma hesaplanır.</w:t>
+        <w:t>Bu fonksiyon, gerçek ağı aynı düğüm/kenar sayısına sahip rastgele graflarla karşılaştırarak Bulgular bölümünde (3.5) raporlanan σ=9,74 değerini üretir. Aynı düğüm/kenar sayısına sahip birden fazla rastgele graf (Erdős–Rényi, G(n,m)) üretilip bağlantılı çıkanların kümelenme katsayısı ve ortalama yol uzunluğu ortalaması alınır; bu ortalamalar gerçek ağın karşılık gelen değerleriyle oranlanarak sigma hesaplanır.</w:t>
       </w:r>
     </w:p>
     <w:p>
@@ -5520,7 +5278,6 @@
   <w:style w:type="character" w:default="1" w:styleId="VarsaylanParagrafYazTipi">
     <w:name w:val="Default Paragraph Font"/>
     <w:uiPriority w:val="1"/>
-    <w:semiHidden/>
     <w:unhideWhenUsed/>
   </w:style>
   <w:style w:type="table" w:default="1" w:styleId="NormalTablo">
